--- a/manuel-histoire-t8/Manuel_Histoire_T8_UNITE3.docx
+++ b/manuel-histoire-t8/Manuel_Histoire_T8_UNITE3.docx
@@ -1819,152 +1819,152 @@
                 <w:szCs w:val="20"/>
                 <w:rFonts w:ascii="Times New Roman" w:cs="Times New Roman" w:eastAsia="Times New Roman" w:hAnsi="Times New Roman"/>
               </w:rPr>
-              <w:t xml:space="preserve">3. Observation</w:t>
-            </w:r>
-          </w:p>
-        </w:tc>
-        <w:tc>
-          <w:tcPr>
-            <w:tcMar>
-              <w:top w:type="dxa" w:w="80"/>
-              <w:left w:type="dxa" w:w="80"/>
-              <w:bottom w:type="dxa" w:w="80"/>
-              <w:right w:type="dxa" w:w="80"/>
-            </w:tcMar>
-          </w:tcPr>
-          <w:p>
-            <w:pPr>
-              <w:spacing w:after="40"/>
-              <w:jc w:val="left"/>
-            </w:pPr>
-            <w:r>
-              <w:rPr>
-                <w:b w:val="false"/>
-                <w:bCs w:val="false"/>
-                <w:i w:val="false"/>
-                <w:iCs w:val="false"/>
-                <w:color w:val="000000"/>
-                <w:sz w:val="20"/>
-                <w:szCs w:val="20"/>
-                <w:rFonts w:ascii="Times New Roman" w:cs="Times New Roman" w:eastAsia="Times New Roman" w:hAnsi="Times New Roman"/>
-              </w:rPr>
-              <w:t xml:space="preserve">Un paysan français de 1700 : il laboure avec une araire en bois, donne une part de sa récolte au seigneur, la dîme à l’Église, la taille au roi — pendant que son seigneur, noble, ne paie presque rien. L’inégalité est la règle, pas l’exception.</w:t>
-            </w:r>
-          </w:p>
-        </w:tc>
-        <w:tc>
-          <w:tcPr>
-            <w:tcMar>
-              <w:top w:type="dxa" w:w="80"/>
-              <w:left w:type="dxa" w:w="80"/>
-              <w:bottom w:type="dxa" w:w="80"/>
-              <w:right w:type="dxa" w:w="80"/>
-            </w:tcMar>
-          </w:tcPr>
-          <w:p>
-            <w:pPr>
-              <w:spacing w:after="40"/>
-              <w:jc w:val="left"/>
-            </w:pPr>
-            <w:r>
-              <w:rPr>
-                <w:b w:val="false"/>
-                <w:bCs w:val="false"/>
-                <w:i w:val="false"/>
-                <w:iCs w:val="false"/>
-                <w:color w:val="000000"/>
-                <w:sz w:val="20"/>
-                <w:szCs w:val="20"/>
-                <w:rFonts w:ascii="Times New Roman" w:cs="Times New Roman" w:eastAsia="Times New Roman" w:hAnsi="Times New Roman"/>
-              </w:rPr>
-              <w:t xml:space="preserve">Observent l’exemple résolu.</w:t>
-            </w:r>
-          </w:p>
-        </w:tc>
-        <w:tc>
-          <w:tcPr>
-            <w:tcMar>
-              <w:top w:type="dxa" w:w="80"/>
-              <w:left w:type="dxa" w:w="80"/>
-              <w:bottom w:type="dxa" w:w="80"/>
-              <w:right w:type="dxa" w:w="80"/>
-            </w:tcMar>
-          </w:tcPr>
-          <w:p>
-            <w:pPr>
-              <w:spacing w:after="40"/>
-              <w:jc w:val="left"/>
-            </w:pPr>
-            <w:r>
-              <w:rPr>
-                <w:b w:val="false"/>
-                <w:bCs w:val="false"/>
-                <w:i w:val="false"/>
-                <w:iCs w:val="false"/>
-                <w:color w:val="000000"/>
-                <w:sz w:val="20"/>
-                <w:szCs w:val="20"/>
-                <w:rFonts w:ascii="Times New Roman" w:cs="Times New Roman" w:eastAsia="Times New Roman" w:hAnsi="Times New Roman"/>
-              </w:rPr>
-              <w:t xml:space="preserve">Observation dirigée</w:t>
-            </w:r>
-          </w:p>
-        </w:tc>
-        <w:tc>
-          <w:tcPr>
-            <w:tcMar>
-              <w:top w:type="dxa" w:w="80"/>
-              <w:left w:type="dxa" w:w="80"/>
-              <w:bottom w:type="dxa" w:w="80"/>
-              <w:right w:type="dxa" w:w="80"/>
-            </w:tcMar>
-          </w:tcPr>
-          <w:p>
-            <w:pPr>
-              <w:spacing w:after="40"/>
-              <w:jc w:val="left"/>
-            </w:pPr>
-            <w:r>
-              <w:rPr>
-                <w:b w:val="false"/>
-                <w:bCs w:val="false"/>
-                <w:i w:val="false"/>
-                <w:iCs w:val="false"/>
-                <w:color w:val="000000"/>
-                <w:sz w:val="20"/>
-                <w:szCs w:val="20"/>
-                <w:rFonts w:ascii="Times New Roman" w:cs="Times New Roman" w:eastAsia="Times New Roman" w:hAnsi="Times New Roman"/>
-              </w:rPr>
-              <w:t xml:space="preserve">Document imprimé</w:t>
-            </w:r>
-          </w:p>
-        </w:tc>
-        <w:tc>
-          <w:tcPr>
-            <w:tcMar>
-              <w:top w:type="dxa" w:w="80"/>
-              <w:left w:type="dxa" w:w="80"/>
-              <w:bottom w:type="dxa" w:w="80"/>
-              <w:right w:type="dxa" w:w="80"/>
-            </w:tcMar>
-          </w:tcPr>
-          <w:p>
-            <w:pPr>
-              <w:spacing w:after="40"/>
-              <w:jc w:val="left"/>
-            </w:pPr>
-            <w:r>
-              <w:rPr>
-                <w:b w:val="false"/>
-                <w:bCs w:val="false"/>
-                <w:i w:val="false"/>
-                <w:iCs w:val="false"/>
-                <w:color w:val="000000"/>
-                <w:sz w:val="20"/>
-                <w:szCs w:val="20"/>
-                <w:rFonts w:ascii="Times New Roman" w:cs="Times New Roman" w:eastAsia="Times New Roman" w:hAnsi="Times New Roman"/>
-              </w:rPr>
-              <w:t xml:space="preserve">Compréhension</w:t>
+              <w:t xml:space="preserve">3. Développement</w:t>
+            </w:r>
+          </w:p>
+        </w:tc>
+        <w:tc>
+          <w:tcPr>
+            <w:tcMar>
+              <w:top w:type="dxa" w:w="80"/>
+              <w:left w:type="dxa" w:w="80"/>
+              <w:bottom w:type="dxa" w:w="80"/>
+              <w:right w:type="dxa" w:w="80"/>
+            </w:tcMar>
+          </w:tcPr>
+          <w:p>
+            <w:pPr>
+              <w:spacing w:after="40"/>
+              <w:jc w:val="left"/>
+            </w:pPr>
+            <w:r>
+              <w:rPr>
+                <w:b w:val="false"/>
+                <w:bCs w:val="false"/>
+                <w:i w:val="false"/>
+                <w:iCs w:val="false"/>
+                <w:color w:val="000000"/>
+                <w:sz w:val="20"/>
+                <w:szCs w:val="20"/>
+                <w:rFonts w:ascii="Times New Roman" w:cs="Times New Roman" w:eastAsia="Times New Roman" w:hAnsi="Times New Roman"/>
+              </w:rPr>
+              <w:t xml:space="preserve">Développe la leçon partie par partie : La dernière période de l’Histoire ; L’Ancien Régime : cinq traits ; L’exception anglaise.</w:t>
+            </w:r>
+          </w:p>
+        </w:tc>
+        <w:tc>
+          <w:tcPr>
+            <w:tcMar>
+              <w:top w:type="dxa" w:w="80"/>
+              <w:left w:type="dxa" w:w="80"/>
+              <w:bottom w:type="dxa" w:w="80"/>
+              <w:right w:type="dxa" w:w="80"/>
+            </w:tcMar>
+          </w:tcPr>
+          <w:p>
+            <w:pPr>
+              <w:spacing w:after="40"/>
+              <w:jc w:val="left"/>
+            </w:pPr>
+            <w:r>
+              <w:rPr>
+                <w:b w:val="false"/>
+                <w:bCs w:val="false"/>
+                <w:i w:val="false"/>
+                <w:iCs w:val="false"/>
+                <w:color w:val="000000"/>
+                <w:sz w:val="20"/>
+                <w:szCs w:val="20"/>
+                <w:rFonts w:ascii="Times New Roman" w:cs="Times New Roman" w:eastAsia="Times New Roman" w:hAnsi="Times New Roman"/>
+              </w:rPr>
+              <w:t xml:space="preserve">Écoutent, répondent aux questions et notent les mots-clés.</w:t>
+            </w:r>
+          </w:p>
+        </w:tc>
+        <w:tc>
+          <w:tcPr>
+            <w:tcMar>
+              <w:top w:type="dxa" w:w="80"/>
+              <w:left w:type="dxa" w:w="80"/>
+              <w:bottom w:type="dxa" w:w="80"/>
+              <w:right w:type="dxa" w:w="80"/>
+            </w:tcMar>
+          </w:tcPr>
+          <w:p>
+            <w:pPr>
+              <w:spacing w:after="40"/>
+              <w:jc w:val="left"/>
+            </w:pPr>
+            <w:r>
+              <w:rPr>
+                <w:b w:val="false"/>
+                <w:bCs w:val="false"/>
+                <w:i w:val="false"/>
+                <w:iCs w:val="false"/>
+                <w:color w:val="000000"/>
+                <w:sz w:val="20"/>
+                <w:szCs w:val="20"/>
+                <w:rFonts w:ascii="Times New Roman" w:cs="Times New Roman" w:eastAsia="Times New Roman" w:hAnsi="Times New Roman"/>
+              </w:rPr>
+              <w:t xml:space="preserve">Exposé interactif, questions-réponses</w:t>
+            </w:r>
+          </w:p>
+        </w:tc>
+        <w:tc>
+          <w:tcPr>
+            <w:tcMar>
+              <w:top w:type="dxa" w:w="80"/>
+              <w:left w:type="dxa" w:w="80"/>
+              <w:bottom w:type="dxa" w:w="80"/>
+              <w:right w:type="dxa" w:w="80"/>
+            </w:tcMar>
+          </w:tcPr>
+          <w:p>
+            <w:pPr>
+              <w:spacing w:after="40"/>
+              <w:jc w:val="left"/>
+            </w:pPr>
+            <w:r>
+              <w:rPr>
+                <w:b w:val="false"/>
+                <w:bCs w:val="false"/>
+                <w:i w:val="false"/>
+                <w:iCs w:val="false"/>
+                <w:color w:val="000000"/>
+                <w:sz w:val="20"/>
+                <w:szCs w:val="20"/>
+                <w:rFonts w:ascii="Times New Roman" w:cs="Times New Roman" w:eastAsia="Times New Roman" w:hAnsi="Times New Roman"/>
+              </w:rPr>
+              <w:t xml:space="preserve">Tableau, frises, cartes</w:t>
+            </w:r>
+          </w:p>
+        </w:tc>
+        <w:tc>
+          <w:tcPr>
+            <w:tcMar>
+              <w:top w:type="dxa" w:w="80"/>
+              <w:left w:type="dxa" w:w="80"/>
+              <w:bottom w:type="dxa" w:w="80"/>
+              <w:right w:type="dxa" w:w="80"/>
+            </w:tcMar>
+          </w:tcPr>
+          <w:p>
+            <w:pPr>
+              <w:spacing w:after="40"/>
+              <w:jc w:val="left"/>
+            </w:pPr>
+            <w:r>
+              <w:rPr>
+                <w:b w:val="false"/>
+                <w:bCs w:val="false"/>
+                <w:i w:val="false"/>
+                <w:iCs w:val="false"/>
+                <w:color w:val="000000"/>
+                <w:sz w:val="20"/>
+                <w:szCs w:val="20"/>
+                <w:rFonts w:ascii="Times New Roman" w:cs="Times New Roman" w:eastAsia="Times New Roman" w:hAnsi="Times New Roman"/>
+              </w:rPr>
+              <w:t xml:space="preserve">Attention, participation</w:t>
             </w:r>
           </w:p>
         </w:tc>
@@ -1995,152 +1995,152 @@
                 <w:szCs w:val="20"/>
                 <w:rFonts w:ascii="Times New Roman" w:cs="Times New Roman" w:eastAsia="Times New Roman" w:hAnsi="Times New Roman"/>
               </w:rPr>
-              <w:t xml:space="preserve">4. Analyse</w:t>
-            </w:r>
-          </w:p>
-        </w:tc>
-        <w:tc>
-          <w:tcPr>
-            <w:tcMar>
-              <w:top w:type="dxa" w:w="80"/>
-              <w:left w:type="dxa" w:w="80"/>
-              <w:bottom w:type="dxa" w:w="80"/>
-              <w:right w:type="dxa" w:w="80"/>
-            </w:tcMar>
-          </w:tcPr>
-          <w:p>
-            <w:pPr>
-              <w:spacing w:after="40"/>
-              <w:jc w:val="left"/>
-            </w:pPr>
-            <w:r>
-              <w:rPr>
-                <w:b w:val="false"/>
-                <w:bCs w:val="false"/>
-                <w:i w:val="false"/>
-                <w:iCs w:val="false"/>
-                <w:color w:val="000000"/>
-                <w:sz w:val="20"/>
-                <w:szCs w:val="20"/>
-                <w:rFonts w:ascii="Times New Roman" w:cs="Times New Roman" w:eastAsia="Times New Roman" w:hAnsi="Times New Roman"/>
-              </w:rPr>
-              <w:t xml:space="preserve">Guide l’analyse : L’époque contemporaine est la quatrième et dernière période de l’Histoire : ouverte par la Révolution française, elle n’est pas close — tu vis dedans. L’Europe de 1700 vit encore à l’ancienne. Son économie repose sur une agriculture traditionnelle : outils en bois, rendements faibles, famines fréquentes. Les campagnes vivent sous le régime seigneurial : le paysan paie des droits au seigneur, utilise son moulin et son four contre redevance. La société est divisée en trois ordres hérités du Moyen Âge : le clergé, qui prie ; la noblesse, qui combat ; le tiers état, qui travaille — et paie seul l’impôt, alors qu’il regroupe l’immense majorité de la population. Les deux premiers ordres jouissent des privilèges : exemptions d’impôts, emplois réservés, droits seigneuriaux. Au sommet, la monarchie absolue : le roi, « représentant de Dieu sur terre », concentre tous les pouvoirs — il fait la loi, la fait exécuter et juge en dernier ressort. L’Église catholique pèse sur toute la vie : registres, écoles, hôpitaux, censure des livres. Une exception intrigue les penseurs : l’Angleterre, où depuis la fin du XVIIᵉ siècle le roi partage le pouvoir avec un Parlement qui vote les lois et l’impôt — c’est le parlementarisme, que les philosophes français citeront en modèle.</w:t>
-            </w:r>
-          </w:p>
-        </w:tc>
-        <w:tc>
-          <w:tcPr>
-            <w:tcMar>
-              <w:top w:type="dxa" w:w="80"/>
-              <w:left w:type="dxa" w:w="80"/>
-              <w:bottom w:type="dxa" w:w="80"/>
-              <w:right w:type="dxa" w:w="80"/>
-            </w:tcMar>
-          </w:tcPr>
-          <w:p>
-            <w:pPr>
-              <w:spacing w:after="40"/>
-              <w:jc w:val="left"/>
-            </w:pPr>
-            <w:r>
-              <w:rPr>
-                <w:b w:val="false"/>
-                <w:bCs w:val="false"/>
-                <w:i w:val="false"/>
-                <w:iCs w:val="false"/>
-                <w:color w:val="000000"/>
-                <w:sz w:val="20"/>
-                <w:szCs w:val="20"/>
-                <w:rFonts w:ascii="Times New Roman" w:cs="Times New Roman" w:eastAsia="Times New Roman" w:hAnsi="Times New Roman"/>
-              </w:rPr>
-              <w:t xml:space="preserve">Expliquent la démarche et vérifient le résultat.</w:t>
-            </w:r>
-          </w:p>
-        </w:tc>
-        <w:tc>
-          <w:tcPr>
-            <w:tcMar>
-              <w:top w:type="dxa" w:w="80"/>
-              <w:left w:type="dxa" w:w="80"/>
-              <w:bottom w:type="dxa" w:w="80"/>
-              <w:right w:type="dxa" w:w="80"/>
-            </w:tcMar>
-          </w:tcPr>
-          <w:p>
-            <w:pPr>
-              <w:spacing w:after="40"/>
-              <w:jc w:val="left"/>
-            </w:pPr>
-            <w:r>
-              <w:rPr>
-                <w:b w:val="false"/>
-                <w:bCs w:val="false"/>
-                <w:i w:val="false"/>
-                <w:iCs w:val="false"/>
-                <w:color w:val="000000"/>
-                <w:sz w:val="20"/>
-                <w:szCs w:val="20"/>
-                <w:rFonts w:ascii="Times New Roman" w:cs="Times New Roman" w:eastAsia="Times New Roman" w:hAnsi="Times New Roman"/>
-              </w:rPr>
-              <w:t xml:space="preserve">Recherche en binômes</w:t>
-            </w:r>
-          </w:p>
-        </w:tc>
-        <w:tc>
-          <w:tcPr>
-            <w:tcMar>
-              <w:top w:type="dxa" w:w="80"/>
-              <w:left w:type="dxa" w:w="80"/>
-              <w:bottom w:type="dxa" w:w="80"/>
-              <w:right w:type="dxa" w:w="80"/>
-            </w:tcMar>
-          </w:tcPr>
-          <w:p>
-            <w:pPr>
-              <w:spacing w:after="40"/>
-              <w:jc w:val="left"/>
-            </w:pPr>
-            <w:r>
-              <w:rPr>
-                <w:b w:val="false"/>
-                <w:bCs w:val="false"/>
-                <w:i w:val="false"/>
-                <w:iCs w:val="false"/>
-                <w:color w:val="000000"/>
-                <w:sz w:val="20"/>
-                <w:szCs w:val="20"/>
-                <w:rFonts w:ascii="Times New Roman" w:cs="Times New Roman" w:eastAsia="Times New Roman" w:hAnsi="Times New Roman"/>
-              </w:rPr>
-              <w:t xml:space="preserve">Documents, cartes, frises</w:t>
-            </w:r>
-          </w:p>
-        </w:tc>
-        <w:tc>
-          <w:tcPr>
-            <w:tcMar>
-              <w:top w:type="dxa" w:w="80"/>
-              <w:left w:type="dxa" w:w="80"/>
-              <w:bottom w:type="dxa" w:w="80"/>
-              <w:right w:type="dxa" w:w="80"/>
-            </w:tcMar>
-          </w:tcPr>
-          <w:p>
-            <w:pPr>
-              <w:spacing w:after="40"/>
-              <w:jc w:val="left"/>
-            </w:pPr>
-            <w:r>
-              <w:rPr>
-                <w:b w:val="false"/>
-                <w:bCs w:val="false"/>
-                <w:i w:val="false"/>
-                <w:iCs w:val="false"/>
-                <w:color w:val="000000"/>
-                <w:sz w:val="20"/>
-                <w:szCs w:val="20"/>
-                <w:rFonts w:ascii="Times New Roman" w:cs="Times New Roman" w:eastAsia="Times New Roman" w:hAnsi="Times New Roman"/>
-              </w:rPr>
-              <w:t xml:space="preserve">Raisonnement</w:t>
+              <w:t xml:space="preserve">4. Étude de document</w:t>
+            </w:r>
+          </w:p>
+        </w:tc>
+        <w:tc>
+          <w:tcPr>
+            <w:tcMar>
+              <w:top w:type="dxa" w:w="80"/>
+              <w:left w:type="dxa" w:w="80"/>
+              <w:bottom w:type="dxa" w:w="80"/>
+              <w:right w:type="dxa" w:w="80"/>
+            </w:tcMar>
+          </w:tcPr>
+          <w:p>
+            <w:pPr>
+              <w:spacing w:after="40"/>
+              <w:jc w:val="left"/>
+            </w:pPr>
+            <w:r>
+              <w:rPr>
+                <w:b w:val="false"/>
+                <w:bCs w:val="false"/>
+                <w:i w:val="false"/>
+                <w:iCs w:val="false"/>
+                <w:color w:val="000000"/>
+                <w:sz w:val="20"/>
+                <w:szCs w:val="20"/>
+                <w:rFonts w:ascii="Times New Roman" w:cs="Times New Roman" w:eastAsia="Times New Roman" w:hAnsi="Times New Roman"/>
+              </w:rPr>
+              <w:t xml:space="preserve">Fait lire le document « Les plaintes des paysans à la veille de 1789 » (d’après les cahiers de doléances des paroisses rurales de France (1789) — extraits adaptés), puis pose les questions.</w:t>
+            </w:r>
+          </w:p>
+        </w:tc>
+        <w:tc>
+          <w:tcPr>
+            <w:tcMar>
+              <w:top w:type="dxa" w:w="80"/>
+              <w:left w:type="dxa" w:w="80"/>
+              <w:bottom w:type="dxa" w:w="80"/>
+              <w:right w:type="dxa" w:w="80"/>
+            </w:tcMar>
+          </w:tcPr>
+          <w:p>
+            <w:pPr>
+              <w:spacing w:after="40"/>
+              <w:jc w:val="left"/>
+            </w:pPr>
+            <w:r>
+              <w:rPr>
+                <w:b w:val="false"/>
+                <w:bCs w:val="false"/>
+                <w:i w:val="false"/>
+                <w:iCs w:val="false"/>
+                <w:color w:val="000000"/>
+                <w:sz w:val="20"/>
+                <w:szCs w:val="20"/>
+                <w:rFonts w:ascii="Times New Roman" w:cs="Times New Roman" w:eastAsia="Times New Roman" w:hAnsi="Times New Roman"/>
+              </w:rPr>
+              <w:t xml:space="preserve">Lisent le document, répondent aux questions et critiquent la source.</w:t>
+            </w:r>
+          </w:p>
+        </w:tc>
+        <w:tc>
+          <w:tcPr>
+            <w:tcMar>
+              <w:top w:type="dxa" w:w="80"/>
+              <w:left w:type="dxa" w:w="80"/>
+              <w:bottom w:type="dxa" w:w="80"/>
+              <w:right w:type="dxa" w:w="80"/>
+            </w:tcMar>
+          </w:tcPr>
+          <w:p>
+            <w:pPr>
+              <w:spacing w:after="40"/>
+              <w:jc w:val="left"/>
+            </w:pPr>
+            <w:r>
+              <w:rPr>
+                <w:b w:val="false"/>
+                <w:bCs w:val="false"/>
+                <w:i w:val="false"/>
+                <w:iCs w:val="false"/>
+                <w:color w:val="000000"/>
+                <w:sz w:val="20"/>
+                <w:szCs w:val="20"/>
+                <w:rFonts w:ascii="Times New Roman" w:cs="Times New Roman" w:eastAsia="Times New Roman" w:hAnsi="Times New Roman"/>
+              </w:rPr>
+              <w:t xml:space="preserve">Observation dirigée, travail en binômes</w:t>
+            </w:r>
+          </w:p>
+        </w:tc>
+        <w:tc>
+          <w:tcPr>
+            <w:tcMar>
+              <w:top w:type="dxa" w:w="80"/>
+              <w:left w:type="dxa" w:w="80"/>
+              <w:bottom w:type="dxa" w:w="80"/>
+              <w:right w:type="dxa" w:w="80"/>
+            </w:tcMar>
+          </w:tcPr>
+          <w:p>
+            <w:pPr>
+              <w:spacing w:after="40"/>
+              <w:jc w:val="left"/>
+            </w:pPr>
+            <w:r>
+              <w:rPr>
+                <w:b w:val="false"/>
+                <w:bCs w:val="false"/>
+                <w:i w:val="false"/>
+                <w:iCs w:val="false"/>
+                <w:color w:val="000000"/>
+                <w:sz w:val="20"/>
+                <w:szCs w:val="20"/>
+                <w:rFonts w:ascii="Times New Roman" w:cs="Times New Roman" w:eastAsia="Times New Roman" w:hAnsi="Times New Roman"/>
+              </w:rPr>
+              <w:t xml:space="preserve">Document imprimé</w:t>
+            </w:r>
+          </w:p>
+        </w:tc>
+        <w:tc>
+          <w:tcPr>
+            <w:tcMar>
+              <w:top w:type="dxa" w:w="80"/>
+              <w:left w:type="dxa" w:w="80"/>
+              <w:bottom w:type="dxa" w:w="80"/>
+              <w:right w:type="dxa" w:w="80"/>
+            </w:tcMar>
+          </w:tcPr>
+          <w:p>
+            <w:pPr>
+              <w:spacing w:after="40"/>
+              <w:jc w:val="left"/>
+            </w:pPr>
+            <w:r>
+              <w:rPr>
+                <w:b w:val="false"/>
+                <w:bCs w:val="false"/>
+                <w:i w:val="false"/>
+                <w:iCs w:val="false"/>
+                <w:color w:val="000000"/>
+                <w:sz w:val="20"/>
+                <w:szCs w:val="20"/>
+                <w:rFonts w:ascii="Times New Roman" w:cs="Times New Roman" w:eastAsia="Times New Roman" w:hAnsi="Times New Roman"/>
+              </w:rPr>
+              <w:t xml:space="preserve">Esprit critique</w:t>
             </w:r>
           </w:p>
         </w:tc>
@@ -2746,39 +2746,26 @@
     </w:p>
     <w:p>
       <w:pPr>
-        <w:spacing w:after="110" w:line="300"/>
-        <w:jc w:val="both"/>
+        <w:spacing w:after="160" w:line="300"/>
+        <w:jc w:val="center"/>
       </w:pPr>
       <w:r>
         <w:rPr>
-          <w:b/>
-          <w:bCs/>
-          <w:i w:val="false"/>
-          <w:iCs w:val="false"/>
-          <w:color w:val="2E7D32"/>
-          <w:sz w:val="24"/>
-          <w:szCs w:val="24"/>
-          <w:rFonts w:ascii="Times New Roman" w:cs="Times New Roman" w:eastAsia="Times New Roman" w:hAnsi="Times New Roman"/>
-        </w:rPr>
-        <w:t xml:space="preserve">Définition — </w:t>
-      </w:r>
-      <w:r>
-        <w:rPr>
-          <w:b/>
-          <w:bCs/>
-          <w:i w:val="false"/>
-          <w:iCs w:val="false"/>
+          <w:b w:val="false"/>
+          <w:bCs w:val="false"/>
+          <w:i/>
+          <w:iCs/>
           <w:color w:val="000000"/>
-          <w:sz w:val="24"/>
-          <w:szCs w:val="24"/>
-          <w:rFonts w:ascii="Times New Roman" w:cs="Times New Roman" w:eastAsia="Times New Roman" w:hAnsi="Times New Roman"/>
-        </w:rPr>
-        <w:t xml:space="preserve">L’époque contemporaine s’étend de 1789, date de la Révolution française, à nos jours. L’Ancien Régime désigne l’organisation de l’Europe avant 1789 : une agriculture traditionnelle, un régime seigneurial, une société divisée en trois ordres (clergé, noblesse, tiers état), une monarchie absolue et une Église très puissante. L’Angleterre fait exception avec son parlementarisme.</w:t>
+          <w:sz w:val="21"/>
+          <w:szCs w:val="21"/>
+          <w:rFonts w:ascii="Times New Roman" w:cs="Times New Roman" w:eastAsia="Times New Roman" w:hAnsi="Times New Roman"/>
+        </w:rPr>
+        <w:t xml:space="preserve">Un monde où la naissance décide de tout et où le roi gouverne seul : l’Europe d’avant 1789.</w:t>
       </w:r>
     </w:p>
     <w:p>
       <w:pPr>
-        <w:spacing w:after="110" w:line="300"/>
+        <w:spacing w:after="80" w:line="300"/>
         <w:jc w:val="both"/>
       </w:pPr>
       <w:r>
@@ -2787,30 +2774,17 @@
           <w:bCs/>
           <w:i w:val="false"/>
           <w:iCs w:val="false"/>
-          <w:color w:val="1F4E79"/>
-          <w:sz w:val="24"/>
-          <w:szCs w:val="24"/>
-          <w:rFonts w:ascii="Times New Roman" w:cs="Times New Roman" w:eastAsia="Times New Roman" w:hAnsi="Times New Roman"/>
-        </w:rPr>
-        <w:t xml:space="preserve">Autrement dit : </w:t>
-      </w:r>
-      <w:r>
-        <w:rPr>
-          <w:b w:val="false"/>
-          <w:bCs w:val="false"/>
-          <w:i w:val="false"/>
-          <w:iCs w:val="false"/>
-          <w:color w:val="000000"/>
-          <w:sz w:val="24"/>
-          <w:szCs w:val="24"/>
-          <w:rFonts w:ascii="Times New Roman" w:cs="Times New Roman" w:eastAsia="Times New Roman" w:hAnsi="Times New Roman"/>
-        </w:rPr>
-        <w:t xml:space="preserve">avant 1789, presque tout le monde est paysan, les nobles et le clergé ont les privilèges, le roi a tous les pouvoirs — sauf en Angleterre, où un parlement limite le roi.</w:t>
+          <w:color w:val="2E7D32"/>
+          <w:sz w:val="26"/>
+          <w:szCs w:val="26"/>
+          <w:rFonts w:ascii="Times New Roman" w:cs="Times New Roman" w:eastAsia="Times New Roman" w:hAnsi="Times New Roman"/>
+        </w:rPr>
+        <w:t xml:space="preserve">1. La dernière période de l’Histoire</w:t>
       </w:r>
     </w:p>
     <w:p>
       <w:pPr>
-        <w:spacing w:after="110" w:line="300"/>
+        <w:spacing w:after="100" w:line="300"/>
         <w:jc w:val="both"/>
       </w:pPr>
       <w:r>
@@ -2824,7 +2798,464 @@
           <w:szCs w:val="24"/>
           <w:rFonts w:ascii="Times New Roman" w:cs="Times New Roman" w:eastAsia="Times New Roman" w:hAnsi="Times New Roman"/>
         </w:rPr>
-        <w:t xml:space="preserve">L’époque contemporaine est la quatrième et dernière période de l’Histoire : ouverte par la Révolution française, elle n’est pas close — tu vis dedans. L’Europe de 1700 vit encore à l’ancienne. Son économie repose sur une agriculture traditionnelle : outils en bois, rendements faibles, famines fréquentes. Les campagnes vivent sous le régime seigneurial : le paysan paie des droits au seigneur, utilise son moulin et son four contre redevance. La société est divisée en trois ordres hérités du Moyen Âge : le clergé, qui prie ; la noblesse, qui combat ; le tiers état, qui travaille — et paie seul l’impôt, alors qu’il regroupe l’immense majorité de la population. Les deux premiers ordres jouissent des privilèges : exemptions d’impôts, emplois réservés, droits seigneuriaux. Au sommet, la monarchie absolue : le roi, « représentant de Dieu sur terre », concentre tous les pouvoirs — il fait la loi, la fait exécuter et juge en dernier ressort. L’Église catholique pèse sur toute la vie : registres, écoles, hôpitaux, censure des livres. Une exception intrigue les penseurs : l’Angleterre, où depuis la fin du XVIIᵉ siècle le roi partage le pouvoir avec un Parlement qui vote les lois et l’impôt — c’est le parlementarisme, que les philosophes français citeront en modèle.</w:t>
+        <w:t xml:space="preserve">L’</w:t>
+      </w:r>
+      <w:r>
+        <w:rPr>
+          <w:b/>
+          <w:bCs/>
+          <w:i w:val="false"/>
+          <w:iCs w:val="false"/>
+          <w:color w:val="1F4E79"/>
+          <w:sz w:val="24"/>
+          <w:szCs w:val="24"/>
+          <w:rFonts w:ascii="Times New Roman" w:cs="Times New Roman" w:eastAsia="Times New Roman" w:hAnsi="Times New Roman"/>
+        </w:rPr>
+        <w:t xml:space="preserve">époque contemporaine</w:t>
+      </w:r>
+      <w:r>
+        <w:rPr>
+          <w:b w:val="false"/>
+          <w:bCs w:val="false"/>
+          <w:i w:val="false"/>
+          <w:iCs w:val="false"/>
+          <w:color w:val="000000"/>
+          <w:sz w:val="24"/>
+          <w:szCs w:val="24"/>
+          <w:rFonts w:ascii="Times New Roman" w:cs="Times New Roman" w:eastAsia="Times New Roman" w:hAnsi="Times New Roman"/>
+        </w:rPr>
+        <w:t xml:space="preserve"> est la quatrième et dernière période de l’Histoire : ouverte par la Révolution française de </w:t>
+      </w:r>
+      <w:r>
+        <w:rPr>
+          <w:b/>
+          <w:bCs/>
+          <w:i w:val="false"/>
+          <w:iCs w:val="false"/>
+          <w:color w:val="1F4E79"/>
+          <w:sz w:val="24"/>
+          <w:szCs w:val="24"/>
+          <w:rFonts w:ascii="Times New Roman" w:cs="Times New Roman" w:eastAsia="Times New Roman" w:hAnsi="Times New Roman"/>
+        </w:rPr>
+        <w:t xml:space="preserve">1789</w:t>
+      </w:r>
+      <w:r>
+        <w:rPr>
+          <w:b w:val="false"/>
+          <w:bCs w:val="false"/>
+          <w:i w:val="false"/>
+          <w:iCs w:val="false"/>
+          <w:color w:val="000000"/>
+          <w:sz w:val="24"/>
+          <w:szCs w:val="24"/>
+          <w:rFonts w:ascii="Times New Roman" w:cs="Times New Roman" w:eastAsia="Times New Roman" w:hAnsi="Times New Roman"/>
+        </w:rPr>
+        <w:t xml:space="preserve">, elle n’est pas close — tu vis dedans.</w:t>
+      </w:r>
+    </w:p>
+    <w:p>
+      <w:pPr>
+        <w:spacing w:after="80" w:line="300"/>
+        <w:jc w:val="both"/>
+      </w:pPr>
+      <w:r>
+        <w:rPr>
+          <w:b/>
+          <w:bCs/>
+          <w:i w:val="false"/>
+          <w:iCs w:val="false"/>
+          <w:color w:val="2E7D32"/>
+          <w:sz w:val="26"/>
+          <w:szCs w:val="26"/>
+          <w:rFonts w:ascii="Times New Roman" w:cs="Times New Roman" w:eastAsia="Times New Roman" w:hAnsi="Times New Roman"/>
+        </w:rPr>
+        <w:t xml:space="preserve">2. L’Ancien Régime : cinq traits</w:t>
+      </w:r>
+    </w:p>
+    <w:p>
+      <w:pPr>
+        <w:spacing w:after="100" w:line="300"/>
+        <w:jc w:val="both"/>
+      </w:pPr>
+      <w:r>
+        <w:rPr>
+          <w:b w:val="false"/>
+          <w:bCs w:val="false"/>
+          <w:i w:val="false"/>
+          <w:iCs w:val="false"/>
+          <w:color w:val="000000"/>
+          <w:sz w:val="24"/>
+          <w:szCs w:val="24"/>
+          <w:rFonts w:ascii="Times New Roman" w:cs="Times New Roman" w:eastAsia="Times New Roman" w:hAnsi="Times New Roman"/>
+        </w:rPr>
+        <w:t xml:space="preserve">L’Europe de 1700 vit encore à l’ancienne :</w:t>
+      </w:r>
+    </w:p>
+    <w:p>
+      <w:pPr>
+        <w:spacing w:after="60" w:line="300"/>
+        <w:jc w:val="both"/>
+      </w:pPr>
+      <w:r>
+        <w:rPr>
+          <w:b w:val="false"/>
+          <w:bCs w:val="false"/>
+          <w:i w:val="false"/>
+          <w:iCs w:val="false"/>
+          <w:color w:val="000000"/>
+          <w:sz w:val="24"/>
+          <w:szCs w:val="24"/>
+          <w:rFonts w:ascii="Times New Roman" w:cs="Times New Roman" w:eastAsia="Times New Roman" w:hAnsi="Times New Roman"/>
+        </w:rPr>
+        <w:t xml:space="preserve">• une </w:t>
+      </w:r>
+      <w:r>
+        <w:rPr>
+          <w:b/>
+          <w:bCs/>
+          <w:i w:val="false"/>
+          <w:iCs w:val="false"/>
+          <w:color w:val="1F4E79"/>
+          <w:sz w:val="24"/>
+          <w:szCs w:val="24"/>
+          <w:rFonts w:ascii="Times New Roman" w:cs="Times New Roman" w:eastAsia="Times New Roman" w:hAnsi="Times New Roman"/>
+        </w:rPr>
+        <w:t xml:space="preserve">agriculture traditionnelle</w:t>
+      </w:r>
+      <w:r>
+        <w:rPr>
+          <w:b w:val="false"/>
+          <w:bCs w:val="false"/>
+          <w:i w:val="false"/>
+          <w:iCs w:val="false"/>
+          <w:color w:val="000000"/>
+          <w:sz w:val="24"/>
+          <w:szCs w:val="24"/>
+          <w:rFonts w:ascii="Times New Roman" w:cs="Times New Roman" w:eastAsia="Times New Roman" w:hAnsi="Times New Roman"/>
+        </w:rPr>
+        <w:t xml:space="preserve"> : outils en bois, rendements faibles, famines fréquentes ;</w:t>
+      </w:r>
+    </w:p>
+    <w:p>
+      <w:pPr>
+        <w:spacing w:after="60" w:line="300"/>
+        <w:jc w:val="both"/>
+      </w:pPr>
+      <w:r>
+        <w:rPr>
+          <w:b w:val="false"/>
+          <w:bCs w:val="false"/>
+          <w:i w:val="false"/>
+          <w:iCs w:val="false"/>
+          <w:color w:val="000000"/>
+          <w:sz w:val="24"/>
+          <w:szCs w:val="24"/>
+          <w:rFonts w:ascii="Times New Roman" w:cs="Times New Roman" w:eastAsia="Times New Roman" w:hAnsi="Times New Roman"/>
+        </w:rPr>
+        <w:t xml:space="preserve">• le </w:t>
+      </w:r>
+      <w:r>
+        <w:rPr>
+          <w:b/>
+          <w:bCs/>
+          <w:i w:val="false"/>
+          <w:iCs w:val="false"/>
+          <w:color w:val="1F4E79"/>
+          <w:sz w:val="24"/>
+          <w:szCs w:val="24"/>
+          <w:rFonts w:ascii="Times New Roman" w:cs="Times New Roman" w:eastAsia="Times New Roman" w:hAnsi="Times New Roman"/>
+        </w:rPr>
+        <w:t xml:space="preserve">régime seigneurial</w:t>
+      </w:r>
+      <w:r>
+        <w:rPr>
+          <w:b w:val="false"/>
+          <w:bCs w:val="false"/>
+          <w:i w:val="false"/>
+          <w:iCs w:val="false"/>
+          <w:color w:val="000000"/>
+          <w:sz w:val="24"/>
+          <w:szCs w:val="24"/>
+          <w:rFonts w:ascii="Times New Roman" w:cs="Times New Roman" w:eastAsia="Times New Roman" w:hAnsi="Times New Roman"/>
+        </w:rPr>
+        <w:t xml:space="preserve"> : le paysan paie des droits au seigneur, utilise son moulin et son four contre redevance ;</w:t>
+      </w:r>
+    </w:p>
+    <w:p>
+      <w:pPr>
+        <w:spacing w:after="60" w:line="300"/>
+        <w:jc w:val="both"/>
+      </w:pPr>
+      <w:r>
+        <w:rPr>
+          <w:b w:val="false"/>
+          <w:bCs w:val="false"/>
+          <w:i w:val="false"/>
+          <w:iCs w:val="false"/>
+          <w:color w:val="000000"/>
+          <w:sz w:val="24"/>
+          <w:szCs w:val="24"/>
+          <w:rFonts w:ascii="Times New Roman" w:cs="Times New Roman" w:eastAsia="Times New Roman" w:hAnsi="Times New Roman"/>
+        </w:rPr>
+        <w:t xml:space="preserve">• une société divisée en </w:t>
+      </w:r>
+      <w:r>
+        <w:rPr>
+          <w:b/>
+          <w:bCs/>
+          <w:i w:val="false"/>
+          <w:iCs w:val="false"/>
+          <w:color w:val="1F4E79"/>
+          <w:sz w:val="24"/>
+          <w:szCs w:val="24"/>
+          <w:rFonts w:ascii="Times New Roman" w:cs="Times New Roman" w:eastAsia="Times New Roman" w:hAnsi="Times New Roman"/>
+        </w:rPr>
+        <w:t xml:space="preserve">trois ordres</w:t>
+      </w:r>
+      <w:r>
+        <w:rPr>
+          <w:b w:val="false"/>
+          <w:bCs w:val="false"/>
+          <w:i w:val="false"/>
+          <w:iCs w:val="false"/>
+          <w:color w:val="000000"/>
+          <w:sz w:val="24"/>
+          <w:szCs w:val="24"/>
+          <w:rFonts w:ascii="Times New Roman" w:cs="Times New Roman" w:eastAsia="Times New Roman" w:hAnsi="Times New Roman"/>
+        </w:rPr>
+        <w:t xml:space="preserve"> hérités du Moyen Âge : le </w:t>
+      </w:r>
+      <w:r>
+        <w:rPr>
+          <w:b/>
+          <w:bCs/>
+          <w:i w:val="false"/>
+          <w:iCs w:val="false"/>
+          <w:color w:val="1F4E79"/>
+          <w:sz w:val="24"/>
+          <w:szCs w:val="24"/>
+          <w:rFonts w:ascii="Times New Roman" w:cs="Times New Roman" w:eastAsia="Times New Roman" w:hAnsi="Times New Roman"/>
+        </w:rPr>
+        <w:t xml:space="preserve">clergé</w:t>
+      </w:r>
+      <w:r>
+        <w:rPr>
+          <w:b w:val="false"/>
+          <w:bCs w:val="false"/>
+          <w:i w:val="false"/>
+          <w:iCs w:val="false"/>
+          <w:color w:val="000000"/>
+          <w:sz w:val="24"/>
+          <w:szCs w:val="24"/>
+          <w:rFonts w:ascii="Times New Roman" w:cs="Times New Roman" w:eastAsia="Times New Roman" w:hAnsi="Times New Roman"/>
+        </w:rPr>
+        <w:t xml:space="preserve">, qui prie ; la </w:t>
+      </w:r>
+      <w:r>
+        <w:rPr>
+          <w:b/>
+          <w:bCs/>
+          <w:i w:val="false"/>
+          <w:iCs w:val="false"/>
+          <w:color w:val="1F4E79"/>
+          <w:sz w:val="24"/>
+          <w:szCs w:val="24"/>
+          <w:rFonts w:ascii="Times New Roman" w:cs="Times New Roman" w:eastAsia="Times New Roman" w:hAnsi="Times New Roman"/>
+        </w:rPr>
+        <w:t xml:space="preserve">noblesse</w:t>
+      </w:r>
+      <w:r>
+        <w:rPr>
+          <w:b w:val="false"/>
+          <w:bCs w:val="false"/>
+          <w:i w:val="false"/>
+          <w:iCs w:val="false"/>
+          <w:color w:val="000000"/>
+          <w:sz w:val="24"/>
+          <w:szCs w:val="24"/>
+          <w:rFonts w:ascii="Times New Roman" w:cs="Times New Roman" w:eastAsia="Times New Roman" w:hAnsi="Times New Roman"/>
+        </w:rPr>
+        <w:t xml:space="preserve">, qui combat ; le </w:t>
+      </w:r>
+      <w:r>
+        <w:rPr>
+          <w:b/>
+          <w:bCs/>
+          <w:i w:val="false"/>
+          <w:iCs w:val="false"/>
+          <w:color w:val="1F4E79"/>
+          <w:sz w:val="24"/>
+          <w:szCs w:val="24"/>
+          <w:rFonts w:ascii="Times New Roman" w:cs="Times New Roman" w:eastAsia="Times New Roman" w:hAnsi="Times New Roman"/>
+        </w:rPr>
+        <w:t xml:space="preserve">tiers état</w:t>
+      </w:r>
+      <w:r>
+        <w:rPr>
+          <w:b w:val="false"/>
+          <w:bCs w:val="false"/>
+          <w:i w:val="false"/>
+          <w:iCs w:val="false"/>
+          <w:color w:val="000000"/>
+          <w:sz w:val="24"/>
+          <w:szCs w:val="24"/>
+          <w:rFonts w:ascii="Times New Roman" w:cs="Times New Roman" w:eastAsia="Times New Roman" w:hAnsi="Times New Roman"/>
+        </w:rPr>
+        <w:t xml:space="preserve">, qui travaille — et paie seul l’impôt, alors qu’il regroupe l’immense majorité de la population ; les deux premiers ordres jouissent des </w:t>
+      </w:r>
+      <w:r>
+        <w:rPr>
+          <w:b/>
+          <w:bCs/>
+          <w:i w:val="false"/>
+          <w:iCs w:val="false"/>
+          <w:color w:val="1F4E79"/>
+          <w:sz w:val="24"/>
+          <w:szCs w:val="24"/>
+          <w:rFonts w:ascii="Times New Roman" w:cs="Times New Roman" w:eastAsia="Times New Roman" w:hAnsi="Times New Roman"/>
+        </w:rPr>
+        <w:t xml:space="preserve">privilèges</w:t>
+      </w:r>
+      <w:r>
+        <w:rPr>
+          <w:b w:val="false"/>
+          <w:bCs w:val="false"/>
+          <w:i w:val="false"/>
+          <w:iCs w:val="false"/>
+          <w:color w:val="000000"/>
+          <w:sz w:val="24"/>
+          <w:szCs w:val="24"/>
+          <w:rFonts w:ascii="Times New Roman" w:cs="Times New Roman" w:eastAsia="Times New Roman" w:hAnsi="Times New Roman"/>
+        </w:rPr>
+        <w:t xml:space="preserve"> : exemptions d’impôts, emplois réservés, droits seigneuriaux ;</w:t>
+      </w:r>
+    </w:p>
+    <w:p>
+      <w:pPr>
+        <w:spacing w:after="60" w:line="300"/>
+        <w:jc w:val="both"/>
+      </w:pPr>
+      <w:r>
+        <w:rPr>
+          <w:b w:val="false"/>
+          <w:bCs w:val="false"/>
+          <w:i w:val="false"/>
+          <w:iCs w:val="false"/>
+          <w:color w:val="000000"/>
+          <w:sz w:val="24"/>
+          <w:szCs w:val="24"/>
+          <w:rFonts w:ascii="Times New Roman" w:cs="Times New Roman" w:eastAsia="Times New Roman" w:hAnsi="Times New Roman"/>
+        </w:rPr>
+        <w:t xml:space="preserve">• la </w:t>
+      </w:r>
+      <w:r>
+        <w:rPr>
+          <w:b/>
+          <w:bCs/>
+          <w:i w:val="false"/>
+          <w:iCs w:val="false"/>
+          <w:color w:val="1F4E79"/>
+          <w:sz w:val="24"/>
+          <w:szCs w:val="24"/>
+          <w:rFonts w:ascii="Times New Roman" w:cs="Times New Roman" w:eastAsia="Times New Roman" w:hAnsi="Times New Roman"/>
+        </w:rPr>
+        <w:t xml:space="preserve">monarchie absolue</w:t>
+      </w:r>
+      <w:r>
+        <w:rPr>
+          <w:b w:val="false"/>
+          <w:bCs w:val="false"/>
+          <w:i w:val="false"/>
+          <w:iCs w:val="false"/>
+          <w:color w:val="000000"/>
+          <w:sz w:val="24"/>
+          <w:szCs w:val="24"/>
+          <w:rFonts w:ascii="Times New Roman" w:cs="Times New Roman" w:eastAsia="Times New Roman" w:hAnsi="Times New Roman"/>
+        </w:rPr>
+        <w:t xml:space="preserve"> : le roi, « représentant de Dieu sur terre », concentre tous les pouvoirs — il fait la loi, la fait exécuter et juge en dernier ressort ;</w:t>
+      </w:r>
+    </w:p>
+    <w:p>
+      <w:pPr>
+        <w:spacing w:after="60" w:line="300"/>
+        <w:jc w:val="both"/>
+      </w:pPr>
+      <w:r>
+        <w:rPr>
+          <w:b w:val="false"/>
+          <w:bCs w:val="false"/>
+          <w:i w:val="false"/>
+          <w:iCs w:val="false"/>
+          <w:color w:val="000000"/>
+          <w:sz w:val="24"/>
+          <w:szCs w:val="24"/>
+          <w:rFonts w:ascii="Times New Roman" w:cs="Times New Roman" w:eastAsia="Times New Roman" w:hAnsi="Times New Roman"/>
+        </w:rPr>
+        <w:t xml:space="preserve">• une Église très puissante : registres, écoles, hôpitaux, censure des livres.</w:t>
+      </w:r>
+    </w:p>
+    <w:p>
+      <w:pPr>
+        <w:spacing w:after="80" w:line="300"/>
+        <w:jc w:val="both"/>
+      </w:pPr>
+      <w:r>
+        <w:rPr>
+          <w:b/>
+          <w:bCs/>
+          <w:i w:val="false"/>
+          <w:iCs w:val="false"/>
+          <w:color w:val="2E7D32"/>
+          <w:sz w:val="26"/>
+          <w:szCs w:val="26"/>
+          <w:rFonts w:ascii="Times New Roman" w:cs="Times New Roman" w:eastAsia="Times New Roman" w:hAnsi="Times New Roman"/>
+        </w:rPr>
+        <w:t xml:space="preserve">3. L’exception anglaise</w:t>
+      </w:r>
+    </w:p>
+    <w:p>
+      <w:pPr>
+        <w:spacing w:after="100" w:line="300"/>
+        <w:jc w:val="both"/>
+      </w:pPr>
+      <w:r>
+        <w:rPr>
+          <w:b w:val="false"/>
+          <w:bCs w:val="false"/>
+          <w:i w:val="false"/>
+          <w:iCs w:val="false"/>
+          <w:color w:val="000000"/>
+          <w:sz w:val="24"/>
+          <w:szCs w:val="24"/>
+          <w:rFonts w:ascii="Times New Roman" w:cs="Times New Roman" w:eastAsia="Times New Roman" w:hAnsi="Times New Roman"/>
+        </w:rPr>
+        <w:t xml:space="preserve">Une exception intrigue les penseurs : l’Angleterre, où depuis la fin du XVIIᵉ siècle le roi partage le pouvoir avec un Parlement qui vote les lois et l’impôt — c’est le </w:t>
+      </w:r>
+      <w:r>
+        <w:rPr>
+          <w:b/>
+          <w:bCs/>
+          <w:i w:val="false"/>
+          <w:iCs w:val="false"/>
+          <w:color w:val="1F4E79"/>
+          <w:sz w:val="24"/>
+          <w:szCs w:val="24"/>
+          <w:rFonts w:ascii="Times New Roman" w:cs="Times New Roman" w:eastAsia="Times New Roman" w:hAnsi="Times New Roman"/>
+        </w:rPr>
+        <w:t xml:space="preserve">parlementarisme</w:t>
+      </w:r>
+      <w:r>
+        <w:rPr>
+          <w:b w:val="false"/>
+          <w:bCs w:val="false"/>
+          <w:i w:val="false"/>
+          <w:iCs w:val="false"/>
+          <w:color w:val="000000"/>
+          <w:sz w:val="24"/>
+          <w:szCs w:val="24"/>
+          <w:rFonts w:ascii="Times New Roman" w:cs="Times New Roman" w:eastAsia="Times New Roman" w:hAnsi="Times New Roman"/>
+        </w:rPr>
+        <w:t xml:space="preserve">, que les philosophes français citeront en modèle.</w:t>
       </w:r>
     </w:p>
     <w:p>
@@ -2875,176 +3306,670 @@
     </w:p>
     <w:p>
       <w:pPr>
-        <w:spacing w:before="200" w:after="150"/>
-        <w:jc w:val="left"/>
+        <w:spacing w:after="120"/>
       </w:pPr>
-      <w:r>
-        <w:rPr>
-          <w:b/>
-          <w:bCs/>
-          <w:i w:val="false"/>
-          <w:iCs w:val="false"/>
-          <w:color w:val="2E7D32"/>
-          <w:sz w:val="28"/>
-          <w:szCs w:val="28"/>
-          <w:rFonts w:ascii="Times New Roman" w:cs="Times New Roman" w:eastAsia="Times New Roman" w:hAnsi="Times New Roman"/>
-        </w:rPr>
-        <w:t xml:space="preserve">Méthode</w:t>
-      </w:r>
+    </w:p>
+    <w:tbl>
+      <w:tblPr>
+        <w:tblW w:type="dxa" w:w="9600"/>
+        <w:tblBorders>
+          <w:top w:val="single" w:color="B25000" w:sz="12"/>
+          <w:left w:val="single" w:color="B25000" w:sz="12"/>
+          <w:bottom w:val="single" w:color="B25000" w:sz="12"/>
+          <w:right w:val="single" w:color="B25000" w:sz="12"/>
+          <w:insideH w:val="none"/>
+          <w:insideV w:val="none"/>
+        </w:tblBorders>
+        <w:tblLayout w:type="fixed"/>
+      </w:tblPr>
+      <w:tblGrid>
+        <w:gridCol w:w="9600"/>
+      </w:tblGrid>
+      <w:tr>
+        <w:tc>
+          <w:tcPr>
+            <w:shd w:fill="FFF8EF" w:val="clear"/>
+            <w:tcMar>
+              <w:top w:type="dxa" w:w="140"/>
+              <w:left w:type="dxa" w:w="180"/>
+              <w:bottom w:type="dxa" w:w="140"/>
+              <w:right w:type="dxa" w:w="180"/>
+            </w:tcMar>
+          </w:tcPr>
+          <w:p>
+            <w:pPr>
+              <w:spacing w:after="90"/>
+            </w:pPr>
+            <w:r>
+              <w:rPr>
+                <w:b/>
+                <w:bCs/>
+                <w:i w:val="false"/>
+                <w:iCs w:val="false"/>
+                <w:color w:val="B25000"/>
+                <w:sz w:val="25"/>
+                <w:szCs w:val="25"/>
+                <w:rFonts w:ascii="Times New Roman" w:cs="Times New Roman" w:eastAsia="Times New Roman" w:hAnsi="Times New Roman"/>
+              </w:rPr>
+              <w:t xml:space="preserve">Document à étudier</w:t>
+            </w:r>
+          </w:p>
+          <w:p>
+            <w:pPr>
+              <w:spacing w:after="80" w:line="300"/>
+              <w:jc w:val="left"/>
+            </w:pPr>
+            <w:r>
+              <w:rPr>
+                <w:b/>
+                <w:bCs/>
+                <w:i w:val="false"/>
+                <w:iCs w:val="false"/>
+                <w:color w:val="000000"/>
+                <w:sz w:val="21"/>
+                <w:szCs w:val="21"/>
+                <w:rFonts w:ascii="Times New Roman" w:cs="Times New Roman" w:eastAsia="Times New Roman" w:hAnsi="Times New Roman"/>
+              </w:rPr>
+              <w:t xml:space="preserve">Les plaintes des paysans à la veille de 1789 — d’après les cahiers de doléances des paroisses rurales de France (1789) — extraits adaptés</w:t>
+            </w:r>
+          </w:p>
+          <w:p>
+            <w:pPr>
+              <w:spacing w:after="100" w:line="300"/>
+              <w:jc w:val="both"/>
+            </w:pPr>
+            <w:r>
+              <w:rPr>
+                <w:b w:val="false"/>
+                <w:bCs w:val="false"/>
+                <w:i/>
+                <w:iCs/>
+                <w:color w:val="000000"/>
+                <w:sz w:val="24"/>
+                <w:szCs w:val="24"/>
+                <w:rFonts w:ascii="Times New Roman" w:cs="Times New Roman" w:eastAsia="Times New Roman" w:hAnsi="Times New Roman"/>
+              </w:rPr>
+              <w:t xml:space="preserve">« Nous, pauvres laboureurs, supplions Sa Majesté de considérer que nous payons la taille au roi, la dîme au curé, le champart et les corvées à notre seigneur, et qu’après tant de charges il ne nous reste pas de quoi nourrir nos enfants. Nous demandons que les privilégiés paient l’impôt comme nous, que les droits du seigneur soient supprimés, et que le pain cesse d’être si cher. Nous ne demandons que justice, et prions Dieu pour le roi. »</w:t>
+            </w:r>
+          </w:p>
+          <w:p>
+            <w:pPr>
+              <w:spacing w:after="40" w:line="300"/>
+              <w:jc w:val="both"/>
+            </w:pPr>
+            <w:r>
+              <w:rPr>
+                <w:b w:val="false"/>
+                <w:bCs w:val="false"/>
+                <w:i w:val="false"/>
+                <w:iCs w:val="false"/>
+                <w:color w:val="000000"/>
+                <w:sz w:val="24"/>
+                <w:szCs w:val="24"/>
+                <w:rFonts w:ascii="Times New Roman" w:cs="Times New Roman" w:eastAsia="Times New Roman" w:hAnsi="Times New Roman"/>
+              </w:rPr>
+              <w:t xml:space="preserve">1. Relève les trois bénéficiaires des charges payées par les paysans.</w:t>
+            </w:r>
+          </w:p>
+          <w:p>
+            <w:pPr>
+              <w:spacing w:after="40" w:line="300"/>
+              <w:jc w:val="both"/>
+            </w:pPr>
+            <w:r>
+              <w:rPr>
+                <w:b w:val="false"/>
+                <w:bCs w:val="false"/>
+                <w:i w:val="false"/>
+                <w:iCs w:val="false"/>
+                <w:color w:val="000000"/>
+                <w:sz w:val="24"/>
+                <w:szCs w:val="24"/>
+                <w:rFonts w:ascii="Times New Roman" w:cs="Times New Roman" w:eastAsia="Times New Roman" w:hAnsi="Times New Roman"/>
+              </w:rPr>
+              <w:t xml:space="preserve">2. Quelles réformes les paysans demandent-ils ?</w:t>
+            </w:r>
+          </w:p>
+          <w:p>
+            <w:pPr>
+              <w:spacing w:after="40" w:line="300"/>
+              <w:jc w:val="both"/>
+            </w:pPr>
+            <w:r>
+              <w:rPr>
+                <w:b w:val="false"/>
+                <w:bCs w:val="false"/>
+                <w:i w:val="false"/>
+                <w:iCs w:val="false"/>
+                <w:color w:val="000000"/>
+                <w:sz w:val="24"/>
+                <w:szCs w:val="24"/>
+                <w:rFonts w:ascii="Times New Roman" w:cs="Times New Roman" w:eastAsia="Times New Roman" w:hAnsi="Times New Roman"/>
+              </w:rPr>
+              <w:t xml:space="preserve">3. Ce document annonce-t-il une révolution ? Nuance ta réponse avec la dernière phrase.</w:t>
+            </w:r>
+          </w:p>
+          <w:p>
+            <w:pPr>
+              <w:spacing w:after="60"/>
+            </w:pPr>
+          </w:p>
+          <w:p>
+            <w:pPr>
+              <w:spacing w:after="40"/>
+            </w:pPr>
+            <w:r>
+              <w:rPr>
+                <w:b/>
+                <w:bCs/>
+                <w:i w:val="false"/>
+                <w:iCs w:val="false"/>
+                <w:color w:val="C2185B"/>
+                <w:sz w:val="22"/>
+                <w:szCs w:val="22"/>
+                <w:rFonts w:ascii="Times New Roman" w:cs="Times New Roman" w:eastAsia="Times New Roman" w:hAnsi="Times New Roman"/>
+              </w:rPr>
+              <w:t xml:space="preserve">Réponse 1. </w:t>
+            </w:r>
+            <w:r>
+              <w:rPr>
+                <w:b w:val="false"/>
+                <w:bCs w:val="false"/>
+                <w:i w:val="false"/>
+                <w:iCs w:val="false"/>
+                <w:color w:val="000000"/>
+                <w:sz w:val="22"/>
+                <w:szCs w:val="22"/>
+                <w:rFonts w:ascii="Times New Roman" w:cs="Times New Roman" w:eastAsia="Times New Roman" w:hAnsi="Times New Roman"/>
+              </w:rPr>
+              <w:t xml:space="preserve">Le roi (la taille), l’Église (la dîme), le seigneur (le champart et les corvées) : les trois pouvoirs de l’Ancien Régime pèsent sur le même paysan.</w:t>
+            </w:r>
+          </w:p>
+          <w:p>
+            <w:pPr>
+              <w:spacing w:after="40"/>
+            </w:pPr>
+            <w:r>
+              <w:rPr>
+                <w:b/>
+                <w:bCs/>
+                <w:i w:val="false"/>
+                <w:iCs w:val="false"/>
+                <w:color w:val="C2185B"/>
+                <w:sz w:val="22"/>
+                <w:szCs w:val="22"/>
+                <w:rFonts w:ascii="Times New Roman" w:cs="Times New Roman" w:eastAsia="Times New Roman" w:hAnsi="Times New Roman"/>
+              </w:rPr>
+              <w:t xml:space="preserve">Réponse 2. </w:t>
+            </w:r>
+            <w:r>
+              <w:rPr>
+                <w:b w:val="false"/>
+                <w:bCs w:val="false"/>
+                <w:i w:val="false"/>
+                <w:iCs w:val="false"/>
+                <w:color w:val="000000"/>
+                <w:sz w:val="22"/>
+                <w:szCs w:val="22"/>
+                <w:rFonts w:ascii="Times New Roman" w:cs="Times New Roman" w:eastAsia="Times New Roman" w:hAnsi="Times New Roman"/>
+              </w:rPr>
+              <w:t xml:space="preserve">L’égalité devant l’impôt (que les privilégiés paient aussi), la suppression des droits seigneuriaux, et du pain moins cher.</w:t>
+            </w:r>
+          </w:p>
+          <w:p>
+            <w:pPr>
+              <w:spacing w:after="40"/>
+            </w:pPr>
+            <w:r>
+              <w:rPr>
+                <w:b/>
+                <w:bCs/>
+                <w:i w:val="false"/>
+                <w:iCs w:val="false"/>
+                <w:color w:val="C2185B"/>
+                <w:sz w:val="22"/>
+                <w:szCs w:val="22"/>
+                <w:rFonts w:ascii="Times New Roman" w:cs="Times New Roman" w:eastAsia="Times New Roman" w:hAnsi="Times New Roman"/>
+              </w:rPr>
+              <w:t xml:space="preserve">Réponse 3. </w:t>
+            </w:r>
+            <w:r>
+              <w:rPr>
+                <w:b w:val="false"/>
+                <w:bCs w:val="false"/>
+                <w:i w:val="false"/>
+                <w:iCs w:val="false"/>
+                <w:color w:val="000000"/>
+                <w:sz w:val="22"/>
+                <w:szCs w:val="22"/>
+                <w:rFonts w:ascii="Times New Roman" w:cs="Times New Roman" w:eastAsia="Times New Roman" w:hAnsi="Times New Roman"/>
+              </w:rPr>
+              <w:t xml:space="preserve">Les demandes attaquent les privilèges, cœur de l’Ancien Régime — mais les paysans restent fidèles au roi (« prions Dieu pour le roi ») : en 1789, on veut réformer, pas encore renverser.</w:t>
+            </w:r>
+          </w:p>
+        </w:tc>
+      </w:tr>
+    </w:tbl>
+    <w:p>
+      <w:pPr>
+        <w:spacing w:after="160"/>
+      </w:pPr>
+    </w:p>
+    <w:tbl>
+      <w:tblPr>
+        <w:tblW w:type="dxa" w:w="9600"/>
+        <w:tblBorders>
+          <w:top w:val="single" w:color="1565C0" w:sz="12"/>
+          <w:left w:val="single" w:color="1565C0" w:sz="12"/>
+          <w:bottom w:val="single" w:color="1565C0" w:sz="12"/>
+          <w:right w:val="single" w:color="1565C0" w:sz="12"/>
+          <w:insideH w:val="none"/>
+          <w:insideV w:val="none"/>
+        </w:tblBorders>
+        <w:tblLayout w:type="fixed"/>
+      </w:tblPr>
+      <w:tblGrid>
+        <w:gridCol w:w="9600"/>
+      </w:tblGrid>
+      <w:tr>
+        <w:tc>
+          <w:tcPr>
+            <w:shd w:fill="E3F2FD" w:val="clear"/>
+            <w:tcMar>
+              <w:top w:type="dxa" w:w="140"/>
+              <w:left w:type="dxa" w:w="180"/>
+              <w:bottom w:type="dxa" w:w="140"/>
+              <w:right w:type="dxa" w:w="180"/>
+            </w:tcMar>
+          </w:tcPr>
+          <w:p>
+            <w:pPr>
+              <w:spacing w:after="90"/>
+            </w:pPr>
+            <w:r>
+              <w:rPr>
+                <w:b/>
+                <w:bCs/>
+                <w:i w:val="false"/>
+                <w:iCs w:val="false"/>
+                <w:color w:val="1565C0"/>
+                <w:sz w:val="25"/>
+                <w:szCs w:val="25"/>
+                <w:rFonts w:ascii="Times New Roman" w:cs="Times New Roman" w:eastAsia="Times New Roman" w:hAnsi="Times New Roman"/>
+              </w:rPr>
+              <w:t xml:space="preserve">Le savais-tu ?</w:t>
+            </w:r>
+          </w:p>
+          <w:p>
+            <w:pPr>
+              <w:spacing w:after="0" w:line="300"/>
+              <w:jc w:val="both"/>
+            </w:pPr>
+            <w:r>
+              <w:rPr>
+                <w:b w:val="false"/>
+                <w:bCs w:val="false"/>
+                <w:i w:val="false"/>
+                <w:iCs w:val="false"/>
+                <w:color w:val="000000"/>
+                <w:sz w:val="22"/>
+                <w:szCs w:val="22"/>
+                <w:rFonts w:ascii="Times New Roman" w:cs="Times New Roman" w:eastAsia="Times New Roman" w:hAnsi="Times New Roman"/>
+              </w:rPr>
+              <w:t xml:space="preserve">Le roi Louis XIV, modèle du monarque absolu, aurait résumé le système en une phrase restée célèbre : « L’État, c’est moi ». Vraie ou légendaire, la formule dit tout : sous l’absolutisme, aucune assemblée, aucun juge, aucune loi ne s’impose au roi. C’est exactement ce que 1789 fera voler en éclats.</w:t>
+            </w:r>
+          </w:p>
+        </w:tc>
+      </w:tr>
+    </w:tbl>
+    <w:p>
+      <w:pPr>
+        <w:spacing w:after="160"/>
+      </w:pPr>
     </w:p>
     <w:p>
       <w:pPr>
-        <w:spacing w:after="60" w:line="300"/>
+        <w:spacing w:after="80" w:line="300"/>
         <w:jc w:val="both"/>
       </w:pPr>
       <w:r>
         <w:rPr>
-          <w:b w:val="false"/>
-          <w:bCs w:val="false"/>
-          <w:i w:val="false"/>
-          <w:iCs w:val="false"/>
-          <w:color w:val="000000"/>
-          <w:sz w:val="24"/>
-          <w:szCs w:val="24"/>
-          <w:rFonts w:ascii="Times New Roman" w:cs="Times New Roman" w:eastAsia="Times New Roman" w:hAnsi="Times New Roman"/>
-        </w:rPr>
-        <w:t xml:space="preserve">1. Borner la période : 1789, Révolution française → nos jours.</w:t>
+          <w:b/>
+          <w:bCs/>
+          <w:i w:val="false"/>
+          <w:iCs w:val="false"/>
+          <w:color w:val="2E7D32"/>
+          <w:sz w:val="26"/>
+          <w:szCs w:val="26"/>
+          <w:rFonts w:ascii="Times New Roman" w:cs="Times New Roman" w:eastAsia="Times New Roman" w:hAnsi="Times New Roman"/>
+        </w:rPr>
+        <w:t xml:space="preserve">Petit lexique</w:t>
       </w:r>
     </w:p>
+    <w:tbl>
+      <w:tblPr>
+        <w:tblW w:type="dxa" w:w="9600"/>
+        <w:tblBorders>
+          <w:top w:val="single" w:color="808080" w:sz="4"/>
+          <w:left w:val="single" w:color="808080" w:sz="4"/>
+          <w:bottom w:val="single" w:color="808080" w:sz="4"/>
+          <w:right w:val="single" w:color="808080" w:sz="4"/>
+          <w:insideH w:val="single" w:color="B0B0B0" w:sz="4"/>
+          <w:insideV w:val="single" w:color="B0B0B0" w:sz="4"/>
+        </w:tblBorders>
+        <w:tblLayout w:type="fixed"/>
+      </w:tblPr>
+      <w:tblGrid>
+        <w:gridCol w:w="2800"/>
+        <w:gridCol w:w="6800"/>
+      </w:tblGrid>
+      <w:tr>
+        <w:tc>
+          <w:tcPr>
+            <w:shd w:fill="E7E6E6" w:val="clear"/>
+            <w:tcMar>
+              <w:top w:type="dxa" w:w="80"/>
+              <w:left w:type="dxa" w:w="80"/>
+              <w:bottom w:type="dxa" w:w="80"/>
+              <w:right w:type="dxa" w:w="80"/>
+            </w:tcMar>
+          </w:tcPr>
+          <w:p>
+            <w:pPr>
+              <w:spacing w:after="40"/>
+              <w:jc w:val="left"/>
+            </w:pPr>
+            <w:r>
+              <w:rPr>
+                <w:b/>
+                <w:bCs/>
+                <w:i w:val="false"/>
+                <w:iCs w:val="false"/>
+                <w:color w:val="000000"/>
+                <w:sz w:val="20"/>
+                <w:szCs w:val="20"/>
+                <w:rFonts w:ascii="Times New Roman" w:cs="Times New Roman" w:eastAsia="Times New Roman" w:hAnsi="Times New Roman"/>
+              </w:rPr>
+              <w:t xml:space="preserve">Mot</w:t>
+            </w:r>
+          </w:p>
+        </w:tc>
+        <w:tc>
+          <w:tcPr>
+            <w:shd w:fill="E7E6E6" w:val="clear"/>
+            <w:tcMar>
+              <w:top w:type="dxa" w:w="80"/>
+              <w:left w:type="dxa" w:w="80"/>
+              <w:bottom w:type="dxa" w:w="80"/>
+              <w:right w:type="dxa" w:w="80"/>
+            </w:tcMar>
+          </w:tcPr>
+          <w:p>
+            <w:pPr>
+              <w:spacing w:after="40"/>
+              <w:jc w:val="left"/>
+            </w:pPr>
+            <w:r>
+              <w:rPr>
+                <w:b/>
+                <w:bCs/>
+                <w:i w:val="false"/>
+                <w:iCs w:val="false"/>
+                <w:color w:val="000000"/>
+                <w:sz w:val="20"/>
+                <w:szCs w:val="20"/>
+                <w:rFonts w:ascii="Times New Roman" w:cs="Times New Roman" w:eastAsia="Times New Roman" w:hAnsi="Times New Roman"/>
+              </w:rPr>
+              <w:t xml:space="preserve">Sens</w:t>
+            </w:r>
+          </w:p>
+        </w:tc>
+      </w:tr>
+      <w:tr>
+        <w:tc>
+          <w:tcPr>
+            <w:tcMar>
+              <w:top w:type="dxa" w:w="80"/>
+              <w:left w:type="dxa" w:w="80"/>
+              <w:bottom w:type="dxa" w:w="80"/>
+              <w:right w:type="dxa" w:w="80"/>
+            </w:tcMar>
+          </w:tcPr>
+          <w:p>
+            <w:pPr>
+              <w:spacing w:after="40"/>
+              <w:jc w:val="left"/>
+            </w:pPr>
+            <w:r>
+              <w:rPr>
+                <w:b/>
+                <w:bCs/>
+                <w:i w:val="false"/>
+                <w:iCs w:val="false"/>
+                <w:color w:val="000000"/>
+                <w:sz w:val="20"/>
+                <w:szCs w:val="20"/>
+                <w:rFonts w:ascii="Times New Roman" w:cs="Times New Roman" w:eastAsia="Times New Roman" w:hAnsi="Times New Roman"/>
+              </w:rPr>
+              <w:t xml:space="preserve">Ancien Régime</w:t>
+            </w:r>
+          </w:p>
+        </w:tc>
+        <w:tc>
+          <w:tcPr>
+            <w:tcMar>
+              <w:top w:type="dxa" w:w="80"/>
+              <w:left w:type="dxa" w:w="80"/>
+              <w:bottom w:type="dxa" w:w="80"/>
+              <w:right w:type="dxa" w:w="80"/>
+            </w:tcMar>
+          </w:tcPr>
+          <w:p>
+            <w:pPr>
+              <w:spacing w:after="40"/>
+              <w:jc w:val="left"/>
+            </w:pPr>
+            <w:r>
+              <w:rPr>
+                <w:b w:val="false"/>
+                <w:bCs w:val="false"/>
+                <w:i w:val="false"/>
+                <w:iCs w:val="false"/>
+                <w:color w:val="000000"/>
+                <w:sz w:val="20"/>
+                <w:szCs w:val="20"/>
+                <w:rFonts w:ascii="Times New Roman" w:cs="Times New Roman" w:eastAsia="Times New Roman" w:hAnsi="Times New Roman"/>
+              </w:rPr>
+              <w:t xml:space="preserve">ordre social et politique de l’Europe d’avant 1789</w:t>
+            </w:r>
+          </w:p>
+        </w:tc>
+      </w:tr>
+      <w:tr>
+        <w:tc>
+          <w:tcPr>
+            <w:tcMar>
+              <w:top w:type="dxa" w:w="80"/>
+              <w:left w:type="dxa" w:w="80"/>
+              <w:bottom w:type="dxa" w:w="80"/>
+              <w:right w:type="dxa" w:w="80"/>
+            </w:tcMar>
+          </w:tcPr>
+          <w:p>
+            <w:pPr>
+              <w:spacing w:after="40"/>
+              <w:jc w:val="left"/>
+            </w:pPr>
+            <w:r>
+              <w:rPr>
+                <w:b/>
+                <w:bCs/>
+                <w:i w:val="false"/>
+                <w:iCs w:val="false"/>
+                <w:color w:val="000000"/>
+                <w:sz w:val="20"/>
+                <w:szCs w:val="20"/>
+                <w:rFonts w:ascii="Times New Roman" w:cs="Times New Roman" w:eastAsia="Times New Roman" w:hAnsi="Times New Roman"/>
+              </w:rPr>
+              <w:t xml:space="preserve">Tiers état</w:t>
+            </w:r>
+          </w:p>
+        </w:tc>
+        <w:tc>
+          <w:tcPr>
+            <w:tcMar>
+              <w:top w:type="dxa" w:w="80"/>
+              <w:left w:type="dxa" w:w="80"/>
+              <w:bottom w:type="dxa" w:w="80"/>
+              <w:right w:type="dxa" w:w="80"/>
+            </w:tcMar>
+          </w:tcPr>
+          <w:p>
+            <w:pPr>
+              <w:spacing w:after="40"/>
+              <w:jc w:val="left"/>
+            </w:pPr>
+            <w:r>
+              <w:rPr>
+                <w:b w:val="false"/>
+                <w:bCs w:val="false"/>
+                <w:i w:val="false"/>
+                <w:iCs w:val="false"/>
+                <w:color w:val="000000"/>
+                <w:sz w:val="20"/>
+                <w:szCs w:val="20"/>
+                <w:rFonts w:ascii="Times New Roman" w:cs="Times New Roman" w:eastAsia="Times New Roman" w:hAnsi="Times New Roman"/>
+              </w:rPr>
+              <w:t xml:space="preserve">troisième ordre : tous ceux qui travaillent et paient l’impôt</w:t>
+            </w:r>
+          </w:p>
+        </w:tc>
+      </w:tr>
+      <w:tr>
+        <w:tc>
+          <w:tcPr>
+            <w:tcMar>
+              <w:top w:type="dxa" w:w="80"/>
+              <w:left w:type="dxa" w:w="80"/>
+              <w:bottom w:type="dxa" w:w="80"/>
+              <w:right w:type="dxa" w:w="80"/>
+            </w:tcMar>
+          </w:tcPr>
+          <w:p>
+            <w:pPr>
+              <w:spacing w:after="40"/>
+              <w:jc w:val="left"/>
+            </w:pPr>
+            <w:r>
+              <w:rPr>
+                <w:b/>
+                <w:bCs/>
+                <w:i w:val="false"/>
+                <w:iCs w:val="false"/>
+                <w:color w:val="000000"/>
+                <w:sz w:val="20"/>
+                <w:szCs w:val="20"/>
+                <w:rFonts w:ascii="Times New Roman" w:cs="Times New Roman" w:eastAsia="Times New Roman" w:hAnsi="Times New Roman"/>
+              </w:rPr>
+              <w:t xml:space="preserve">Privilèges</w:t>
+            </w:r>
+          </w:p>
+        </w:tc>
+        <w:tc>
+          <w:tcPr>
+            <w:tcMar>
+              <w:top w:type="dxa" w:w="80"/>
+              <w:left w:type="dxa" w:w="80"/>
+              <w:bottom w:type="dxa" w:w="80"/>
+              <w:right w:type="dxa" w:w="80"/>
+            </w:tcMar>
+          </w:tcPr>
+          <w:p>
+            <w:pPr>
+              <w:spacing w:after="40"/>
+              <w:jc w:val="left"/>
+            </w:pPr>
+            <w:r>
+              <w:rPr>
+                <w:b w:val="false"/>
+                <w:bCs w:val="false"/>
+                <w:i w:val="false"/>
+                <w:iCs w:val="false"/>
+                <w:color w:val="000000"/>
+                <w:sz w:val="20"/>
+                <w:szCs w:val="20"/>
+                <w:rFonts w:ascii="Times New Roman" w:cs="Times New Roman" w:eastAsia="Times New Roman" w:hAnsi="Times New Roman"/>
+              </w:rPr>
+              <w:t xml:space="preserve">avantages réservés au clergé et à la noblesse</w:t>
+            </w:r>
+          </w:p>
+        </w:tc>
+      </w:tr>
+      <w:tr>
+        <w:tc>
+          <w:tcPr>
+            <w:tcMar>
+              <w:top w:type="dxa" w:w="80"/>
+              <w:left w:type="dxa" w:w="80"/>
+              <w:bottom w:type="dxa" w:w="80"/>
+              <w:right w:type="dxa" w:w="80"/>
+            </w:tcMar>
+          </w:tcPr>
+          <w:p>
+            <w:pPr>
+              <w:spacing w:after="40"/>
+              <w:jc w:val="left"/>
+            </w:pPr>
+            <w:r>
+              <w:rPr>
+                <w:b/>
+                <w:bCs/>
+                <w:i w:val="false"/>
+                <w:iCs w:val="false"/>
+                <w:color w:val="000000"/>
+                <w:sz w:val="20"/>
+                <w:szCs w:val="20"/>
+                <w:rFonts w:ascii="Times New Roman" w:cs="Times New Roman" w:eastAsia="Times New Roman" w:hAnsi="Times New Roman"/>
+              </w:rPr>
+              <w:t xml:space="preserve">Parlementarisme</w:t>
+            </w:r>
+          </w:p>
+        </w:tc>
+        <w:tc>
+          <w:tcPr>
+            <w:tcMar>
+              <w:top w:type="dxa" w:w="80"/>
+              <w:left w:type="dxa" w:w="80"/>
+              <w:bottom w:type="dxa" w:w="80"/>
+              <w:right w:type="dxa" w:w="80"/>
+            </w:tcMar>
+          </w:tcPr>
+          <w:p>
+            <w:pPr>
+              <w:spacing w:after="40"/>
+              <w:jc w:val="left"/>
+            </w:pPr>
+            <w:r>
+              <w:rPr>
+                <w:b w:val="false"/>
+                <w:bCs w:val="false"/>
+                <w:i w:val="false"/>
+                <w:iCs w:val="false"/>
+                <w:color w:val="000000"/>
+                <w:sz w:val="20"/>
+                <w:szCs w:val="20"/>
+                <w:rFonts w:ascii="Times New Roman" w:cs="Times New Roman" w:eastAsia="Times New Roman" w:hAnsi="Times New Roman"/>
+              </w:rPr>
+              <w:t xml:space="preserve">régime où le Parlement vote les lois et limite le roi</w:t>
+            </w:r>
+          </w:p>
+        </w:tc>
+      </w:tr>
+    </w:tbl>
     <w:p>
       <w:pPr>
-        <w:spacing w:after="60" w:line="300"/>
-        <w:jc w:val="both"/>
+        <w:spacing w:after="120"/>
       </w:pPr>
-      <w:r>
-        <w:rPr>
-          <w:b w:val="false"/>
-          <w:bCs w:val="false"/>
-          <w:i w:val="false"/>
-          <w:iCs w:val="false"/>
-          <w:color w:val="000000"/>
-          <w:sz w:val="24"/>
-          <w:szCs w:val="24"/>
-          <w:rFonts w:ascii="Times New Roman" w:cs="Times New Roman" w:eastAsia="Times New Roman" w:hAnsi="Times New Roman"/>
-        </w:rPr>
-        <w:t xml:space="preserve">2. Décrire l’Ancien Régime par ses cinq traits : économie, seigneurie, trois ordres, roi absolu, Église.</w:t>
-      </w:r>
-    </w:p>
-    <w:p>
-      <w:pPr>
-        <w:spacing w:after="60" w:line="300"/>
-        <w:jc w:val="both"/>
-      </w:pPr>
-      <w:r>
-        <w:rPr>
-          <w:b w:val="false"/>
-          <w:bCs w:val="false"/>
-          <w:i w:val="false"/>
-          <w:iCs w:val="false"/>
-          <w:color w:val="000000"/>
-          <w:sz w:val="24"/>
-          <w:szCs w:val="24"/>
-          <w:rFonts w:ascii="Times New Roman" w:cs="Times New Roman" w:eastAsia="Times New Roman" w:hAnsi="Times New Roman"/>
-        </w:rPr>
-        <w:t xml:space="preserve">3. Opposer monarchie absolue et parlementarisme anglais.</w:t>
-      </w:r>
-    </w:p>
-    <w:p>
-      <w:pPr>
-        <w:spacing w:after="110" w:line="300"/>
-        <w:jc w:val="both"/>
-      </w:pPr>
-      <w:r>
-        <w:rPr>
-          <w:b/>
-          <w:bCs/>
-          <w:i w:val="false"/>
-          <w:iCs w:val="false"/>
-          <w:color w:val="1F4E79"/>
-          <w:sz w:val="24"/>
-          <w:szCs w:val="24"/>
-          <w:rFonts w:ascii="Times New Roman" w:cs="Times New Roman" w:eastAsia="Times New Roman" w:hAnsi="Times New Roman"/>
-        </w:rPr>
-        <w:t xml:space="preserve">Exemple — </w:t>
-      </w:r>
-      <w:r>
-        <w:rPr>
-          <w:b w:val="false"/>
-          <w:bCs w:val="false"/>
-          <w:i w:val="false"/>
-          <w:iCs w:val="false"/>
-          <w:color w:val="000000"/>
-          <w:sz w:val="24"/>
-          <w:szCs w:val="24"/>
-          <w:rFonts w:ascii="Times New Roman" w:cs="Times New Roman" w:eastAsia="Times New Roman" w:hAnsi="Times New Roman"/>
-        </w:rPr>
-        <w:t xml:space="preserve">Un paysan français de 1700 : il laboure avec une araire en bois, donne une part de sa récolte au seigneur, la dîme à l’Église, la taille au roi — pendant que son seigneur, noble, ne paie presque rien. L’inégalité est la règle, pas l’exception.</w:t>
-      </w:r>
-    </w:p>
-    <w:p>
-      <w:pPr>
-        <w:spacing w:after="110" w:line="300"/>
-        <w:jc w:val="both"/>
-      </w:pPr>
-      <w:r>
-        <w:rPr>
-          <w:b/>
-          <w:bCs/>
-          <w:i w:val="false"/>
-          <w:iCs w:val="false"/>
-          <w:color w:val="B25000"/>
-          <w:sz w:val="24"/>
-          <w:szCs w:val="24"/>
-          <w:rFonts w:ascii="Times New Roman" w:cs="Times New Roman" w:eastAsia="Times New Roman" w:hAnsi="Times New Roman"/>
-        </w:rPr>
-        <w:t xml:space="preserve">Erreur à éviter — </w:t>
-      </w:r>
-      <w:r>
-        <w:rPr>
-          <w:b w:val="false"/>
-          <w:bCs w:val="false"/>
-          <w:i w:val="false"/>
-          <w:iCs w:val="false"/>
-          <w:color w:val="000000"/>
-          <w:sz w:val="24"/>
-          <w:szCs w:val="24"/>
-          <w:rFonts w:ascii="Times New Roman" w:cs="Times New Roman" w:eastAsia="Times New Roman" w:hAnsi="Times New Roman"/>
-        </w:rPr>
-        <w:t xml:space="preserve">Croire que « Ancien Régime » désigne un gouvernement précis : c’est le nom donné APRÈS la Révolution à tout l’ordre ancien — social, politique, économique — qu’elle a détruit. Le mot est né en 1789, pour désigner ce qui venait de finir.</w:t>
-      </w:r>
-    </w:p>
-    <w:p>
-      <w:pPr>
-        <w:shd w:fill="E3F2FD" w:val="clear"/>
-        <w:spacing w:after="110" w:line="300"/>
-        <w:jc w:val="both"/>
-      </w:pPr>
-      <w:r>
-        <w:rPr>
-          <w:b/>
-          <w:bCs/>
-          <w:i w:val="false"/>
-          <w:iCs w:val="false"/>
-          <w:color w:val="1565C0"/>
-          <w:sz w:val="24"/>
-          <w:szCs w:val="24"/>
-          <w:rFonts w:ascii="Times New Roman" w:cs="Times New Roman" w:eastAsia="Times New Roman" w:hAnsi="Times New Roman"/>
-        </w:rPr>
-        <w:t xml:space="preserve">Le savais-tu ? </w:t>
-      </w:r>
-      <w:r>
-        <w:rPr>
-          <w:b w:val="false"/>
-          <w:bCs w:val="false"/>
-          <w:i w:val="false"/>
-          <w:iCs w:val="false"/>
-          <w:color w:val="000000"/>
-          <w:sz w:val="24"/>
-          <w:szCs w:val="24"/>
-          <w:rFonts w:ascii="Times New Roman" w:cs="Times New Roman" w:eastAsia="Times New Roman" w:hAnsi="Times New Roman"/>
-        </w:rPr>
-        <w:t xml:space="preserve">Le roi Louis XIV, modèle du monarque absolu, aurait résumé le système en une phrase restée célèbre : « L’État, c’est moi ». Vraie ou légendaire, la formule dit tout : sous l’absolutisme, aucune assemblée, aucun juge, aucune loi ne s’impose au roi. C’est exactement ce que 1789 fera voler en éclats.</w:t>
-      </w:r>
     </w:p>
     <w:p>
       <w:pPr>
@@ -4708,152 +5633,152 @@
                 <w:szCs w:val="20"/>
                 <w:rFonts w:ascii="Times New Roman" w:cs="Times New Roman" w:eastAsia="Times New Roman" w:hAnsi="Times New Roman"/>
               </w:rPr>
-              <w:t xml:space="preserve">3. Observation</w:t>
-            </w:r>
-          </w:p>
-        </w:tc>
-        <w:tc>
-          <w:tcPr>
-            <w:tcMar>
-              <w:top w:type="dxa" w:w="80"/>
-              <w:left w:type="dxa" w:w="80"/>
-              <w:bottom w:type="dxa" w:w="80"/>
-              <w:right w:type="dxa" w:w="80"/>
-            </w:tcMar>
-          </w:tcPr>
-          <w:p>
-            <w:pPr>
-              <w:spacing w:after="40"/>
-              <w:jc w:val="left"/>
-            </w:pPr>
-            <w:r>
-              <w:rPr>
-                <w:b w:val="false"/>
-                <w:bCs w:val="false"/>
-                <w:i w:val="false"/>
-                <w:iCs w:val="false"/>
-                <w:color w:val="000000"/>
-                <w:sz w:val="20"/>
-                <w:szCs w:val="20"/>
-                <w:rFonts w:ascii="Times New Roman" w:cs="Times New Roman" w:eastAsia="Times New Roman" w:hAnsi="Times New Roman"/>
-              </w:rPr>
-              <w:t xml:space="preserve">La séparation des pouvoirs aujourd’hui à Madagascar : l’Assemblée nationale vote la loi, le gouvernement l’exécute, les tribunaux jugent. Cette organisation, que tu trouves normale, est l’idée de Montesquieu — vieille de moins de trois siècles.</w:t>
-            </w:r>
-          </w:p>
-        </w:tc>
-        <w:tc>
-          <w:tcPr>
-            <w:tcMar>
-              <w:top w:type="dxa" w:w="80"/>
-              <w:left w:type="dxa" w:w="80"/>
-              <w:bottom w:type="dxa" w:w="80"/>
-              <w:right w:type="dxa" w:w="80"/>
-            </w:tcMar>
-          </w:tcPr>
-          <w:p>
-            <w:pPr>
-              <w:spacing w:after="40"/>
-              <w:jc w:val="left"/>
-            </w:pPr>
-            <w:r>
-              <w:rPr>
-                <w:b w:val="false"/>
-                <w:bCs w:val="false"/>
-                <w:i w:val="false"/>
-                <w:iCs w:val="false"/>
-                <w:color w:val="000000"/>
-                <w:sz w:val="20"/>
-                <w:szCs w:val="20"/>
-                <w:rFonts w:ascii="Times New Roman" w:cs="Times New Roman" w:eastAsia="Times New Roman" w:hAnsi="Times New Roman"/>
-              </w:rPr>
-              <w:t xml:space="preserve">Observent l’exemple résolu.</w:t>
-            </w:r>
-          </w:p>
-        </w:tc>
-        <w:tc>
-          <w:tcPr>
-            <w:tcMar>
-              <w:top w:type="dxa" w:w="80"/>
-              <w:left w:type="dxa" w:w="80"/>
-              <w:bottom w:type="dxa" w:w="80"/>
-              <w:right w:type="dxa" w:w="80"/>
-            </w:tcMar>
-          </w:tcPr>
-          <w:p>
-            <w:pPr>
-              <w:spacing w:after="40"/>
-              <w:jc w:val="left"/>
-            </w:pPr>
-            <w:r>
-              <w:rPr>
-                <w:b w:val="false"/>
-                <w:bCs w:val="false"/>
-                <w:i w:val="false"/>
-                <w:iCs w:val="false"/>
-                <w:color w:val="000000"/>
-                <w:sz w:val="20"/>
-                <w:szCs w:val="20"/>
-                <w:rFonts w:ascii="Times New Roman" w:cs="Times New Roman" w:eastAsia="Times New Roman" w:hAnsi="Times New Roman"/>
-              </w:rPr>
-              <w:t xml:space="preserve">Observation dirigée</w:t>
-            </w:r>
-          </w:p>
-        </w:tc>
-        <w:tc>
-          <w:tcPr>
-            <w:tcMar>
-              <w:top w:type="dxa" w:w="80"/>
-              <w:left w:type="dxa" w:w="80"/>
-              <w:bottom w:type="dxa" w:w="80"/>
-              <w:right w:type="dxa" w:w="80"/>
-            </w:tcMar>
-          </w:tcPr>
-          <w:p>
-            <w:pPr>
-              <w:spacing w:after="40"/>
-              <w:jc w:val="left"/>
-            </w:pPr>
-            <w:r>
-              <w:rPr>
-                <w:b w:val="false"/>
-                <w:bCs w:val="false"/>
-                <w:i w:val="false"/>
-                <w:iCs w:val="false"/>
-                <w:color w:val="000000"/>
-                <w:sz w:val="20"/>
-                <w:szCs w:val="20"/>
-                <w:rFonts w:ascii="Times New Roman" w:cs="Times New Roman" w:eastAsia="Times New Roman" w:hAnsi="Times New Roman"/>
-              </w:rPr>
-              <w:t xml:space="preserve">Document imprimé</w:t>
-            </w:r>
-          </w:p>
-        </w:tc>
-        <w:tc>
-          <w:tcPr>
-            <w:tcMar>
-              <w:top w:type="dxa" w:w="80"/>
-              <w:left w:type="dxa" w:w="80"/>
-              <w:bottom w:type="dxa" w:w="80"/>
-              <w:right w:type="dxa" w:w="80"/>
-            </w:tcMar>
-          </w:tcPr>
-          <w:p>
-            <w:pPr>
-              <w:spacing w:after="40"/>
-              <w:jc w:val="left"/>
-            </w:pPr>
-            <w:r>
-              <w:rPr>
-                <w:b w:val="false"/>
-                <w:bCs w:val="false"/>
-                <w:i w:val="false"/>
-                <w:iCs w:val="false"/>
-                <w:color w:val="000000"/>
-                <w:sz w:val="20"/>
-                <w:szCs w:val="20"/>
-                <w:rFonts w:ascii="Times New Roman" w:cs="Times New Roman" w:eastAsia="Times New Roman" w:hAnsi="Times New Roman"/>
-              </w:rPr>
-              <w:t xml:space="preserve">Compréhension</w:t>
+              <w:t xml:space="preserve">3. Développement</w:t>
+            </w:r>
+          </w:p>
+        </w:tc>
+        <w:tc>
+          <w:tcPr>
+            <w:tcMar>
+              <w:top w:type="dxa" w:w="80"/>
+              <w:left w:type="dxa" w:w="80"/>
+              <w:bottom w:type="dxa" w:w="80"/>
+              <w:right w:type="dxa" w:w="80"/>
+            </w:tcMar>
+          </w:tcPr>
+          <w:p>
+            <w:pPr>
+              <w:spacing w:after="40"/>
+              <w:jc w:val="left"/>
+            </w:pPr>
+            <w:r>
+              <w:rPr>
+                <w:b w:val="false"/>
+                <w:bCs w:val="false"/>
+                <w:i w:val="false"/>
+                <w:iCs w:val="false"/>
+                <w:color w:val="000000"/>
+                <w:sz w:val="20"/>
+                <w:szCs w:val="20"/>
+                <w:rFonts w:ascii="Times New Roman" w:cs="Times New Roman" w:eastAsia="Times New Roman" w:hAnsi="Times New Roman"/>
+              </w:rPr>
+              <w:t xml:space="preserve">Développe la leçon partie par partie : La raison contre l’obscurité ; Les philosophes contre l’Ancien Régime ; Des idées qui préparent 1789.</w:t>
+            </w:r>
+          </w:p>
+        </w:tc>
+        <w:tc>
+          <w:tcPr>
+            <w:tcMar>
+              <w:top w:type="dxa" w:w="80"/>
+              <w:left w:type="dxa" w:w="80"/>
+              <w:bottom w:type="dxa" w:w="80"/>
+              <w:right w:type="dxa" w:w="80"/>
+            </w:tcMar>
+          </w:tcPr>
+          <w:p>
+            <w:pPr>
+              <w:spacing w:after="40"/>
+              <w:jc w:val="left"/>
+            </w:pPr>
+            <w:r>
+              <w:rPr>
+                <w:b w:val="false"/>
+                <w:bCs w:val="false"/>
+                <w:i w:val="false"/>
+                <w:iCs w:val="false"/>
+                <w:color w:val="000000"/>
+                <w:sz w:val="20"/>
+                <w:szCs w:val="20"/>
+                <w:rFonts w:ascii="Times New Roman" w:cs="Times New Roman" w:eastAsia="Times New Roman" w:hAnsi="Times New Roman"/>
+              </w:rPr>
+              <w:t xml:space="preserve">Écoutent, répondent aux questions et notent les mots-clés.</w:t>
+            </w:r>
+          </w:p>
+        </w:tc>
+        <w:tc>
+          <w:tcPr>
+            <w:tcMar>
+              <w:top w:type="dxa" w:w="80"/>
+              <w:left w:type="dxa" w:w="80"/>
+              <w:bottom w:type="dxa" w:w="80"/>
+              <w:right w:type="dxa" w:w="80"/>
+            </w:tcMar>
+          </w:tcPr>
+          <w:p>
+            <w:pPr>
+              <w:spacing w:after="40"/>
+              <w:jc w:val="left"/>
+            </w:pPr>
+            <w:r>
+              <w:rPr>
+                <w:b w:val="false"/>
+                <w:bCs w:val="false"/>
+                <w:i w:val="false"/>
+                <w:iCs w:val="false"/>
+                <w:color w:val="000000"/>
+                <w:sz w:val="20"/>
+                <w:szCs w:val="20"/>
+                <w:rFonts w:ascii="Times New Roman" w:cs="Times New Roman" w:eastAsia="Times New Roman" w:hAnsi="Times New Roman"/>
+              </w:rPr>
+              <w:t xml:space="preserve">Exposé interactif, questions-réponses</w:t>
+            </w:r>
+          </w:p>
+        </w:tc>
+        <w:tc>
+          <w:tcPr>
+            <w:tcMar>
+              <w:top w:type="dxa" w:w="80"/>
+              <w:left w:type="dxa" w:w="80"/>
+              <w:bottom w:type="dxa" w:w="80"/>
+              <w:right w:type="dxa" w:w="80"/>
+            </w:tcMar>
+          </w:tcPr>
+          <w:p>
+            <w:pPr>
+              <w:spacing w:after="40"/>
+              <w:jc w:val="left"/>
+            </w:pPr>
+            <w:r>
+              <w:rPr>
+                <w:b w:val="false"/>
+                <w:bCs w:val="false"/>
+                <w:i w:val="false"/>
+                <w:iCs w:val="false"/>
+                <w:color w:val="000000"/>
+                <w:sz w:val="20"/>
+                <w:szCs w:val="20"/>
+                <w:rFonts w:ascii="Times New Roman" w:cs="Times New Roman" w:eastAsia="Times New Roman" w:hAnsi="Times New Roman"/>
+              </w:rPr>
+              <w:t xml:space="preserve">Tableau, frises, cartes</w:t>
+            </w:r>
+          </w:p>
+        </w:tc>
+        <w:tc>
+          <w:tcPr>
+            <w:tcMar>
+              <w:top w:type="dxa" w:w="80"/>
+              <w:left w:type="dxa" w:w="80"/>
+              <w:bottom w:type="dxa" w:w="80"/>
+              <w:right w:type="dxa" w:w="80"/>
+            </w:tcMar>
+          </w:tcPr>
+          <w:p>
+            <w:pPr>
+              <w:spacing w:after="40"/>
+              <w:jc w:val="left"/>
+            </w:pPr>
+            <w:r>
+              <w:rPr>
+                <w:b w:val="false"/>
+                <w:bCs w:val="false"/>
+                <w:i w:val="false"/>
+                <w:iCs w:val="false"/>
+                <w:color w:val="000000"/>
+                <w:sz w:val="20"/>
+                <w:szCs w:val="20"/>
+                <w:rFonts w:ascii="Times New Roman" w:cs="Times New Roman" w:eastAsia="Times New Roman" w:hAnsi="Times New Roman"/>
+              </w:rPr>
+              <w:t xml:space="preserve">Attention, participation</w:t>
             </w:r>
           </w:p>
         </w:tc>
@@ -4884,152 +5809,152 @@
                 <w:szCs w:val="20"/>
                 <w:rFonts w:ascii="Times New Roman" w:cs="Times New Roman" w:eastAsia="Times New Roman" w:hAnsi="Times New Roman"/>
               </w:rPr>
-              <w:t xml:space="preserve">4. Analyse</w:t>
-            </w:r>
-          </w:p>
-        </w:tc>
-        <w:tc>
-          <w:tcPr>
-            <w:tcMar>
-              <w:top w:type="dxa" w:w="80"/>
-              <w:left w:type="dxa" w:w="80"/>
-              <w:bottom w:type="dxa" w:w="80"/>
-              <w:right w:type="dxa" w:w="80"/>
-            </w:tcMar>
-          </w:tcPr>
-          <w:p>
-            <w:pPr>
-              <w:spacing w:after="40"/>
-              <w:jc w:val="left"/>
-            </w:pPr>
-            <w:r>
-              <w:rPr>
-                <w:b w:val="false"/>
-                <w:bCs w:val="false"/>
-                <w:i w:val="false"/>
-                <w:iCs w:val="false"/>
-                <w:color w:val="000000"/>
-                <w:sz w:val="20"/>
-                <w:szCs w:val="20"/>
-                <w:rFonts w:ascii="Times New Roman" w:cs="Times New Roman" w:eastAsia="Times New Roman" w:hAnsi="Times New Roman"/>
-              </w:rPr>
-              <w:t xml:space="preserve">Guide l’analyse : Le mot « Lumières » est une image : la raison éclaire, comme une lampe, ce que l’ignorance laissait dans l’obscurité. Côté sciences, Lavoisier montre que l’air est un mélange de gaz — il fonde la chimie moderne ; Franklin, en Amérique, prouve que la foudre est de l’électricité et invente le paratonnerre : la science explique et protège, là où l’on voyait des punitions du ciel. Côté philosophie, chaque penseur attaque un pilier de l’Ancien Régime. Montesquieu propose de séparer les trois pouvoirs — faire la loi, l’exécuter, juger — pour qu’aucun homme ne les tienne tous : c’est la condamnation de l’absolutisme. Voltaire se bat pour la tolérance : nul ne doit être persécuté pour ses croyances. Rousseau affirme que le pouvoir vient du peuple, et que la loi doit exprimer la volonté générale — idée explosive sous un roi de droit divin. Kant, en Allemagne, résume tout le mouvement : « Aie le courage de te servir de ta propre raison ! ». Et Diderot rassemble tous les savoirs du temps dans l’Encyclopédie, immense dictionnaire en 28 volumes écrit avec des dizaines de collaborateurs : malgré la censure, elle répand les idées nouvelles dans toute l’Europe. Ces idées circulent par les livres, les salons, les académies — et quand la crise éclatera en 1789, elles fourniront aux révolutionnaires leur programme.</w:t>
-            </w:r>
-          </w:p>
-        </w:tc>
-        <w:tc>
-          <w:tcPr>
-            <w:tcMar>
-              <w:top w:type="dxa" w:w="80"/>
-              <w:left w:type="dxa" w:w="80"/>
-              <w:bottom w:type="dxa" w:w="80"/>
-              <w:right w:type="dxa" w:w="80"/>
-            </w:tcMar>
-          </w:tcPr>
-          <w:p>
-            <w:pPr>
-              <w:spacing w:after="40"/>
-              <w:jc w:val="left"/>
-            </w:pPr>
-            <w:r>
-              <w:rPr>
-                <w:b w:val="false"/>
-                <w:bCs w:val="false"/>
-                <w:i w:val="false"/>
-                <w:iCs w:val="false"/>
-                <w:color w:val="000000"/>
-                <w:sz w:val="20"/>
-                <w:szCs w:val="20"/>
-                <w:rFonts w:ascii="Times New Roman" w:cs="Times New Roman" w:eastAsia="Times New Roman" w:hAnsi="Times New Roman"/>
-              </w:rPr>
-              <w:t xml:space="preserve">Expliquent la démarche et vérifient le résultat.</w:t>
-            </w:r>
-          </w:p>
-        </w:tc>
-        <w:tc>
-          <w:tcPr>
-            <w:tcMar>
-              <w:top w:type="dxa" w:w="80"/>
-              <w:left w:type="dxa" w:w="80"/>
-              <w:bottom w:type="dxa" w:w="80"/>
-              <w:right w:type="dxa" w:w="80"/>
-            </w:tcMar>
-          </w:tcPr>
-          <w:p>
-            <w:pPr>
-              <w:spacing w:after="40"/>
-              <w:jc w:val="left"/>
-            </w:pPr>
-            <w:r>
-              <w:rPr>
-                <w:b w:val="false"/>
-                <w:bCs w:val="false"/>
-                <w:i w:val="false"/>
-                <w:iCs w:val="false"/>
-                <w:color w:val="000000"/>
-                <w:sz w:val="20"/>
-                <w:szCs w:val="20"/>
-                <w:rFonts w:ascii="Times New Roman" w:cs="Times New Roman" w:eastAsia="Times New Roman" w:hAnsi="Times New Roman"/>
-              </w:rPr>
-              <w:t xml:space="preserve">Recherche en binômes</w:t>
-            </w:r>
-          </w:p>
-        </w:tc>
-        <w:tc>
-          <w:tcPr>
-            <w:tcMar>
-              <w:top w:type="dxa" w:w="80"/>
-              <w:left w:type="dxa" w:w="80"/>
-              <w:bottom w:type="dxa" w:w="80"/>
-              <w:right w:type="dxa" w:w="80"/>
-            </w:tcMar>
-          </w:tcPr>
-          <w:p>
-            <w:pPr>
-              <w:spacing w:after="40"/>
-              <w:jc w:val="left"/>
-            </w:pPr>
-            <w:r>
-              <w:rPr>
-                <w:b w:val="false"/>
-                <w:bCs w:val="false"/>
-                <w:i w:val="false"/>
-                <w:iCs w:val="false"/>
-                <w:color w:val="000000"/>
-                <w:sz w:val="20"/>
-                <w:szCs w:val="20"/>
-                <w:rFonts w:ascii="Times New Roman" w:cs="Times New Roman" w:eastAsia="Times New Roman" w:hAnsi="Times New Roman"/>
-              </w:rPr>
-              <w:t xml:space="preserve">Documents, cartes, frises</w:t>
-            </w:r>
-          </w:p>
-        </w:tc>
-        <w:tc>
-          <w:tcPr>
-            <w:tcMar>
-              <w:top w:type="dxa" w:w="80"/>
-              <w:left w:type="dxa" w:w="80"/>
-              <w:bottom w:type="dxa" w:w="80"/>
-              <w:right w:type="dxa" w:w="80"/>
-            </w:tcMar>
-          </w:tcPr>
-          <w:p>
-            <w:pPr>
-              <w:spacing w:after="40"/>
-              <w:jc w:val="left"/>
-            </w:pPr>
-            <w:r>
-              <w:rPr>
-                <w:b w:val="false"/>
-                <w:bCs w:val="false"/>
-                <w:i w:val="false"/>
-                <w:iCs w:val="false"/>
-                <w:color w:val="000000"/>
-                <w:sz w:val="20"/>
-                <w:szCs w:val="20"/>
-                <w:rFonts w:ascii="Times New Roman" w:cs="Times New Roman" w:eastAsia="Times New Roman" w:hAnsi="Times New Roman"/>
-              </w:rPr>
-              <w:t xml:space="preserve">Raisonnement</w:t>
+              <w:t xml:space="preserve">4. Étude de document</w:t>
+            </w:r>
+          </w:p>
+        </w:tc>
+        <w:tc>
+          <w:tcPr>
+            <w:tcMar>
+              <w:top w:type="dxa" w:w="80"/>
+              <w:left w:type="dxa" w:w="80"/>
+              <w:bottom w:type="dxa" w:w="80"/>
+              <w:right w:type="dxa" w:w="80"/>
+            </w:tcMar>
+          </w:tcPr>
+          <w:p>
+            <w:pPr>
+              <w:spacing w:after="40"/>
+              <w:jc w:val="left"/>
+            </w:pPr>
+            <w:r>
+              <w:rPr>
+                <w:b w:val="false"/>
+                <w:bCs w:val="false"/>
+                <w:i w:val="false"/>
+                <w:iCs w:val="false"/>
+                <w:color w:val="000000"/>
+                <w:sz w:val="20"/>
+                <w:szCs w:val="20"/>
+                <w:rFonts w:ascii="Times New Roman" w:cs="Times New Roman" w:eastAsia="Times New Roman" w:hAnsi="Times New Roman"/>
+              </w:rPr>
+              <w:t xml:space="preserve">Fait lire le document « Qu’est-ce que les Lumières ? » (d’après Emmanuel Kant, Qu’est-ce que les Lumières ? (1784) — extrait adapté), puis pose les questions.</w:t>
+            </w:r>
+          </w:p>
+        </w:tc>
+        <w:tc>
+          <w:tcPr>
+            <w:tcMar>
+              <w:top w:type="dxa" w:w="80"/>
+              <w:left w:type="dxa" w:w="80"/>
+              <w:bottom w:type="dxa" w:w="80"/>
+              <w:right w:type="dxa" w:w="80"/>
+            </w:tcMar>
+          </w:tcPr>
+          <w:p>
+            <w:pPr>
+              <w:spacing w:after="40"/>
+              <w:jc w:val="left"/>
+            </w:pPr>
+            <w:r>
+              <w:rPr>
+                <w:b w:val="false"/>
+                <w:bCs w:val="false"/>
+                <w:i w:val="false"/>
+                <w:iCs w:val="false"/>
+                <w:color w:val="000000"/>
+                <w:sz w:val="20"/>
+                <w:szCs w:val="20"/>
+                <w:rFonts w:ascii="Times New Roman" w:cs="Times New Roman" w:eastAsia="Times New Roman" w:hAnsi="Times New Roman"/>
+              </w:rPr>
+              <w:t xml:space="preserve">Lisent le document, répondent aux questions et critiquent la source.</w:t>
+            </w:r>
+          </w:p>
+        </w:tc>
+        <w:tc>
+          <w:tcPr>
+            <w:tcMar>
+              <w:top w:type="dxa" w:w="80"/>
+              <w:left w:type="dxa" w:w="80"/>
+              <w:bottom w:type="dxa" w:w="80"/>
+              <w:right w:type="dxa" w:w="80"/>
+            </w:tcMar>
+          </w:tcPr>
+          <w:p>
+            <w:pPr>
+              <w:spacing w:after="40"/>
+              <w:jc w:val="left"/>
+            </w:pPr>
+            <w:r>
+              <w:rPr>
+                <w:b w:val="false"/>
+                <w:bCs w:val="false"/>
+                <w:i w:val="false"/>
+                <w:iCs w:val="false"/>
+                <w:color w:val="000000"/>
+                <w:sz w:val="20"/>
+                <w:szCs w:val="20"/>
+                <w:rFonts w:ascii="Times New Roman" w:cs="Times New Roman" w:eastAsia="Times New Roman" w:hAnsi="Times New Roman"/>
+              </w:rPr>
+              <w:t xml:space="preserve">Observation dirigée, travail en binômes</w:t>
+            </w:r>
+          </w:p>
+        </w:tc>
+        <w:tc>
+          <w:tcPr>
+            <w:tcMar>
+              <w:top w:type="dxa" w:w="80"/>
+              <w:left w:type="dxa" w:w="80"/>
+              <w:bottom w:type="dxa" w:w="80"/>
+              <w:right w:type="dxa" w:w="80"/>
+            </w:tcMar>
+          </w:tcPr>
+          <w:p>
+            <w:pPr>
+              <w:spacing w:after="40"/>
+              <w:jc w:val="left"/>
+            </w:pPr>
+            <w:r>
+              <w:rPr>
+                <w:b w:val="false"/>
+                <w:bCs w:val="false"/>
+                <w:i w:val="false"/>
+                <w:iCs w:val="false"/>
+                <w:color w:val="000000"/>
+                <w:sz w:val="20"/>
+                <w:szCs w:val="20"/>
+                <w:rFonts w:ascii="Times New Roman" w:cs="Times New Roman" w:eastAsia="Times New Roman" w:hAnsi="Times New Roman"/>
+              </w:rPr>
+              <w:t xml:space="preserve">Document imprimé</w:t>
+            </w:r>
+          </w:p>
+        </w:tc>
+        <w:tc>
+          <w:tcPr>
+            <w:tcMar>
+              <w:top w:type="dxa" w:w="80"/>
+              <w:left w:type="dxa" w:w="80"/>
+              <w:bottom w:type="dxa" w:w="80"/>
+              <w:right w:type="dxa" w:w="80"/>
+            </w:tcMar>
+          </w:tcPr>
+          <w:p>
+            <w:pPr>
+              <w:spacing w:after="40"/>
+              <w:jc w:val="left"/>
+            </w:pPr>
+            <w:r>
+              <w:rPr>
+                <w:b w:val="false"/>
+                <w:bCs w:val="false"/>
+                <w:i w:val="false"/>
+                <w:iCs w:val="false"/>
+                <w:color w:val="000000"/>
+                <w:sz w:val="20"/>
+                <w:szCs w:val="20"/>
+                <w:rFonts w:ascii="Times New Roman" w:cs="Times New Roman" w:eastAsia="Times New Roman" w:hAnsi="Times New Roman"/>
+              </w:rPr>
+              <w:t xml:space="preserve">Esprit critique</w:t>
             </w:r>
           </w:p>
         </w:tc>
@@ -5635,39 +6560,26 @@
     </w:p>
     <w:p>
       <w:pPr>
-        <w:spacing w:after="110" w:line="300"/>
-        <w:jc w:val="both"/>
+        <w:spacing w:after="160" w:line="300"/>
+        <w:jc w:val="center"/>
       </w:pPr>
       <w:r>
         <w:rPr>
-          <w:b/>
-          <w:bCs/>
-          <w:i w:val="false"/>
-          <w:iCs w:val="false"/>
-          <w:color w:val="2E7D32"/>
-          <w:sz w:val="24"/>
-          <w:szCs w:val="24"/>
-          <w:rFonts w:ascii="Times New Roman" w:cs="Times New Roman" w:eastAsia="Times New Roman" w:hAnsi="Times New Roman"/>
-        </w:rPr>
-        <w:t xml:space="preserve">Définition — </w:t>
-      </w:r>
-      <w:r>
-        <w:rPr>
-          <w:b/>
-          <w:bCs/>
-          <w:i w:val="false"/>
-          <w:iCs w:val="false"/>
+          <w:b w:val="false"/>
+          <w:bCs w:val="false"/>
+          <w:i/>
+          <w:iCs/>
           <w:color w:val="000000"/>
-          <w:sz w:val="24"/>
-          <w:szCs w:val="24"/>
-          <w:rFonts w:ascii="Times New Roman" w:cs="Times New Roman" w:eastAsia="Times New Roman" w:hAnsi="Times New Roman"/>
-        </w:rPr>
-        <w:t xml:space="preserve">Les Lumières sont le mouvement intellectuel du XVIIIᵉ siècle qui veut éclairer les hommes par la raison et la science. Ses savants : Lavoisier, qui découvre la composition de l’air, et Franklin, inventeur du paratonnerre. Ses philosophes : Montesquieu (la séparation des pouvoirs), Voltaire (la tolérance), Rousseau (la volonté du peuple), Kant (la raison) et Diderot (l’Encyclopédie).</w:t>
+          <w:sz w:val="21"/>
+          <w:szCs w:val="21"/>
+          <w:rFonts w:ascii="Times New Roman" w:cs="Times New Roman" w:eastAsia="Times New Roman" w:hAnsi="Times New Roman"/>
+        </w:rPr>
+        <w:t xml:space="preserve">Dans les salons du XVIIIᵉ siècle, on discute d’électricité, de tolérance et de liberté : le siècle s’éclaire.</w:t>
       </w:r>
     </w:p>
     <w:p>
       <w:pPr>
-        <w:spacing w:after="110" w:line="300"/>
+        <w:spacing w:after="80" w:line="300"/>
         <w:jc w:val="both"/>
       </w:pPr>
       <w:r>
@@ -5676,30 +6588,17 @@
           <w:bCs/>
           <w:i w:val="false"/>
           <w:iCs w:val="false"/>
-          <w:color w:val="1F4E79"/>
-          <w:sz w:val="24"/>
-          <w:szCs w:val="24"/>
-          <w:rFonts w:ascii="Times New Roman" w:cs="Times New Roman" w:eastAsia="Times New Roman" w:hAnsi="Times New Roman"/>
-        </w:rPr>
-        <w:t xml:space="preserve">Autrement dit : </w:t>
-      </w:r>
-      <w:r>
-        <w:rPr>
-          <w:b w:val="false"/>
-          <w:bCs w:val="false"/>
-          <w:i w:val="false"/>
-          <w:iCs w:val="false"/>
-          <w:color w:val="000000"/>
-          <w:sz w:val="24"/>
-          <w:szCs w:val="24"/>
-          <w:rFonts w:ascii="Times New Roman" w:cs="Times New Roman" w:eastAsia="Times New Roman" w:hAnsi="Times New Roman"/>
-        </w:rPr>
-        <w:t xml:space="preserve">au XVIIIᵉ siècle, savants et philosophes remplacent les croyances par la raison — et leurs idées (pouvoirs séparés, tolérance, souveraineté du peuple) préparent la Révolution.</w:t>
+          <w:color w:val="2E7D32"/>
+          <w:sz w:val="26"/>
+          <w:szCs w:val="26"/>
+          <w:rFonts w:ascii="Times New Roman" w:cs="Times New Roman" w:eastAsia="Times New Roman" w:hAnsi="Times New Roman"/>
+        </w:rPr>
+        <w:t xml:space="preserve">1. La raison contre l’obscurité</w:t>
       </w:r>
     </w:p>
     <w:p>
       <w:pPr>
-        <w:spacing w:after="110" w:line="300"/>
+        <w:spacing w:after="100" w:line="300"/>
         <w:jc w:val="both"/>
       </w:pPr>
       <w:r>
@@ -5713,7 +6612,490 @@
           <w:szCs w:val="24"/>
           <w:rFonts w:ascii="Times New Roman" w:cs="Times New Roman" w:eastAsia="Times New Roman" w:hAnsi="Times New Roman"/>
         </w:rPr>
-        <w:t xml:space="preserve">Le mot « Lumières » est une image : la raison éclaire, comme une lampe, ce que l’ignorance laissait dans l’obscurité. Côté sciences, Lavoisier montre que l’air est un mélange de gaz — il fonde la chimie moderne ; Franklin, en Amérique, prouve que la foudre est de l’électricité et invente le paratonnerre : la science explique et protège, là où l’on voyait des punitions du ciel. Côté philosophie, chaque penseur attaque un pilier de l’Ancien Régime. Montesquieu propose de séparer les trois pouvoirs — faire la loi, l’exécuter, juger — pour qu’aucun homme ne les tienne tous : c’est la condamnation de l’absolutisme. Voltaire se bat pour la tolérance : nul ne doit être persécuté pour ses croyances. Rousseau affirme que le pouvoir vient du peuple, et que la loi doit exprimer la volonté générale — idée explosive sous un roi de droit divin. Kant, en Allemagne, résume tout le mouvement : « Aie le courage de te servir de ta propre raison ! ». Et Diderot rassemble tous les savoirs du temps dans l’Encyclopédie, immense dictionnaire en 28 volumes écrit avec des dizaines de collaborateurs : malgré la censure, elle répand les idées nouvelles dans toute l’Europe. Ces idées circulent par les livres, les salons, les académies — et quand la crise éclatera en 1789, elles fourniront aux révolutionnaires leur programme.</w:t>
+        <w:t xml:space="preserve">Le mot « </w:t>
+      </w:r>
+      <w:r>
+        <w:rPr>
+          <w:b/>
+          <w:bCs/>
+          <w:i w:val="false"/>
+          <w:iCs w:val="false"/>
+          <w:color w:val="1F4E79"/>
+          <w:sz w:val="24"/>
+          <w:szCs w:val="24"/>
+          <w:rFonts w:ascii="Times New Roman" w:cs="Times New Roman" w:eastAsia="Times New Roman" w:hAnsi="Times New Roman"/>
+        </w:rPr>
+        <w:t xml:space="preserve">Lumières</w:t>
+      </w:r>
+      <w:r>
+        <w:rPr>
+          <w:b w:val="false"/>
+          <w:bCs w:val="false"/>
+          <w:i w:val="false"/>
+          <w:iCs w:val="false"/>
+          <w:color w:val="000000"/>
+          <w:sz w:val="24"/>
+          <w:szCs w:val="24"/>
+          <w:rFonts w:ascii="Times New Roman" w:cs="Times New Roman" w:eastAsia="Times New Roman" w:hAnsi="Times New Roman"/>
+        </w:rPr>
+        <w:t xml:space="preserve"> » est une image : la </w:t>
+      </w:r>
+      <w:r>
+        <w:rPr>
+          <w:b/>
+          <w:bCs/>
+          <w:i w:val="false"/>
+          <w:iCs w:val="false"/>
+          <w:color w:val="1F4E79"/>
+          <w:sz w:val="24"/>
+          <w:szCs w:val="24"/>
+          <w:rFonts w:ascii="Times New Roman" w:cs="Times New Roman" w:eastAsia="Times New Roman" w:hAnsi="Times New Roman"/>
+        </w:rPr>
+        <w:t xml:space="preserve">raison</w:t>
+      </w:r>
+      <w:r>
+        <w:rPr>
+          <w:b w:val="false"/>
+          <w:bCs w:val="false"/>
+          <w:i w:val="false"/>
+          <w:iCs w:val="false"/>
+          <w:color w:val="000000"/>
+          <w:sz w:val="24"/>
+          <w:szCs w:val="24"/>
+          <w:rFonts w:ascii="Times New Roman" w:cs="Times New Roman" w:eastAsia="Times New Roman" w:hAnsi="Times New Roman"/>
+        </w:rPr>
+        <w:t xml:space="preserve"> éclaire, comme une lampe, ce que l’ignorance laissait dans l’obscurité. Côté sciences, </w:t>
+      </w:r>
+      <w:r>
+        <w:rPr>
+          <w:b/>
+          <w:bCs/>
+          <w:i w:val="false"/>
+          <w:iCs w:val="false"/>
+          <w:color w:val="1F4E79"/>
+          <w:sz w:val="24"/>
+          <w:szCs w:val="24"/>
+          <w:rFonts w:ascii="Times New Roman" w:cs="Times New Roman" w:eastAsia="Times New Roman" w:hAnsi="Times New Roman"/>
+        </w:rPr>
+        <w:t xml:space="preserve">Lavoisier</w:t>
+      </w:r>
+      <w:r>
+        <w:rPr>
+          <w:b w:val="false"/>
+          <w:bCs w:val="false"/>
+          <w:i w:val="false"/>
+          <w:iCs w:val="false"/>
+          <w:color w:val="000000"/>
+          <w:sz w:val="24"/>
+          <w:szCs w:val="24"/>
+          <w:rFonts w:ascii="Times New Roman" w:cs="Times New Roman" w:eastAsia="Times New Roman" w:hAnsi="Times New Roman"/>
+        </w:rPr>
+        <w:t xml:space="preserve"> montre que l’air est un mélange de gaz — il fonde la chimie moderne ; </w:t>
+      </w:r>
+      <w:r>
+        <w:rPr>
+          <w:b/>
+          <w:bCs/>
+          <w:i w:val="false"/>
+          <w:iCs w:val="false"/>
+          <w:color w:val="1F4E79"/>
+          <w:sz w:val="24"/>
+          <w:szCs w:val="24"/>
+          <w:rFonts w:ascii="Times New Roman" w:cs="Times New Roman" w:eastAsia="Times New Roman" w:hAnsi="Times New Roman"/>
+        </w:rPr>
+        <w:t xml:space="preserve">Franklin</w:t>
+      </w:r>
+      <w:r>
+        <w:rPr>
+          <w:b w:val="false"/>
+          <w:bCs w:val="false"/>
+          <w:i w:val="false"/>
+          <w:iCs w:val="false"/>
+          <w:color w:val="000000"/>
+          <w:sz w:val="24"/>
+          <w:szCs w:val="24"/>
+          <w:rFonts w:ascii="Times New Roman" w:cs="Times New Roman" w:eastAsia="Times New Roman" w:hAnsi="Times New Roman"/>
+        </w:rPr>
+        <w:t xml:space="preserve">, en Amérique, prouve que la foudre est de l’électricité et invente le paratonnerre : la science explique et protège, là où l’on voyait des punitions du ciel.</w:t>
+      </w:r>
+    </w:p>
+    <w:p>
+      <w:pPr>
+        <w:spacing w:after="80" w:line="300"/>
+        <w:jc w:val="both"/>
+      </w:pPr>
+      <w:r>
+        <w:rPr>
+          <w:b/>
+          <w:bCs/>
+          <w:i w:val="false"/>
+          <w:iCs w:val="false"/>
+          <w:color w:val="2E7D32"/>
+          <w:sz w:val="26"/>
+          <w:szCs w:val="26"/>
+          <w:rFonts w:ascii="Times New Roman" w:cs="Times New Roman" w:eastAsia="Times New Roman" w:hAnsi="Times New Roman"/>
+        </w:rPr>
+        <w:t xml:space="preserve">2. Les philosophes contre l’Ancien Régime</w:t>
+      </w:r>
+    </w:p>
+    <w:p>
+      <w:pPr>
+        <w:spacing w:after="100" w:line="300"/>
+        <w:jc w:val="both"/>
+      </w:pPr>
+      <w:r>
+        <w:rPr>
+          <w:b w:val="false"/>
+          <w:bCs w:val="false"/>
+          <w:i w:val="false"/>
+          <w:iCs w:val="false"/>
+          <w:color w:val="000000"/>
+          <w:sz w:val="24"/>
+          <w:szCs w:val="24"/>
+          <w:rFonts w:ascii="Times New Roman" w:cs="Times New Roman" w:eastAsia="Times New Roman" w:hAnsi="Times New Roman"/>
+        </w:rPr>
+        <w:t xml:space="preserve">Chaque penseur attaque un pilier de l’ordre ancien :</w:t>
+      </w:r>
+    </w:p>
+    <w:p>
+      <w:pPr>
+        <w:spacing w:after="60" w:line="300"/>
+        <w:jc w:val="both"/>
+      </w:pPr>
+      <w:r>
+        <w:rPr>
+          <w:b w:val="false"/>
+          <w:bCs w:val="false"/>
+          <w:i w:val="false"/>
+          <w:iCs w:val="false"/>
+          <w:color w:val="000000"/>
+          <w:sz w:val="24"/>
+          <w:szCs w:val="24"/>
+          <w:rFonts w:ascii="Times New Roman" w:cs="Times New Roman" w:eastAsia="Times New Roman" w:hAnsi="Times New Roman"/>
+        </w:rPr>
+        <w:t xml:space="preserve">• </w:t>
+      </w:r>
+      <w:r>
+        <w:rPr>
+          <w:b/>
+          <w:bCs/>
+          <w:i w:val="false"/>
+          <w:iCs w:val="false"/>
+          <w:color w:val="1F4E79"/>
+          <w:sz w:val="24"/>
+          <w:szCs w:val="24"/>
+          <w:rFonts w:ascii="Times New Roman" w:cs="Times New Roman" w:eastAsia="Times New Roman" w:hAnsi="Times New Roman"/>
+        </w:rPr>
+        <w:t xml:space="preserve">Montesquieu</w:t>
+      </w:r>
+      <w:r>
+        <w:rPr>
+          <w:b w:val="false"/>
+          <w:bCs w:val="false"/>
+          <w:i w:val="false"/>
+          <w:iCs w:val="false"/>
+          <w:color w:val="000000"/>
+          <w:sz w:val="24"/>
+          <w:szCs w:val="24"/>
+          <w:rFonts w:ascii="Times New Roman" w:cs="Times New Roman" w:eastAsia="Times New Roman" w:hAnsi="Times New Roman"/>
+        </w:rPr>
+        <w:t xml:space="preserve"> propose de séparer les trois pouvoirs — faire la loi, l’exécuter, juger — pour qu’aucun homme ne les tienne tous : c’est la condamnation de l’absolutisme ;</w:t>
+      </w:r>
+    </w:p>
+    <w:p>
+      <w:pPr>
+        <w:spacing w:after="60" w:line="300"/>
+        <w:jc w:val="both"/>
+      </w:pPr>
+      <w:r>
+        <w:rPr>
+          <w:b w:val="false"/>
+          <w:bCs w:val="false"/>
+          <w:i w:val="false"/>
+          <w:iCs w:val="false"/>
+          <w:color w:val="000000"/>
+          <w:sz w:val="24"/>
+          <w:szCs w:val="24"/>
+          <w:rFonts w:ascii="Times New Roman" w:cs="Times New Roman" w:eastAsia="Times New Roman" w:hAnsi="Times New Roman"/>
+        </w:rPr>
+        <w:t xml:space="preserve">• </w:t>
+      </w:r>
+      <w:r>
+        <w:rPr>
+          <w:b/>
+          <w:bCs/>
+          <w:i w:val="false"/>
+          <w:iCs w:val="false"/>
+          <w:color w:val="1F4E79"/>
+          <w:sz w:val="24"/>
+          <w:szCs w:val="24"/>
+          <w:rFonts w:ascii="Times New Roman" w:cs="Times New Roman" w:eastAsia="Times New Roman" w:hAnsi="Times New Roman"/>
+        </w:rPr>
+        <w:t xml:space="preserve">Voltaire</w:t>
+      </w:r>
+      <w:r>
+        <w:rPr>
+          <w:b w:val="false"/>
+          <w:bCs w:val="false"/>
+          <w:i w:val="false"/>
+          <w:iCs w:val="false"/>
+          <w:color w:val="000000"/>
+          <w:sz w:val="24"/>
+          <w:szCs w:val="24"/>
+          <w:rFonts w:ascii="Times New Roman" w:cs="Times New Roman" w:eastAsia="Times New Roman" w:hAnsi="Times New Roman"/>
+        </w:rPr>
+        <w:t xml:space="preserve"> se bat pour la </w:t>
+      </w:r>
+      <w:r>
+        <w:rPr>
+          <w:b/>
+          <w:bCs/>
+          <w:i w:val="false"/>
+          <w:iCs w:val="false"/>
+          <w:color w:val="1F4E79"/>
+          <w:sz w:val="24"/>
+          <w:szCs w:val="24"/>
+          <w:rFonts w:ascii="Times New Roman" w:cs="Times New Roman" w:eastAsia="Times New Roman" w:hAnsi="Times New Roman"/>
+        </w:rPr>
+        <w:t xml:space="preserve">tolérance</w:t>
+      </w:r>
+      <w:r>
+        <w:rPr>
+          <w:b w:val="false"/>
+          <w:bCs w:val="false"/>
+          <w:i w:val="false"/>
+          <w:iCs w:val="false"/>
+          <w:color w:val="000000"/>
+          <w:sz w:val="24"/>
+          <w:szCs w:val="24"/>
+          <w:rFonts w:ascii="Times New Roman" w:cs="Times New Roman" w:eastAsia="Times New Roman" w:hAnsi="Times New Roman"/>
+        </w:rPr>
+        <w:t xml:space="preserve"> : nul ne doit être persécuté pour ses croyances ;</w:t>
+      </w:r>
+    </w:p>
+    <w:p>
+      <w:pPr>
+        <w:spacing w:after="60" w:line="300"/>
+        <w:jc w:val="both"/>
+      </w:pPr>
+      <w:r>
+        <w:rPr>
+          <w:b w:val="false"/>
+          <w:bCs w:val="false"/>
+          <w:i w:val="false"/>
+          <w:iCs w:val="false"/>
+          <w:color w:val="000000"/>
+          <w:sz w:val="24"/>
+          <w:szCs w:val="24"/>
+          <w:rFonts w:ascii="Times New Roman" w:cs="Times New Roman" w:eastAsia="Times New Roman" w:hAnsi="Times New Roman"/>
+        </w:rPr>
+        <w:t xml:space="preserve">• </w:t>
+      </w:r>
+      <w:r>
+        <w:rPr>
+          <w:b/>
+          <w:bCs/>
+          <w:i w:val="false"/>
+          <w:iCs w:val="false"/>
+          <w:color w:val="1F4E79"/>
+          <w:sz w:val="24"/>
+          <w:szCs w:val="24"/>
+          <w:rFonts w:ascii="Times New Roman" w:cs="Times New Roman" w:eastAsia="Times New Roman" w:hAnsi="Times New Roman"/>
+        </w:rPr>
+        <w:t xml:space="preserve">Rousseau</w:t>
+      </w:r>
+      <w:r>
+        <w:rPr>
+          <w:b w:val="false"/>
+          <w:bCs w:val="false"/>
+          <w:i w:val="false"/>
+          <w:iCs w:val="false"/>
+          <w:color w:val="000000"/>
+          <w:sz w:val="24"/>
+          <w:szCs w:val="24"/>
+          <w:rFonts w:ascii="Times New Roman" w:cs="Times New Roman" w:eastAsia="Times New Roman" w:hAnsi="Times New Roman"/>
+        </w:rPr>
+        <w:t xml:space="preserve"> affirme que le pouvoir vient du peuple, et que la loi doit exprimer la volonté générale — idée explosive sous un roi de droit divin ;</w:t>
+      </w:r>
+    </w:p>
+    <w:p>
+      <w:pPr>
+        <w:spacing w:after="60" w:line="300"/>
+        <w:jc w:val="both"/>
+      </w:pPr>
+      <w:r>
+        <w:rPr>
+          <w:b w:val="false"/>
+          <w:bCs w:val="false"/>
+          <w:i w:val="false"/>
+          <w:iCs w:val="false"/>
+          <w:color w:val="000000"/>
+          <w:sz w:val="24"/>
+          <w:szCs w:val="24"/>
+          <w:rFonts w:ascii="Times New Roman" w:cs="Times New Roman" w:eastAsia="Times New Roman" w:hAnsi="Times New Roman"/>
+        </w:rPr>
+        <w:t xml:space="preserve">• </w:t>
+      </w:r>
+      <w:r>
+        <w:rPr>
+          <w:b/>
+          <w:bCs/>
+          <w:i w:val="false"/>
+          <w:iCs w:val="false"/>
+          <w:color w:val="1F4E79"/>
+          <w:sz w:val="24"/>
+          <w:szCs w:val="24"/>
+          <w:rFonts w:ascii="Times New Roman" w:cs="Times New Roman" w:eastAsia="Times New Roman" w:hAnsi="Times New Roman"/>
+        </w:rPr>
+        <w:t xml:space="preserve">Kant</w:t>
+      </w:r>
+      <w:r>
+        <w:rPr>
+          <w:b w:val="false"/>
+          <w:bCs w:val="false"/>
+          <w:i w:val="false"/>
+          <w:iCs w:val="false"/>
+          <w:color w:val="000000"/>
+          <w:sz w:val="24"/>
+          <w:szCs w:val="24"/>
+          <w:rFonts w:ascii="Times New Roman" w:cs="Times New Roman" w:eastAsia="Times New Roman" w:hAnsi="Times New Roman"/>
+        </w:rPr>
+        <w:t xml:space="preserve">, en Allemagne, résume tout le mouvement : « Aie le courage de te servir de ta propre </w:t>
+      </w:r>
+      <w:r>
+        <w:rPr>
+          <w:b/>
+          <w:bCs/>
+          <w:i w:val="false"/>
+          <w:iCs w:val="false"/>
+          <w:color w:val="1F4E79"/>
+          <w:sz w:val="24"/>
+          <w:szCs w:val="24"/>
+          <w:rFonts w:ascii="Times New Roman" w:cs="Times New Roman" w:eastAsia="Times New Roman" w:hAnsi="Times New Roman"/>
+        </w:rPr>
+        <w:t xml:space="preserve">raison</w:t>
+      </w:r>
+      <w:r>
+        <w:rPr>
+          <w:b w:val="false"/>
+          <w:bCs w:val="false"/>
+          <w:i w:val="false"/>
+          <w:iCs w:val="false"/>
+          <w:color w:val="000000"/>
+          <w:sz w:val="24"/>
+          <w:szCs w:val="24"/>
+          <w:rFonts w:ascii="Times New Roman" w:cs="Times New Roman" w:eastAsia="Times New Roman" w:hAnsi="Times New Roman"/>
+        </w:rPr>
+        <w:t xml:space="preserve"> ! » ;</w:t>
+      </w:r>
+    </w:p>
+    <w:p>
+      <w:pPr>
+        <w:spacing w:after="60" w:line="300"/>
+        <w:jc w:val="both"/>
+      </w:pPr>
+      <w:r>
+        <w:rPr>
+          <w:b w:val="false"/>
+          <w:bCs w:val="false"/>
+          <w:i w:val="false"/>
+          <w:iCs w:val="false"/>
+          <w:color w:val="000000"/>
+          <w:sz w:val="24"/>
+          <w:szCs w:val="24"/>
+          <w:rFonts w:ascii="Times New Roman" w:cs="Times New Roman" w:eastAsia="Times New Roman" w:hAnsi="Times New Roman"/>
+        </w:rPr>
+        <w:t xml:space="preserve">• </w:t>
+      </w:r>
+      <w:r>
+        <w:rPr>
+          <w:b/>
+          <w:bCs/>
+          <w:i w:val="false"/>
+          <w:iCs w:val="false"/>
+          <w:color w:val="1F4E79"/>
+          <w:sz w:val="24"/>
+          <w:szCs w:val="24"/>
+          <w:rFonts w:ascii="Times New Roman" w:cs="Times New Roman" w:eastAsia="Times New Roman" w:hAnsi="Times New Roman"/>
+        </w:rPr>
+        <w:t xml:space="preserve">Diderot</w:t>
+      </w:r>
+      <w:r>
+        <w:rPr>
+          <w:b w:val="false"/>
+          <w:bCs w:val="false"/>
+          <w:i w:val="false"/>
+          <w:iCs w:val="false"/>
+          <w:color w:val="000000"/>
+          <w:sz w:val="24"/>
+          <w:szCs w:val="24"/>
+          <w:rFonts w:ascii="Times New Roman" w:cs="Times New Roman" w:eastAsia="Times New Roman" w:hAnsi="Times New Roman"/>
+        </w:rPr>
+        <w:t xml:space="preserve"> rassemble tous les savoirs du temps dans l’</w:t>
+      </w:r>
+      <w:r>
+        <w:rPr>
+          <w:b/>
+          <w:bCs/>
+          <w:i w:val="false"/>
+          <w:iCs w:val="false"/>
+          <w:color w:val="1F4E79"/>
+          <w:sz w:val="24"/>
+          <w:szCs w:val="24"/>
+          <w:rFonts w:ascii="Times New Roman" w:cs="Times New Roman" w:eastAsia="Times New Roman" w:hAnsi="Times New Roman"/>
+        </w:rPr>
+        <w:t xml:space="preserve">Encyclopédie</w:t>
+      </w:r>
+      <w:r>
+        <w:rPr>
+          <w:b w:val="false"/>
+          <w:bCs w:val="false"/>
+          <w:i w:val="false"/>
+          <w:iCs w:val="false"/>
+          <w:color w:val="000000"/>
+          <w:sz w:val="24"/>
+          <w:szCs w:val="24"/>
+          <w:rFonts w:ascii="Times New Roman" w:cs="Times New Roman" w:eastAsia="Times New Roman" w:hAnsi="Times New Roman"/>
+        </w:rPr>
+        <w:t xml:space="preserve">, immense dictionnaire en 28 volumes : malgré la censure, elle répand les idées nouvelles dans toute l’Europe.</w:t>
+      </w:r>
+    </w:p>
+    <w:p>
+      <w:pPr>
+        <w:spacing w:after="80" w:line="300"/>
+        <w:jc w:val="both"/>
+      </w:pPr>
+      <w:r>
+        <w:rPr>
+          <w:b/>
+          <w:bCs/>
+          <w:i w:val="false"/>
+          <w:iCs w:val="false"/>
+          <w:color w:val="2E7D32"/>
+          <w:sz w:val="26"/>
+          <w:szCs w:val="26"/>
+          <w:rFonts w:ascii="Times New Roman" w:cs="Times New Roman" w:eastAsia="Times New Roman" w:hAnsi="Times New Roman"/>
+        </w:rPr>
+        <w:t xml:space="preserve">3. Des idées qui préparent 1789</w:t>
+      </w:r>
+    </w:p>
+    <w:p>
+      <w:pPr>
+        <w:spacing w:after="100" w:line="300"/>
+        <w:jc w:val="both"/>
+      </w:pPr>
+      <w:r>
+        <w:rPr>
+          <w:b w:val="false"/>
+          <w:bCs w:val="false"/>
+          <w:i w:val="false"/>
+          <w:iCs w:val="false"/>
+          <w:color w:val="000000"/>
+          <w:sz w:val="24"/>
+          <w:szCs w:val="24"/>
+          <w:rFonts w:ascii="Times New Roman" w:cs="Times New Roman" w:eastAsia="Times New Roman" w:hAnsi="Times New Roman"/>
+        </w:rPr>
+        <w:t xml:space="preserve">Ces idées circulent par les livres, les salons, les académies — et quand la crise éclatera en 1789, elles fourniront aux révolutionnaires leur programme.</w:t>
       </w:r>
     </w:p>
     <w:p>
@@ -5764,176 +7146,670 @@
     </w:p>
     <w:p>
       <w:pPr>
-        <w:spacing w:before="200" w:after="150"/>
-        <w:jc w:val="left"/>
+        <w:spacing w:after="120"/>
       </w:pPr>
-      <w:r>
-        <w:rPr>
-          <w:b/>
-          <w:bCs/>
-          <w:i w:val="false"/>
-          <w:iCs w:val="false"/>
-          <w:color w:val="2E7D32"/>
-          <w:sz w:val="28"/>
-          <w:szCs w:val="28"/>
-          <w:rFonts w:ascii="Times New Roman" w:cs="Times New Roman" w:eastAsia="Times New Roman" w:hAnsi="Times New Roman"/>
-        </w:rPr>
-        <w:t xml:space="preserve">Méthode</w:t>
-      </w:r>
+    </w:p>
+    <w:tbl>
+      <w:tblPr>
+        <w:tblW w:type="dxa" w:w="9600"/>
+        <w:tblBorders>
+          <w:top w:val="single" w:color="B25000" w:sz="12"/>
+          <w:left w:val="single" w:color="B25000" w:sz="12"/>
+          <w:bottom w:val="single" w:color="B25000" w:sz="12"/>
+          <w:right w:val="single" w:color="B25000" w:sz="12"/>
+          <w:insideH w:val="none"/>
+          <w:insideV w:val="none"/>
+        </w:tblBorders>
+        <w:tblLayout w:type="fixed"/>
+      </w:tblPr>
+      <w:tblGrid>
+        <w:gridCol w:w="9600"/>
+      </w:tblGrid>
+      <w:tr>
+        <w:tc>
+          <w:tcPr>
+            <w:shd w:fill="FFF8EF" w:val="clear"/>
+            <w:tcMar>
+              <w:top w:type="dxa" w:w="140"/>
+              <w:left w:type="dxa" w:w="180"/>
+              <w:bottom w:type="dxa" w:w="140"/>
+              <w:right w:type="dxa" w:w="180"/>
+            </w:tcMar>
+          </w:tcPr>
+          <w:p>
+            <w:pPr>
+              <w:spacing w:after="90"/>
+            </w:pPr>
+            <w:r>
+              <w:rPr>
+                <w:b/>
+                <w:bCs/>
+                <w:i w:val="false"/>
+                <w:iCs w:val="false"/>
+                <w:color w:val="B25000"/>
+                <w:sz w:val="25"/>
+                <w:szCs w:val="25"/>
+                <w:rFonts w:ascii="Times New Roman" w:cs="Times New Roman" w:eastAsia="Times New Roman" w:hAnsi="Times New Roman"/>
+              </w:rPr>
+              <w:t xml:space="preserve">Document à étudier</w:t>
+            </w:r>
+          </w:p>
+          <w:p>
+            <w:pPr>
+              <w:spacing w:after="80" w:line="300"/>
+              <w:jc w:val="left"/>
+            </w:pPr>
+            <w:r>
+              <w:rPr>
+                <w:b/>
+                <w:bCs/>
+                <w:i w:val="false"/>
+                <w:iCs w:val="false"/>
+                <w:color w:val="000000"/>
+                <w:sz w:val="21"/>
+                <w:szCs w:val="21"/>
+                <w:rFonts w:ascii="Times New Roman" w:cs="Times New Roman" w:eastAsia="Times New Roman" w:hAnsi="Times New Roman"/>
+              </w:rPr>
+              <w:t xml:space="preserve">Qu’est-ce que les Lumières ? — d’après Emmanuel Kant, Qu’est-ce que les Lumières ? (1784) — extrait adapté</w:t>
+            </w:r>
+          </w:p>
+          <w:p>
+            <w:pPr>
+              <w:spacing w:after="100" w:line="300"/>
+              <w:jc w:val="both"/>
+            </w:pPr>
+            <w:r>
+              <w:rPr>
+                <w:b w:val="false"/>
+                <w:bCs w:val="false"/>
+                <w:i/>
+                <w:iCs/>
+                <w:color w:val="000000"/>
+                <w:sz w:val="24"/>
+                <w:szCs w:val="24"/>
+                <w:rFonts w:ascii="Times New Roman" w:cs="Times New Roman" w:eastAsia="Times New Roman" w:hAnsi="Times New Roman"/>
+              </w:rPr>
+              <w:t xml:space="preserve">« Les Lumières, c’est la sortie de l’homme hors de l’état de minorité où il se maintient par sa propre faute. La minorité est l’incapacité de se servir de son entendement sans la conduite d’un autre. Elle a pour cause non un défaut d’intelligence, mais un manque de courage. Aie le courage de te servir de ta propre raison ! Voilà la devise des Lumières. Il est si commode d’être mineur : si j’ai un livre qui pense pour moi, un directeur qui me tient lieu de conscience, je n’ai pas besoin de penser moi-même. »</w:t>
+            </w:r>
+          </w:p>
+          <w:p>
+            <w:pPr>
+              <w:spacing w:after="40" w:line="300"/>
+              <w:jc w:val="both"/>
+            </w:pPr>
+            <w:r>
+              <w:rPr>
+                <w:b w:val="false"/>
+                <w:bCs w:val="false"/>
+                <w:i w:val="false"/>
+                <w:iCs w:val="false"/>
+                <w:color w:val="000000"/>
+                <w:sz w:val="24"/>
+                <w:szCs w:val="24"/>
+                <w:rFonts w:ascii="Times New Roman" w:cs="Times New Roman" w:eastAsia="Times New Roman" w:hAnsi="Times New Roman"/>
+              </w:rPr>
+              <w:t xml:space="preserve">1. Que signifie « l’état de minorité » selon Kant ?</w:t>
+            </w:r>
+          </w:p>
+          <w:p>
+            <w:pPr>
+              <w:spacing w:after="40" w:line="300"/>
+              <w:jc w:val="both"/>
+            </w:pPr>
+            <w:r>
+              <w:rPr>
+                <w:b w:val="false"/>
+                <w:bCs w:val="false"/>
+                <w:i w:val="false"/>
+                <w:iCs w:val="false"/>
+                <w:color w:val="000000"/>
+                <w:sz w:val="24"/>
+                <w:szCs w:val="24"/>
+                <w:rFonts w:ascii="Times New Roman" w:cs="Times New Roman" w:eastAsia="Times New Roman" w:hAnsi="Times New Roman"/>
+              </w:rPr>
+              <w:t xml:space="preserve">2. Quelle est la devise des Lumières, et que demande-t-elle à chacun ?</w:t>
+            </w:r>
+          </w:p>
+          <w:p>
+            <w:pPr>
+              <w:spacing w:after="40" w:line="300"/>
+              <w:jc w:val="both"/>
+            </w:pPr>
+            <w:r>
+              <w:rPr>
+                <w:b w:val="false"/>
+                <w:bCs w:val="false"/>
+                <w:i w:val="false"/>
+                <w:iCs w:val="false"/>
+                <w:color w:val="000000"/>
+                <w:sz w:val="24"/>
+                <w:szCs w:val="24"/>
+                <w:rFonts w:ascii="Times New Roman" w:cs="Times New Roman" w:eastAsia="Times New Roman" w:hAnsi="Times New Roman"/>
+              </w:rPr>
+              <w:t xml:space="preserve">3. En quoi ce texte menace-t-il l’Ancien Régime, où le roi et l’Église pensent pour les sujets ?</w:t>
+            </w:r>
+          </w:p>
+          <w:p>
+            <w:pPr>
+              <w:spacing w:after="60"/>
+            </w:pPr>
+          </w:p>
+          <w:p>
+            <w:pPr>
+              <w:spacing w:after="40"/>
+            </w:pPr>
+            <w:r>
+              <w:rPr>
+                <w:b/>
+                <w:bCs/>
+                <w:i w:val="false"/>
+                <w:iCs w:val="false"/>
+                <w:color w:val="C2185B"/>
+                <w:sz w:val="22"/>
+                <w:szCs w:val="22"/>
+                <w:rFonts w:ascii="Times New Roman" w:cs="Times New Roman" w:eastAsia="Times New Roman" w:hAnsi="Times New Roman"/>
+              </w:rPr>
+              <w:t xml:space="preserve">Réponse 1. </w:t>
+            </w:r>
+            <w:r>
+              <w:rPr>
+                <w:b w:val="false"/>
+                <w:bCs w:val="false"/>
+                <w:i w:val="false"/>
+                <w:iCs w:val="false"/>
+                <w:color w:val="000000"/>
+                <w:sz w:val="22"/>
+                <w:szCs w:val="22"/>
+                <w:rFonts w:ascii="Times New Roman" w:cs="Times New Roman" w:eastAsia="Times New Roman" w:hAnsi="Times New Roman"/>
+              </w:rPr>
+              <w:t xml:space="preserve">L’incapacité de penser par soi-même, de se servir de sa raison sans être guidé par un autre — par paresse ou par manque de courage.</w:t>
+            </w:r>
+          </w:p>
+          <w:p>
+            <w:pPr>
+              <w:spacing w:after="40"/>
+            </w:pPr>
+            <w:r>
+              <w:rPr>
+                <w:b/>
+                <w:bCs/>
+                <w:i w:val="false"/>
+                <w:iCs w:val="false"/>
+                <w:color w:val="C2185B"/>
+                <w:sz w:val="22"/>
+                <w:szCs w:val="22"/>
+                <w:rFonts w:ascii="Times New Roman" w:cs="Times New Roman" w:eastAsia="Times New Roman" w:hAnsi="Times New Roman"/>
+              </w:rPr>
+              <w:t xml:space="preserve">Réponse 2. </w:t>
+            </w:r>
+            <w:r>
+              <w:rPr>
+                <w:b w:val="false"/>
+                <w:bCs w:val="false"/>
+                <w:i w:val="false"/>
+                <w:iCs w:val="false"/>
+                <w:color w:val="000000"/>
+                <w:sz w:val="22"/>
+                <w:szCs w:val="22"/>
+                <w:rFonts w:ascii="Times New Roman" w:cs="Times New Roman" w:eastAsia="Times New Roman" w:hAnsi="Times New Roman"/>
+              </w:rPr>
+              <w:t xml:space="preserve">« Aie le courage de te servir de ta propre raison ! » : elle demande à chacun de réfléchir, vérifier et juger par lui-même.</w:t>
+            </w:r>
+          </w:p>
+          <w:p>
+            <w:pPr>
+              <w:spacing w:after="40"/>
+            </w:pPr>
+            <w:r>
+              <w:rPr>
+                <w:b/>
+                <w:bCs/>
+                <w:i w:val="false"/>
+                <w:iCs w:val="false"/>
+                <w:color w:val="C2185B"/>
+                <w:sz w:val="22"/>
+                <w:szCs w:val="22"/>
+                <w:rFonts w:ascii="Times New Roman" w:cs="Times New Roman" w:eastAsia="Times New Roman" w:hAnsi="Times New Roman"/>
+              </w:rPr>
+              <w:t xml:space="preserve">Réponse 3. </w:t>
+            </w:r>
+            <w:r>
+              <w:rPr>
+                <w:b w:val="false"/>
+                <w:bCs w:val="false"/>
+                <w:i w:val="false"/>
+                <w:iCs w:val="false"/>
+                <w:color w:val="000000"/>
+                <w:sz w:val="22"/>
+                <w:szCs w:val="22"/>
+                <w:rFonts w:ascii="Times New Roman" w:cs="Times New Roman" w:eastAsia="Times New Roman" w:hAnsi="Times New Roman"/>
+              </w:rPr>
+              <w:t xml:space="preserve">Si chaque sujet pense par lui-même, il peut questionner le droit divin du roi, les privilèges, la censure : la raison libre sape l’obéissance aveugle — c’est tout l’esprit de 1789 en germe.</w:t>
+            </w:r>
+          </w:p>
+        </w:tc>
+      </w:tr>
+    </w:tbl>
+    <w:p>
+      <w:pPr>
+        <w:spacing w:after="160"/>
+      </w:pPr>
+    </w:p>
+    <w:tbl>
+      <w:tblPr>
+        <w:tblW w:type="dxa" w:w="9600"/>
+        <w:tblBorders>
+          <w:top w:val="single" w:color="1565C0" w:sz="12"/>
+          <w:left w:val="single" w:color="1565C0" w:sz="12"/>
+          <w:bottom w:val="single" w:color="1565C0" w:sz="12"/>
+          <w:right w:val="single" w:color="1565C0" w:sz="12"/>
+          <w:insideH w:val="none"/>
+          <w:insideV w:val="none"/>
+        </w:tblBorders>
+        <w:tblLayout w:type="fixed"/>
+      </w:tblPr>
+      <w:tblGrid>
+        <w:gridCol w:w="9600"/>
+      </w:tblGrid>
+      <w:tr>
+        <w:tc>
+          <w:tcPr>
+            <w:shd w:fill="E3F2FD" w:val="clear"/>
+            <w:tcMar>
+              <w:top w:type="dxa" w:w="140"/>
+              <w:left w:type="dxa" w:w="180"/>
+              <w:bottom w:type="dxa" w:w="140"/>
+              <w:right w:type="dxa" w:w="180"/>
+            </w:tcMar>
+          </w:tcPr>
+          <w:p>
+            <w:pPr>
+              <w:spacing w:after="90"/>
+            </w:pPr>
+            <w:r>
+              <w:rPr>
+                <w:b/>
+                <w:bCs/>
+                <w:i w:val="false"/>
+                <w:iCs w:val="false"/>
+                <w:color w:val="1565C0"/>
+                <w:sz w:val="25"/>
+                <w:szCs w:val="25"/>
+                <w:rFonts w:ascii="Times New Roman" w:cs="Times New Roman" w:eastAsia="Times New Roman" w:hAnsi="Times New Roman"/>
+              </w:rPr>
+              <w:t xml:space="preserve">Le savais-tu ?</w:t>
+            </w:r>
+          </w:p>
+          <w:p>
+            <w:pPr>
+              <w:spacing w:after="0" w:line="300"/>
+              <w:jc w:val="both"/>
+            </w:pPr>
+            <w:r>
+              <w:rPr>
+                <w:b w:val="false"/>
+                <w:bCs w:val="false"/>
+                <w:i w:val="false"/>
+                <w:iCs w:val="false"/>
+                <w:color w:val="000000"/>
+                <w:sz w:val="22"/>
+                <w:szCs w:val="22"/>
+                <w:rFonts w:ascii="Times New Roman" w:cs="Times New Roman" w:eastAsia="Times New Roman" w:hAnsi="Times New Roman"/>
+              </w:rPr>
+              <w:t xml:space="preserve">Pour échapper à la censure, l’Encyclopédie usait de ruses : les critiques du pouvoir se cachaient dans des articles d’apparence innocente, et les renvois (« voir tel article ») guidaient le lecteur complice ! Interdite deux fois, sauvée par des protecteurs haut placés, elle fut pourtant l’un des plus grands succès de librairie du siècle : les idées, comme l’eau, trouvent toujours un passage.</w:t>
+            </w:r>
+          </w:p>
+        </w:tc>
+      </w:tr>
+    </w:tbl>
+    <w:p>
+      <w:pPr>
+        <w:spacing w:after="160"/>
+      </w:pPr>
     </w:p>
     <w:p>
       <w:pPr>
-        <w:spacing w:after="60" w:line="300"/>
+        <w:spacing w:after="80" w:line="300"/>
         <w:jc w:val="both"/>
       </w:pPr>
       <w:r>
         <w:rPr>
-          <w:b w:val="false"/>
-          <w:bCs w:val="false"/>
-          <w:i w:val="false"/>
-          <w:iCs w:val="false"/>
-          <w:color w:val="000000"/>
-          <w:sz w:val="24"/>
-          <w:szCs w:val="24"/>
-          <w:rFonts w:ascii="Times New Roman" w:cs="Times New Roman" w:eastAsia="Times New Roman" w:hAnsi="Times New Roman"/>
-        </w:rPr>
-        <w:t xml:space="preserve">1. Associer chaque nom à son apport — le tableau à sept lignes se récite.</w:t>
+          <w:b/>
+          <w:bCs/>
+          <w:i w:val="false"/>
+          <w:iCs w:val="false"/>
+          <w:color w:val="2E7D32"/>
+          <w:sz w:val="26"/>
+          <w:szCs w:val="26"/>
+          <w:rFonts w:ascii="Times New Roman" w:cs="Times New Roman" w:eastAsia="Times New Roman" w:hAnsi="Times New Roman"/>
+        </w:rPr>
+        <w:t xml:space="preserve">Petit lexique</w:t>
       </w:r>
     </w:p>
+    <w:tbl>
+      <w:tblPr>
+        <w:tblW w:type="dxa" w:w="9600"/>
+        <w:tblBorders>
+          <w:top w:val="single" w:color="808080" w:sz="4"/>
+          <w:left w:val="single" w:color="808080" w:sz="4"/>
+          <w:bottom w:val="single" w:color="808080" w:sz="4"/>
+          <w:right w:val="single" w:color="808080" w:sz="4"/>
+          <w:insideH w:val="single" w:color="B0B0B0" w:sz="4"/>
+          <w:insideV w:val="single" w:color="B0B0B0" w:sz="4"/>
+        </w:tblBorders>
+        <w:tblLayout w:type="fixed"/>
+      </w:tblPr>
+      <w:tblGrid>
+        <w:gridCol w:w="2800"/>
+        <w:gridCol w:w="6800"/>
+      </w:tblGrid>
+      <w:tr>
+        <w:tc>
+          <w:tcPr>
+            <w:shd w:fill="E7E6E6" w:val="clear"/>
+            <w:tcMar>
+              <w:top w:type="dxa" w:w="80"/>
+              <w:left w:type="dxa" w:w="80"/>
+              <w:bottom w:type="dxa" w:w="80"/>
+              <w:right w:type="dxa" w:w="80"/>
+            </w:tcMar>
+          </w:tcPr>
+          <w:p>
+            <w:pPr>
+              <w:spacing w:after="40"/>
+              <w:jc w:val="left"/>
+            </w:pPr>
+            <w:r>
+              <w:rPr>
+                <w:b/>
+                <w:bCs/>
+                <w:i w:val="false"/>
+                <w:iCs w:val="false"/>
+                <w:color w:val="000000"/>
+                <w:sz w:val="20"/>
+                <w:szCs w:val="20"/>
+                <w:rFonts w:ascii="Times New Roman" w:cs="Times New Roman" w:eastAsia="Times New Roman" w:hAnsi="Times New Roman"/>
+              </w:rPr>
+              <w:t xml:space="preserve">Mot</w:t>
+            </w:r>
+          </w:p>
+        </w:tc>
+        <w:tc>
+          <w:tcPr>
+            <w:shd w:fill="E7E6E6" w:val="clear"/>
+            <w:tcMar>
+              <w:top w:type="dxa" w:w="80"/>
+              <w:left w:type="dxa" w:w="80"/>
+              <w:bottom w:type="dxa" w:w="80"/>
+              <w:right w:type="dxa" w:w="80"/>
+            </w:tcMar>
+          </w:tcPr>
+          <w:p>
+            <w:pPr>
+              <w:spacing w:after="40"/>
+              <w:jc w:val="left"/>
+            </w:pPr>
+            <w:r>
+              <w:rPr>
+                <w:b/>
+                <w:bCs/>
+                <w:i w:val="false"/>
+                <w:iCs w:val="false"/>
+                <w:color w:val="000000"/>
+                <w:sz w:val="20"/>
+                <w:szCs w:val="20"/>
+                <w:rFonts w:ascii="Times New Roman" w:cs="Times New Roman" w:eastAsia="Times New Roman" w:hAnsi="Times New Roman"/>
+              </w:rPr>
+              <w:t xml:space="preserve">Sens</w:t>
+            </w:r>
+          </w:p>
+        </w:tc>
+      </w:tr>
+      <w:tr>
+        <w:tc>
+          <w:tcPr>
+            <w:tcMar>
+              <w:top w:type="dxa" w:w="80"/>
+              <w:left w:type="dxa" w:w="80"/>
+              <w:bottom w:type="dxa" w:w="80"/>
+              <w:right w:type="dxa" w:w="80"/>
+            </w:tcMar>
+          </w:tcPr>
+          <w:p>
+            <w:pPr>
+              <w:spacing w:after="40"/>
+              <w:jc w:val="left"/>
+            </w:pPr>
+            <w:r>
+              <w:rPr>
+                <w:b/>
+                <w:bCs/>
+                <w:i w:val="false"/>
+                <w:iCs w:val="false"/>
+                <w:color w:val="000000"/>
+                <w:sz w:val="20"/>
+                <w:szCs w:val="20"/>
+                <w:rFonts w:ascii="Times New Roman" w:cs="Times New Roman" w:eastAsia="Times New Roman" w:hAnsi="Times New Roman"/>
+              </w:rPr>
+              <w:t xml:space="preserve">Lumières</w:t>
+            </w:r>
+          </w:p>
+        </w:tc>
+        <w:tc>
+          <w:tcPr>
+            <w:tcMar>
+              <w:top w:type="dxa" w:w="80"/>
+              <w:left w:type="dxa" w:w="80"/>
+              <w:bottom w:type="dxa" w:w="80"/>
+              <w:right w:type="dxa" w:w="80"/>
+            </w:tcMar>
+          </w:tcPr>
+          <w:p>
+            <w:pPr>
+              <w:spacing w:after="40"/>
+              <w:jc w:val="left"/>
+            </w:pPr>
+            <w:r>
+              <w:rPr>
+                <w:b w:val="false"/>
+                <w:bCs w:val="false"/>
+                <w:i w:val="false"/>
+                <w:iCs w:val="false"/>
+                <w:color w:val="000000"/>
+                <w:sz w:val="20"/>
+                <w:szCs w:val="20"/>
+                <w:rFonts w:ascii="Times New Roman" w:cs="Times New Roman" w:eastAsia="Times New Roman" w:hAnsi="Times New Roman"/>
+              </w:rPr>
+              <w:t xml:space="preserve">mouvement du XVIIIᵉ siècle qui veut éclairer par la raison</w:t>
+            </w:r>
+          </w:p>
+        </w:tc>
+      </w:tr>
+      <w:tr>
+        <w:tc>
+          <w:tcPr>
+            <w:tcMar>
+              <w:top w:type="dxa" w:w="80"/>
+              <w:left w:type="dxa" w:w="80"/>
+              <w:bottom w:type="dxa" w:w="80"/>
+              <w:right w:type="dxa" w:w="80"/>
+            </w:tcMar>
+          </w:tcPr>
+          <w:p>
+            <w:pPr>
+              <w:spacing w:after="40"/>
+              <w:jc w:val="left"/>
+            </w:pPr>
+            <w:r>
+              <w:rPr>
+                <w:b/>
+                <w:bCs/>
+                <w:i w:val="false"/>
+                <w:iCs w:val="false"/>
+                <w:color w:val="000000"/>
+                <w:sz w:val="20"/>
+                <w:szCs w:val="20"/>
+                <w:rFonts w:ascii="Times New Roman" w:cs="Times New Roman" w:eastAsia="Times New Roman" w:hAnsi="Times New Roman"/>
+              </w:rPr>
+              <w:t xml:space="preserve">Séparation des pouvoirs</w:t>
+            </w:r>
+          </w:p>
+        </w:tc>
+        <w:tc>
+          <w:tcPr>
+            <w:tcMar>
+              <w:top w:type="dxa" w:w="80"/>
+              <w:left w:type="dxa" w:w="80"/>
+              <w:bottom w:type="dxa" w:w="80"/>
+              <w:right w:type="dxa" w:w="80"/>
+            </w:tcMar>
+          </w:tcPr>
+          <w:p>
+            <w:pPr>
+              <w:spacing w:after="40"/>
+              <w:jc w:val="left"/>
+            </w:pPr>
+            <w:r>
+              <w:rPr>
+                <w:b w:val="false"/>
+                <w:bCs w:val="false"/>
+                <w:i w:val="false"/>
+                <w:iCs w:val="false"/>
+                <w:color w:val="000000"/>
+                <w:sz w:val="20"/>
+                <w:szCs w:val="20"/>
+                <w:rFonts w:ascii="Times New Roman" w:cs="Times New Roman" w:eastAsia="Times New Roman" w:hAnsi="Times New Roman"/>
+              </w:rPr>
+              <w:t xml:space="preserve">législatif, exécutif et judiciaire confiés à des mains différentes</w:t>
+            </w:r>
+          </w:p>
+        </w:tc>
+      </w:tr>
+      <w:tr>
+        <w:tc>
+          <w:tcPr>
+            <w:tcMar>
+              <w:top w:type="dxa" w:w="80"/>
+              <w:left w:type="dxa" w:w="80"/>
+              <w:bottom w:type="dxa" w:w="80"/>
+              <w:right w:type="dxa" w:w="80"/>
+            </w:tcMar>
+          </w:tcPr>
+          <w:p>
+            <w:pPr>
+              <w:spacing w:after="40"/>
+              <w:jc w:val="left"/>
+            </w:pPr>
+            <w:r>
+              <w:rPr>
+                <w:b/>
+                <w:bCs/>
+                <w:i w:val="false"/>
+                <w:iCs w:val="false"/>
+                <w:color w:val="000000"/>
+                <w:sz w:val="20"/>
+                <w:szCs w:val="20"/>
+                <w:rFonts w:ascii="Times New Roman" w:cs="Times New Roman" w:eastAsia="Times New Roman" w:hAnsi="Times New Roman"/>
+              </w:rPr>
+              <w:t xml:space="preserve">Tolérance</w:t>
+            </w:r>
+          </w:p>
+        </w:tc>
+        <w:tc>
+          <w:tcPr>
+            <w:tcMar>
+              <w:top w:type="dxa" w:w="80"/>
+              <w:left w:type="dxa" w:w="80"/>
+              <w:bottom w:type="dxa" w:w="80"/>
+              <w:right w:type="dxa" w:w="80"/>
+            </w:tcMar>
+          </w:tcPr>
+          <w:p>
+            <w:pPr>
+              <w:spacing w:after="40"/>
+              <w:jc w:val="left"/>
+            </w:pPr>
+            <w:r>
+              <w:rPr>
+                <w:b w:val="false"/>
+                <w:bCs w:val="false"/>
+                <w:i w:val="false"/>
+                <w:iCs w:val="false"/>
+                <w:color w:val="000000"/>
+                <w:sz w:val="20"/>
+                <w:szCs w:val="20"/>
+                <w:rFonts w:ascii="Times New Roman" w:cs="Times New Roman" w:eastAsia="Times New Roman" w:hAnsi="Times New Roman"/>
+              </w:rPr>
+              <w:t xml:space="preserve">respect des croyances d’autrui, refus de la persécution</w:t>
+            </w:r>
+          </w:p>
+        </w:tc>
+      </w:tr>
+      <w:tr>
+        <w:tc>
+          <w:tcPr>
+            <w:tcMar>
+              <w:top w:type="dxa" w:w="80"/>
+              <w:left w:type="dxa" w:w="80"/>
+              <w:bottom w:type="dxa" w:w="80"/>
+              <w:right w:type="dxa" w:w="80"/>
+            </w:tcMar>
+          </w:tcPr>
+          <w:p>
+            <w:pPr>
+              <w:spacing w:after="40"/>
+              <w:jc w:val="left"/>
+            </w:pPr>
+            <w:r>
+              <w:rPr>
+                <w:b/>
+                <w:bCs/>
+                <w:i w:val="false"/>
+                <w:iCs w:val="false"/>
+                <w:color w:val="000000"/>
+                <w:sz w:val="20"/>
+                <w:szCs w:val="20"/>
+                <w:rFonts w:ascii="Times New Roman" w:cs="Times New Roman" w:eastAsia="Times New Roman" w:hAnsi="Times New Roman"/>
+              </w:rPr>
+              <w:t xml:space="preserve">Encyclopédie</w:t>
+            </w:r>
+          </w:p>
+        </w:tc>
+        <w:tc>
+          <w:tcPr>
+            <w:tcMar>
+              <w:top w:type="dxa" w:w="80"/>
+              <w:left w:type="dxa" w:w="80"/>
+              <w:bottom w:type="dxa" w:w="80"/>
+              <w:right w:type="dxa" w:w="80"/>
+            </w:tcMar>
+          </w:tcPr>
+          <w:p>
+            <w:pPr>
+              <w:spacing w:after="40"/>
+              <w:jc w:val="left"/>
+            </w:pPr>
+            <w:r>
+              <w:rPr>
+                <w:b w:val="false"/>
+                <w:bCs w:val="false"/>
+                <w:i w:val="false"/>
+                <w:iCs w:val="false"/>
+                <w:color w:val="000000"/>
+                <w:sz w:val="20"/>
+                <w:szCs w:val="20"/>
+                <w:rFonts w:ascii="Times New Roman" w:cs="Times New Roman" w:eastAsia="Times New Roman" w:hAnsi="Times New Roman"/>
+              </w:rPr>
+              <w:t xml:space="preserve">dictionnaire des savoirs dirigé par Diderot (28 volumes)</w:t>
+            </w:r>
+          </w:p>
+        </w:tc>
+      </w:tr>
+    </w:tbl>
     <w:p>
       <w:pPr>
-        <w:spacing w:after="60" w:line="300"/>
-        <w:jc w:val="both"/>
+        <w:spacing w:after="120"/>
       </w:pPr>
-      <w:r>
-        <w:rPr>
-          <w:b w:val="false"/>
-          <w:bCs w:val="false"/>
-          <w:i w:val="false"/>
-          <w:iCs w:val="false"/>
-          <w:color w:val="000000"/>
-          <w:sz w:val="24"/>
-          <w:szCs w:val="24"/>
-          <w:rFonts w:ascii="Times New Roman" w:cs="Times New Roman" w:eastAsia="Times New Roman" w:hAnsi="Times New Roman"/>
-        </w:rPr>
-        <w:t xml:space="preserve">2. Distinguer savants (découvertes) et philosophes (idées).</w:t>
-      </w:r>
-    </w:p>
-    <w:p>
-      <w:pPr>
-        <w:spacing w:after="60" w:line="300"/>
-        <w:jc w:val="both"/>
-      </w:pPr>
-      <w:r>
-        <w:rPr>
-          <w:b w:val="false"/>
-          <w:bCs w:val="false"/>
-          <w:i w:val="false"/>
-          <w:iCs w:val="false"/>
-          <w:color w:val="000000"/>
-          <w:sz w:val="24"/>
-          <w:szCs w:val="24"/>
-          <w:rFonts w:ascii="Times New Roman" w:cs="Times New Roman" w:eastAsia="Times New Roman" w:hAnsi="Times New Roman"/>
-        </w:rPr>
-        <w:t xml:space="preserve">3. Relier chaque idée au pilier de l’Ancien Régime qu’elle attaque.</w:t>
-      </w:r>
-    </w:p>
-    <w:p>
-      <w:pPr>
-        <w:spacing w:after="110" w:line="300"/>
-        <w:jc w:val="both"/>
-      </w:pPr>
-      <w:r>
-        <w:rPr>
-          <w:b/>
-          <w:bCs/>
-          <w:i w:val="false"/>
-          <w:iCs w:val="false"/>
-          <w:color w:val="1F4E79"/>
-          <w:sz w:val="24"/>
-          <w:szCs w:val="24"/>
-          <w:rFonts w:ascii="Times New Roman" w:cs="Times New Roman" w:eastAsia="Times New Roman" w:hAnsi="Times New Roman"/>
-        </w:rPr>
-        <w:t xml:space="preserve">Exemple — </w:t>
-      </w:r>
-      <w:r>
-        <w:rPr>
-          <w:b w:val="false"/>
-          <w:bCs w:val="false"/>
-          <w:i w:val="false"/>
-          <w:iCs w:val="false"/>
-          <w:color w:val="000000"/>
-          <w:sz w:val="24"/>
-          <w:szCs w:val="24"/>
-          <w:rFonts w:ascii="Times New Roman" w:cs="Times New Roman" w:eastAsia="Times New Roman" w:hAnsi="Times New Roman"/>
-        </w:rPr>
-        <w:t xml:space="preserve">La séparation des pouvoirs aujourd’hui à Madagascar : l’Assemblée nationale vote la loi, le gouvernement l’exécute, les tribunaux jugent. Cette organisation, que tu trouves normale, est l’idée de Montesquieu — vieille de moins de trois siècles.</w:t>
-      </w:r>
-    </w:p>
-    <w:p>
-      <w:pPr>
-        <w:spacing w:after="110" w:line="300"/>
-        <w:jc w:val="both"/>
-      </w:pPr>
-      <w:r>
-        <w:rPr>
-          <w:b/>
-          <w:bCs/>
-          <w:i w:val="false"/>
-          <w:iCs w:val="false"/>
-          <w:color w:val="B25000"/>
-          <w:sz w:val="24"/>
-          <w:szCs w:val="24"/>
-          <w:rFonts w:ascii="Times New Roman" w:cs="Times New Roman" w:eastAsia="Times New Roman" w:hAnsi="Times New Roman"/>
-        </w:rPr>
-        <w:t xml:space="preserve">Erreur à éviter — </w:t>
-      </w:r>
-      <w:r>
-        <w:rPr>
-          <w:b w:val="false"/>
-          <w:bCs w:val="false"/>
-          <w:i w:val="false"/>
-          <w:iCs w:val="false"/>
-          <w:color w:val="000000"/>
-          <w:sz w:val="24"/>
-          <w:szCs w:val="24"/>
-          <w:rFonts w:ascii="Times New Roman" w:cs="Times New Roman" w:eastAsia="Times New Roman" w:hAnsi="Times New Roman"/>
-        </w:rPr>
-        <w:t xml:space="preserve">Confondre les apports : attribuer l’Encyclopédie à Voltaire ou la séparation des pouvoirs à Rousseau. Chaque philosophe a son idée propre — apprends le tableau par paires nom-apport, et vérifie-toi en le récitant dans les deux sens.</w:t>
-      </w:r>
-    </w:p>
-    <w:p>
-      <w:pPr>
-        <w:shd w:fill="E3F2FD" w:val="clear"/>
-        <w:spacing w:after="110" w:line="300"/>
-        <w:jc w:val="both"/>
-      </w:pPr>
-      <w:r>
-        <w:rPr>
-          <w:b/>
-          <w:bCs/>
-          <w:i w:val="false"/>
-          <w:iCs w:val="false"/>
-          <w:color w:val="1565C0"/>
-          <w:sz w:val="24"/>
-          <w:szCs w:val="24"/>
-          <w:rFonts w:ascii="Times New Roman" w:cs="Times New Roman" w:eastAsia="Times New Roman" w:hAnsi="Times New Roman"/>
-        </w:rPr>
-        <w:t xml:space="preserve">Le savais-tu ? </w:t>
-      </w:r>
-      <w:r>
-        <w:rPr>
-          <w:b w:val="false"/>
-          <w:bCs w:val="false"/>
-          <w:i w:val="false"/>
-          <w:iCs w:val="false"/>
-          <w:color w:val="000000"/>
-          <w:sz w:val="24"/>
-          <w:szCs w:val="24"/>
-          <w:rFonts w:ascii="Times New Roman" w:cs="Times New Roman" w:eastAsia="Times New Roman" w:hAnsi="Times New Roman"/>
-        </w:rPr>
-        <w:t xml:space="preserve">Pour échapper à la censure, l’Encyclopédie usait de ruses : les critiques du pouvoir se cachaient dans des articles d’apparence innocente, et les renvois (« voir tel article ») guidaient le lecteur complice ! Interdite deux fois, sauvée par des protecteurs haut placés, elle fut pourtant l’un des plus grands succès de librairie du siècle : les idées, comme l’eau, trouvent toujours un passage.</w:t>
-      </w:r>
     </w:p>
     <w:p>
       <w:pPr>
@@ -7597,152 +9473,152 @@
                 <w:szCs w:val="20"/>
                 <w:rFonts w:ascii="Times New Roman" w:cs="Times New Roman" w:eastAsia="Times New Roman" w:hAnsi="Times New Roman"/>
               </w:rPr>
-              <w:t xml:space="preserve">3. Observation</w:t>
-            </w:r>
-          </w:p>
-        </w:tc>
-        <w:tc>
-          <w:tcPr>
-            <w:tcMar>
-              <w:top w:type="dxa" w:w="80"/>
-              <w:left w:type="dxa" w:w="80"/>
-              <w:bottom w:type="dxa" w:w="80"/>
-              <w:right w:type="dxa" w:w="80"/>
-            </w:tcMar>
-          </w:tcPr>
-          <w:p>
-            <w:pPr>
-              <w:spacing w:after="40"/>
-              <w:jc w:val="left"/>
-            </w:pPr>
-            <w:r>
-              <w:rPr>
-                <w:b w:val="false"/>
-                <w:bCs w:val="false"/>
-                <w:i w:val="false"/>
-                <w:iCs w:val="false"/>
-                <w:color w:val="000000"/>
-                <w:sz w:val="20"/>
-                <w:szCs w:val="20"/>
-                <w:rFonts w:ascii="Times New Roman" w:cs="Times New Roman" w:eastAsia="Times New Roman" w:hAnsi="Times New Roman"/>
-              </w:rPr>
-              <w:t xml:space="preserve">L’article premier de la Déclaration — « Les hommes naissent et demeurent libres et égaux en droits » — abolit à lui seul la société d’ordres : plus de privilèges de naissance. Une phrase a suffi à fermer dix siècles.</w:t>
-            </w:r>
-          </w:p>
-        </w:tc>
-        <w:tc>
-          <w:tcPr>
-            <w:tcMar>
-              <w:top w:type="dxa" w:w="80"/>
-              <w:left w:type="dxa" w:w="80"/>
-              <w:bottom w:type="dxa" w:w="80"/>
-              <w:right w:type="dxa" w:w="80"/>
-            </w:tcMar>
-          </w:tcPr>
-          <w:p>
-            <w:pPr>
-              <w:spacing w:after="40"/>
-              <w:jc w:val="left"/>
-            </w:pPr>
-            <w:r>
-              <w:rPr>
-                <w:b w:val="false"/>
-                <w:bCs w:val="false"/>
-                <w:i w:val="false"/>
-                <w:iCs w:val="false"/>
-                <w:color w:val="000000"/>
-                <w:sz w:val="20"/>
-                <w:szCs w:val="20"/>
-                <w:rFonts w:ascii="Times New Roman" w:cs="Times New Roman" w:eastAsia="Times New Roman" w:hAnsi="Times New Roman"/>
-              </w:rPr>
-              <w:t xml:space="preserve">Observent l’exemple résolu.</w:t>
-            </w:r>
-          </w:p>
-        </w:tc>
-        <w:tc>
-          <w:tcPr>
-            <w:tcMar>
-              <w:top w:type="dxa" w:w="80"/>
-              <w:left w:type="dxa" w:w="80"/>
-              <w:bottom w:type="dxa" w:w="80"/>
-              <w:right w:type="dxa" w:w="80"/>
-            </w:tcMar>
-          </w:tcPr>
-          <w:p>
-            <w:pPr>
-              <w:spacing w:after="40"/>
-              <w:jc w:val="left"/>
-            </w:pPr>
-            <w:r>
-              <w:rPr>
-                <w:b w:val="false"/>
-                <w:bCs w:val="false"/>
-                <w:i w:val="false"/>
-                <w:iCs w:val="false"/>
-                <w:color w:val="000000"/>
-                <w:sz w:val="20"/>
-                <w:szCs w:val="20"/>
-                <w:rFonts w:ascii="Times New Roman" w:cs="Times New Roman" w:eastAsia="Times New Roman" w:hAnsi="Times New Roman"/>
-              </w:rPr>
-              <w:t xml:space="preserve">Observation dirigée</w:t>
-            </w:r>
-          </w:p>
-        </w:tc>
-        <w:tc>
-          <w:tcPr>
-            <w:tcMar>
-              <w:top w:type="dxa" w:w="80"/>
-              <w:left w:type="dxa" w:w="80"/>
-              <w:bottom w:type="dxa" w:w="80"/>
-              <w:right w:type="dxa" w:w="80"/>
-            </w:tcMar>
-          </w:tcPr>
-          <w:p>
-            <w:pPr>
-              <w:spacing w:after="40"/>
-              <w:jc w:val="left"/>
-            </w:pPr>
-            <w:r>
-              <w:rPr>
-                <w:b w:val="false"/>
-                <w:bCs w:val="false"/>
-                <w:i w:val="false"/>
-                <w:iCs w:val="false"/>
-                <w:color w:val="000000"/>
-                <w:sz w:val="20"/>
-                <w:szCs w:val="20"/>
-                <w:rFonts w:ascii="Times New Roman" w:cs="Times New Roman" w:eastAsia="Times New Roman" w:hAnsi="Times New Roman"/>
-              </w:rPr>
-              <w:t xml:space="preserve">Document imprimé</w:t>
-            </w:r>
-          </w:p>
-        </w:tc>
-        <w:tc>
-          <w:tcPr>
-            <w:tcMar>
-              <w:top w:type="dxa" w:w="80"/>
-              <w:left w:type="dxa" w:w="80"/>
-              <w:bottom w:type="dxa" w:w="80"/>
-              <w:right w:type="dxa" w:w="80"/>
-            </w:tcMar>
-          </w:tcPr>
-          <w:p>
-            <w:pPr>
-              <w:spacing w:after="40"/>
-              <w:jc w:val="left"/>
-            </w:pPr>
-            <w:r>
-              <w:rPr>
-                <w:b w:val="false"/>
-                <w:bCs w:val="false"/>
-                <w:i w:val="false"/>
-                <w:iCs w:val="false"/>
-                <w:color w:val="000000"/>
-                <w:sz w:val="20"/>
-                <w:szCs w:val="20"/>
-                <w:rFonts w:ascii="Times New Roman" w:cs="Times New Roman" w:eastAsia="Times New Roman" w:hAnsi="Times New Roman"/>
-              </w:rPr>
-              <w:t xml:space="preserve">Compréhension</w:t>
+              <w:t xml:space="preserve">3. Développement</w:t>
+            </w:r>
+          </w:p>
+        </w:tc>
+        <w:tc>
+          <w:tcPr>
+            <w:tcMar>
+              <w:top w:type="dxa" w:w="80"/>
+              <w:left w:type="dxa" w:w="80"/>
+              <w:bottom w:type="dxa" w:w="80"/>
+              <w:right w:type="dxa" w:w="80"/>
+            </w:tcMar>
+          </w:tcPr>
+          <w:p>
+            <w:pPr>
+              <w:spacing w:after="40"/>
+              <w:jc w:val="left"/>
+            </w:pPr>
+            <w:r>
+              <w:rPr>
+                <w:b w:val="false"/>
+                <w:bCs w:val="false"/>
+                <w:i w:val="false"/>
+                <w:iCs w:val="false"/>
+                <w:color w:val="000000"/>
+                <w:sz w:val="20"/>
+                <w:szCs w:val="20"/>
+                <w:rFonts w:ascii="Times New Roman" w:cs="Times New Roman" w:eastAsia="Times New Roman" w:hAnsi="Times New Roman"/>
+              </w:rPr>
+              <w:t xml:space="preserve">Développe la leçon partie par partie : L’été 1789 : la chaîne des événements ; La Déclaration et la République ; L’Amérique avait ouvert la voie.</w:t>
+            </w:r>
+          </w:p>
+        </w:tc>
+        <w:tc>
+          <w:tcPr>
+            <w:tcMar>
+              <w:top w:type="dxa" w:w="80"/>
+              <w:left w:type="dxa" w:w="80"/>
+              <w:bottom w:type="dxa" w:w="80"/>
+              <w:right w:type="dxa" w:w="80"/>
+            </w:tcMar>
+          </w:tcPr>
+          <w:p>
+            <w:pPr>
+              <w:spacing w:after="40"/>
+              <w:jc w:val="left"/>
+            </w:pPr>
+            <w:r>
+              <w:rPr>
+                <w:b w:val="false"/>
+                <w:bCs w:val="false"/>
+                <w:i w:val="false"/>
+                <w:iCs w:val="false"/>
+                <w:color w:val="000000"/>
+                <w:sz w:val="20"/>
+                <w:szCs w:val="20"/>
+                <w:rFonts w:ascii="Times New Roman" w:cs="Times New Roman" w:eastAsia="Times New Roman" w:hAnsi="Times New Roman"/>
+              </w:rPr>
+              <w:t xml:space="preserve">Écoutent, répondent aux questions et notent les mots-clés.</w:t>
+            </w:r>
+          </w:p>
+        </w:tc>
+        <w:tc>
+          <w:tcPr>
+            <w:tcMar>
+              <w:top w:type="dxa" w:w="80"/>
+              <w:left w:type="dxa" w:w="80"/>
+              <w:bottom w:type="dxa" w:w="80"/>
+              <w:right w:type="dxa" w:w="80"/>
+            </w:tcMar>
+          </w:tcPr>
+          <w:p>
+            <w:pPr>
+              <w:spacing w:after="40"/>
+              <w:jc w:val="left"/>
+            </w:pPr>
+            <w:r>
+              <w:rPr>
+                <w:b w:val="false"/>
+                <w:bCs w:val="false"/>
+                <w:i w:val="false"/>
+                <w:iCs w:val="false"/>
+                <w:color w:val="000000"/>
+                <w:sz w:val="20"/>
+                <w:szCs w:val="20"/>
+                <w:rFonts w:ascii="Times New Roman" w:cs="Times New Roman" w:eastAsia="Times New Roman" w:hAnsi="Times New Roman"/>
+              </w:rPr>
+              <w:t xml:space="preserve">Exposé interactif, questions-réponses</w:t>
+            </w:r>
+          </w:p>
+        </w:tc>
+        <w:tc>
+          <w:tcPr>
+            <w:tcMar>
+              <w:top w:type="dxa" w:w="80"/>
+              <w:left w:type="dxa" w:w="80"/>
+              <w:bottom w:type="dxa" w:w="80"/>
+              <w:right w:type="dxa" w:w="80"/>
+            </w:tcMar>
+          </w:tcPr>
+          <w:p>
+            <w:pPr>
+              <w:spacing w:after="40"/>
+              <w:jc w:val="left"/>
+            </w:pPr>
+            <w:r>
+              <w:rPr>
+                <w:b w:val="false"/>
+                <w:bCs w:val="false"/>
+                <w:i w:val="false"/>
+                <w:iCs w:val="false"/>
+                <w:color w:val="000000"/>
+                <w:sz w:val="20"/>
+                <w:szCs w:val="20"/>
+                <w:rFonts w:ascii="Times New Roman" w:cs="Times New Roman" w:eastAsia="Times New Roman" w:hAnsi="Times New Roman"/>
+              </w:rPr>
+              <w:t xml:space="preserve">Tableau, frises, cartes</w:t>
+            </w:r>
+          </w:p>
+        </w:tc>
+        <w:tc>
+          <w:tcPr>
+            <w:tcMar>
+              <w:top w:type="dxa" w:w="80"/>
+              <w:left w:type="dxa" w:w="80"/>
+              <w:bottom w:type="dxa" w:w="80"/>
+              <w:right w:type="dxa" w:w="80"/>
+            </w:tcMar>
+          </w:tcPr>
+          <w:p>
+            <w:pPr>
+              <w:spacing w:after="40"/>
+              <w:jc w:val="left"/>
+            </w:pPr>
+            <w:r>
+              <w:rPr>
+                <w:b w:val="false"/>
+                <w:bCs w:val="false"/>
+                <w:i w:val="false"/>
+                <w:iCs w:val="false"/>
+                <w:color w:val="000000"/>
+                <w:sz w:val="20"/>
+                <w:szCs w:val="20"/>
+                <w:rFonts w:ascii="Times New Roman" w:cs="Times New Roman" w:eastAsia="Times New Roman" w:hAnsi="Times New Roman"/>
+              </w:rPr>
+              <w:t xml:space="preserve">Attention, participation</w:t>
             </w:r>
           </w:p>
         </w:tc>
@@ -7773,152 +9649,152 @@
                 <w:szCs w:val="20"/>
                 <w:rFonts w:ascii="Times New Roman" w:cs="Times New Roman" w:eastAsia="Times New Roman" w:hAnsi="Times New Roman"/>
               </w:rPr>
-              <w:t xml:space="preserve">4. Analyse</w:t>
-            </w:r>
-          </w:p>
-        </w:tc>
-        <w:tc>
-          <w:tcPr>
-            <w:tcMar>
-              <w:top w:type="dxa" w:w="80"/>
-              <w:left w:type="dxa" w:w="80"/>
-              <w:bottom w:type="dxa" w:w="80"/>
-              <w:right w:type="dxa" w:w="80"/>
-            </w:tcMar>
-          </w:tcPr>
-          <w:p>
-            <w:pPr>
-              <w:spacing w:after="40"/>
-              <w:jc w:val="left"/>
-            </w:pPr>
-            <w:r>
-              <w:rPr>
-                <w:b w:val="false"/>
-                <w:bCs w:val="false"/>
-                <w:i w:val="false"/>
-                <w:iCs w:val="false"/>
-                <w:color w:val="000000"/>
-                <w:sz w:val="20"/>
-                <w:szCs w:val="20"/>
-                <w:rFonts w:ascii="Times New Roman" w:cs="Times New Roman" w:eastAsia="Times New Roman" w:hAnsi="Times New Roman"/>
-              </w:rPr>
-              <w:t xml:space="preserve">Guide l’analyse : Tout s’enchaîne vite en France. Le roi, ruiné, convoque les états généraux — l’assemblée des trois ordres, qui n’avait plus siégé depuis 175 ans. Le tiers état, méprisé, se proclame Assemblée nationale constituante : la nation, et non le roi, écrira désormais les règles. Le 14 juillet 1789, Paris prend la Bastille : le peuple entre dans l’Histoire. En août, l’Assemblée abolit les privilèges et les droits seigneuriaux : en une nuit, l’Ancien Régime s’effondre. Puis vient le texte fondateur : la Déclaration des droits de l’Homme et du citoyen — « Les hommes naissent et demeurent libres et égaux en droits » ; liberté, propriété, sûreté, souveraineté de la nation, séparation des pouvoirs : les idées des Lumières deviennent loi. La monarchie survit trois ans, affaiblie ; en 1792, la République est proclamée — ses premières années (1792-1796) seront orageuses, entre guerres et luttes intérieures, mais l’essentiel est acquis : le pouvoir vient du peuple. L’Amérique avait ouvert la voie : les treize colonies anglaises de la côte atlantique, refusant de payer des impôts votés sans elles à Londres, s’étaient soulevées ; aidées de la France, elles avaient gagné leur guerre d’indépendance et fondé les États-Unis d’Amérique — avec une constitution appliquant la séparation des pouvoirs de Montesquieu. Révolution américaine puis française : deux filles des Lumières, qui inspireront le monde entier.</w:t>
-            </w:r>
-          </w:p>
-        </w:tc>
-        <w:tc>
-          <w:tcPr>
-            <w:tcMar>
-              <w:top w:type="dxa" w:w="80"/>
-              <w:left w:type="dxa" w:w="80"/>
-              <w:bottom w:type="dxa" w:w="80"/>
-              <w:right w:type="dxa" w:w="80"/>
-            </w:tcMar>
-          </w:tcPr>
-          <w:p>
-            <w:pPr>
-              <w:spacing w:after="40"/>
-              <w:jc w:val="left"/>
-            </w:pPr>
-            <w:r>
-              <w:rPr>
-                <w:b w:val="false"/>
-                <w:bCs w:val="false"/>
-                <w:i w:val="false"/>
-                <w:iCs w:val="false"/>
-                <w:color w:val="000000"/>
-                <w:sz w:val="20"/>
-                <w:szCs w:val="20"/>
-                <w:rFonts w:ascii="Times New Roman" w:cs="Times New Roman" w:eastAsia="Times New Roman" w:hAnsi="Times New Roman"/>
-              </w:rPr>
-              <w:t xml:space="preserve">Expliquent la démarche et vérifient le résultat.</w:t>
-            </w:r>
-          </w:p>
-        </w:tc>
-        <w:tc>
-          <w:tcPr>
-            <w:tcMar>
-              <w:top w:type="dxa" w:w="80"/>
-              <w:left w:type="dxa" w:w="80"/>
-              <w:bottom w:type="dxa" w:w="80"/>
-              <w:right w:type="dxa" w:w="80"/>
-            </w:tcMar>
-          </w:tcPr>
-          <w:p>
-            <w:pPr>
-              <w:spacing w:after="40"/>
-              <w:jc w:val="left"/>
-            </w:pPr>
-            <w:r>
-              <w:rPr>
-                <w:b w:val="false"/>
-                <w:bCs w:val="false"/>
-                <w:i w:val="false"/>
-                <w:iCs w:val="false"/>
-                <w:color w:val="000000"/>
-                <w:sz w:val="20"/>
-                <w:szCs w:val="20"/>
-                <w:rFonts w:ascii="Times New Roman" w:cs="Times New Roman" w:eastAsia="Times New Roman" w:hAnsi="Times New Roman"/>
-              </w:rPr>
-              <w:t xml:space="preserve">Recherche en binômes</w:t>
-            </w:r>
-          </w:p>
-        </w:tc>
-        <w:tc>
-          <w:tcPr>
-            <w:tcMar>
-              <w:top w:type="dxa" w:w="80"/>
-              <w:left w:type="dxa" w:w="80"/>
-              <w:bottom w:type="dxa" w:w="80"/>
-              <w:right w:type="dxa" w:w="80"/>
-            </w:tcMar>
-          </w:tcPr>
-          <w:p>
-            <w:pPr>
-              <w:spacing w:after="40"/>
-              <w:jc w:val="left"/>
-            </w:pPr>
-            <w:r>
-              <w:rPr>
-                <w:b w:val="false"/>
-                <w:bCs w:val="false"/>
-                <w:i w:val="false"/>
-                <w:iCs w:val="false"/>
-                <w:color w:val="000000"/>
-                <w:sz w:val="20"/>
-                <w:szCs w:val="20"/>
-                <w:rFonts w:ascii="Times New Roman" w:cs="Times New Roman" w:eastAsia="Times New Roman" w:hAnsi="Times New Roman"/>
-              </w:rPr>
-              <w:t xml:space="preserve">Documents, cartes, frises</w:t>
-            </w:r>
-          </w:p>
-        </w:tc>
-        <w:tc>
-          <w:tcPr>
-            <w:tcMar>
-              <w:top w:type="dxa" w:w="80"/>
-              <w:left w:type="dxa" w:w="80"/>
-              <w:bottom w:type="dxa" w:w="80"/>
-              <w:right w:type="dxa" w:w="80"/>
-            </w:tcMar>
-          </w:tcPr>
-          <w:p>
-            <w:pPr>
-              <w:spacing w:after="40"/>
-              <w:jc w:val="left"/>
-            </w:pPr>
-            <w:r>
-              <w:rPr>
-                <w:b w:val="false"/>
-                <w:bCs w:val="false"/>
-                <w:i w:val="false"/>
-                <w:iCs w:val="false"/>
-                <w:color w:val="000000"/>
-                <w:sz w:val="20"/>
-                <w:szCs w:val="20"/>
-                <w:rFonts w:ascii="Times New Roman" w:cs="Times New Roman" w:eastAsia="Times New Roman" w:hAnsi="Times New Roman"/>
-              </w:rPr>
-              <w:t xml:space="preserve">Raisonnement</w:t>
+              <w:t xml:space="preserve">4. Étude de document</w:t>
+            </w:r>
+          </w:p>
+        </w:tc>
+        <w:tc>
+          <w:tcPr>
+            <w:tcMar>
+              <w:top w:type="dxa" w:w="80"/>
+              <w:left w:type="dxa" w:w="80"/>
+              <w:bottom w:type="dxa" w:w="80"/>
+              <w:right w:type="dxa" w:w="80"/>
+            </w:tcMar>
+          </w:tcPr>
+          <w:p>
+            <w:pPr>
+              <w:spacing w:after="40"/>
+              <w:jc w:val="left"/>
+            </w:pPr>
+            <w:r>
+              <w:rPr>
+                <w:b w:val="false"/>
+                <w:bCs w:val="false"/>
+                <w:i w:val="false"/>
+                <w:iCs w:val="false"/>
+                <w:color w:val="000000"/>
+                <w:sz w:val="20"/>
+                <w:szCs w:val="20"/>
+                <w:rFonts w:ascii="Times New Roman" w:cs="Times New Roman" w:eastAsia="Times New Roman" w:hAnsi="Times New Roman"/>
+              </w:rPr>
+              <w:t xml:space="preserve">Fait lire le document « La Déclaration des droits de l’Homme et du citoyen » (d’après la Déclaration adoptée par l’Assemblée nationale constituante (26 août 1789) — extraits), puis pose les questions.</w:t>
+            </w:r>
+          </w:p>
+        </w:tc>
+        <w:tc>
+          <w:tcPr>
+            <w:tcMar>
+              <w:top w:type="dxa" w:w="80"/>
+              <w:left w:type="dxa" w:w="80"/>
+              <w:bottom w:type="dxa" w:w="80"/>
+              <w:right w:type="dxa" w:w="80"/>
+            </w:tcMar>
+          </w:tcPr>
+          <w:p>
+            <w:pPr>
+              <w:spacing w:after="40"/>
+              <w:jc w:val="left"/>
+            </w:pPr>
+            <w:r>
+              <w:rPr>
+                <w:b w:val="false"/>
+                <w:bCs w:val="false"/>
+                <w:i w:val="false"/>
+                <w:iCs w:val="false"/>
+                <w:color w:val="000000"/>
+                <w:sz w:val="20"/>
+                <w:szCs w:val="20"/>
+                <w:rFonts w:ascii="Times New Roman" w:cs="Times New Roman" w:eastAsia="Times New Roman" w:hAnsi="Times New Roman"/>
+              </w:rPr>
+              <w:t xml:space="preserve">Lisent le document, répondent aux questions et critiquent la source.</w:t>
+            </w:r>
+          </w:p>
+        </w:tc>
+        <w:tc>
+          <w:tcPr>
+            <w:tcMar>
+              <w:top w:type="dxa" w:w="80"/>
+              <w:left w:type="dxa" w:w="80"/>
+              <w:bottom w:type="dxa" w:w="80"/>
+              <w:right w:type="dxa" w:w="80"/>
+            </w:tcMar>
+          </w:tcPr>
+          <w:p>
+            <w:pPr>
+              <w:spacing w:after="40"/>
+              <w:jc w:val="left"/>
+            </w:pPr>
+            <w:r>
+              <w:rPr>
+                <w:b w:val="false"/>
+                <w:bCs w:val="false"/>
+                <w:i w:val="false"/>
+                <w:iCs w:val="false"/>
+                <w:color w:val="000000"/>
+                <w:sz w:val="20"/>
+                <w:szCs w:val="20"/>
+                <w:rFonts w:ascii="Times New Roman" w:cs="Times New Roman" w:eastAsia="Times New Roman" w:hAnsi="Times New Roman"/>
+              </w:rPr>
+              <w:t xml:space="preserve">Observation dirigée, travail en binômes</w:t>
+            </w:r>
+          </w:p>
+        </w:tc>
+        <w:tc>
+          <w:tcPr>
+            <w:tcMar>
+              <w:top w:type="dxa" w:w="80"/>
+              <w:left w:type="dxa" w:w="80"/>
+              <w:bottom w:type="dxa" w:w="80"/>
+              <w:right w:type="dxa" w:w="80"/>
+            </w:tcMar>
+          </w:tcPr>
+          <w:p>
+            <w:pPr>
+              <w:spacing w:after="40"/>
+              <w:jc w:val="left"/>
+            </w:pPr>
+            <w:r>
+              <w:rPr>
+                <w:b w:val="false"/>
+                <w:bCs w:val="false"/>
+                <w:i w:val="false"/>
+                <w:iCs w:val="false"/>
+                <w:color w:val="000000"/>
+                <w:sz w:val="20"/>
+                <w:szCs w:val="20"/>
+                <w:rFonts w:ascii="Times New Roman" w:cs="Times New Roman" w:eastAsia="Times New Roman" w:hAnsi="Times New Roman"/>
+              </w:rPr>
+              <w:t xml:space="preserve">Document imprimé</w:t>
+            </w:r>
+          </w:p>
+        </w:tc>
+        <w:tc>
+          <w:tcPr>
+            <w:tcMar>
+              <w:top w:type="dxa" w:w="80"/>
+              <w:left w:type="dxa" w:w="80"/>
+              <w:bottom w:type="dxa" w:w="80"/>
+              <w:right w:type="dxa" w:w="80"/>
+            </w:tcMar>
+          </w:tcPr>
+          <w:p>
+            <w:pPr>
+              <w:spacing w:after="40"/>
+              <w:jc w:val="left"/>
+            </w:pPr>
+            <w:r>
+              <w:rPr>
+                <w:b w:val="false"/>
+                <w:bCs w:val="false"/>
+                <w:i w:val="false"/>
+                <w:iCs w:val="false"/>
+                <w:color w:val="000000"/>
+                <w:sz w:val="20"/>
+                <w:szCs w:val="20"/>
+                <w:rFonts w:ascii="Times New Roman" w:cs="Times New Roman" w:eastAsia="Times New Roman" w:hAnsi="Times New Roman"/>
+              </w:rPr>
+              <w:t xml:space="preserve">Esprit critique</w:t>
             </w:r>
           </w:p>
         </w:tc>
@@ -8524,39 +10400,26 @@
     </w:p>
     <w:p>
       <w:pPr>
-        <w:spacing w:after="110" w:line="300"/>
-        <w:jc w:val="both"/>
+        <w:spacing w:after="160" w:line="300"/>
+        <w:jc w:val="center"/>
       </w:pPr>
       <w:r>
         <w:rPr>
-          <w:b/>
-          <w:bCs/>
-          <w:i w:val="false"/>
-          <w:iCs w:val="false"/>
-          <w:color w:val="2E7D32"/>
-          <w:sz w:val="24"/>
-          <w:szCs w:val="24"/>
-          <w:rFonts w:ascii="Times New Roman" w:cs="Times New Roman" w:eastAsia="Times New Roman" w:hAnsi="Times New Roman"/>
-        </w:rPr>
-        <w:t xml:space="preserve">Définition — </w:t>
-      </w:r>
-      <w:r>
-        <w:rPr>
-          <w:b/>
-          <w:bCs/>
-          <w:i w:val="false"/>
-          <w:iCs w:val="false"/>
+          <w:b w:val="false"/>
+          <w:bCs w:val="false"/>
+          <w:i/>
+          <w:iCs/>
           <w:color w:val="000000"/>
-          <w:sz w:val="24"/>
-          <w:szCs w:val="24"/>
-          <w:rFonts w:ascii="Times New Roman" w:cs="Times New Roman" w:eastAsia="Times New Roman" w:hAnsi="Times New Roman"/>
-        </w:rPr>
-        <w:t xml:space="preserve">La Révolution française commence le 14 juillet 1789 avec la prise de la Bastille. L’Assemblée constituante met fin à l’Ancien Régime, adopte la Déclaration des droits de l’Homme et du citoyen, et la République est proclamée en 1792 (premières années : 1792-1796). En Amérique, les treize colonies anglaises gagnent leur guerre d’indépendance et forment les États-Unis, première application des idées des Lumières.</w:t>
+          <w:sz w:val="21"/>
+          <w:szCs w:val="21"/>
+          <w:rFonts w:ascii="Times New Roman" w:cs="Times New Roman" w:eastAsia="Times New Roman" w:hAnsi="Times New Roman"/>
+        </w:rPr>
+        <w:t xml:space="preserve">Le 14 juillet 1789, la Bastille tombe en quelques heures : en un été, mille ans de monarchie vacillent.</w:t>
       </w:r>
     </w:p>
     <w:p>
       <w:pPr>
-        <w:spacing w:after="110" w:line="300"/>
+        <w:spacing w:after="80" w:line="300"/>
         <w:jc w:val="both"/>
       </w:pPr>
       <w:r>
@@ -8565,30 +10428,17 @@
           <w:bCs/>
           <w:i w:val="false"/>
           <w:iCs w:val="false"/>
-          <w:color w:val="1F4E79"/>
-          <w:sz w:val="24"/>
-          <w:szCs w:val="24"/>
-          <w:rFonts w:ascii="Times New Roman" w:cs="Times New Roman" w:eastAsia="Times New Roman" w:hAnsi="Times New Roman"/>
-        </w:rPr>
-        <w:t xml:space="preserve">Autrement dit : </w:t>
-      </w:r>
-      <w:r>
-        <w:rPr>
-          <w:b w:val="false"/>
-          <w:bCs w:val="false"/>
-          <w:i w:val="false"/>
-          <w:iCs w:val="false"/>
-          <w:color w:val="000000"/>
-          <w:sz w:val="24"/>
-          <w:szCs w:val="24"/>
-          <w:rFonts w:ascii="Times New Roman" w:cs="Times New Roman" w:eastAsia="Times New Roman" w:hAnsi="Times New Roman"/>
-        </w:rPr>
-        <w:t xml:space="preserve">en 1789, les Français abattent l’Ancien Régime et proclament les droits de l’Homme ; quelques années plus tôt, treize colonies américaines étaient devenues un pays libre : les États-Unis.</w:t>
+          <w:color w:val="2E7D32"/>
+          <w:sz w:val="26"/>
+          <w:szCs w:val="26"/>
+          <w:rFonts w:ascii="Times New Roman" w:cs="Times New Roman" w:eastAsia="Times New Roman" w:hAnsi="Times New Roman"/>
+        </w:rPr>
+        <w:t xml:space="preserve">1. L’été 1789 : la chaîne des événements</w:t>
       </w:r>
     </w:p>
     <w:p>
       <w:pPr>
-        <w:spacing w:after="110" w:line="300"/>
+        <w:spacing w:after="100" w:line="300"/>
         <w:jc w:val="both"/>
       </w:pPr>
       <w:r>
@@ -8602,7 +10452,360 @@
           <w:szCs w:val="24"/>
           <w:rFonts w:ascii="Times New Roman" w:cs="Times New Roman" w:eastAsia="Times New Roman" w:hAnsi="Times New Roman"/>
         </w:rPr>
-        <w:t xml:space="preserve">Tout s’enchaîne vite en France. Le roi, ruiné, convoque les états généraux — l’assemblée des trois ordres, qui n’avait plus siégé depuis 175 ans. Le tiers état, méprisé, se proclame Assemblée nationale constituante : la nation, et non le roi, écrira désormais les règles. Le 14 juillet 1789, Paris prend la Bastille : le peuple entre dans l’Histoire. En août, l’Assemblée abolit les privilèges et les droits seigneuriaux : en une nuit, l’Ancien Régime s’effondre. Puis vient le texte fondateur : la Déclaration des droits de l’Homme et du citoyen — « Les hommes naissent et demeurent libres et égaux en droits » ; liberté, propriété, sûreté, souveraineté de la nation, séparation des pouvoirs : les idées des Lumières deviennent loi. La monarchie survit trois ans, affaiblie ; en 1792, la République est proclamée — ses premières années (1792-1796) seront orageuses, entre guerres et luttes intérieures, mais l’essentiel est acquis : le pouvoir vient du peuple. L’Amérique avait ouvert la voie : les treize colonies anglaises de la côte atlantique, refusant de payer des impôts votés sans elles à Londres, s’étaient soulevées ; aidées de la France, elles avaient gagné leur guerre d’indépendance et fondé les États-Unis d’Amérique — avec une constitution appliquant la séparation des pouvoirs de Montesquieu. Révolution américaine puis française : deux filles des Lumières, qui inspireront le monde entier.</w:t>
+        <w:t xml:space="preserve">Tout s’enchaîne vite en France :</w:t>
+      </w:r>
+    </w:p>
+    <w:p>
+      <w:pPr>
+        <w:spacing w:after="60" w:line="300"/>
+        <w:jc w:val="both"/>
+      </w:pPr>
+      <w:r>
+        <w:rPr>
+          <w:b w:val="false"/>
+          <w:bCs w:val="false"/>
+          <w:i w:val="false"/>
+          <w:iCs w:val="false"/>
+          <w:color w:val="000000"/>
+          <w:sz w:val="24"/>
+          <w:szCs w:val="24"/>
+          <w:rFonts w:ascii="Times New Roman" w:cs="Times New Roman" w:eastAsia="Times New Roman" w:hAnsi="Times New Roman"/>
+        </w:rPr>
+        <w:t xml:space="preserve">• le roi, ruiné, convoque les </w:t>
+      </w:r>
+      <w:r>
+        <w:rPr>
+          <w:b/>
+          <w:bCs/>
+          <w:i w:val="false"/>
+          <w:iCs w:val="false"/>
+          <w:color w:val="1F4E79"/>
+          <w:sz w:val="24"/>
+          <w:szCs w:val="24"/>
+          <w:rFonts w:ascii="Times New Roman" w:cs="Times New Roman" w:eastAsia="Times New Roman" w:hAnsi="Times New Roman"/>
+        </w:rPr>
+        <w:t xml:space="preserve">états généraux</w:t>
+      </w:r>
+      <w:r>
+        <w:rPr>
+          <w:b w:val="false"/>
+          <w:bCs w:val="false"/>
+          <w:i w:val="false"/>
+          <w:iCs w:val="false"/>
+          <w:color w:val="000000"/>
+          <w:sz w:val="24"/>
+          <w:szCs w:val="24"/>
+          <w:rFonts w:ascii="Times New Roman" w:cs="Times New Roman" w:eastAsia="Times New Roman" w:hAnsi="Times New Roman"/>
+        </w:rPr>
+        <w:t xml:space="preserve"> — l’assemblée des trois ordres, qui n’avait plus siégé depuis 175 ans ;</w:t>
+      </w:r>
+    </w:p>
+    <w:p>
+      <w:pPr>
+        <w:spacing w:after="60" w:line="300"/>
+        <w:jc w:val="both"/>
+      </w:pPr>
+      <w:r>
+        <w:rPr>
+          <w:b w:val="false"/>
+          <w:bCs w:val="false"/>
+          <w:i w:val="false"/>
+          <w:iCs w:val="false"/>
+          <w:color w:val="000000"/>
+          <w:sz w:val="24"/>
+          <w:szCs w:val="24"/>
+          <w:rFonts w:ascii="Times New Roman" w:cs="Times New Roman" w:eastAsia="Times New Roman" w:hAnsi="Times New Roman"/>
+        </w:rPr>
+        <w:t xml:space="preserve">• le tiers état, méprisé, se proclame Assemblée nationale constituante : la nation, et non le roi, écrira désormais les règles ;</w:t>
+      </w:r>
+    </w:p>
+    <w:p>
+      <w:pPr>
+        <w:spacing w:after="60" w:line="300"/>
+        <w:jc w:val="both"/>
+      </w:pPr>
+      <w:r>
+        <w:rPr>
+          <w:b w:val="false"/>
+          <w:bCs w:val="false"/>
+          <w:i w:val="false"/>
+          <w:iCs w:val="false"/>
+          <w:color w:val="000000"/>
+          <w:sz w:val="24"/>
+          <w:szCs w:val="24"/>
+          <w:rFonts w:ascii="Times New Roman" w:cs="Times New Roman" w:eastAsia="Times New Roman" w:hAnsi="Times New Roman"/>
+        </w:rPr>
+        <w:t xml:space="preserve">• le </w:t>
+      </w:r>
+      <w:r>
+        <w:rPr>
+          <w:b/>
+          <w:bCs/>
+          <w:i w:val="false"/>
+          <w:iCs w:val="false"/>
+          <w:color w:val="1F4E79"/>
+          <w:sz w:val="24"/>
+          <w:szCs w:val="24"/>
+          <w:rFonts w:ascii="Times New Roman" w:cs="Times New Roman" w:eastAsia="Times New Roman" w:hAnsi="Times New Roman"/>
+        </w:rPr>
+        <w:t xml:space="preserve">14 juillet 1789</w:t>
+      </w:r>
+      <w:r>
+        <w:rPr>
+          <w:b w:val="false"/>
+          <w:bCs w:val="false"/>
+          <w:i w:val="false"/>
+          <w:iCs w:val="false"/>
+          <w:color w:val="000000"/>
+          <w:sz w:val="24"/>
+          <w:szCs w:val="24"/>
+          <w:rFonts w:ascii="Times New Roman" w:cs="Times New Roman" w:eastAsia="Times New Roman" w:hAnsi="Times New Roman"/>
+        </w:rPr>
+        <w:t xml:space="preserve">, Paris prend la </w:t>
+      </w:r>
+      <w:r>
+        <w:rPr>
+          <w:b/>
+          <w:bCs/>
+          <w:i w:val="false"/>
+          <w:iCs w:val="false"/>
+          <w:color w:val="1F4E79"/>
+          <w:sz w:val="24"/>
+          <w:szCs w:val="24"/>
+          <w:rFonts w:ascii="Times New Roman" w:cs="Times New Roman" w:eastAsia="Times New Roman" w:hAnsi="Times New Roman"/>
+        </w:rPr>
+        <w:t xml:space="preserve">Bastille</w:t>
+      </w:r>
+      <w:r>
+        <w:rPr>
+          <w:b w:val="false"/>
+          <w:bCs w:val="false"/>
+          <w:i w:val="false"/>
+          <w:iCs w:val="false"/>
+          <w:color w:val="000000"/>
+          <w:sz w:val="24"/>
+          <w:szCs w:val="24"/>
+          <w:rFonts w:ascii="Times New Roman" w:cs="Times New Roman" w:eastAsia="Times New Roman" w:hAnsi="Times New Roman"/>
+        </w:rPr>
+        <w:t xml:space="preserve"> : le peuple entre dans l’Histoire ;</w:t>
+      </w:r>
+    </w:p>
+    <w:p>
+      <w:pPr>
+        <w:spacing w:after="60" w:line="300"/>
+        <w:jc w:val="both"/>
+      </w:pPr>
+      <w:r>
+        <w:rPr>
+          <w:b w:val="false"/>
+          <w:bCs w:val="false"/>
+          <w:i w:val="false"/>
+          <w:iCs w:val="false"/>
+          <w:color w:val="000000"/>
+          <w:sz w:val="24"/>
+          <w:szCs w:val="24"/>
+          <w:rFonts w:ascii="Times New Roman" w:cs="Times New Roman" w:eastAsia="Times New Roman" w:hAnsi="Times New Roman"/>
+        </w:rPr>
+        <w:t xml:space="preserve">• en août, l’Assemblée abolit les privilèges et les droits seigneuriaux : en une nuit, l’Ancien Régime s’effondre.</w:t>
+      </w:r>
+    </w:p>
+    <w:p>
+      <w:pPr>
+        <w:spacing w:after="80" w:line="300"/>
+        <w:jc w:val="both"/>
+      </w:pPr>
+      <w:r>
+        <w:rPr>
+          <w:b/>
+          <w:bCs/>
+          <w:i w:val="false"/>
+          <w:iCs w:val="false"/>
+          <w:color w:val="2E7D32"/>
+          <w:sz w:val="26"/>
+          <w:szCs w:val="26"/>
+          <w:rFonts w:ascii="Times New Roman" w:cs="Times New Roman" w:eastAsia="Times New Roman" w:hAnsi="Times New Roman"/>
+        </w:rPr>
+        <w:t xml:space="preserve">2. La Déclaration et la République</w:t>
+      </w:r>
+    </w:p>
+    <w:p>
+      <w:pPr>
+        <w:spacing w:after="100" w:line="300"/>
+        <w:jc w:val="both"/>
+      </w:pPr>
+      <w:r>
+        <w:rPr>
+          <w:b w:val="false"/>
+          <w:bCs w:val="false"/>
+          <w:i w:val="false"/>
+          <w:iCs w:val="false"/>
+          <w:color w:val="000000"/>
+          <w:sz w:val="24"/>
+          <w:szCs w:val="24"/>
+          <w:rFonts w:ascii="Times New Roman" w:cs="Times New Roman" w:eastAsia="Times New Roman" w:hAnsi="Times New Roman"/>
+        </w:rPr>
+        <w:t xml:space="preserve">Puis vient le texte fondateur : la </w:t>
+      </w:r>
+      <w:r>
+        <w:rPr>
+          <w:b/>
+          <w:bCs/>
+          <w:i w:val="false"/>
+          <w:iCs w:val="false"/>
+          <w:color w:val="1F4E79"/>
+          <w:sz w:val="24"/>
+          <w:szCs w:val="24"/>
+          <w:rFonts w:ascii="Times New Roman" w:cs="Times New Roman" w:eastAsia="Times New Roman" w:hAnsi="Times New Roman"/>
+        </w:rPr>
+        <w:t xml:space="preserve">Déclaration des droits de l’Homme</w:t>
+      </w:r>
+      <w:r>
+        <w:rPr>
+          <w:b w:val="false"/>
+          <w:bCs w:val="false"/>
+          <w:i w:val="false"/>
+          <w:iCs w:val="false"/>
+          <w:color w:val="000000"/>
+          <w:sz w:val="24"/>
+          <w:szCs w:val="24"/>
+          <w:rFonts w:ascii="Times New Roman" w:cs="Times New Roman" w:eastAsia="Times New Roman" w:hAnsi="Times New Roman"/>
+        </w:rPr>
+        <w:t xml:space="preserve"> et du citoyen — « Les hommes naissent et demeurent libres et égaux en droits » ; liberté, propriété, sûreté, souveraineté de la nation, séparation des pouvoirs : les idées des Lumières deviennent loi.</w:t>
+      </w:r>
+    </w:p>
+    <w:p>
+      <w:pPr>
+        <w:spacing w:after="100" w:line="300"/>
+        <w:jc w:val="both"/>
+      </w:pPr>
+      <w:r>
+        <w:rPr>
+          <w:b w:val="false"/>
+          <w:bCs w:val="false"/>
+          <w:i w:val="false"/>
+          <w:iCs w:val="false"/>
+          <w:color w:val="000000"/>
+          <w:sz w:val="24"/>
+          <w:szCs w:val="24"/>
+          <w:rFonts w:ascii="Times New Roman" w:cs="Times New Roman" w:eastAsia="Times New Roman" w:hAnsi="Times New Roman"/>
+        </w:rPr>
+        <w:t xml:space="preserve">La monarchie survit trois ans, affaiblie ; en 1792, la République est proclamée — ses premières années (1792-1796) seront orageuses, entre guerres et luttes intérieures, mais l’essentiel est acquis : le pouvoir vient du peuple.</w:t>
+      </w:r>
+    </w:p>
+    <w:p>
+      <w:pPr>
+        <w:spacing w:after="80" w:line="300"/>
+        <w:jc w:val="both"/>
+      </w:pPr>
+      <w:r>
+        <w:rPr>
+          <w:b/>
+          <w:bCs/>
+          <w:i w:val="false"/>
+          <w:iCs w:val="false"/>
+          <w:color w:val="2E7D32"/>
+          <w:sz w:val="26"/>
+          <w:szCs w:val="26"/>
+          <w:rFonts w:ascii="Times New Roman" w:cs="Times New Roman" w:eastAsia="Times New Roman" w:hAnsi="Times New Roman"/>
+        </w:rPr>
+        <w:t xml:space="preserve">3. L’Amérique avait ouvert la voie</w:t>
+      </w:r>
+    </w:p>
+    <w:p>
+      <w:pPr>
+        <w:spacing w:after="100" w:line="300"/>
+        <w:jc w:val="both"/>
+      </w:pPr>
+      <w:r>
+        <w:rPr>
+          <w:b w:val="false"/>
+          <w:bCs w:val="false"/>
+          <w:i w:val="false"/>
+          <w:iCs w:val="false"/>
+          <w:color w:val="000000"/>
+          <w:sz w:val="24"/>
+          <w:szCs w:val="24"/>
+          <w:rFonts w:ascii="Times New Roman" w:cs="Times New Roman" w:eastAsia="Times New Roman" w:hAnsi="Times New Roman"/>
+        </w:rPr>
+        <w:t xml:space="preserve">Les </w:t>
+      </w:r>
+      <w:r>
+        <w:rPr>
+          <w:b/>
+          <w:bCs/>
+          <w:i w:val="false"/>
+          <w:iCs w:val="false"/>
+          <w:color w:val="1F4E79"/>
+          <w:sz w:val="24"/>
+          <w:szCs w:val="24"/>
+          <w:rFonts w:ascii="Times New Roman" w:cs="Times New Roman" w:eastAsia="Times New Roman" w:hAnsi="Times New Roman"/>
+        </w:rPr>
+        <w:t xml:space="preserve">treize colonies</w:t>
+      </w:r>
+      <w:r>
+        <w:rPr>
+          <w:b w:val="false"/>
+          <w:bCs w:val="false"/>
+          <w:i w:val="false"/>
+          <w:iCs w:val="false"/>
+          <w:color w:val="000000"/>
+          <w:sz w:val="24"/>
+          <w:szCs w:val="24"/>
+          <w:rFonts w:ascii="Times New Roman" w:cs="Times New Roman" w:eastAsia="Times New Roman" w:hAnsi="Times New Roman"/>
+        </w:rPr>
+        <w:t xml:space="preserve"> anglaises de la côte atlantique, refusant de payer des impôts votés sans elles à Londres, s’étaient soulevées ; aidées de la France, elles avaient gagné leur </w:t>
+      </w:r>
+      <w:r>
+        <w:rPr>
+          <w:b/>
+          <w:bCs/>
+          <w:i w:val="false"/>
+          <w:iCs w:val="false"/>
+          <w:color w:val="1F4E79"/>
+          <w:sz w:val="24"/>
+          <w:szCs w:val="24"/>
+          <w:rFonts w:ascii="Times New Roman" w:cs="Times New Roman" w:eastAsia="Times New Roman" w:hAnsi="Times New Roman"/>
+        </w:rPr>
+        <w:t xml:space="preserve">guerre d’indépendance</w:t>
+      </w:r>
+      <w:r>
+        <w:rPr>
+          <w:b w:val="false"/>
+          <w:bCs w:val="false"/>
+          <w:i w:val="false"/>
+          <w:iCs w:val="false"/>
+          <w:color w:val="000000"/>
+          <w:sz w:val="24"/>
+          <w:szCs w:val="24"/>
+          <w:rFonts w:ascii="Times New Roman" w:cs="Times New Roman" w:eastAsia="Times New Roman" w:hAnsi="Times New Roman"/>
+        </w:rPr>
+        <w:t xml:space="preserve"> et fondé les </w:t>
+      </w:r>
+      <w:r>
+        <w:rPr>
+          <w:b/>
+          <w:bCs/>
+          <w:i w:val="false"/>
+          <w:iCs w:val="false"/>
+          <w:color w:val="1F4E79"/>
+          <w:sz w:val="24"/>
+          <w:szCs w:val="24"/>
+          <w:rFonts w:ascii="Times New Roman" w:cs="Times New Roman" w:eastAsia="Times New Roman" w:hAnsi="Times New Roman"/>
+        </w:rPr>
+        <w:t xml:space="preserve">États-Unis</w:t>
+      </w:r>
+      <w:r>
+        <w:rPr>
+          <w:b w:val="false"/>
+          <w:bCs w:val="false"/>
+          <w:i w:val="false"/>
+          <w:iCs w:val="false"/>
+          <w:color w:val="000000"/>
+          <w:sz w:val="24"/>
+          <w:szCs w:val="24"/>
+          <w:rFonts w:ascii="Times New Roman" w:cs="Times New Roman" w:eastAsia="Times New Roman" w:hAnsi="Times New Roman"/>
+        </w:rPr>
+        <w:t xml:space="preserve"> d’Amérique — avec une constitution appliquant la séparation des pouvoirs de Montesquieu. Révolution américaine puis française : deux filles des Lumières, qui inspireront le monde entier.</w:t>
       </w:r>
     </w:p>
     <w:p>
@@ -8653,176 +10856,670 @@
     </w:p>
     <w:p>
       <w:pPr>
-        <w:spacing w:before="200" w:after="150"/>
-        <w:jc w:val="left"/>
+        <w:spacing w:after="120"/>
       </w:pPr>
-      <w:r>
-        <w:rPr>
-          <w:b/>
-          <w:bCs/>
-          <w:i w:val="false"/>
-          <w:iCs w:val="false"/>
-          <w:color w:val="2E7D32"/>
-          <w:sz w:val="28"/>
-          <w:szCs w:val="28"/>
-          <w:rFonts w:ascii="Times New Roman" w:cs="Times New Roman" w:eastAsia="Times New Roman" w:hAnsi="Times New Roman"/>
-        </w:rPr>
-        <w:t xml:space="preserve">Méthode</w:t>
-      </w:r>
+    </w:p>
+    <w:tbl>
+      <w:tblPr>
+        <w:tblW w:type="dxa" w:w="9600"/>
+        <w:tblBorders>
+          <w:top w:val="single" w:color="B25000" w:sz="12"/>
+          <w:left w:val="single" w:color="B25000" w:sz="12"/>
+          <w:bottom w:val="single" w:color="B25000" w:sz="12"/>
+          <w:right w:val="single" w:color="B25000" w:sz="12"/>
+          <w:insideH w:val="none"/>
+          <w:insideV w:val="none"/>
+        </w:tblBorders>
+        <w:tblLayout w:type="fixed"/>
+      </w:tblPr>
+      <w:tblGrid>
+        <w:gridCol w:w="9600"/>
+      </w:tblGrid>
+      <w:tr>
+        <w:tc>
+          <w:tcPr>
+            <w:shd w:fill="FFF8EF" w:val="clear"/>
+            <w:tcMar>
+              <w:top w:type="dxa" w:w="140"/>
+              <w:left w:type="dxa" w:w="180"/>
+              <w:bottom w:type="dxa" w:w="140"/>
+              <w:right w:type="dxa" w:w="180"/>
+            </w:tcMar>
+          </w:tcPr>
+          <w:p>
+            <w:pPr>
+              <w:spacing w:after="90"/>
+            </w:pPr>
+            <w:r>
+              <w:rPr>
+                <w:b/>
+                <w:bCs/>
+                <w:i w:val="false"/>
+                <w:iCs w:val="false"/>
+                <w:color w:val="B25000"/>
+                <w:sz w:val="25"/>
+                <w:szCs w:val="25"/>
+                <w:rFonts w:ascii="Times New Roman" w:cs="Times New Roman" w:eastAsia="Times New Roman" w:hAnsi="Times New Roman"/>
+              </w:rPr>
+              <w:t xml:space="preserve">Document à étudier</w:t>
+            </w:r>
+          </w:p>
+          <w:p>
+            <w:pPr>
+              <w:spacing w:after="80" w:line="300"/>
+              <w:jc w:val="left"/>
+            </w:pPr>
+            <w:r>
+              <w:rPr>
+                <w:b/>
+                <w:bCs/>
+                <w:i w:val="false"/>
+                <w:iCs w:val="false"/>
+                <w:color w:val="000000"/>
+                <w:sz w:val="21"/>
+                <w:szCs w:val="21"/>
+                <w:rFonts w:ascii="Times New Roman" w:cs="Times New Roman" w:eastAsia="Times New Roman" w:hAnsi="Times New Roman"/>
+              </w:rPr>
+              <w:t xml:space="preserve">La Déclaration des droits de l’Homme et du citoyen — d’après la Déclaration adoptée par l’Assemblée nationale constituante (26 août 1789) — extraits</w:t>
+            </w:r>
+          </w:p>
+          <w:p>
+            <w:pPr>
+              <w:spacing w:after="100" w:line="300"/>
+              <w:jc w:val="both"/>
+            </w:pPr>
+            <w:r>
+              <w:rPr>
+                <w:b w:val="false"/>
+                <w:bCs w:val="false"/>
+                <w:i/>
+                <w:iCs/>
+                <w:color w:val="000000"/>
+                <w:sz w:val="24"/>
+                <w:szCs w:val="24"/>
+                <w:rFonts w:ascii="Times New Roman" w:cs="Times New Roman" w:eastAsia="Times New Roman" w:hAnsi="Times New Roman"/>
+              </w:rPr>
+              <w:t xml:space="preserve">« Article premier. Les hommes naissent et demeurent libres et égaux en droits ; les distinctions sociales ne peuvent être fondées que sur l’utilité commune. Article 3. Le principe de toute souveraineté réside essentiellement dans la Nation. Article 6. La loi est l’expression de la volonté générale ; tous les citoyens ont droit de concourir à sa formation. Article 16. Toute société dans laquelle la séparation des pouvoirs n’est pas déterminée n’a point de constitution. »</w:t>
+            </w:r>
+          </w:p>
+          <w:p>
+            <w:pPr>
+              <w:spacing w:after="40" w:line="300"/>
+              <w:jc w:val="both"/>
+            </w:pPr>
+            <w:r>
+              <w:rPr>
+                <w:b w:val="false"/>
+                <w:bCs w:val="false"/>
+                <w:i w:val="false"/>
+                <w:iCs w:val="false"/>
+                <w:color w:val="000000"/>
+                <w:sz w:val="24"/>
+                <w:szCs w:val="24"/>
+                <w:rFonts w:ascii="Times New Roman" w:cs="Times New Roman" w:eastAsia="Times New Roman" w:hAnsi="Times New Roman"/>
+              </w:rPr>
+              <w:t xml:space="preserve">1. En quoi l’article premier abolit-il la société des trois ordres ?</w:t>
+            </w:r>
+          </w:p>
+          <w:p>
+            <w:pPr>
+              <w:spacing w:after="40" w:line="300"/>
+              <w:jc w:val="both"/>
+            </w:pPr>
+            <w:r>
+              <w:rPr>
+                <w:b w:val="false"/>
+                <w:bCs w:val="false"/>
+                <w:i w:val="false"/>
+                <w:iCs w:val="false"/>
+                <w:color w:val="000000"/>
+                <w:sz w:val="24"/>
+                <w:szCs w:val="24"/>
+                <w:rFonts w:ascii="Times New Roman" w:cs="Times New Roman" w:eastAsia="Times New Roman" w:hAnsi="Times New Roman"/>
+              </w:rPr>
+              <w:t xml:space="preserve">2. Retrouve dans les articles 3, 6 et 16 les idées de Rousseau et de Montesquieu.</w:t>
+            </w:r>
+          </w:p>
+          <w:p>
+            <w:pPr>
+              <w:spacing w:after="40" w:line="300"/>
+              <w:jc w:val="both"/>
+            </w:pPr>
+            <w:r>
+              <w:rPr>
+                <w:b w:val="false"/>
+                <w:bCs w:val="false"/>
+                <w:i w:val="false"/>
+                <w:iCs w:val="false"/>
+                <w:color w:val="000000"/>
+                <w:sz w:val="24"/>
+                <w:szCs w:val="24"/>
+                <w:rFonts w:ascii="Times New Roman" w:cs="Times New Roman" w:eastAsia="Times New Roman" w:hAnsi="Times New Roman"/>
+              </w:rPr>
+              <w:t xml:space="preserve">3. Pourquoi dit-on que ce texte fait des idées des Lumières des lois ?</w:t>
+            </w:r>
+          </w:p>
+          <w:p>
+            <w:pPr>
+              <w:spacing w:after="60"/>
+            </w:pPr>
+          </w:p>
+          <w:p>
+            <w:pPr>
+              <w:spacing w:after="40"/>
+            </w:pPr>
+            <w:r>
+              <w:rPr>
+                <w:b/>
+                <w:bCs/>
+                <w:i w:val="false"/>
+                <w:iCs w:val="false"/>
+                <w:color w:val="C2185B"/>
+                <w:sz w:val="22"/>
+                <w:szCs w:val="22"/>
+                <w:rFonts w:ascii="Times New Roman" w:cs="Times New Roman" w:eastAsia="Times New Roman" w:hAnsi="Times New Roman"/>
+              </w:rPr>
+              <w:t xml:space="preserve">Réponse 1. </w:t>
+            </w:r>
+            <w:r>
+              <w:rPr>
+                <w:b w:val="false"/>
+                <w:bCs w:val="false"/>
+                <w:i w:val="false"/>
+                <w:iCs w:val="false"/>
+                <w:color w:val="000000"/>
+                <w:sz w:val="22"/>
+                <w:szCs w:val="22"/>
+                <w:rFonts w:ascii="Times New Roman" w:cs="Times New Roman" w:eastAsia="Times New Roman" w:hAnsi="Times New Roman"/>
+              </w:rPr>
+              <w:t xml:space="preserve">Si les hommes naissent et demeurent égaux en droits, les privilèges de naissance du clergé et de la noblesse n’ont plus de fondement : la société d’ordres meurt.</w:t>
+            </w:r>
+          </w:p>
+          <w:p>
+            <w:pPr>
+              <w:spacing w:after="40"/>
+            </w:pPr>
+            <w:r>
+              <w:rPr>
+                <w:b/>
+                <w:bCs/>
+                <w:i w:val="false"/>
+                <w:iCs w:val="false"/>
+                <w:color w:val="C2185B"/>
+                <w:sz w:val="22"/>
+                <w:szCs w:val="22"/>
+                <w:rFonts w:ascii="Times New Roman" w:cs="Times New Roman" w:eastAsia="Times New Roman" w:hAnsi="Times New Roman"/>
+              </w:rPr>
+              <w:t xml:space="preserve">Réponse 2. </w:t>
+            </w:r>
+            <w:r>
+              <w:rPr>
+                <w:b w:val="false"/>
+                <w:bCs w:val="false"/>
+                <w:i w:val="false"/>
+                <w:iCs w:val="false"/>
+                <w:color w:val="000000"/>
+                <w:sz w:val="22"/>
+                <w:szCs w:val="22"/>
+                <w:rFonts w:ascii="Times New Roman" w:cs="Times New Roman" w:eastAsia="Times New Roman" w:hAnsi="Times New Roman"/>
+              </w:rPr>
+              <w:t xml:space="preserve">Articles 3 et 6 : la souveraineté de la Nation et la loi comme volonté générale — Rousseau ; article 16 : la séparation des pouvoirs — Montesquieu.</w:t>
+            </w:r>
+          </w:p>
+          <w:p>
+            <w:pPr>
+              <w:spacing w:after="40"/>
+            </w:pPr>
+            <w:r>
+              <w:rPr>
+                <w:b/>
+                <w:bCs/>
+                <w:i w:val="false"/>
+                <w:iCs w:val="false"/>
+                <w:color w:val="C2185B"/>
+                <w:sz w:val="22"/>
+                <w:szCs w:val="22"/>
+                <w:rFonts w:ascii="Times New Roman" w:cs="Times New Roman" w:eastAsia="Times New Roman" w:hAnsi="Times New Roman"/>
+              </w:rPr>
+              <w:t xml:space="preserve">Réponse 3. </w:t>
+            </w:r>
+            <w:r>
+              <w:rPr>
+                <w:b w:val="false"/>
+                <w:bCs w:val="false"/>
+                <w:i w:val="false"/>
+                <w:iCs w:val="false"/>
+                <w:color w:val="000000"/>
+                <w:sz w:val="22"/>
+                <w:szCs w:val="22"/>
+                <w:rFonts w:ascii="Times New Roman" w:cs="Times New Roman" w:eastAsia="Times New Roman" w:hAnsi="Times New Roman"/>
+              </w:rPr>
+              <w:t xml:space="preserve">Parce que les principes discutés dans les salons deviennent des règles officielles adoptées par l’Assemblée : la philosophie entre dans le droit.</w:t>
+            </w:r>
+          </w:p>
+        </w:tc>
+      </w:tr>
+    </w:tbl>
+    <w:p>
+      <w:pPr>
+        <w:spacing w:after="160"/>
+      </w:pPr>
+    </w:p>
+    <w:tbl>
+      <w:tblPr>
+        <w:tblW w:type="dxa" w:w="9600"/>
+        <w:tblBorders>
+          <w:top w:val="single" w:color="1565C0" w:sz="12"/>
+          <w:left w:val="single" w:color="1565C0" w:sz="12"/>
+          <w:bottom w:val="single" w:color="1565C0" w:sz="12"/>
+          <w:right w:val="single" w:color="1565C0" w:sz="12"/>
+          <w:insideH w:val="none"/>
+          <w:insideV w:val="none"/>
+        </w:tblBorders>
+        <w:tblLayout w:type="fixed"/>
+      </w:tblPr>
+      <w:tblGrid>
+        <w:gridCol w:w="9600"/>
+      </w:tblGrid>
+      <w:tr>
+        <w:tc>
+          <w:tcPr>
+            <w:shd w:fill="E3F2FD" w:val="clear"/>
+            <w:tcMar>
+              <w:top w:type="dxa" w:w="140"/>
+              <w:left w:type="dxa" w:w="180"/>
+              <w:bottom w:type="dxa" w:w="140"/>
+              <w:right w:type="dxa" w:w="180"/>
+            </w:tcMar>
+          </w:tcPr>
+          <w:p>
+            <w:pPr>
+              <w:spacing w:after="90"/>
+            </w:pPr>
+            <w:r>
+              <w:rPr>
+                <w:b/>
+                <w:bCs/>
+                <w:i w:val="false"/>
+                <w:iCs w:val="false"/>
+                <w:color w:val="1565C0"/>
+                <w:sz w:val="25"/>
+                <w:szCs w:val="25"/>
+                <w:rFonts w:ascii="Times New Roman" w:cs="Times New Roman" w:eastAsia="Times New Roman" w:hAnsi="Times New Roman"/>
+              </w:rPr>
+              <w:t xml:space="preserve">Le savais-tu ?</w:t>
+            </w:r>
+          </w:p>
+          <w:p>
+            <w:pPr>
+              <w:spacing w:after="0" w:line="300"/>
+              <w:jc w:val="both"/>
+            </w:pPr>
+            <w:r>
+              <w:rPr>
+                <w:b w:val="false"/>
+                <w:bCs w:val="false"/>
+                <w:i w:val="false"/>
+                <w:iCs w:val="false"/>
+                <w:color w:val="000000"/>
+                <w:sz w:val="22"/>
+                <w:szCs w:val="22"/>
+                <w:rFonts w:ascii="Times New Roman" w:cs="Times New Roman" w:eastAsia="Times New Roman" w:hAnsi="Times New Roman"/>
+              </w:rPr>
+              <w:t xml:space="preserve">La Révolution française a parlé au monde entier — jusqu’à Madagascar : au XIXᵉ siècle, les mots « liberté » et « égalité » voyagent avec les livres et les missionnaires. Et quand Madagascar devient indépendant en 1960, sa première constitution proclame, elle aussi, les droits fondamentaux hérités de 1789. Les idées n’ont pas de frontières.</w:t>
+            </w:r>
+          </w:p>
+        </w:tc>
+      </w:tr>
+    </w:tbl>
+    <w:p>
+      <w:pPr>
+        <w:spacing w:after="160"/>
+      </w:pPr>
     </w:p>
     <w:p>
       <w:pPr>
-        <w:spacing w:after="60" w:line="300"/>
+        <w:spacing w:after="80" w:line="300"/>
         <w:jc w:val="both"/>
       </w:pPr>
       <w:r>
         <w:rPr>
-          <w:b w:val="false"/>
-          <w:bCs w:val="false"/>
-          <w:i w:val="false"/>
-          <w:iCs w:val="false"/>
-          <w:color w:val="000000"/>
-          <w:sz w:val="24"/>
-          <w:szCs w:val="24"/>
-          <w:rFonts w:ascii="Times New Roman" w:cs="Times New Roman" w:eastAsia="Times New Roman" w:hAnsi="Times New Roman"/>
-        </w:rPr>
-        <w:t xml:space="preserve">1. Réciter la chaîne de 1789 : Bastille → constituante → abolition des privilèges → Déclaration.</w:t>
+          <w:b/>
+          <w:bCs/>
+          <w:i w:val="false"/>
+          <w:iCs w:val="false"/>
+          <w:color w:val="2E7D32"/>
+          <w:sz w:val="26"/>
+          <w:szCs w:val="26"/>
+          <w:rFonts w:ascii="Times New Roman" w:cs="Times New Roman" w:eastAsia="Times New Roman" w:hAnsi="Times New Roman"/>
+        </w:rPr>
+        <w:t xml:space="preserve">Petit lexique</w:t>
       </w:r>
     </w:p>
+    <w:tbl>
+      <w:tblPr>
+        <w:tblW w:type="dxa" w:w="9600"/>
+        <w:tblBorders>
+          <w:top w:val="single" w:color="808080" w:sz="4"/>
+          <w:left w:val="single" w:color="808080" w:sz="4"/>
+          <w:bottom w:val="single" w:color="808080" w:sz="4"/>
+          <w:right w:val="single" w:color="808080" w:sz="4"/>
+          <w:insideH w:val="single" w:color="B0B0B0" w:sz="4"/>
+          <w:insideV w:val="single" w:color="B0B0B0" w:sz="4"/>
+        </w:tblBorders>
+        <w:tblLayout w:type="fixed"/>
+      </w:tblPr>
+      <w:tblGrid>
+        <w:gridCol w:w="2800"/>
+        <w:gridCol w:w="6800"/>
+      </w:tblGrid>
+      <w:tr>
+        <w:tc>
+          <w:tcPr>
+            <w:shd w:fill="E7E6E6" w:val="clear"/>
+            <w:tcMar>
+              <w:top w:type="dxa" w:w="80"/>
+              <w:left w:type="dxa" w:w="80"/>
+              <w:bottom w:type="dxa" w:w="80"/>
+              <w:right w:type="dxa" w:w="80"/>
+            </w:tcMar>
+          </w:tcPr>
+          <w:p>
+            <w:pPr>
+              <w:spacing w:after="40"/>
+              <w:jc w:val="left"/>
+            </w:pPr>
+            <w:r>
+              <w:rPr>
+                <w:b/>
+                <w:bCs/>
+                <w:i w:val="false"/>
+                <w:iCs w:val="false"/>
+                <w:color w:val="000000"/>
+                <w:sz w:val="20"/>
+                <w:szCs w:val="20"/>
+                <w:rFonts w:ascii="Times New Roman" w:cs="Times New Roman" w:eastAsia="Times New Roman" w:hAnsi="Times New Roman"/>
+              </w:rPr>
+              <w:t xml:space="preserve">Mot</w:t>
+            </w:r>
+          </w:p>
+        </w:tc>
+        <w:tc>
+          <w:tcPr>
+            <w:shd w:fill="E7E6E6" w:val="clear"/>
+            <w:tcMar>
+              <w:top w:type="dxa" w:w="80"/>
+              <w:left w:type="dxa" w:w="80"/>
+              <w:bottom w:type="dxa" w:w="80"/>
+              <w:right w:type="dxa" w:w="80"/>
+            </w:tcMar>
+          </w:tcPr>
+          <w:p>
+            <w:pPr>
+              <w:spacing w:after="40"/>
+              <w:jc w:val="left"/>
+            </w:pPr>
+            <w:r>
+              <w:rPr>
+                <w:b/>
+                <w:bCs/>
+                <w:i w:val="false"/>
+                <w:iCs w:val="false"/>
+                <w:color w:val="000000"/>
+                <w:sz w:val="20"/>
+                <w:szCs w:val="20"/>
+                <w:rFonts w:ascii="Times New Roman" w:cs="Times New Roman" w:eastAsia="Times New Roman" w:hAnsi="Times New Roman"/>
+              </w:rPr>
+              <w:t xml:space="preserve">Sens</w:t>
+            </w:r>
+          </w:p>
+        </w:tc>
+      </w:tr>
+      <w:tr>
+        <w:tc>
+          <w:tcPr>
+            <w:tcMar>
+              <w:top w:type="dxa" w:w="80"/>
+              <w:left w:type="dxa" w:w="80"/>
+              <w:bottom w:type="dxa" w:w="80"/>
+              <w:right w:type="dxa" w:w="80"/>
+            </w:tcMar>
+          </w:tcPr>
+          <w:p>
+            <w:pPr>
+              <w:spacing w:after="40"/>
+              <w:jc w:val="left"/>
+            </w:pPr>
+            <w:r>
+              <w:rPr>
+                <w:b/>
+                <w:bCs/>
+                <w:i w:val="false"/>
+                <w:iCs w:val="false"/>
+                <w:color w:val="000000"/>
+                <w:sz w:val="20"/>
+                <w:szCs w:val="20"/>
+                <w:rFonts w:ascii="Times New Roman" w:cs="Times New Roman" w:eastAsia="Times New Roman" w:hAnsi="Times New Roman"/>
+              </w:rPr>
+              <w:t xml:space="preserve">États généraux</w:t>
+            </w:r>
+          </w:p>
+        </w:tc>
+        <w:tc>
+          <w:tcPr>
+            <w:tcMar>
+              <w:top w:type="dxa" w:w="80"/>
+              <w:left w:type="dxa" w:w="80"/>
+              <w:bottom w:type="dxa" w:w="80"/>
+              <w:right w:type="dxa" w:w="80"/>
+            </w:tcMar>
+          </w:tcPr>
+          <w:p>
+            <w:pPr>
+              <w:spacing w:after="40"/>
+              <w:jc w:val="left"/>
+            </w:pPr>
+            <w:r>
+              <w:rPr>
+                <w:b w:val="false"/>
+                <w:bCs w:val="false"/>
+                <w:i w:val="false"/>
+                <w:iCs w:val="false"/>
+                <w:color w:val="000000"/>
+                <w:sz w:val="20"/>
+                <w:szCs w:val="20"/>
+                <w:rFonts w:ascii="Times New Roman" w:cs="Times New Roman" w:eastAsia="Times New Roman" w:hAnsi="Times New Roman"/>
+              </w:rPr>
+              <w:t xml:space="preserve">assemblée des trois ordres convoquée par le roi</w:t>
+            </w:r>
+          </w:p>
+        </w:tc>
+      </w:tr>
+      <w:tr>
+        <w:tc>
+          <w:tcPr>
+            <w:tcMar>
+              <w:top w:type="dxa" w:w="80"/>
+              <w:left w:type="dxa" w:w="80"/>
+              <w:bottom w:type="dxa" w:w="80"/>
+              <w:right w:type="dxa" w:w="80"/>
+            </w:tcMar>
+          </w:tcPr>
+          <w:p>
+            <w:pPr>
+              <w:spacing w:after="40"/>
+              <w:jc w:val="left"/>
+            </w:pPr>
+            <w:r>
+              <w:rPr>
+                <w:b/>
+                <w:bCs/>
+                <w:i w:val="false"/>
+                <w:iCs w:val="false"/>
+                <w:color w:val="000000"/>
+                <w:sz w:val="20"/>
+                <w:szCs w:val="20"/>
+                <w:rFonts w:ascii="Times New Roman" w:cs="Times New Roman" w:eastAsia="Times New Roman" w:hAnsi="Times New Roman"/>
+              </w:rPr>
+              <w:t xml:space="preserve">Constituante</w:t>
+            </w:r>
+          </w:p>
+        </w:tc>
+        <w:tc>
+          <w:tcPr>
+            <w:tcMar>
+              <w:top w:type="dxa" w:w="80"/>
+              <w:left w:type="dxa" w:w="80"/>
+              <w:bottom w:type="dxa" w:w="80"/>
+              <w:right w:type="dxa" w:w="80"/>
+            </w:tcMar>
+          </w:tcPr>
+          <w:p>
+            <w:pPr>
+              <w:spacing w:after="40"/>
+              <w:jc w:val="left"/>
+            </w:pPr>
+            <w:r>
+              <w:rPr>
+                <w:b w:val="false"/>
+                <w:bCs w:val="false"/>
+                <w:i w:val="false"/>
+                <w:iCs w:val="false"/>
+                <w:color w:val="000000"/>
+                <w:sz w:val="20"/>
+                <w:szCs w:val="20"/>
+                <w:rFonts w:ascii="Times New Roman" w:cs="Times New Roman" w:eastAsia="Times New Roman" w:hAnsi="Times New Roman"/>
+              </w:rPr>
+              <w:t xml:space="preserve">assemblée chargée d’écrire une constitution</w:t>
+            </w:r>
+          </w:p>
+        </w:tc>
+      </w:tr>
+      <w:tr>
+        <w:tc>
+          <w:tcPr>
+            <w:tcMar>
+              <w:top w:type="dxa" w:w="80"/>
+              <w:left w:type="dxa" w:w="80"/>
+              <w:bottom w:type="dxa" w:w="80"/>
+              <w:right w:type="dxa" w:w="80"/>
+            </w:tcMar>
+          </w:tcPr>
+          <w:p>
+            <w:pPr>
+              <w:spacing w:after="40"/>
+              <w:jc w:val="left"/>
+            </w:pPr>
+            <w:r>
+              <w:rPr>
+                <w:b/>
+                <w:bCs/>
+                <w:i w:val="false"/>
+                <w:iCs w:val="false"/>
+                <w:color w:val="000000"/>
+                <w:sz w:val="20"/>
+                <w:szCs w:val="20"/>
+                <w:rFonts w:ascii="Times New Roman" w:cs="Times New Roman" w:eastAsia="Times New Roman" w:hAnsi="Times New Roman"/>
+              </w:rPr>
+              <w:t xml:space="preserve">DDHC</w:t>
+            </w:r>
+          </w:p>
+        </w:tc>
+        <w:tc>
+          <w:tcPr>
+            <w:tcMar>
+              <w:top w:type="dxa" w:w="80"/>
+              <w:left w:type="dxa" w:w="80"/>
+              <w:bottom w:type="dxa" w:w="80"/>
+              <w:right w:type="dxa" w:w="80"/>
+            </w:tcMar>
+          </w:tcPr>
+          <w:p>
+            <w:pPr>
+              <w:spacing w:after="40"/>
+              <w:jc w:val="left"/>
+            </w:pPr>
+            <w:r>
+              <w:rPr>
+                <w:b w:val="false"/>
+                <w:bCs w:val="false"/>
+                <w:i w:val="false"/>
+                <w:iCs w:val="false"/>
+                <w:color w:val="000000"/>
+                <w:sz w:val="20"/>
+                <w:szCs w:val="20"/>
+                <w:rFonts w:ascii="Times New Roman" w:cs="Times New Roman" w:eastAsia="Times New Roman" w:hAnsi="Times New Roman"/>
+              </w:rPr>
+              <w:t xml:space="preserve">Déclaration des droits de l’Homme et du citoyen (1789)</w:t>
+            </w:r>
+          </w:p>
+        </w:tc>
+      </w:tr>
+      <w:tr>
+        <w:tc>
+          <w:tcPr>
+            <w:tcMar>
+              <w:top w:type="dxa" w:w="80"/>
+              <w:left w:type="dxa" w:w="80"/>
+              <w:bottom w:type="dxa" w:w="80"/>
+              <w:right w:type="dxa" w:w="80"/>
+            </w:tcMar>
+          </w:tcPr>
+          <w:p>
+            <w:pPr>
+              <w:spacing w:after="40"/>
+              <w:jc w:val="left"/>
+            </w:pPr>
+            <w:r>
+              <w:rPr>
+                <w:b/>
+                <w:bCs/>
+                <w:i w:val="false"/>
+                <w:iCs w:val="false"/>
+                <w:color w:val="000000"/>
+                <w:sz w:val="20"/>
+                <w:szCs w:val="20"/>
+                <w:rFonts w:ascii="Times New Roman" w:cs="Times New Roman" w:eastAsia="Times New Roman" w:hAnsi="Times New Roman"/>
+              </w:rPr>
+              <w:t xml:space="preserve">République</w:t>
+            </w:r>
+          </w:p>
+        </w:tc>
+        <w:tc>
+          <w:tcPr>
+            <w:tcMar>
+              <w:top w:type="dxa" w:w="80"/>
+              <w:left w:type="dxa" w:w="80"/>
+              <w:bottom w:type="dxa" w:w="80"/>
+              <w:right w:type="dxa" w:w="80"/>
+            </w:tcMar>
+          </w:tcPr>
+          <w:p>
+            <w:pPr>
+              <w:spacing w:after="40"/>
+              <w:jc w:val="left"/>
+            </w:pPr>
+            <w:r>
+              <w:rPr>
+                <w:b w:val="false"/>
+                <w:bCs w:val="false"/>
+                <w:i w:val="false"/>
+                <w:iCs w:val="false"/>
+                <w:color w:val="000000"/>
+                <w:sz w:val="20"/>
+                <w:szCs w:val="20"/>
+                <w:rFonts w:ascii="Times New Roman" w:cs="Times New Roman" w:eastAsia="Times New Roman" w:hAnsi="Times New Roman"/>
+              </w:rPr>
+              <w:t xml:space="preserve">régime sans roi, où le pouvoir vient du peuple</w:t>
+            </w:r>
+          </w:p>
+        </w:tc>
+      </w:tr>
+    </w:tbl>
     <w:p>
       <w:pPr>
-        <w:spacing w:after="60" w:line="300"/>
-        <w:jc w:val="both"/>
+        <w:spacing w:after="120"/>
       </w:pPr>
-      <w:r>
-        <w:rPr>
-          <w:b w:val="false"/>
-          <w:bCs w:val="false"/>
-          <w:i w:val="false"/>
-          <w:iCs w:val="false"/>
-          <w:color w:val="000000"/>
-          <w:sz w:val="24"/>
-          <w:szCs w:val="24"/>
-          <w:rFonts w:ascii="Times New Roman" w:cs="Times New Roman" w:eastAsia="Times New Roman" w:hAnsi="Times New Roman"/>
-        </w:rPr>
-        <w:t xml:space="preserve">2. Dater la République : 1792, et ses premières années 1792-1796.</w:t>
-      </w:r>
-    </w:p>
-    <w:p>
-      <w:pPr>
-        <w:spacing w:after="60" w:line="300"/>
-        <w:jc w:val="both"/>
-      </w:pPr>
-      <w:r>
-        <w:rPr>
-          <w:b w:val="false"/>
-          <w:bCs w:val="false"/>
-          <w:i w:val="false"/>
-          <w:iCs w:val="false"/>
-          <w:color w:val="000000"/>
-          <w:sz w:val="24"/>
-          <w:szCs w:val="24"/>
-          <w:rFonts w:ascii="Times New Roman" w:cs="Times New Roman" w:eastAsia="Times New Roman" w:hAnsi="Times New Roman"/>
-        </w:rPr>
-        <w:t xml:space="preserve">3. Comparer les deux révolutions : mêmes idées (Lumières), deux continents.</w:t>
-      </w:r>
-    </w:p>
-    <w:p>
-      <w:pPr>
-        <w:spacing w:after="110" w:line="300"/>
-        <w:jc w:val="both"/>
-      </w:pPr>
-      <w:r>
-        <w:rPr>
-          <w:b/>
-          <w:bCs/>
-          <w:i w:val="false"/>
-          <w:iCs w:val="false"/>
-          <w:color w:val="1F4E79"/>
-          <w:sz w:val="24"/>
-          <w:szCs w:val="24"/>
-          <w:rFonts w:ascii="Times New Roman" w:cs="Times New Roman" w:eastAsia="Times New Roman" w:hAnsi="Times New Roman"/>
-        </w:rPr>
-        <w:t xml:space="preserve">Exemple — </w:t>
-      </w:r>
-      <w:r>
-        <w:rPr>
-          <w:b w:val="false"/>
-          <w:bCs w:val="false"/>
-          <w:i w:val="false"/>
-          <w:iCs w:val="false"/>
-          <w:color w:val="000000"/>
-          <w:sz w:val="24"/>
-          <w:szCs w:val="24"/>
-          <w:rFonts w:ascii="Times New Roman" w:cs="Times New Roman" w:eastAsia="Times New Roman" w:hAnsi="Times New Roman"/>
-        </w:rPr>
-        <w:t xml:space="preserve">L’article premier de la Déclaration — « Les hommes naissent et demeurent libres et égaux en droits » — abolit à lui seul la société d’ordres : plus de privilèges de naissance. Une phrase a suffi à fermer dix siècles.</w:t>
-      </w:r>
-    </w:p>
-    <w:p>
-      <w:pPr>
-        <w:spacing w:after="110" w:line="300"/>
-        <w:jc w:val="both"/>
-      </w:pPr>
-      <w:r>
-        <w:rPr>
-          <w:b/>
-          <w:bCs/>
-          <w:i w:val="false"/>
-          <w:iCs w:val="false"/>
-          <w:color w:val="B25000"/>
-          <w:sz w:val="24"/>
-          <w:szCs w:val="24"/>
-          <w:rFonts w:ascii="Times New Roman" w:cs="Times New Roman" w:eastAsia="Times New Roman" w:hAnsi="Times New Roman"/>
-        </w:rPr>
-        <w:t xml:space="preserve">Erreur à éviter — </w:t>
-      </w:r>
-      <w:r>
-        <w:rPr>
-          <w:b w:val="false"/>
-          <w:bCs w:val="false"/>
-          <w:i w:val="false"/>
-          <w:iCs w:val="false"/>
-          <w:color w:val="000000"/>
-          <w:sz w:val="24"/>
-          <w:szCs w:val="24"/>
-          <w:rFonts w:ascii="Times New Roman" w:cs="Times New Roman" w:eastAsia="Times New Roman" w:hAnsi="Times New Roman"/>
-        </w:rPr>
-        <w:t xml:space="preserve">Croire que la prise de la Bastille a libéré des centaines de prisonniers politiques : la forteresse ne comptait que sept détenus ce jour-là ! Sa chute est un symbole — celui de l’arbitraire royal vaincu — et c’est comme symbole qu’elle est devenue fête nationale.</w:t>
-      </w:r>
-    </w:p>
-    <w:p>
-      <w:pPr>
-        <w:shd w:fill="E3F2FD" w:val="clear"/>
-        <w:spacing w:after="110" w:line="300"/>
-        <w:jc w:val="both"/>
-      </w:pPr>
-      <w:r>
-        <w:rPr>
-          <w:b/>
-          <w:bCs/>
-          <w:i w:val="false"/>
-          <w:iCs w:val="false"/>
-          <w:color w:val="1565C0"/>
-          <w:sz w:val="24"/>
-          <w:szCs w:val="24"/>
-          <w:rFonts w:ascii="Times New Roman" w:cs="Times New Roman" w:eastAsia="Times New Roman" w:hAnsi="Times New Roman"/>
-        </w:rPr>
-        <w:t xml:space="preserve">Le savais-tu ? </w:t>
-      </w:r>
-      <w:r>
-        <w:rPr>
-          <w:b w:val="false"/>
-          <w:bCs w:val="false"/>
-          <w:i w:val="false"/>
-          <w:iCs w:val="false"/>
-          <w:color w:val="000000"/>
-          <w:sz w:val="24"/>
-          <w:szCs w:val="24"/>
-          <w:rFonts w:ascii="Times New Roman" w:cs="Times New Roman" w:eastAsia="Times New Roman" w:hAnsi="Times New Roman"/>
-        </w:rPr>
-        <w:t xml:space="preserve">La Révolution française a parlé au monde entier — jusqu’à Madagascar : au XIXᵉ siècle, les mots « liberté » et « égalité » voyagent avec les livres et les missionnaires. Et quand Madagascar devient indépendant en 1960, sa première constitution proclame, elle aussi, les droits fondamentaux hérités de 1789. Les idées n’ont pas de frontières.</w:t>
-      </w:r>
     </w:p>
     <w:p>
       <w:pPr>
@@ -10486,152 +13183,152 @@
                 <w:szCs w:val="20"/>
                 <w:rFonts w:ascii="Times New Roman" w:cs="Times New Roman" w:eastAsia="Times New Roman" w:hAnsi="Times New Roman"/>
               </w:rPr>
-              <w:t xml:space="preserve">3. Observation</w:t>
-            </w:r>
-          </w:p>
-        </w:tc>
-        <w:tc>
-          <w:tcPr>
-            <w:tcMar>
-              <w:top w:type="dxa" w:w="80"/>
-              <w:left w:type="dxa" w:w="80"/>
-              <w:bottom w:type="dxa" w:w="80"/>
-              <w:right w:type="dxa" w:w="80"/>
-            </w:tcMar>
-          </w:tcPr>
-          <w:p>
-            <w:pPr>
-              <w:spacing w:after="40"/>
-              <w:jc w:val="left"/>
-            </w:pPr>
-            <w:r>
-              <w:rPr>
-                <w:b w:val="false"/>
-                <w:bCs w:val="false"/>
-                <w:i w:val="false"/>
-                <w:iCs w:val="false"/>
-                <w:color w:val="000000"/>
-                <w:sz w:val="20"/>
-                <w:szCs w:val="20"/>
-                <w:rFonts w:ascii="Times New Roman" w:cs="Times New Roman" w:eastAsia="Times New Roman" w:hAnsi="Times New Roman"/>
-              </w:rPr>
-              <w:t xml:space="preserve">Chez Ford, en 1913, une automobile est assemblée en 1 h 33 au lieu de 12 h 30 : le tapis roulant de la chaîne a divisé le temps par huit. Résultat : la voiture, produit de luxe, devient accessible — c’est tout le principe du fordisme.</w:t>
-            </w:r>
-          </w:p>
-        </w:tc>
-        <w:tc>
-          <w:tcPr>
-            <w:tcMar>
-              <w:top w:type="dxa" w:w="80"/>
-              <w:left w:type="dxa" w:w="80"/>
-              <w:bottom w:type="dxa" w:w="80"/>
-              <w:right w:type="dxa" w:w="80"/>
-            </w:tcMar>
-          </w:tcPr>
-          <w:p>
-            <w:pPr>
-              <w:spacing w:after="40"/>
-              <w:jc w:val="left"/>
-            </w:pPr>
-            <w:r>
-              <w:rPr>
-                <w:b w:val="false"/>
-                <w:bCs w:val="false"/>
-                <w:i w:val="false"/>
-                <w:iCs w:val="false"/>
-                <w:color w:val="000000"/>
-                <w:sz w:val="20"/>
-                <w:szCs w:val="20"/>
-                <w:rFonts w:ascii="Times New Roman" w:cs="Times New Roman" w:eastAsia="Times New Roman" w:hAnsi="Times New Roman"/>
-              </w:rPr>
-              <w:t xml:space="preserve">Observent l’exemple résolu.</w:t>
-            </w:r>
-          </w:p>
-        </w:tc>
-        <w:tc>
-          <w:tcPr>
-            <w:tcMar>
-              <w:top w:type="dxa" w:w="80"/>
-              <w:left w:type="dxa" w:w="80"/>
-              <w:bottom w:type="dxa" w:w="80"/>
-              <w:right w:type="dxa" w:w="80"/>
-            </w:tcMar>
-          </w:tcPr>
-          <w:p>
-            <w:pPr>
-              <w:spacing w:after="40"/>
-              <w:jc w:val="left"/>
-            </w:pPr>
-            <w:r>
-              <w:rPr>
-                <w:b w:val="false"/>
-                <w:bCs w:val="false"/>
-                <w:i w:val="false"/>
-                <w:iCs w:val="false"/>
-                <w:color w:val="000000"/>
-                <w:sz w:val="20"/>
-                <w:szCs w:val="20"/>
-                <w:rFonts w:ascii="Times New Roman" w:cs="Times New Roman" w:eastAsia="Times New Roman" w:hAnsi="Times New Roman"/>
-              </w:rPr>
-              <w:t xml:space="preserve">Observation dirigée</w:t>
-            </w:r>
-          </w:p>
-        </w:tc>
-        <w:tc>
-          <w:tcPr>
-            <w:tcMar>
-              <w:top w:type="dxa" w:w="80"/>
-              <w:left w:type="dxa" w:w="80"/>
-              <w:bottom w:type="dxa" w:w="80"/>
-              <w:right w:type="dxa" w:w="80"/>
-            </w:tcMar>
-          </w:tcPr>
-          <w:p>
-            <w:pPr>
-              <w:spacing w:after="40"/>
-              <w:jc w:val="left"/>
-            </w:pPr>
-            <w:r>
-              <w:rPr>
-                <w:b w:val="false"/>
-                <w:bCs w:val="false"/>
-                <w:i w:val="false"/>
-                <w:iCs w:val="false"/>
-                <w:color w:val="000000"/>
-                <w:sz w:val="20"/>
-                <w:szCs w:val="20"/>
-                <w:rFonts w:ascii="Times New Roman" w:cs="Times New Roman" w:eastAsia="Times New Roman" w:hAnsi="Times New Roman"/>
-              </w:rPr>
-              <w:t xml:space="preserve">Document imprimé</w:t>
-            </w:r>
-          </w:p>
-        </w:tc>
-        <w:tc>
-          <w:tcPr>
-            <w:tcMar>
-              <w:top w:type="dxa" w:w="80"/>
-              <w:left w:type="dxa" w:w="80"/>
-              <w:bottom w:type="dxa" w:w="80"/>
-              <w:right w:type="dxa" w:w="80"/>
-            </w:tcMar>
-          </w:tcPr>
-          <w:p>
-            <w:pPr>
-              <w:spacing w:after="40"/>
-              <w:jc w:val="left"/>
-            </w:pPr>
-            <w:r>
-              <w:rPr>
-                <w:b w:val="false"/>
-                <w:bCs w:val="false"/>
-                <w:i w:val="false"/>
-                <w:iCs w:val="false"/>
-                <w:color w:val="000000"/>
-                <w:sz w:val="20"/>
-                <w:szCs w:val="20"/>
-                <w:rFonts w:ascii="Times New Roman" w:cs="Times New Roman" w:eastAsia="Times New Roman" w:hAnsi="Times New Roman"/>
-              </w:rPr>
-              <w:t xml:space="preserve">Compréhension</w:t>
+              <w:t xml:space="preserve">3. Développement</w:t>
+            </w:r>
+          </w:p>
+        </w:tc>
+        <w:tc>
+          <w:tcPr>
+            <w:tcMar>
+              <w:top w:type="dxa" w:w="80"/>
+              <w:left w:type="dxa" w:w="80"/>
+              <w:bottom w:type="dxa" w:w="80"/>
+              <w:right w:type="dxa" w:w="80"/>
+            </w:tcMar>
+          </w:tcPr>
+          <w:p>
+            <w:pPr>
+              <w:spacing w:after="40"/>
+              <w:jc w:val="left"/>
+            </w:pPr>
+            <w:r>
+              <w:rPr>
+                <w:b w:val="false"/>
+                <w:bCs w:val="false"/>
+                <w:i w:val="false"/>
+                <w:iCs w:val="false"/>
+                <w:color w:val="000000"/>
+                <w:sz w:val="20"/>
+                <w:szCs w:val="20"/>
+                <w:rFonts w:ascii="Times New Roman" w:cs="Times New Roman" w:eastAsia="Times New Roman" w:hAnsi="Times New Roman"/>
+              </w:rPr>
+              <w:t xml:space="preserve">Développe la leçon partie par partie : La première révolution : le charbon et la vapeur ; La deuxième révolution : le pétrole et l’électricité ; Les conséquences.</w:t>
+            </w:r>
+          </w:p>
+        </w:tc>
+        <w:tc>
+          <w:tcPr>
+            <w:tcMar>
+              <w:top w:type="dxa" w:w="80"/>
+              <w:left w:type="dxa" w:w="80"/>
+              <w:bottom w:type="dxa" w:w="80"/>
+              <w:right w:type="dxa" w:w="80"/>
+            </w:tcMar>
+          </w:tcPr>
+          <w:p>
+            <w:pPr>
+              <w:spacing w:after="40"/>
+              <w:jc w:val="left"/>
+            </w:pPr>
+            <w:r>
+              <w:rPr>
+                <w:b w:val="false"/>
+                <w:bCs w:val="false"/>
+                <w:i w:val="false"/>
+                <w:iCs w:val="false"/>
+                <w:color w:val="000000"/>
+                <w:sz w:val="20"/>
+                <w:szCs w:val="20"/>
+                <w:rFonts w:ascii="Times New Roman" w:cs="Times New Roman" w:eastAsia="Times New Roman" w:hAnsi="Times New Roman"/>
+              </w:rPr>
+              <w:t xml:space="preserve">Écoutent, répondent aux questions et notent les mots-clés.</w:t>
+            </w:r>
+          </w:p>
+        </w:tc>
+        <w:tc>
+          <w:tcPr>
+            <w:tcMar>
+              <w:top w:type="dxa" w:w="80"/>
+              <w:left w:type="dxa" w:w="80"/>
+              <w:bottom w:type="dxa" w:w="80"/>
+              <w:right w:type="dxa" w:w="80"/>
+            </w:tcMar>
+          </w:tcPr>
+          <w:p>
+            <w:pPr>
+              <w:spacing w:after="40"/>
+              <w:jc w:val="left"/>
+            </w:pPr>
+            <w:r>
+              <w:rPr>
+                <w:b w:val="false"/>
+                <w:bCs w:val="false"/>
+                <w:i w:val="false"/>
+                <w:iCs w:val="false"/>
+                <w:color w:val="000000"/>
+                <w:sz w:val="20"/>
+                <w:szCs w:val="20"/>
+                <w:rFonts w:ascii="Times New Roman" w:cs="Times New Roman" w:eastAsia="Times New Roman" w:hAnsi="Times New Roman"/>
+              </w:rPr>
+              <w:t xml:space="preserve">Exposé interactif, questions-réponses</w:t>
+            </w:r>
+          </w:p>
+        </w:tc>
+        <w:tc>
+          <w:tcPr>
+            <w:tcMar>
+              <w:top w:type="dxa" w:w="80"/>
+              <w:left w:type="dxa" w:w="80"/>
+              <w:bottom w:type="dxa" w:w="80"/>
+              <w:right w:type="dxa" w:w="80"/>
+            </w:tcMar>
+          </w:tcPr>
+          <w:p>
+            <w:pPr>
+              <w:spacing w:after="40"/>
+              <w:jc w:val="left"/>
+            </w:pPr>
+            <w:r>
+              <w:rPr>
+                <w:b w:val="false"/>
+                <w:bCs w:val="false"/>
+                <w:i w:val="false"/>
+                <w:iCs w:val="false"/>
+                <w:color w:val="000000"/>
+                <w:sz w:val="20"/>
+                <w:szCs w:val="20"/>
+                <w:rFonts w:ascii="Times New Roman" w:cs="Times New Roman" w:eastAsia="Times New Roman" w:hAnsi="Times New Roman"/>
+              </w:rPr>
+              <w:t xml:space="preserve">Tableau, frises, cartes</w:t>
+            </w:r>
+          </w:p>
+        </w:tc>
+        <w:tc>
+          <w:tcPr>
+            <w:tcMar>
+              <w:top w:type="dxa" w:w="80"/>
+              <w:left w:type="dxa" w:w="80"/>
+              <w:bottom w:type="dxa" w:w="80"/>
+              <w:right w:type="dxa" w:w="80"/>
+            </w:tcMar>
+          </w:tcPr>
+          <w:p>
+            <w:pPr>
+              <w:spacing w:after="40"/>
+              <w:jc w:val="left"/>
+            </w:pPr>
+            <w:r>
+              <w:rPr>
+                <w:b w:val="false"/>
+                <w:bCs w:val="false"/>
+                <w:i w:val="false"/>
+                <w:iCs w:val="false"/>
+                <w:color w:val="000000"/>
+                <w:sz w:val="20"/>
+                <w:szCs w:val="20"/>
+                <w:rFonts w:ascii="Times New Roman" w:cs="Times New Roman" w:eastAsia="Times New Roman" w:hAnsi="Times New Roman"/>
+              </w:rPr>
+              <w:t xml:space="preserve">Attention, participation</w:t>
             </w:r>
           </w:p>
         </w:tc>
@@ -10662,152 +13359,152 @@
                 <w:szCs w:val="20"/>
                 <w:rFonts w:ascii="Times New Roman" w:cs="Times New Roman" w:eastAsia="Times New Roman" w:hAnsi="Times New Roman"/>
               </w:rPr>
-              <w:t xml:space="preserve">4. Analyse</w:t>
-            </w:r>
-          </w:p>
-        </w:tc>
-        <w:tc>
-          <w:tcPr>
-            <w:tcMar>
-              <w:top w:type="dxa" w:w="80"/>
-              <w:left w:type="dxa" w:w="80"/>
-              <w:bottom w:type="dxa" w:w="80"/>
-              <w:right w:type="dxa" w:w="80"/>
-            </w:tcMar>
-          </w:tcPr>
-          <w:p>
-            <w:pPr>
-              <w:spacing w:after="40"/>
-              <w:jc w:val="left"/>
-            </w:pPr>
-            <w:r>
-              <w:rPr>
-                <w:b w:val="false"/>
-                <w:bCs w:val="false"/>
-                <w:i w:val="false"/>
-                <w:iCs w:val="false"/>
-                <w:color w:val="000000"/>
-                <w:sz w:val="20"/>
-                <w:szCs w:val="20"/>
-                <w:rFonts w:ascii="Times New Roman" w:cs="Times New Roman" w:eastAsia="Times New Roman" w:hAnsi="Times New Roman"/>
-              </w:rPr>
-              <w:t xml:space="preserve">Guide l’analyse : Pourquoi la Grande-Bretagne ? Elle a le charbon, les capitaux du commerce maritime, et des inventeurs : la machine à vapeur de Watt transforme la chaleur du charbon en mouvement — elle pompe, file, tisse, inlassablement. Le travail quitte l’atelier familial pour l’usine, où des centaines d’ouvriers servent les machines ; les villes noircissent de fumées et grossissent de paysans venus chercher de l’embauche. La locomotive à vapeur révolutionne les transports : des marchandises et des hommes traversent le pays en heures au lieu de jours — le chemin de fer couvre l’Europe de rails. Vers 1850 s’ouvre un deuxième âge : le pétrole et l’électricité détrônent peu à peu le charbon. Le moteur à explosion, compact et puissant, rend possible l’automobile ; l’électricité éclaire les rues et anime les moteurs des usines. Le travail lui-même est réorganisé : le taylorisme chronomètre chaque geste de l’ouvrier pour éliminer les temps morts ; le fordisme, chez le constructeur automobile Ford, fait défiler les pièces sur un tapis roulant devant des ouvriers immobiles — la chaîne de montage. La production explose, les prix baissent ; mais la condition ouvrière est dure : journées longues, salaires faibles, travail des enfants — les luttes sociales de l’époque contemporaine en naîtront. Et pour nourrir ces usines en matières premières et leur trouver des clients, l’Europe industrielle se tournera vers l’Afrique et l’Asie : la révolution industrielle prépare la colonisation.</w:t>
-            </w:r>
-          </w:p>
-        </w:tc>
-        <w:tc>
-          <w:tcPr>
-            <w:tcMar>
-              <w:top w:type="dxa" w:w="80"/>
-              <w:left w:type="dxa" w:w="80"/>
-              <w:bottom w:type="dxa" w:w="80"/>
-              <w:right w:type="dxa" w:w="80"/>
-            </w:tcMar>
-          </w:tcPr>
-          <w:p>
-            <w:pPr>
-              <w:spacing w:after="40"/>
-              <w:jc w:val="left"/>
-            </w:pPr>
-            <w:r>
-              <w:rPr>
-                <w:b w:val="false"/>
-                <w:bCs w:val="false"/>
-                <w:i w:val="false"/>
-                <w:iCs w:val="false"/>
-                <w:color w:val="000000"/>
-                <w:sz w:val="20"/>
-                <w:szCs w:val="20"/>
-                <w:rFonts w:ascii="Times New Roman" w:cs="Times New Roman" w:eastAsia="Times New Roman" w:hAnsi="Times New Roman"/>
-              </w:rPr>
-              <w:t xml:space="preserve">Expliquent la démarche et vérifient le résultat.</w:t>
-            </w:r>
-          </w:p>
-        </w:tc>
-        <w:tc>
-          <w:tcPr>
-            <w:tcMar>
-              <w:top w:type="dxa" w:w="80"/>
-              <w:left w:type="dxa" w:w="80"/>
-              <w:bottom w:type="dxa" w:w="80"/>
-              <w:right w:type="dxa" w:w="80"/>
-            </w:tcMar>
-          </w:tcPr>
-          <w:p>
-            <w:pPr>
-              <w:spacing w:after="40"/>
-              <w:jc w:val="left"/>
-            </w:pPr>
-            <w:r>
-              <w:rPr>
-                <w:b w:val="false"/>
-                <w:bCs w:val="false"/>
-                <w:i w:val="false"/>
-                <w:iCs w:val="false"/>
-                <w:color w:val="000000"/>
-                <w:sz w:val="20"/>
-                <w:szCs w:val="20"/>
-                <w:rFonts w:ascii="Times New Roman" w:cs="Times New Roman" w:eastAsia="Times New Roman" w:hAnsi="Times New Roman"/>
-              </w:rPr>
-              <w:t xml:space="preserve">Recherche en binômes</w:t>
-            </w:r>
-          </w:p>
-        </w:tc>
-        <w:tc>
-          <w:tcPr>
-            <w:tcMar>
-              <w:top w:type="dxa" w:w="80"/>
-              <w:left w:type="dxa" w:w="80"/>
-              <w:bottom w:type="dxa" w:w="80"/>
-              <w:right w:type="dxa" w:w="80"/>
-            </w:tcMar>
-          </w:tcPr>
-          <w:p>
-            <w:pPr>
-              <w:spacing w:after="40"/>
-              <w:jc w:val="left"/>
-            </w:pPr>
-            <w:r>
-              <w:rPr>
-                <w:b w:val="false"/>
-                <w:bCs w:val="false"/>
-                <w:i w:val="false"/>
-                <w:iCs w:val="false"/>
-                <w:color w:val="000000"/>
-                <w:sz w:val="20"/>
-                <w:szCs w:val="20"/>
-                <w:rFonts w:ascii="Times New Roman" w:cs="Times New Roman" w:eastAsia="Times New Roman" w:hAnsi="Times New Roman"/>
-              </w:rPr>
-              <w:t xml:space="preserve">Documents, cartes, frises</w:t>
-            </w:r>
-          </w:p>
-        </w:tc>
-        <w:tc>
-          <w:tcPr>
-            <w:tcMar>
-              <w:top w:type="dxa" w:w="80"/>
-              <w:left w:type="dxa" w:w="80"/>
-              <w:bottom w:type="dxa" w:w="80"/>
-              <w:right w:type="dxa" w:w="80"/>
-            </w:tcMar>
-          </w:tcPr>
-          <w:p>
-            <w:pPr>
-              <w:spacing w:after="40"/>
-              <w:jc w:val="left"/>
-            </w:pPr>
-            <w:r>
-              <w:rPr>
-                <w:b w:val="false"/>
-                <w:bCs w:val="false"/>
-                <w:i w:val="false"/>
-                <w:iCs w:val="false"/>
-                <w:color w:val="000000"/>
-                <w:sz w:val="20"/>
-                <w:szCs w:val="20"/>
-                <w:rFonts w:ascii="Times New Roman" w:cs="Times New Roman" w:eastAsia="Times New Roman" w:hAnsi="Times New Roman"/>
-              </w:rPr>
-              <w:t xml:space="preserve">Raisonnement</w:t>
+              <w:t xml:space="preserve">4. Étude de document</w:t>
+            </w:r>
+          </w:p>
+        </w:tc>
+        <w:tc>
+          <w:tcPr>
+            <w:tcMar>
+              <w:top w:type="dxa" w:w="80"/>
+              <w:left w:type="dxa" w:w="80"/>
+              <w:bottom w:type="dxa" w:w="80"/>
+              <w:right w:type="dxa" w:w="80"/>
+            </w:tcMar>
+          </w:tcPr>
+          <w:p>
+            <w:pPr>
+              <w:spacing w:after="40"/>
+              <w:jc w:val="left"/>
+            </w:pPr>
+            <w:r>
+              <w:rPr>
+                <w:b w:val="false"/>
+                <w:bCs w:val="false"/>
+                <w:i w:val="false"/>
+                <w:iCs w:val="false"/>
+                <w:color w:val="000000"/>
+                <w:sz w:val="20"/>
+                <w:szCs w:val="20"/>
+                <w:rFonts w:ascii="Times New Roman" w:cs="Times New Roman" w:eastAsia="Times New Roman" w:hAnsi="Times New Roman"/>
+              </w:rPr>
+              <w:t xml:space="preserve">Fait lire le document « Des enfants dans les usines » (d’après les témoignages recueillis par les commissions d’enquête du Parlement britannique sur le travail en manufacture (années 1830) — extraits adaptés), puis pose les questions.</w:t>
+            </w:r>
+          </w:p>
+        </w:tc>
+        <w:tc>
+          <w:tcPr>
+            <w:tcMar>
+              <w:top w:type="dxa" w:w="80"/>
+              <w:left w:type="dxa" w:w="80"/>
+              <w:bottom w:type="dxa" w:w="80"/>
+              <w:right w:type="dxa" w:w="80"/>
+            </w:tcMar>
+          </w:tcPr>
+          <w:p>
+            <w:pPr>
+              <w:spacing w:after="40"/>
+              <w:jc w:val="left"/>
+            </w:pPr>
+            <w:r>
+              <w:rPr>
+                <w:b w:val="false"/>
+                <w:bCs w:val="false"/>
+                <w:i w:val="false"/>
+                <w:iCs w:val="false"/>
+                <w:color w:val="000000"/>
+                <w:sz w:val="20"/>
+                <w:szCs w:val="20"/>
+                <w:rFonts w:ascii="Times New Roman" w:cs="Times New Roman" w:eastAsia="Times New Roman" w:hAnsi="Times New Roman"/>
+              </w:rPr>
+              <w:t xml:space="preserve">Lisent le document, répondent aux questions et critiquent la source.</w:t>
+            </w:r>
+          </w:p>
+        </w:tc>
+        <w:tc>
+          <w:tcPr>
+            <w:tcMar>
+              <w:top w:type="dxa" w:w="80"/>
+              <w:left w:type="dxa" w:w="80"/>
+              <w:bottom w:type="dxa" w:w="80"/>
+              <w:right w:type="dxa" w:w="80"/>
+            </w:tcMar>
+          </w:tcPr>
+          <w:p>
+            <w:pPr>
+              <w:spacing w:after="40"/>
+              <w:jc w:val="left"/>
+            </w:pPr>
+            <w:r>
+              <w:rPr>
+                <w:b w:val="false"/>
+                <w:bCs w:val="false"/>
+                <w:i w:val="false"/>
+                <w:iCs w:val="false"/>
+                <w:color w:val="000000"/>
+                <w:sz w:val="20"/>
+                <w:szCs w:val="20"/>
+                <w:rFonts w:ascii="Times New Roman" w:cs="Times New Roman" w:eastAsia="Times New Roman" w:hAnsi="Times New Roman"/>
+              </w:rPr>
+              <w:t xml:space="preserve">Observation dirigée, travail en binômes</w:t>
+            </w:r>
+          </w:p>
+        </w:tc>
+        <w:tc>
+          <w:tcPr>
+            <w:tcMar>
+              <w:top w:type="dxa" w:w="80"/>
+              <w:left w:type="dxa" w:w="80"/>
+              <w:bottom w:type="dxa" w:w="80"/>
+              <w:right w:type="dxa" w:w="80"/>
+            </w:tcMar>
+          </w:tcPr>
+          <w:p>
+            <w:pPr>
+              <w:spacing w:after="40"/>
+              <w:jc w:val="left"/>
+            </w:pPr>
+            <w:r>
+              <w:rPr>
+                <w:b w:val="false"/>
+                <w:bCs w:val="false"/>
+                <w:i w:val="false"/>
+                <w:iCs w:val="false"/>
+                <w:color w:val="000000"/>
+                <w:sz w:val="20"/>
+                <w:szCs w:val="20"/>
+                <w:rFonts w:ascii="Times New Roman" w:cs="Times New Roman" w:eastAsia="Times New Roman" w:hAnsi="Times New Roman"/>
+              </w:rPr>
+              <w:t xml:space="preserve">Document imprimé</w:t>
+            </w:r>
+          </w:p>
+        </w:tc>
+        <w:tc>
+          <w:tcPr>
+            <w:tcMar>
+              <w:top w:type="dxa" w:w="80"/>
+              <w:left w:type="dxa" w:w="80"/>
+              <w:bottom w:type="dxa" w:w="80"/>
+              <w:right w:type="dxa" w:w="80"/>
+            </w:tcMar>
+          </w:tcPr>
+          <w:p>
+            <w:pPr>
+              <w:spacing w:after="40"/>
+              <w:jc w:val="left"/>
+            </w:pPr>
+            <w:r>
+              <w:rPr>
+                <w:b w:val="false"/>
+                <w:bCs w:val="false"/>
+                <w:i w:val="false"/>
+                <w:iCs w:val="false"/>
+                <w:color w:val="000000"/>
+                <w:sz w:val="20"/>
+                <w:szCs w:val="20"/>
+                <w:rFonts w:ascii="Times New Roman" w:cs="Times New Roman" w:eastAsia="Times New Roman" w:hAnsi="Times New Roman"/>
+              </w:rPr>
+              <w:t xml:space="preserve">Esprit critique</w:t>
             </w:r>
           </w:p>
         </w:tc>
@@ -11413,39 +14110,26 @@
     </w:p>
     <w:p>
       <w:pPr>
-        <w:spacing w:after="110" w:line="300"/>
-        <w:jc w:val="both"/>
+        <w:spacing w:after="160" w:line="300"/>
+        <w:jc w:val="center"/>
       </w:pPr>
       <w:r>
         <w:rPr>
-          <w:b/>
-          <w:bCs/>
-          <w:i w:val="false"/>
-          <w:iCs w:val="false"/>
-          <w:color w:val="2E7D32"/>
-          <w:sz w:val="24"/>
-          <w:szCs w:val="24"/>
-          <w:rFonts w:ascii="Times New Roman" w:cs="Times New Roman" w:eastAsia="Times New Roman" w:hAnsi="Times New Roman"/>
-        </w:rPr>
-        <w:t xml:space="preserve">Définition — </w:t>
-      </w:r>
-      <w:r>
-        <w:rPr>
-          <w:b/>
-          <w:bCs/>
-          <w:i w:val="false"/>
-          <w:iCs w:val="false"/>
+          <w:b w:val="false"/>
+          <w:bCs w:val="false"/>
+          <w:i/>
+          <w:iCs/>
           <w:color w:val="000000"/>
-          <w:sz w:val="24"/>
-          <w:szCs w:val="24"/>
-          <w:rFonts w:ascii="Times New Roman" w:cs="Times New Roman" w:eastAsia="Times New Roman" w:hAnsi="Times New Roman"/>
-        </w:rPr>
-        <w:t xml:space="preserve">La première révolution industrielle, du milieu du XVIIIᵉ au milieu du XIXᵉ siècle, naît en Grande-Bretagne : fondée sur le charbon et la machine à vapeur, elle fait naître les usines et la locomotive. La deuxième, de 1850 à 1914, repose sur le pétrole et l’électricité : elle apporte le moteur à explosion et de nouvelles organisations du travail, le taylorisme et le fordisme.</w:t>
+          <w:sz w:val="21"/>
+          <w:szCs w:val="21"/>
+          <w:rFonts w:ascii="Times New Roman" w:cs="Times New Roman" w:eastAsia="Times New Roman" w:hAnsi="Times New Roman"/>
+        </w:rPr>
+        <w:t xml:space="preserve">De l’atelier familial à l’usine à vapeur : en un siècle, le travail change de monde.</w:t>
       </w:r>
     </w:p>
     <w:p>
       <w:pPr>
-        <w:spacing w:after="110" w:line="300"/>
+        <w:spacing w:after="80" w:line="300"/>
         <w:jc w:val="both"/>
       </w:pPr>
       <w:r>
@@ -11454,30 +14138,17 @@
           <w:bCs/>
           <w:i w:val="false"/>
           <w:iCs w:val="false"/>
-          <w:color w:val="1F4E79"/>
-          <w:sz w:val="24"/>
-          <w:szCs w:val="24"/>
-          <w:rFonts w:ascii="Times New Roman" w:cs="Times New Roman" w:eastAsia="Times New Roman" w:hAnsi="Times New Roman"/>
-        </w:rPr>
-        <w:t xml:space="preserve">Autrement dit : </w:t>
-      </w:r>
-      <w:r>
-        <w:rPr>
-          <w:b w:val="false"/>
-          <w:bCs w:val="false"/>
-          <w:i w:val="false"/>
-          <w:iCs w:val="false"/>
-          <w:color w:val="000000"/>
-          <w:sz w:val="24"/>
-          <w:szCs w:val="24"/>
-          <w:rFonts w:ascii="Times New Roman" w:cs="Times New Roman" w:eastAsia="Times New Roman" w:hAnsi="Times New Roman"/>
-        </w:rPr>
-        <w:t xml:space="preserve">d’abord le charbon et la vapeur font tourner les usines et rouler les trains ; ensuite le pétrole et l’électricité font naître l’automobile et le travail à la chaîne.</w:t>
+          <w:color w:val="2E7D32"/>
+          <w:sz w:val="26"/>
+          <w:szCs w:val="26"/>
+          <w:rFonts w:ascii="Times New Roman" w:cs="Times New Roman" w:eastAsia="Times New Roman" w:hAnsi="Times New Roman"/>
+        </w:rPr>
+        <w:t xml:space="preserve">1. La première révolution : le charbon et la vapeur</w:t>
       </w:r>
     </w:p>
     <w:p>
       <w:pPr>
-        <w:spacing w:after="110" w:line="300"/>
+        <w:spacing w:after="100" w:line="300"/>
         <w:jc w:val="both"/>
       </w:pPr>
       <w:r>
@@ -11491,7 +14162,563 @@
           <w:szCs w:val="24"/>
           <w:rFonts w:ascii="Times New Roman" w:cs="Times New Roman" w:eastAsia="Times New Roman" w:hAnsi="Times New Roman"/>
         </w:rPr>
-        <w:t xml:space="preserve">Pourquoi la Grande-Bretagne ? Elle a le charbon, les capitaux du commerce maritime, et des inventeurs : la machine à vapeur de Watt transforme la chaleur du charbon en mouvement — elle pompe, file, tisse, inlassablement. Le travail quitte l’atelier familial pour l’usine, où des centaines d’ouvriers servent les machines ; les villes noircissent de fumées et grossissent de paysans venus chercher de l’embauche. La locomotive à vapeur révolutionne les transports : des marchandises et des hommes traversent le pays en heures au lieu de jours — le chemin de fer couvre l’Europe de rails. Vers 1850 s’ouvre un deuxième âge : le pétrole et l’électricité détrônent peu à peu le charbon. Le moteur à explosion, compact et puissant, rend possible l’automobile ; l’électricité éclaire les rues et anime les moteurs des usines. Le travail lui-même est réorganisé : le taylorisme chronomètre chaque geste de l’ouvrier pour éliminer les temps morts ; le fordisme, chez le constructeur automobile Ford, fait défiler les pièces sur un tapis roulant devant des ouvriers immobiles — la chaîne de montage. La production explose, les prix baissent ; mais la condition ouvrière est dure : journées longues, salaires faibles, travail des enfants — les luttes sociales de l’époque contemporaine en naîtront. Et pour nourrir ces usines en matières premières et leur trouver des clients, l’Europe industrielle se tournera vers l’Afrique et l’Asie : la révolution industrielle prépare la colonisation.</w:t>
+        <w:t xml:space="preserve">Pourquoi la </w:t>
+      </w:r>
+      <w:r>
+        <w:rPr>
+          <w:b/>
+          <w:bCs/>
+          <w:i w:val="false"/>
+          <w:iCs w:val="false"/>
+          <w:color w:val="1F4E79"/>
+          <w:sz w:val="24"/>
+          <w:szCs w:val="24"/>
+          <w:rFonts w:ascii="Times New Roman" w:cs="Times New Roman" w:eastAsia="Times New Roman" w:hAnsi="Times New Roman"/>
+        </w:rPr>
+        <w:t xml:space="preserve">Grande-Bretagne</w:t>
+      </w:r>
+      <w:r>
+        <w:rPr>
+          <w:b w:val="false"/>
+          <w:bCs w:val="false"/>
+          <w:i w:val="false"/>
+          <w:iCs w:val="false"/>
+          <w:color w:val="000000"/>
+          <w:sz w:val="24"/>
+          <w:szCs w:val="24"/>
+          <w:rFonts w:ascii="Times New Roman" w:cs="Times New Roman" w:eastAsia="Times New Roman" w:hAnsi="Times New Roman"/>
+        </w:rPr>
+        <w:t xml:space="preserve"> ? Elle a le </w:t>
+      </w:r>
+      <w:r>
+        <w:rPr>
+          <w:b/>
+          <w:bCs/>
+          <w:i w:val="false"/>
+          <w:iCs w:val="false"/>
+          <w:color w:val="1F4E79"/>
+          <w:sz w:val="24"/>
+          <w:szCs w:val="24"/>
+          <w:rFonts w:ascii="Times New Roman" w:cs="Times New Roman" w:eastAsia="Times New Roman" w:hAnsi="Times New Roman"/>
+        </w:rPr>
+        <w:t xml:space="preserve">charbon</w:t>
+      </w:r>
+      <w:r>
+        <w:rPr>
+          <w:b w:val="false"/>
+          <w:bCs w:val="false"/>
+          <w:i w:val="false"/>
+          <w:iCs w:val="false"/>
+          <w:color w:val="000000"/>
+          <w:sz w:val="24"/>
+          <w:szCs w:val="24"/>
+          <w:rFonts w:ascii="Times New Roman" w:cs="Times New Roman" w:eastAsia="Times New Roman" w:hAnsi="Times New Roman"/>
+        </w:rPr>
+        <w:t xml:space="preserve">, les capitaux du commerce maritime, et des inventeurs : la </w:t>
+      </w:r>
+      <w:r>
+        <w:rPr>
+          <w:b/>
+          <w:bCs/>
+          <w:i w:val="false"/>
+          <w:iCs w:val="false"/>
+          <w:color w:val="1F4E79"/>
+          <w:sz w:val="24"/>
+          <w:szCs w:val="24"/>
+          <w:rFonts w:ascii="Times New Roman" w:cs="Times New Roman" w:eastAsia="Times New Roman" w:hAnsi="Times New Roman"/>
+        </w:rPr>
+        <w:t xml:space="preserve">machine à vapeur</w:t>
+      </w:r>
+      <w:r>
+        <w:rPr>
+          <w:b w:val="false"/>
+          <w:bCs w:val="false"/>
+          <w:i w:val="false"/>
+          <w:iCs w:val="false"/>
+          <w:color w:val="000000"/>
+          <w:sz w:val="24"/>
+          <w:szCs w:val="24"/>
+          <w:rFonts w:ascii="Times New Roman" w:cs="Times New Roman" w:eastAsia="Times New Roman" w:hAnsi="Times New Roman"/>
+        </w:rPr>
+        <w:t xml:space="preserve"> de Watt transforme la chaleur du </w:t>
+      </w:r>
+      <w:r>
+        <w:rPr>
+          <w:b/>
+          <w:bCs/>
+          <w:i w:val="false"/>
+          <w:iCs w:val="false"/>
+          <w:color w:val="1F4E79"/>
+          <w:sz w:val="24"/>
+          <w:szCs w:val="24"/>
+          <w:rFonts w:ascii="Times New Roman" w:cs="Times New Roman" w:eastAsia="Times New Roman" w:hAnsi="Times New Roman"/>
+        </w:rPr>
+        <w:t xml:space="preserve">charbon</w:t>
+      </w:r>
+      <w:r>
+        <w:rPr>
+          <w:b w:val="false"/>
+          <w:bCs w:val="false"/>
+          <w:i w:val="false"/>
+          <w:iCs w:val="false"/>
+          <w:color w:val="000000"/>
+          <w:sz w:val="24"/>
+          <w:szCs w:val="24"/>
+          <w:rFonts w:ascii="Times New Roman" w:cs="Times New Roman" w:eastAsia="Times New Roman" w:hAnsi="Times New Roman"/>
+        </w:rPr>
+        <w:t xml:space="preserve"> en mouvement — elle pompe, file, tisse, inlassablement. Du milieu du XVIIIᵉ au milieu du XIXᵉ siècle, le travail quitte l’atelier familial pour l’</w:t>
+      </w:r>
+      <w:r>
+        <w:rPr>
+          <w:b/>
+          <w:bCs/>
+          <w:i w:val="false"/>
+          <w:iCs w:val="false"/>
+          <w:color w:val="1F4E79"/>
+          <w:sz w:val="24"/>
+          <w:szCs w:val="24"/>
+          <w:rFonts w:ascii="Times New Roman" w:cs="Times New Roman" w:eastAsia="Times New Roman" w:hAnsi="Times New Roman"/>
+        </w:rPr>
+        <w:t xml:space="preserve">usine</w:t>
+      </w:r>
+      <w:r>
+        <w:rPr>
+          <w:b w:val="false"/>
+          <w:bCs w:val="false"/>
+          <w:i w:val="false"/>
+          <w:iCs w:val="false"/>
+          <w:color w:val="000000"/>
+          <w:sz w:val="24"/>
+          <w:szCs w:val="24"/>
+          <w:rFonts w:ascii="Times New Roman" w:cs="Times New Roman" w:eastAsia="Times New Roman" w:hAnsi="Times New Roman"/>
+        </w:rPr>
+        <w:t xml:space="preserve">, où des centaines d’ouvriers servent les machines ; les villes noircissent de fumées et grossissent de paysans venus chercher de l’embauche.</w:t>
+      </w:r>
+    </w:p>
+    <w:p>
+      <w:pPr>
+        <w:spacing w:after="100" w:line="300"/>
+        <w:jc w:val="both"/>
+      </w:pPr>
+      <w:r>
+        <w:rPr>
+          <w:b w:val="false"/>
+          <w:bCs w:val="false"/>
+          <w:i w:val="false"/>
+          <w:iCs w:val="false"/>
+          <w:color w:val="000000"/>
+          <w:sz w:val="24"/>
+          <w:szCs w:val="24"/>
+          <w:rFonts w:ascii="Times New Roman" w:cs="Times New Roman" w:eastAsia="Times New Roman" w:hAnsi="Times New Roman"/>
+        </w:rPr>
+        <w:t xml:space="preserve">La </w:t>
+      </w:r>
+      <w:r>
+        <w:rPr>
+          <w:b/>
+          <w:bCs/>
+          <w:i w:val="false"/>
+          <w:iCs w:val="false"/>
+          <w:color w:val="1F4E79"/>
+          <w:sz w:val="24"/>
+          <w:szCs w:val="24"/>
+          <w:rFonts w:ascii="Times New Roman" w:cs="Times New Roman" w:eastAsia="Times New Roman" w:hAnsi="Times New Roman"/>
+        </w:rPr>
+        <w:t xml:space="preserve">locomotive</w:t>
+      </w:r>
+      <w:r>
+        <w:rPr>
+          <w:b w:val="false"/>
+          <w:bCs w:val="false"/>
+          <w:i w:val="false"/>
+          <w:iCs w:val="false"/>
+          <w:color w:val="000000"/>
+          <w:sz w:val="24"/>
+          <w:szCs w:val="24"/>
+          <w:rFonts w:ascii="Times New Roman" w:cs="Times New Roman" w:eastAsia="Times New Roman" w:hAnsi="Times New Roman"/>
+        </w:rPr>
+        <w:t xml:space="preserve"> à vapeur révolutionne les transports : des marchandises et des hommes traversent le pays en heures au lieu de jours — le chemin de fer couvre l’Europe de rails.</w:t>
+      </w:r>
+    </w:p>
+    <w:p>
+      <w:pPr>
+        <w:spacing w:after="80" w:line="300"/>
+        <w:jc w:val="both"/>
+      </w:pPr>
+      <w:r>
+        <w:rPr>
+          <w:b/>
+          <w:bCs/>
+          <w:i w:val="false"/>
+          <w:iCs w:val="false"/>
+          <w:color w:val="2E7D32"/>
+          <w:sz w:val="26"/>
+          <w:szCs w:val="26"/>
+          <w:rFonts w:ascii="Times New Roman" w:cs="Times New Roman" w:eastAsia="Times New Roman" w:hAnsi="Times New Roman"/>
+        </w:rPr>
+        <w:t xml:space="preserve">2. La deuxième révolution : le pétrole et l’électricité</w:t>
+      </w:r>
+    </w:p>
+    <w:p>
+      <w:pPr>
+        <w:spacing w:after="100" w:line="300"/>
+        <w:jc w:val="both"/>
+      </w:pPr>
+      <w:r>
+        <w:rPr>
+          <w:b w:val="false"/>
+          <w:bCs w:val="false"/>
+          <w:i w:val="false"/>
+          <w:iCs w:val="false"/>
+          <w:color w:val="000000"/>
+          <w:sz w:val="24"/>
+          <w:szCs w:val="24"/>
+          <w:rFonts w:ascii="Times New Roman" w:cs="Times New Roman" w:eastAsia="Times New Roman" w:hAnsi="Times New Roman"/>
+        </w:rPr>
+        <w:t xml:space="preserve">Vers 1850 s’ouvre un deuxième âge (1850-1914) : le </w:t>
+      </w:r>
+      <w:r>
+        <w:rPr>
+          <w:b/>
+          <w:bCs/>
+          <w:i w:val="false"/>
+          <w:iCs w:val="false"/>
+          <w:color w:val="1F4E79"/>
+          <w:sz w:val="24"/>
+          <w:szCs w:val="24"/>
+          <w:rFonts w:ascii="Times New Roman" w:cs="Times New Roman" w:eastAsia="Times New Roman" w:hAnsi="Times New Roman"/>
+        </w:rPr>
+        <w:t xml:space="preserve">pétrole</w:t>
+      </w:r>
+      <w:r>
+        <w:rPr>
+          <w:b w:val="false"/>
+          <w:bCs w:val="false"/>
+          <w:i w:val="false"/>
+          <w:iCs w:val="false"/>
+          <w:color w:val="000000"/>
+          <w:sz w:val="24"/>
+          <w:szCs w:val="24"/>
+          <w:rFonts w:ascii="Times New Roman" w:cs="Times New Roman" w:eastAsia="Times New Roman" w:hAnsi="Times New Roman"/>
+        </w:rPr>
+        <w:t xml:space="preserve"> et l’</w:t>
+      </w:r>
+      <w:r>
+        <w:rPr>
+          <w:b/>
+          <w:bCs/>
+          <w:i w:val="false"/>
+          <w:iCs w:val="false"/>
+          <w:color w:val="1F4E79"/>
+          <w:sz w:val="24"/>
+          <w:szCs w:val="24"/>
+          <w:rFonts w:ascii="Times New Roman" w:cs="Times New Roman" w:eastAsia="Times New Roman" w:hAnsi="Times New Roman"/>
+        </w:rPr>
+        <w:t xml:space="preserve">électricité</w:t>
+      </w:r>
+      <w:r>
+        <w:rPr>
+          <w:b w:val="false"/>
+          <w:bCs w:val="false"/>
+          <w:i w:val="false"/>
+          <w:iCs w:val="false"/>
+          <w:color w:val="000000"/>
+          <w:sz w:val="24"/>
+          <w:szCs w:val="24"/>
+          <w:rFonts w:ascii="Times New Roman" w:cs="Times New Roman" w:eastAsia="Times New Roman" w:hAnsi="Times New Roman"/>
+        </w:rPr>
+        <w:t xml:space="preserve"> détrônent peu à peu le </w:t>
+      </w:r>
+      <w:r>
+        <w:rPr>
+          <w:b/>
+          <w:bCs/>
+          <w:i w:val="false"/>
+          <w:iCs w:val="false"/>
+          <w:color w:val="1F4E79"/>
+          <w:sz w:val="24"/>
+          <w:szCs w:val="24"/>
+          <w:rFonts w:ascii="Times New Roman" w:cs="Times New Roman" w:eastAsia="Times New Roman" w:hAnsi="Times New Roman"/>
+        </w:rPr>
+        <w:t xml:space="preserve">charbon</w:t>
+      </w:r>
+      <w:r>
+        <w:rPr>
+          <w:b w:val="false"/>
+          <w:bCs w:val="false"/>
+          <w:i w:val="false"/>
+          <w:iCs w:val="false"/>
+          <w:color w:val="000000"/>
+          <w:sz w:val="24"/>
+          <w:szCs w:val="24"/>
+          <w:rFonts w:ascii="Times New Roman" w:cs="Times New Roman" w:eastAsia="Times New Roman" w:hAnsi="Times New Roman"/>
+        </w:rPr>
+        <w:t xml:space="preserve">. Le </w:t>
+      </w:r>
+      <w:r>
+        <w:rPr>
+          <w:b/>
+          <w:bCs/>
+          <w:i w:val="false"/>
+          <w:iCs w:val="false"/>
+          <w:color w:val="1F4E79"/>
+          <w:sz w:val="24"/>
+          <w:szCs w:val="24"/>
+          <w:rFonts w:ascii="Times New Roman" w:cs="Times New Roman" w:eastAsia="Times New Roman" w:hAnsi="Times New Roman"/>
+        </w:rPr>
+        <w:t xml:space="preserve">moteur à explosion</w:t>
+      </w:r>
+      <w:r>
+        <w:rPr>
+          <w:b w:val="false"/>
+          <w:bCs w:val="false"/>
+          <w:i w:val="false"/>
+          <w:iCs w:val="false"/>
+          <w:color w:val="000000"/>
+          <w:sz w:val="24"/>
+          <w:szCs w:val="24"/>
+          <w:rFonts w:ascii="Times New Roman" w:cs="Times New Roman" w:eastAsia="Times New Roman" w:hAnsi="Times New Roman"/>
+        </w:rPr>
+        <w:t xml:space="preserve">, compact et puissant, rend possible l’automobile ; l’</w:t>
+      </w:r>
+      <w:r>
+        <w:rPr>
+          <w:b/>
+          <w:bCs/>
+          <w:i w:val="false"/>
+          <w:iCs w:val="false"/>
+          <w:color w:val="1F4E79"/>
+          <w:sz w:val="24"/>
+          <w:szCs w:val="24"/>
+          <w:rFonts w:ascii="Times New Roman" w:cs="Times New Roman" w:eastAsia="Times New Roman" w:hAnsi="Times New Roman"/>
+        </w:rPr>
+        <w:t xml:space="preserve">électricité</w:t>
+      </w:r>
+      <w:r>
+        <w:rPr>
+          <w:b w:val="false"/>
+          <w:bCs w:val="false"/>
+          <w:i w:val="false"/>
+          <w:iCs w:val="false"/>
+          <w:color w:val="000000"/>
+          <w:sz w:val="24"/>
+          <w:szCs w:val="24"/>
+          <w:rFonts w:ascii="Times New Roman" w:cs="Times New Roman" w:eastAsia="Times New Roman" w:hAnsi="Times New Roman"/>
+        </w:rPr>
+        <w:t xml:space="preserve"> éclaire les rues et anime les moteurs des </w:t>
+      </w:r>
+      <w:r>
+        <w:rPr>
+          <w:b/>
+          <w:bCs/>
+          <w:i w:val="false"/>
+          <w:iCs w:val="false"/>
+          <w:color w:val="1F4E79"/>
+          <w:sz w:val="24"/>
+          <w:szCs w:val="24"/>
+          <w:rFonts w:ascii="Times New Roman" w:cs="Times New Roman" w:eastAsia="Times New Roman" w:hAnsi="Times New Roman"/>
+        </w:rPr>
+        <w:t xml:space="preserve">usine</w:t>
+      </w:r>
+      <w:r>
+        <w:rPr>
+          <w:b w:val="false"/>
+          <w:bCs w:val="false"/>
+          <w:i w:val="false"/>
+          <w:iCs w:val="false"/>
+          <w:color w:val="000000"/>
+          <w:sz w:val="24"/>
+          <w:szCs w:val="24"/>
+          <w:rFonts w:ascii="Times New Roman" w:cs="Times New Roman" w:eastAsia="Times New Roman" w:hAnsi="Times New Roman"/>
+        </w:rPr>
+        <w:t xml:space="preserve">s.</w:t>
+      </w:r>
+    </w:p>
+    <w:p>
+      <w:pPr>
+        <w:spacing w:after="100" w:line="300"/>
+        <w:jc w:val="both"/>
+      </w:pPr>
+      <w:r>
+        <w:rPr>
+          <w:b w:val="false"/>
+          <w:bCs w:val="false"/>
+          <w:i w:val="false"/>
+          <w:iCs w:val="false"/>
+          <w:color w:val="000000"/>
+          <w:sz w:val="24"/>
+          <w:szCs w:val="24"/>
+          <w:rFonts w:ascii="Times New Roman" w:cs="Times New Roman" w:eastAsia="Times New Roman" w:hAnsi="Times New Roman"/>
+        </w:rPr>
+        <w:t xml:space="preserve">Le travail lui-même est réorganisé : le </w:t>
+      </w:r>
+      <w:r>
+        <w:rPr>
+          <w:b/>
+          <w:bCs/>
+          <w:i w:val="false"/>
+          <w:iCs w:val="false"/>
+          <w:color w:val="1F4E79"/>
+          <w:sz w:val="24"/>
+          <w:szCs w:val="24"/>
+          <w:rFonts w:ascii="Times New Roman" w:cs="Times New Roman" w:eastAsia="Times New Roman" w:hAnsi="Times New Roman"/>
+        </w:rPr>
+        <w:t xml:space="preserve">taylorisme</w:t>
+      </w:r>
+      <w:r>
+        <w:rPr>
+          <w:b w:val="false"/>
+          <w:bCs w:val="false"/>
+          <w:i w:val="false"/>
+          <w:iCs w:val="false"/>
+          <w:color w:val="000000"/>
+          <w:sz w:val="24"/>
+          <w:szCs w:val="24"/>
+          <w:rFonts w:ascii="Times New Roman" w:cs="Times New Roman" w:eastAsia="Times New Roman" w:hAnsi="Times New Roman"/>
+        </w:rPr>
+        <w:t xml:space="preserve"> chronomètre chaque geste de l’ouvrier pour éliminer les temps morts ; le </w:t>
+      </w:r>
+      <w:r>
+        <w:rPr>
+          <w:b/>
+          <w:bCs/>
+          <w:i w:val="false"/>
+          <w:iCs w:val="false"/>
+          <w:color w:val="1F4E79"/>
+          <w:sz w:val="24"/>
+          <w:szCs w:val="24"/>
+          <w:rFonts w:ascii="Times New Roman" w:cs="Times New Roman" w:eastAsia="Times New Roman" w:hAnsi="Times New Roman"/>
+        </w:rPr>
+        <w:t xml:space="preserve">fordisme</w:t>
+      </w:r>
+      <w:r>
+        <w:rPr>
+          <w:b w:val="false"/>
+          <w:bCs w:val="false"/>
+          <w:i w:val="false"/>
+          <w:iCs w:val="false"/>
+          <w:color w:val="000000"/>
+          <w:sz w:val="24"/>
+          <w:szCs w:val="24"/>
+          <w:rFonts w:ascii="Times New Roman" w:cs="Times New Roman" w:eastAsia="Times New Roman" w:hAnsi="Times New Roman"/>
+        </w:rPr>
+        <w:t xml:space="preserve">, chez le constructeur automobile Ford, fait défiler les pièces sur un tapis roulant devant des ouvriers immobiles — la </w:t>
+      </w:r>
+      <w:r>
+        <w:rPr>
+          <w:b/>
+          <w:bCs/>
+          <w:i w:val="false"/>
+          <w:iCs w:val="false"/>
+          <w:color w:val="1F4E79"/>
+          <w:sz w:val="24"/>
+          <w:szCs w:val="24"/>
+          <w:rFonts w:ascii="Times New Roman" w:cs="Times New Roman" w:eastAsia="Times New Roman" w:hAnsi="Times New Roman"/>
+        </w:rPr>
+        <w:t xml:space="preserve">chaîne de montage</w:t>
+      </w:r>
+      <w:r>
+        <w:rPr>
+          <w:b w:val="false"/>
+          <w:bCs w:val="false"/>
+          <w:i w:val="false"/>
+          <w:iCs w:val="false"/>
+          <w:color w:val="000000"/>
+          <w:sz w:val="24"/>
+          <w:szCs w:val="24"/>
+          <w:rFonts w:ascii="Times New Roman" w:cs="Times New Roman" w:eastAsia="Times New Roman" w:hAnsi="Times New Roman"/>
+        </w:rPr>
+        <w:t xml:space="preserve">.</w:t>
+      </w:r>
+    </w:p>
+    <w:p>
+      <w:pPr>
+        <w:spacing w:after="80" w:line="300"/>
+        <w:jc w:val="both"/>
+      </w:pPr>
+      <w:r>
+        <w:rPr>
+          <w:b/>
+          <w:bCs/>
+          <w:i w:val="false"/>
+          <w:iCs w:val="false"/>
+          <w:color w:val="2E7D32"/>
+          <w:sz w:val="26"/>
+          <w:szCs w:val="26"/>
+          <w:rFonts w:ascii="Times New Roman" w:cs="Times New Roman" w:eastAsia="Times New Roman" w:hAnsi="Times New Roman"/>
+        </w:rPr>
+        <w:t xml:space="preserve">3. Les conséquences</w:t>
+      </w:r>
+    </w:p>
+    <w:p>
+      <w:pPr>
+        <w:spacing w:after="100" w:line="300"/>
+        <w:jc w:val="both"/>
+      </w:pPr>
+      <w:r>
+        <w:rPr>
+          <w:b w:val="false"/>
+          <w:bCs w:val="false"/>
+          <w:i w:val="false"/>
+          <w:iCs w:val="false"/>
+          <w:color w:val="000000"/>
+          <w:sz w:val="24"/>
+          <w:szCs w:val="24"/>
+          <w:rFonts w:ascii="Times New Roman" w:cs="Times New Roman" w:eastAsia="Times New Roman" w:hAnsi="Times New Roman"/>
+        </w:rPr>
+        <w:t xml:space="preserve">La production explose, les prix baissent ; mais la condition ouvrière est dure : journées longues, salaires faibles, travail des enfants — les luttes sociales de l’époque contemporaine en naîtront. Et pour nourrir ces </w:t>
+      </w:r>
+      <w:r>
+        <w:rPr>
+          <w:b/>
+          <w:bCs/>
+          <w:i w:val="false"/>
+          <w:iCs w:val="false"/>
+          <w:color w:val="1F4E79"/>
+          <w:sz w:val="24"/>
+          <w:szCs w:val="24"/>
+          <w:rFonts w:ascii="Times New Roman" w:cs="Times New Roman" w:eastAsia="Times New Roman" w:hAnsi="Times New Roman"/>
+        </w:rPr>
+        <w:t xml:space="preserve">usine</w:t>
+      </w:r>
+      <w:r>
+        <w:rPr>
+          <w:b w:val="false"/>
+          <w:bCs w:val="false"/>
+          <w:i w:val="false"/>
+          <w:iCs w:val="false"/>
+          <w:color w:val="000000"/>
+          <w:sz w:val="24"/>
+          <w:szCs w:val="24"/>
+          <w:rFonts w:ascii="Times New Roman" w:cs="Times New Roman" w:eastAsia="Times New Roman" w:hAnsi="Times New Roman"/>
+        </w:rPr>
+        <w:t xml:space="preserve">s en matières premières et leur trouver des clients, l’Europe industrielle se tournera vers l’Afrique et l’Asie : la </w:t>
+      </w:r>
+      <w:r>
+        <w:rPr>
+          <w:b/>
+          <w:bCs/>
+          <w:i w:val="false"/>
+          <w:iCs w:val="false"/>
+          <w:color w:val="1F4E79"/>
+          <w:sz w:val="24"/>
+          <w:szCs w:val="24"/>
+          <w:rFonts w:ascii="Times New Roman" w:cs="Times New Roman" w:eastAsia="Times New Roman" w:hAnsi="Times New Roman"/>
+        </w:rPr>
+        <w:t xml:space="preserve">révolution industrielle</w:t>
+      </w:r>
+      <w:r>
+        <w:rPr>
+          <w:b w:val="false"/>
+          <w:bCs w:val="false"/>
+          <w:i w:val="false"/>
+          <w:iCs w:val="false"/>
+          <w:color w:val="000000"/>
+          <w:sz w:val="24"/>
+          <w:szCs w:val="24"/>
+          <w:rFonts w:ascii="Times New Roman" w:cs="Times New Roman" w:eastAsia="Times New Roman" w:hAnsi="Times New Roman"/>
+        </w:rPr>
+        <w:t xml:space="preserve"> prépare la colonisation.</w:t>
       </w:r>
     </w:p>
     <w:p>
@@ -11542,176 +14769,670 @@
     </w:p>
     <w:p>
       <w:pPr>
-        <w:spacing w:before="200" w:after="150"/>
-        <w:jc w:val="left"/>
+        <w:spacing w:after="120"/>
       </w:pPr>
-      <w:r>
-        <w:rPr>
-          <w:b/>
-          <w:bCs/>
-          <w:i w:val="false"/>
-          <w:iCs w:val="false"/>
-          <w:color w:val="2E7D32"/>
-          <w:sz w:val="28"/>
-          <w:szCs w:val="28"/>
-          <w:rFonts w:ascii="Times New Roman" w:cs="Times New Roman" w:eastAsia="Times New Roman" w:hAnsi="Times New Roman"/>
-        </w:rPr>
-        <w:t xml:space="preserve">Méthode</w:t>
-      </w:r>
+    </w:p>
+    <w:tbl>
+      <w:tblPr>
+        <w:tblW w:type="dxa" w:w="9600"/>
+        <w:tblBorders>
+          <w:top w:val="single" w:color="B25000" w:sz="12"/>
+          <w:left w:val="single" w:color="B25000" w:sz="12"/>
+          <w:bottom w:val="single" w:color="B25000" w:sz="12"/>
+          <w:right w:val="single" w:color="B25000" w:sz="12"/>
+          <w:insideH w:val="none"/>
+          <w:insideV w:val="none"/>
+        </w:tblBorders>
+        <w:tblLayout w:type="fixed"/>
+      </w:tblPr>
+      <w:tblGrid>
+        <w:gridCol w:w="9600"/>
+      </w:tblGrid>
+      <w:tr>
+        <w:tc>
+          <w:tcPr>
+            <w:shd w:fill="FFF8EF" w:val="clear"/>
+            <w:tcMar>
+              <w:top w:type="dxa" w:w="140"/>
+              <w:left w:type="dxa" w:w="180"/>
+              <w:bottom w:type="dxa" w:w="140"/>
+              <w:right w:type="dxa" w:w="180"/>
+            </w:tcMar>
+          </w:tcPr>
+          <w:p>
+            <w:pPr>
+              <w:spacing w:after="90"/>
+            </w:pPr>
+            <w:r>
+              <w:rPr>
+                <w:b/>
+                <w:bCs/>
+                <w:i w:val="false"/>
+                <w:iCs w:val="false"/>
+                <w:color w:val="B25000"/>
+                <w:sz w:val="25"/>
+                <w:szCs w:val="25"/>
+                <w:rFonts w:ascii="Times New Roman" w:cs="Times New Roman" w:eastAsia="Times New Roman" w:hAnsi="Times New Roman"/>
+              </w:rPr>
+              <w:t xml:space="preserve">Document à étudier</w:t>
+            </w:r>
+          </w:p>
+          <w:p>
+            <w:pPr>
+              <w:spacing w:after="80" w:line="300"/>
+              <w:jc w:val="left"/>
+            </w:pPr>
+            <w:r>
+              <w:rPr>
+                <w:b/>
+                <w:bCs/>
+                <w:i w:val="false"/>
+                <w:iCs w:val="false"/>
+                <w:color w:val="000000"/>
+                <w:sz w:val="21"/>
+                <w:szCs w:val="21"/>
+                <w:rFonts w:ascii="Times New Roman" w:cs="Times New Roman" w:eastAsia="Times New Roman" w:hAnsi="Times New Roman"/>
+              </w:rPr>
+              <w:t xml:space="preserve">Des enfants dans les usines — d’après les témoignages recueillis par les commissions d’enquête du Parlement britannique sur le travail en manufacture (années 1830) — extraits adaptés</w:t>
+            </w:r>
+          </w:p>
+          <w:p>
+            <w:pPr>
+              <w:spacing w:after="100" w:line="300"/>
+              <w:jc w:val="both"/>
+            </w:pPr>
+            <w:r>
+              <w:rPr>
+                <w:b w:val="false"/>
+                <w:bCs w:val="false"/>
+                <w:i/>
+                <w:iCs/>
+                <w:color w:val="000000"/>
+                <w:sz w:val="24"/>
+                <w:szCs w:val="24"/>
+                <w:rFonts w:ascii="Times New Roman" w:cs="Times New Roman" w:eastAsia="Times New Roman" w:hAnsi="Times New Roman"/>
+              </w:rPr>
+              <w:t xml:space="preserve">« Question : À quel âge avez-vous commencé à travailler à la filature ? — Réponse : À huit ans, monsieur. — Quelles étaient vos heures de travail ? — De cinq heures du matin à huit heures du soir, quand l’ouvrage pressait. — Aviez-vous le temps de manger ? — Quarante minutes à midi ; souvent nous mangions près des machines, sans nous asseoir. — Que se passait-il si vous arriviez en retard ou si vous vous endormiez ? — Le contremaître nous frappait avec une courroie. — Êtes-vous allé à l’école ? — Non, monsieur : je travaillais. »</w:t>
+            </w:r>
+          </w:p>
+          <w:p>
+            <w:pPr>
+              <w:spacing w:after="40" w:line="300"/>
+              <w:jc w:val="both"/>
+            </w:pPr>
+            <w:r>
+              <w:rPr>
+                <w:b w:val="false"/>
+                <w:bCs w:val="false"/>
+                <w:i w:val="false"/>
+                <w:iCs w:val="false"/>
+                <w:color w:val="000000"/>
+                <w:sz w:val="24"/>
+                <w:szCs w:val="24"/>
+                <w:rFonts w:ascii="Times New Roman" w:cs="Times New Roman" w:eastAsia="Times New Roman" w:hAnsi="Times New Roman"/>
+              </w:rPr>
+              <w:t xml:space="preserve">1. Relève trois éléments qui montrent la dureté de la condition des enfants ouvriers.</w:t>
+            </w:r>
+          </w:p>
+          <w:p>
+            <w:pPr>
+              <w:spacing w:after="40" w:line="300"/>
+              <w:jc w:val="both"/>
+            </w:pPr>
+            <w:r>
+              <w:rPr>
+                <w:b w:val="false"/>
+                <w:bCs w:val="false"/>
+                <w:i w:val="false"/>
+                <w:iCs w:val="false"/>
+                <w:color w:val="000000"/>
+                <w:sz w:val="24"/>
+                <w:szCs w:val="24"/>
+                <w:rFonts w:ascii="Times New Roman" w:cs="Times New Roman" w:eastAsia="Times New Roman" w:hAnsi="Times New Roman"/>
+              </w:rPr>
+              <w:t xml:space="preserve">2. Pourquoi ce document, issu d’une enquête officielle, est-il une source précieuse pour l’historien ?</w:t>
+            </w:r>
+          </w:p>
+          <w:p>
+            <w:pPr>
+              <w:spacing w:after="40" w:line="300"/>
+              <w:jc w:val="both"/>
+            </w:pPr>
+            <w:r>
+              <w:rPr>
+                <w:b w:val="false"/>
+                <w:bCs w:val="false"/>
+                <w:i w:val="false"/>
+                <w:iCs w:val="false"/>
+                <w:color w:val="000000"/>
+                <w:sz w:val="24"/>
+                <w:szCs w:val="24"/>
+                <w:rFonts w:ascii="Times New Roman" w:cs="Times New Roman" w:eastAsia="Times New Roman" w:hAnsi="Times New Roman"/>
+              </w:rPr>
+              <w:t xml:space="preserve">3. Quel lien peux-tu faire entre ces témoignages et les luttes sociales évoquées dans la leçon ?</w:t>
+            </w:r>
+          </w:p>
+          <w:p>
+            <w:pPr>
+              <w:spacing w:after="60"/>
+            </w:pPr>
+          </w:p>
+          <w:p>
+            <w:pPr>
+              <w:spacing w:after="40"/>
+            </w:pPr>
+            <w:r>
+              <w:rPr>
+                <w:b/>
+                <w:bCs/>
+                <w:i w:val="false"/>
+                <w:iCs w:val="false"/>
+                <w:color w:val="C2185B"/>
+                <w:sz w:val="22"/>
+                <w:szCs w:val="22"/>
+                <w:rFonts w:ascii="Times New Roman" w:cs="Times New Roman" w:eastAsia="Times New Roman" w:hAnsi="Times New Roman"/>
+              </w:rPr>
+              <w:t xml:space="preserve">Réponse 1. </w:t>
+            </w:r>
+            <w:r>
+              <w:rPr>
+                <w:b w:val="false"/>
+                <w:bCs w:val="false"/>
+                <w:i w:val="false"/>
+                <w:iCs w:val="false"/>
+                <w:color w:val="000000"/>
+                <w:sz w:val="22"/>
+                <w:szCs w:val="22"/>
+                <w:rFonts w:ascii="Times New Roman" w:cs="Times New Roman" w:eastAsia="Times New Roman" w:hAnsi="Times New Roman"/>
+              </w:rPr>
+              <w:t xml:space="preserve">Le travail dès huit ans, des journées de quinze heures, les coups du contremaître, pas d’école, les repas pris debout près des machines (trois suffisent).</w:t>
+            </w:r>
+          </w:p>
+          <w:p>
+            <w:pPr>
+              <w:spacing w:after="40"/>
+            </w:pPr>
+            <w:r>
+              <w:rPr>
+                <w:b/>
+                <w:bCs/>
+                <w:i w:val="false"/>
+                <w:iCs w:val="false"/>
+                <w:color w:val="C2185B"/>
+                <w:sz w:val="22"/>
+                <w:szCs w:val="22"/>
+                <w:rFonts w:ascii="Times New Roman" w:cs="Times New Roman" w:eastAsia="Times New Roman" w:hAnsi="Times New Roman"/>
+              </w:rPr>
+              <w:t xml:space="preserve">Réponse 2. </w:t>
+            </w:r>
+            <w:r>
+              <w:rPr>
+                <w:b w:val="false"/>
+                <w:bCs w:val="false"/>
+                <w:i w:val="false"/>
+                <w:iCs w:val="false"/>
+                <w:color w:val="000000"/>
+                <w:sz w:val="22"/>
+                <w:szCs w:val="22"/>
+                <w:rFonts w:ascii="Times New Roman" w:cs="Times New Roman" w:eastAsia="Times New Roman" w:hAnsi="Times New Roman"/>
+              </w:rPr>
+              <w:t xml:space="preserve">C’est une source primaire : des paroles recueillies sous serment, à l’époque même des faits, par une institution officielle — un témoignage direct et daté.</w:t>
+            </w:r>
+          </w:p>
+          <w:p>
+            <w:pPr>
+              <w:spacing w:after="40"/>
+            </w:pPr>
+            <w:r>
+              <w:rPr>
+                <w:b/>
+                <w:bCs/>
+                <w:i w:val="false"/>
+                <w:iCs w:val="false"/>
+                <w:color w:val="C2185B"/>
+                <w:sz w:val="22"/>
+                <w:szCs w:val="22"/>
+                <w:rFonts w:ascii="Times New Roman" w:cs="Times New Roman" w:eastAsia="Times New Roman" w:hAnsi="Times New Roman"/>
+              </w:rPr>
+              <w:t xml:space="preserve">Réponse 3. </w:t>
+            </w:r>
+            <w:r>
+              <w:rPr>
+                <w:b w:val="false"/>
+                <w:bCs w:val="false"/>
+                <w:i w:val="false"/>
+                <w:iCs w:val="false"/>
+                <w:color w:val="000000"/>
+                <w:sz w:val="22"/>
+                <w:szCs w:val="22"/>
+                <w:rFonts w:ascii="Times New Roman" w:cs="Times New Roman" w:eastAsia="Times New Roman" w:hAnsi="Times New Roman"/>
+              </w:rPr>
+              <w:t xml:space="preserve">Ces enquêtes ont révélé les abus et poussé aux premières lois sociales (limitation du travail des enfants) : la dureté de la condition ouvrière a nourri les luttes et les réformes de l’époque contemporaine.</w:t>
+            </w:r>
+          </w:p>
+        </w:tc>
+      </w:tr>
+    </w:tbl>
+    <w:p>
+      <w:pPr>
+        <w:spacing w:after="160"/>
+      </w:pPr>
+    </w:p>
+    <w:tbl>
+      <w:tblPr>
+        <w:tblW w:type="dxa" w:w="9600"/>
+        <w:tblBorders>
+          <w:top w:val="single" w:color="1565C0" w:sz="12"/>
+          <w:left w:val="single" w:color="1565C0" w:sz="12"/>
+          <w:bottom w:val="single" w:color="1565C0" w:sz="12"/>
+          <w:right w:val="single" w:color="1565C0" w:sz="12"/>
+          <w:insideH w:val="none"/>
+          <w:insideV w:val="none"/>
+        </w:tblBorders>
+        <w:tblLayout w:type="fixed"/>
+      </w:tblPr>
+      <w:tblGrid>
+        <w:gridCol w:w="9600"/>
+      </w:tblGrid>
+      <w:tr>
+        <w:tc>
+          <w:tcPr>
+            <w:shd w:fill="E3F2FD" w:val="clear"/>
+            <w:tcMar>
+              <w:top w:type="dxa" w:w="140"/>
+              <w:left w:type="dxa" w:w="180"/>
+              <w:bottom w:type="dxa" w:w="140"/>
+              <w:right w:type="dxa" w:w="180"/>
+            </w:tcMar>
+          </w:tcPr>
+          <w:p>
+            <w:pPr>
+              <w:spacing w:after="90"/>
+            </w:pPr>
+            <w:r>
+              <w:rPr>
+                <w:b/>
+                <w:bCs/>
+                <w:i w:val="false"/>
+                <w:iCs w:val="false"/>
+                <w:color w:val="1565C0"/>
+                <w:sz w:val="25"/>
+                <w:szCs w:val="25"/>
+                <w:rFonts w:ascii="Times New Roman" w:cs="Times New Roman" w:eastAsia="Times New Roman" w:hAnsi="Times New Roman"/>
+              </w:rPr>
+              <w:t xml:space="preserve">Le savais-tu ?</w:t>
+            </w:r>
+          </w:p>
+          <w:p>
+            <w:pPr>
+              <w:spacing w:after="0" w:line="300"/>
+              <w:jc w:val="both"/>
+            </w:pPr>
+            <w:r>
+              <w:rPr>
+                <w:b w:val="false"/>
+                <w:bCs w:val="false"/>
+                <w:i w:val="false"/>
+                <w:iCs w:val="false"/>
+                <w:color w:val="000000"/>
+                <w:sz w:val="22"/>
+                <w:szCs w:val="22"/>
+                <w:rFonts w:ascii="Times New Roman" w:cs="Times New Roman" w:eastAsia="Times New Roman" w:hAnsi="Times New Roman"/>
+              </w:rPr>
+              <w:t xml:space="preserve">Le chemin de fer est arrivé à Madagascar avec la colonisation : la ligne Tananarive-Côte Est (TCE), construite entre 1901 et 1913, reliait la capitale au port de Toamasina. Ses locomotives à vapeur — technologie de la première révolution industrielle — ont fonctionné des décennies ; la ligne existe toujours, et des trains y circulent encore !</w:t>
+            </w:r>
+          </w:p>
+        </w:tc>
+      </w:tr>
+    </w:tbl>
+    <w:p>
+      <w:pPr>
+        <w:spacing w:after="160"/>
+      </w:pPr>
     </w:p>
     <w:p>
       <w:pPr>
-        <w:spacing w:after="60" w:line="300"/>
+        <w:spacing w:after="80" w:line="300"/>
         <w:jc w:val="both"/>
       </w:pPr>
       <w:r>
         <w:rPr>
-          <w:b w:val="false"/>
-          <w:bCs w:val="false"/>
-          <w:i w:val="false"/>
-          <w:iCs w:val="false"/>
-          <w:color w:val="000000"/>
-          <w:sz w:val="24"/>
-          <w:szCs w:val="24"/>
-          <w:rFonts w:ascii="Times New Roman" w:cs="Times New Roman" w:eastAsia="Times New Roman" w:hAnsi="Times New Roman"/>
-        </w:rPr>
-        <w:t xml:space="preserve">1. Comparer les deux révolutions ligne à ligne : période, énergie, machine, transport, travail.</w:t>
+          <w:b/>
+          <w:bCs/>
+          <w:i w:val="false"/>
+          <w:iCs w:val="false"/>
+          <w:color w:val="2E7D32"/>
+          <w:sz w:val="26"/>
+          <w:szCs w:val="26"/>
+          <w:rFonts w:ascii="Times New Roman" w:cs="Times New Roman" w:eastAsia="Times New Roman" w:hAnsi="Times New Roman"/>
+        </w:rPr>
+        <w:t xml:space="preserve">Petit lexique</w:t>
       </w:r>
     </w:p>
+    <w:tbl>
+      <w:tblPr>
+        <w:tblW w:type="dxa" w:w="9600"/>
+        <w:tblBorders>
+          <w:top w:val="single" w:color="808080" w:sz="4"/>
+          <w:left w:val="single" w:color="808080" w:sz="4"/>
+          <w:bottom w:val="single" w:color="808080" w:sz="4"/>
+          <w:right w:val="single" w:color="808080" w:sz="4"/>
+          <w:insideH w:val="single" w:color="B0B0B0" w:sz="4"/>
+          <w:insideV w:val="single" w:color="B0B0B0" w:sz="4"/>
+        </w:tblBorders>
+        <w:tblLayout w:type="fixed"/>
+      </w:tblPr>
+      <w:tblGrid>
+        <w:gridCol w:w="2800"/>
+        <w:gridCol w:w="6800"/>
+      </w:tblGrid>
+      <w:tr>
+        <w:tc>
+          <w:tcPr>
+            <w:shd w:fill="E7E6E6" w:val="clear"/>
+            <w:tcMar>
+              <w:top w:type="dxa" w:w="80"/>
+              <w:left w:type="dxa" w:w="80"/>
+              <w:bottom w:type="dxa" w:w="80"/>
+              <w:right w:type="dxa" w:w="80"/>
+            </w:tcMar>
+          </w:tcPr>
+          <w:p>
+            <w:pPr>
+              <w:spacing w:after="40"/>
+              <w:jc w:val="left"/>
+            </w:pPr>
+            <w:r>
+              <w:rPr>
+                <w:b/>
+                <w:bCs/>
+                <w:i w:val="false"/>
+                <w:iCs w:val="false"/>
+                <w:color w:val="000000"/>
+                <w:sz w:val="20"/>
+                <w:szCs w:val="20"/>
+                <w:rFonts w:ascii="Times New Roman" w:cs="Times New Roman" w:eastAsia="Times New Roman" w:hAnsi="Times New Roman"/>
+              </w:rPr>
+              <w:t xml:space="preserve">Mot</w:t>
+            </w:r>
+          </w:p>
+        </w:tc>
+        <w:tc>
+          <w:tcPr>
+            <w:shd w:fill="E7E6E6" w:val="clear"/>
+            <w:tcMar>
+              <w:top w:type="dxa" w:w="80"/>
+              <w:left w:type="dxa" w:w="80"/>
+              <w:bottom w:type="dxa" w:w="80"/>
+              <w:right w:type="dxa" w:w="80"/>
+            </w:tcMar>
+          </w:tcPr>
+          <w:p>
+            <w:pPr>
+              <w:spacing w:after="40"/>
+              <w:jc w:val="left"/>
+            </w:pPr>
+            <w:r>
+              <w:rPr>
+                <w:b/>
+                <w:bCs/>
+                <w:i w:val="false"/>
+                <w:iCs w:val="false"/>
+                <w:color w:val="000000"/>
+                <w:sz w:val="20"/>
+                <w:szCs w:val="20"/>
+                <w:rFonts w:ascii="Times New Roman" w:cs="Times New Roman" w:eastAsia="Times New Roman" w:hAnsi="Times New Roman"/>
+              </w:rPr>
+              <w:t xml:space="preserve">Sens</w:t>
+            </w:r>
+          </w:p>
+        </w:tc>
+      </w:tr>
+      <w:tr>
+        <w:tc>
+          <w:tcPr>
+            <w:tcMar>
+              <w:top w:type="dxa" w:w="80"/>
+              <w:left w:type="dxa" w:w="80"/>
+              <w:bottom w:type="dxa" w:w="80"/>
+              <w:right w:type="dxa" w:w="80"/>
+            </w:tcMar>
+          </w:tcPr>
+          <w:p>
+            <w:pPr>
+              <w:spacing w:after="40"/>
+              <w:jc w:val="left"/>
+            </w:pPr>
+            <w:r>
+              <w:rPr>
+                <w:b/>
+                <w:bCs/>
+                <w:i w:val="false"/>
+                <w:iCs w:val="false"/>
+                <w:color w:val="000000"/>
+                <w:sz w:val="20"/>
+                <w:szCs w:val="20"/>
+                <w:rFonts w:ascii="Times New Roman" w:cs="Times New Roman" w:eastAsia="Times New Roman" w:hAnsi="Times New Roman"/>
+              </w:rPr>
+              <w:t xml:space="preserve">Machine à vapeur</w:t>
+            </w:r>
+          </w:p>
+        </w:tc>
+        <w:tc>
+          <w:tcPr>
+            <w:tcMar>
+              <w:top w:type="dxa" w:w="80"/>
+              <w:left w:type="dxa" w:w="80"/>
+              <w:bottom w:type="dxa" w:w="80"/>
+              <w:right w:type="dxa" w:w="80"/>
+            </w:tcMar>
+          </w:tcPr>
+          <w:p>
+            <w:pPr>
+              <w:spacing w:after="40"/>
+              <w:jc w:val="left"/>
+            </w:pPr>
+            <w:r>
+              <w:rPr>
+                <w:b w:val="false"/>
+                <w:bCs w:val="false"/>
+                <w:i w:val="false"/>
+                <w:iCs w:val="false"/>
+                <w:color w:val="000000"/>
+                <w:sz w:val="20"/>
+                <w:szCs w:val="20"/>
+                <w:rFonts w:ascii="Times New Roman" w:cs="Times New Roman" w:eastAsia="Times New Roman" w:hAnsi="Times New Roman"/>
+              </w:rPr>
+              <w:t xml:space="preserve">machine de Watt transformant la chaleur du charbon en mouvement</w:t>
+            </w:r>
+          </w:p>
+        </w:tc>
+      </w:tr>
+      <w:tr>
+        <w:tc>
+          <w:tcPr>
+            <w:tcMar>
+              <w:top w:type="dxa" w:w="80"/>
+              <w:left w:type="dxa" w:w="80"/>
+              <w:bottom w:type="dxa" w:w="80"/>
+              <w:right w:type="dxa" w:w="80"/>
+            </w:tcMar>
+          </w:tcPr>
+          <w:p>
+            <w:pPr>
+              <w:spacing w:after="40"/>
+              <w:jc w:val="left"/>
+            </w:pPr>
+            <w:r>
+              <w:rPr>
+                <w:b/>
+                <w:bCs/>
+                <w:i w:val="false"/>
+                <w:iCs w:val="false"/>
+                <w:color w:val="000000"/>
+                <w:sz w:val="20"/>
+                <w:szCs w:val="20"/>
+                <w:rFonts w:ascii="Times New Roman" w:cs="Times New Roman" w:eastAsia="Times New Roman" w:hAnsi="Times New Roman"/>
+              </w:rPr>
+              <w:t xml:space="preserve">Taylorisme</w:t>
+            </w:r>
+          </w:p>
+        </w:tc>
+        <w:tc>
+          <w:tcPr>
+            <w:tcMar>
+              <w:top w:type="dxa" w:w="80"/>
+              <w:left w:type="dxa" w:w="80"/>
+              <w:bottom w:type="dxa" w:w="80"/>
+              <w:right w:type="dxa" w:w="80"/>
+            </w:tcMar>
+          </w:tcPr>
+          <w:p>
+            <w:pPr>
+              <w:spacing w:after="40"/>
+              <w:jc w:val="left"/>
+            </w:pPr>
+            <w:r>
+              <w:rPr>
+                <w:b w:val="false"/>
+                <w:bCs w:val="false"/>
+                <w:i w:val="false"/>
+                <w:iCs w:val="false"/>
+                <w:color w:val="000000"/>
+                <w:sz w:val="20"/>
+                <w:szCs w:val="20"/>
+                <w:rFonts w:ascii="Times New Roman" w:cs="Times New Roman" w:eastAsia="Times New Roman" w:hAnsi="Times New Roman"/>
+              </w:rPr>
+              <w:t xml:space="preserve">organisation chronométrant chaque geste de l’ouvrier</w:t>
+            </w:r>
+          </w:p>
+        </w:tc>
+      </w:tr>
+      <w:tr>
+        <w:tc>
+          <w:tcPr>
+            <w:tcMar>
+              <w:top w:type="dxa" w:w="80"/>
+              <w:left w:type="dxa" w:w="80"/>
+              <w:bottom w:type="dxa" w:w="80"/>
+              <w:right w:type="dxa" w:w="80"/>
+            </w:tcMar>
+          </w:tcPr>
+          <w:p>
+            <w:pPr>
+              <w:spacing w:after="40"/>
+              <w:jc w:val="left"/>
+            </w:pPr>
+            <w:r>
+              <w:rPr>
+                <w:b/>
+                <w:bCs/>
+                <w:i w:val="false"/>
+                <w:iCs w:val="false"/>
+                <w:color w:val="000000"/>
+                <w:sz w:val="20"/>
+                <w:szCs w:val="20"/>
+                <w:rFonts w:ascii="Times New Roman" w:cs="Times New Roman" w:eastAsia="Times New Roman" w:hAnsi="Times New Roman"/>
+              </w:rPr>
+              <w:t xml:space="preserve">Fordisme</w:t>
+            </w:r>
+          </w:p>
+        </w:tc>
+        <w:tc>
+          <w:tcPr>
+            <w:tcMar>
+              <w:top w:type="dxa" w:w="80"/>
+              <w:left w:type="dxa" w:w="80"/>
+              <w:bottom w:type="dxa" w:w="80"/>
+              <w:right w:type="dxa" w:w="80"/>
+            </w:tcMar>
+          </w:tcPr>
+          <w:p>
+            <w:pPr>
+              <w:spacing w:after="40"/>
+              <w:jc w:val="left"/>
+            </w:pPr>
+            <w:r>
+              <w:rPr>
+                <w:b w:val="false"/>
+                <w:bCs w:val="false"/>
+                <w:i w:val="false"/>
+                <w:iCs w:val="false"/>
+                <w:color w:val="000000"/>
+                <w:sz w:val="20"/>
+                <w:szCs w:val="20"/>
+                <w:rFonts w:ascii="Times New Roman" w:cs="Times New Roman" w:eastAsia="Times New Roman" w:hAnsi="Times New Roman"/>
+              </w:rPr>
+              <w:t xml:space="preserve">travail à la chaîne sur tapis roulant, inventé chez Ford</w:t>
+            </w:r>
+          </w:p>
+        </w:tc>
+      </w:tr>
+      <w:tr>
+        <w:tc>
+          <w:tcPr>
+            <w:tcMar>
+              <w:top w:type="dxa" w:w="80"/>
+              <w:left w:type="dxa" w:w="80"/>
+              <w:bottom w:type="dxa" w:w="80"/>
+              <w:right w:type="dxa" w:w="80"/>
+            </w:tcMar>
+          </w:tcPr>
+          <w:p>
+            <w:pPr>
+              <w:spacing w:after="40"/>
+              <w:jc w:val="left"/>
+            </w:pPr>
+            <w:r>
+              <w:rPr>
+                <w:b/>
+                <w:bCs/>
+                <w:i w:val="false"/>
+                <w:iCs w:val="false"/>
+                <w:color w:val="000000"/>
+                <w:sz w:val="20"/>
+                <w:szCs w:val="20"/>
+                <w:rFonts w:ascii="Times New Roman" w:cs="Times New Roman" w:eastAsia="Times New Roman" w:hAnsi="Times New Roman"/>
+              </w:rPr>
+              <w:t xml:space="preserve">Condition ouvrière</w:t>
+            </w:r>
+          </w:p>
+        </w:tc>
+        <w:tc>
+          <w:tcPr>
+            <w:tcMar>
+              <w:top w:type="dxa" w:w="80"/>
+              <w:left w:type="dxa" w:w="80"/>
+              <w:bottom w:type="dxa" w:w="80"/>
+              <w:right w:type="dxa" w:w="80"/>
+            </w:tcMar>
+          </w:tcPr>
+          <w:p>
+            <w:pPr>
+              <w:spacing w:after="40"/>
+              <w:jc w:val="left"/>
+            </w:pPr>
+            <w:r>
+              <w:rPr>
+                <w:b w:val="false"/>
+                <w:bCs w:val="false"/>
+                <w:i w:val="false"/>
+                <w:iCs w:val="false"/>
+                <w:color w:val="000000"/>
+                <w:sz w:val="20"/>
+                <w:szCs w:val="20"/>
+                <w:rFonts w:ascii="Times New Roman" w:cs="Times New Roman" w:eastAsia="Times New Roman" w:hAnsi="Times New Roman"/>
+              </w:rPr>
+              <w:t xml:space="preserve">vie et travail des ouvriers d’usine</w:t>
+            </w:r>
+          </w:p>
+        </w:tc>
+      </w:tr>
+    </w:tbl>
     <w:p>
       <w:pPr>
-        <w:spacing w:after="60" w:line="300"/>
-        <w:jc w:val="both"/>
+        <w:spacing w:after="120"/>
       </w:pPr>
-      <w:r>
-        <w:rPr>
-          <w:b w:val="false"/>
-          <w:bCs w:val="false"/>
-          <w:i w:val="false"/>
-          <w:iCs w:val="false"/>
-          <w:color w:val="000000"/>
-          <w:sz w:val="24"/>
-          <w:szCs w:val="24"/>
-          <w:rFonts w:ascii="Times New Roman" w:cs="Times New Roman" w:eastAsia="Times New Roman" w:hAnsi="Times New Roman"/>
-        </w:rPr>
-        <w:t xml:space="preserve">2. Expliquer taylorisme (gestes chronométrés) et fordisme (travail à la chaîne).</w:t>
-      </w:r>
-    </w:p>
-    <w:p>
-      <w:pPr>
-        <w:spacing w:after="60" w:line="300"/>
-        <w:jc w:val="both"/>
-      </w:pPr>
-      <w:r>
-        <w:rPr>
-          <w:b w:val="false"/>
-          <w:bCs w:val="false"/>
-          <w:i w:val="false"/>
-          <w:iCs w:val="false"/>
-          <w:color w:val="000000"/>
-          <w:sz w:val="24"/>
-          <w:szCs w:val="24"/>
-          <w:rFonts w:ascii="Times New Roman" w:cs="Times New Roman" w:eastAsia="Times New Roman" w:hAnsi="Times New Roman"/>
-        </w:rPr>
-        <w:t xml:space="preserve">3. Relier industrie et colonisation : matières premières et débouchés.</w:t>
-      </w:r>
-    </w:p>
-    <w:p>
-      <w:pPr>
-        <w:spacing w:after="110" w:line="300"/>
-        <w:jc w:val="both"/>
-      </w:pPr>
-      <w:r>
-        <w:rPr>
-          <w:b/>
-          <w:bCs/>
-          <w:i w:val="false"/>
-          <w:iCs w:val="false"/>
-          <w:color w:val="1F4E79"/>
-          <w:sz w:val="24"/>
-          <w:szCs w:val="24"/>
-          <w:rFonts w:ascii="Times New Roman" w:cs="Times New Roman" w:eastAsia="Times New Roman" w:hAnsi="Times New Roman"/>
-        </w:rPr>
-        <w:t xml:space="preserve">Exemple — </w:t>
-      </w:r>
-      <w:r>
-        <w:rPr>
-          <w:b w:val="false"/>
-          <w:bCs w:val="false"/>
-          <w:i w:val="false"/>
-          <w:iCs w:val="false"/>
-          <w:color w:val="000000"/>
-          <w:sz w:val="24"/>
-          <w:szCs w:val="24"/>
-          <w:rFonts w:ascii="Times New Roman" w:cs="Times New Roman" w:eastAsia="Times New Roman" w:hAnsi="Times New Roman"/>
-        </w:rPr>
-        <w:t xml:space="preserve">Chez Ford, en 1913, une automobile est assemblée en 1 h 33 au lieu de 12 h 30 : le tapis roulant de la chaîne a divisé le temps par huit. Résultat : la voiture, produit de luxe, devient accessible — c’est tout le principe du fordisme.</w:t>
-      </w:r>
-    </w:p>
-    <w:p>
-      <w:pPr>
-        <w:spacing w:after="110" w:line="300"/>
-        <w:jc w:val="both"/>
-      </w:pPr>
-      <w:r>
-        <w:rPr>
-          <w:b/>
-          <w:bCs/>
-          <w:i w:val="false"/>
-          <w:iCs w:val="false"/>
-          <w:color w:val="B25000"/>
-          <w:sz w:val="24"/>
-          <w:szCs w:val="24"/>
-          <w:rFonts w:ascii="Times New Roman" w:cs="Times New Roman" w:eastAsia="Times New Roman" w:hAnsi="Times New Roman"/>
-        </w:rPr>
-        <w:t xml:space="preserve">Erreur à éviter — </w:t>
-      </w:r>
-      <w:r>
-        <w:rPr>
-          <w:b w:val="false"/>
-          <w:bCs w:val="false"/>
-          <w:i w:val="false"/>
-          <w:iCs w:val="false"/>
-          <w:color w:val="000000"/>
-          <w:sz w:val="24"/>
-          <w:szCs w:val="24"/>
-          <w:rFonts w:ascii="Times New Roman" w:cs="Times New Roman" w:eastAsia="Times New Roman" w:hAnsi="Times New Roman"/>
-        </w:rPr>
-        <w:t xml:space="preserve">Croire que la deuxième révolution « remplace » la première du jour au lendemain : le charbon et la vapeur dominent encore longtemps après 1850 — les locomotives à vapeur rouleront jusqu’au XXᵉ siècle. Les deux âges se chevauchent ; ce sont les énergies NOUVELLES qui changent.</w:t>
-      </w:r>
-    </w:p>
-    <w:p>
-      <w:pPr>
-        <w:shd w:fill="E3F2FD" w:val="clear"/>
-        <w:spacing w:after="110" w:line="300"/>
-        <w:jc w:val="both"/>
-      </w:pPr>
-      <w:r>
-        <w:rPr>
-          <w:b/>
-          <w:bCs/>
-          <w:i w:val="false"/>
-          <w:iCs w:val="false"/>
-          <w:color w:val="1565C0"/>
-          <w:sz w:val="24"/>
-          <w:szCs w:val="24"/>
-          <w:rFonts w:ascii="Times New Roman" w:cs="Times New Roman" w:eastAsia="Times New Roman" w:hAnsi="Times New Roman"/>
-        </w:rPr>
-        <w:t xml:space="preserve">Le savais-tu ? </w:t>
-      </w:r>
-      <w:r>
-        <w:rPr>
-          <w:b w:val="false"/>
-          <w:bCs w:val="false"/>
-          <w:i w:val="false"/>
-          <w:iCs w:val="false"/>
-          <w:color w:val="000000"/>
-          <w:sz w:val="24"/>
-          <w:szCs w:val="24"/>
-          <w:rFonts w:ascii="Times New Roman" w:cs="Times New Roman" w:eastAsia="Times New Roman" w:hAnsi="Times New Roman"/>
-        </w:rPr>
-        <w:t xml:space="preserve">Le chemin de fer est arrivé à Madagascar avec la colonisation : la ligne Tananarive-Côte Est (TCE), construite entre 1901 et 1913, reliait la capitale au port de Toamasina. Ses locomotives à vapeur — technologie de la première révolution industrielle — ont fonctionné des décennies ; la ligne existe toujours, et des trains y circulent encore !</w:t>
-      </w:r>
     </w:p>
     <w:p>
       <w:pPr>
@@ -13375,152 +17096,152 @@
                 <w:szCs w:val="20"/>
                 <w:rFonts w:ascii="Times New Roman" w:cs="Times New Roman" w:eastAsia="Times New Roman" w:hAnsi="Times New Roman"/>
               </w:rPr>
-              <w:t xml:space="preserve">3. Observation</w:t>
-            </w:r>
-          </w:p>
-        </w:tc>
-        <w:tc>
-          <w:tcPr>
-            <w:tcMar>
-              <w:top w:type="dxa" w:w="80"/>
-              <w:left w:type="dxa" w:w="80"/>
-              <w:bottom w:type="dxa" w:w="80"/>
-              <w:right w:type="dxa" w:w="80"/>
-            </w:tcMar>
-          </w:tcPr>
-          <w:p>
-            <w:pPr>
-              <w:spacing w:after="40"/>
-              <w:jc w:val="left"/>
-            </w:pPr>
-            <w:r>
-              <w:rPr>
-                <w:b w:val="false"/>
-                <w:bCs w:val="false"/>
-                <w:i w:val="false"/>
-                <w:iCs w:val="false"/>
-                <w:color w:val="000000"/>
-                <w:sz w:val="20"/>
-                <w:szCs w:val="20"/>
-                <w:rFonts w:ascii="Times New Roman" w:cs="Times New Roman" w:eastAsia="Times New Roman" w:hAnsi="Times New Roman"/>
-              </w:rPr>
-              <w:t xml:space="preserve">La logique du troc colonial : Londres tenait à Zanzibar, porte du commerce d’Afrique orientale ; Paris tenait à Madagascar. Chacun reconnaît la zone de l’autre — et deux peuples changent de destin par un simple échange de notes diplomatiques.</w:t>
-            </w:r>
-          </w:p>
-        </w:tc>
-        <w:tc>
-          <w:tcPr>
-            <w:tcMar>
-              <w:top w:type="dxa" w:w="80"/>
-              <w:left w:type="dxa" w:w="80"/>
-              <w:bottom w:type="dxa" w:w="80"/>
-              <w:right w:type="dxa" w:w="80"/>
-            </w:tcMar>
-          </w:tcPr>
-          <w:p>
-            <w:pPr>
-              <w:spacing w:after="40"/>
-              <w:jc w:val="left"/>
-            </w:pPr>
-            <w:r>
-              <w:rPr>
-                <w:b w:val="false"/>
-                <w:bCs w:val="false"/>
-                <w:i w:val="false"/>
-                <w:iCs w:val="false"/>
-                <w:color w:val="000000"/>
-                <w:sz w:val="20"/>
-                <w:szCs w:val="20"/>
-                <w:rFonts w:ascii="Times New Roman" w:cs="Times New Roman" w:eastAsia="Times New Roman" w:hAnsi="Times New Roman"/>
-              </w:rPr>
-              <w:t xml:space="preserve">Observent l’exemple résolu.</w:t>
-            </w:r>
-          </w:p>
-        </w:tc>
-        <w:tc>
-          <w:tcPr>
-            <w:tcMar>
-              <w:top w:type="dxa" w:w="80"/>
-              <w:left w:type="dxa" w:w="80"/>
-              <w:bottom w:type="dxa" w:w="80"/>
-              <w:right w:type="dxa" w:w="80"/>
-            </w:tcMar>
-          </w:tcPr>
-          <w:p>
-            <w:pPr>
-              <w:spacing w:after="40"/>
-              <w:jc w:val="left"/>
-            </w:pPr>
-            <w:r>
-              <w:rPr>
-                <w:b w:val="false"/>
-                <w:bCs w:val="false"/>
-                <w:i w:val="false"/>
-                <w:iCs w:val="false"/>
-                <w:color w:val="000000"/>
-                <w:sz w:val="20"/>
-                <w:szCs w:val="20"/>
-                <w:rFonts w:ascii="Times New Roman" w:cs="Times New Roman" w:eastAsia="Times New Roman" w:hAnsi="Times New Roman"/>
-              </w:rPr>
-              <w:t xml:space="preserve">Observation dirigée</w:t>
-            </w:r>
-          </w:p>
-        </w:tc>
-        <w:tc>
-          <w:tcPr>
-            <w:tcMar>
-              <w:top w:type="dxa" w:w="80"/>
-              <w:left w:type="dxa" w:w="80"/>
-              <w:bottom w:type="dxa" w:w="80"/>
-              <w:right w:type="dxa" w:w="80"/>
-            </w:tcMar>
-          </w:tcPr>
-          <w:p>
-            <w:pPr>
-              <w:spacing w:after="40"/>
-              <w:jc w:val="left"/>
-            </w:pPr>
-            <w:r>
-              <w:rPr>
-                <w:b w:val="false"/>
-                <w:bCs w:val="false"/>
-                <w:i w:val="false"/>
-                <w:iCs w:val="false"/>
-                <w:color w:val="000000"/>
-                <w:sz w:val="20"/>
-                <w:szCs w:val="20"/>
-                <w:rFonts w:ascii="Times New Roman" w:cs="Times New Roman" w:eastAsia="Times New Roman" w:hAnsi="Times New Roman"/>
-              </w:rPr>
-              <w:t xml:space="preserve">Document imprimé</w:t>
-            </w:r>
-          </w:p>
-        </w:tc>
-        <w:tc>
-          <w:tcPr>
-            <w:tcMar>
-              <w:top w:type="dxa" w:w="80"/>
-              <w:left w:type="dxa" w:w="80"/>
-              <w:bottom w:type="dxa" w:w="80"/>
-              <w:right w:type="dxa" w:w="80"/>
-            </w:tcMar>
-          </w:tcPr>
-          <w:p>
-            <w:pPr>
-              <w:spacing w:after="40"/>
-              <w:jc w:val="left"/>
-            </w:pPr>
-            <w:r>
-              <w:rPr>
-                <w:b w:val="false"/>
-                <w:bCs w:val="false"/>
-                <w:i w:val="false"/>
-                <w:iCs w:val="false"/>
-                <w:color w:val="000000"/>
-                <w:sz w:val="20"/>
-                <w:szCs w:val="20"/>
-                <w:rFonts w:ascii="Times New Roman" w:cs="Times New Roman" w:eastAsia="Times New Roman" w:hAnsi="Times New Roman"/>
-              </w:rPr>
-              <w:t xml:space="preserve">Compréhension</w:t>
+              <w:t xml:space="preserve">3. Développement</w:t>
+            </w:r>
+          </w:p>
+        </w:tc>
+        <w:tc>
+          <w:tcPr>
+            <w:tcMar>
+              <w:top w:type="dxa" w:w="80"/>
+              <w:left w:type="dxa" w:w="80"/>
+              <w:bottom w:type="dxa" w:w="80"/>
+              <w:right w:type="dxa" w:w="80"/>
+            </w:tcMar>
+          </w:tcPr>
+          <w:p>
+            <w:pPr>
+              <w:spacing w:after="40"/>
+              <w:jc w:val="left"/>
+            </w:pPr>
+            <w:r>
+              <w:rPr>
+                <w:b w:val="false"/>
+                <w:bCs w:val="false"/>
+                <w:i w:val="false"/>
+                <w:iCs w:val="false"/>
+                <w:color w:val="000000"/>
+                <w:sz w:val="20"/>
+                <w:szCs w:val="20"/>
+                <w:rFonts w:ascii="Times New Roman" w:cs="Times New Roman" w:eastAsia="Times New Roman" w:hAnsi="Times New Roman"/>
+              </w:rPr>
+              <w:t xml:space="preserve">Développe la leçon partie par partie : Les trois moteurs de la colonisation ; Berlin 1885 : les règles du partage ; La convention de Zanzibar et le sort de Madagascar.</w:t>
+            </w:r>
+          </w:p>
+        </w:tc>
+        <w:tc>
+          <w:tcPr>
+            <w:tcMar>
+              <w:top w:type="dxa" w:w="80"/>
+              <w:left w:type="dxa" w:w="80"/>
+              <w:bottom w:type="dxa" w:w="80"/>
+              <w:right w:type="dxa" w:w="80"/>
+            </w:tcMar>
+          </w:tcPr>
+          <w:p>
+            <w:pPr>
+              <w:spacing w:after="40"/>
+              <w:jc w:val="left"/>
+            </w:pPr>
+            <w:r>
+              <w:rPr>
+                <w:b w:val="false"/>
+                <w:bCs w:val="false"/>
+                <w:i w:val="false"/>
+                <w:iCs w:val="false"/>
+                <w:color w:val="000000"/>
+                <w:sz w:val="20"/>
+                <w:szCs w:val="20"/>
+                <w:rFonts w:ascii="Times New Roman" w:cs="Times New Roman" w:eastAsia="Times New Roman" w:hAnsi="Times New Roman"/>
+              </w:rPr>
+              <w:t xml:space="preserve">Écoutent, répondent aux questions et notent les mots-clés.</w:t>
+            </w:r>
+          </w:p>
+        </w:tc>
+        <w:tc>
+          <w:tcPr>
+            <w:tcMar>
+              <w:top w:type="dxa" w:w="80"/>
+              <w:left w:type="dxa" w:w="80"/>
+              <w:bottom w:type="dxa" w:w="80"/>
+              <w:right w:type="dxa" w:w="80"/>
+            </w:tcMar>
+          </w:tcPr>
+          <w:p>
+            <w:pPr>
+              <w:spacing w:after="40"/>
+              <w:jc w:val="left"/>
+            </w:pPr>
+            <w:r>
+              <w:rPr>
+                <w:b w:val="false"/>
+                <w:bCs w:val="false"/>
+                <w:i w:val="false"/>
+                <w:iCs w:val="false"/>
+                <w:color w:val="000000"/>
+                <w:sz w:val="20"/>
+                <w:szCs w:val="20"/>
+                <w:rFonts w:ascii="Times New Roman" w:cs="Times New Roman" w:eastAsia="Times New Roman" w:hAnsi="Times New Roman"/>
+              </w:rPr>
+              <w:t xml:space="preserve">Exposé interactif, questions-réponses</w:t>
+            </w:r>
+          </w:p>
+        </w:tc>
+        <w:tc>
+          <w:tcPr>
+            <w:tcMar>
+              <w:top w:type="dxa" w:w="80"/>
+              <w:left w:type="dxa" w:w="80"/>
+              <w:bottom w:type="dxa" w:w="80"/>
+              <w:right w:type="dxa" w:w="80"/>
+            </w:tcMar>
+          </w:tcPr>
+          <w:p>
+            <w:pPr>
+              <w:spacing w:after="40"/>
+              <w:jc w:val="left"/>
+            </w:pPr>
+            <w:r>
+              <w:rPr>
+                <w:b w:val="false"/>
+                <w:bCs w:val="false"/>
+                <w:i w:val="false"/>
+                <w:iCs w:val="false"/>
+                <w:color w:val="000000"/>
+                <w:sz w:val="20"/>
+                <w:szCs w:val="20"/>
+                <w:rFonts w:ascii="Times New Roman" w:cs="Times New Roman" w:eastAsia="Times New Roman" w:hAnsi="Times New Roman"/>
+              </w:rPr>
+              <w:t xml:space="preserve">Tableau, frises, cartes</w:t>
+            </w:r>
+          </w:p>
+        </w:tc>
+        <w:tc>
+          <w:tcPr>
+            <w:tcMar>
+              <w:top w:type="dxa" w:w="80"/>
+              <w:left w:type="dxa" w:w="80"/>
+              <w:bottom w:type="dxa" w:w="80"/>
+              <w:right w:type="dxa" w:w="80"/>
+            </w:tcMar>
+          </w:tcPr>
+          <w:p>
+            <w:pPr>
+              <w:spacing w:after="40"/>
+              <w:jc w:val="left"/>
+            </w:pPr>
+            <w:r>
+              <w:rPr>
+                <w:b w:val="false"/>
+                <w:bCs w:val="false"/>
+                <w:i w:val="false"/>
+                <w:iCs w:val="false"/>
+                <w:color w:val="000000"/>
+                <w:sz w:val="20"/>
+                <w:szCs w:val="20"/>
+                <w:rFonts w:ascii="Times New Roman" w:cs="Times New Roman" w:eastAsia="Times New Roman" w:hAnsi="Times New Roman"/>
+              </w:rPr>
+              <w:t xml:space="preserve">Attention, participation</w:t>
             </w:r>
           </w:p>
         </w:tc>
@@ -13551,152 +17272,152 @@
                 <w:szCs w:val="20"/>
                 <w:rFonts w:ascii="Times New Roman" w:cs="Times New Roman" w:eastAsia="Times New Roman" w:hAnsi="Times New Roman"/>
               </w:rPr>
-              <w:t xml:space="preserve">4. Analyse</w:t>
-            </w:r>
-          </w:p>
-        </w:tc>
-        <w:tc>
-          <w:tcPr>
-            <w:tcMar>
-              <w:top w:type="dxa" w:w="80"/>
-              <w:left w:type="dxa" w:w="80"/>
-              <w:bottom w:type="dxa" w:w="80"/>
-              <w:right w:type="dxa" w:w="80"/>
-            </w:tcMar>
-          </w:tcPr>
-          <w:p>
-            <w:pPr>
-              <w:spacing w:after="40"/>
-              <w:jc w:val="left"/>
-            </w:pPr>
-            <w:r>
-              <w:rPr>
-                <w:b w:val="false"/>
-                <w:bCs w:val="false"/>
-                <w:i w:val="false"/>
-                <w:iCs w:val="false"/>
-                <w:color w:val="000000"/>
-                <w:sz w:val="20"/>
-                <w:szCs w:val="20"/>
-                <w:rFonts w:ascii="Times New Roman" w:cs="Times New Roman" w:eastAsia="Times New Roman" w:hAnsi="Times New Roman"/>
-              </w:rPr>
-              <w:t xml:space="preserve">Guide l’analyse : Trois moteurs poussent l’Europe hors d’elle-même. L’économie d’abord : les usines réclament coton, caoutchouc, minerais, et des marchés pour écouler leurs produits. La démographie ensuite : l’Europe surpeuplée déverse ses émigrants — des millions partent peupler les colonies et les Amériques à la fin du XIXᵉ siècle. Le prestige enfin : posséder des colonies, c’est être une grande puissance ; la France, humiliée par l’Allemagne en 1870, cherche sa revanche outre-mer, et certains, comme Jules Ferry, invoquent une « mission civilisatrice ». La course est si vive qu’elle menace de dégénérer : pour éviter les guerres entre Européens, la conférence de Berlin (1885) pose les règles du partage de l’Afrique — toute puissance qui occupe effectivement une côte peut en revendiquer l’arrière-pays, à condition de notifier les autres. En vingt ans, presque toute l’Afrique passe sous domination européenne : le Royaume-Uni rêve d’un empire du Caire au Cap, la France s’étend de l’Algérie au Congo, l’Allemagne et le Portugal prennent leurs parts. Les rivalités se règlent par des marchandages : c’est ainsi que la convention de Zanzibar (1890) scelle le sort de Madagascar — le Royaume-Uni, qui protégeait jusque-là ses alliés malgaches, reconnaît l’île comme zone d’influence française, et reçoit en échange le protectorat sur Zanzibar. Abandonné par son allié, le Royaume de Madagascar se retrouve seul face à la France : la colonisation de 1896, que nous étudierons à l’unité VI, est en germe dans cet échange — conclu à des milliers de kilomètres de l’île, sans un seul Malgache.</w:t>
-            </w:r>
-          </w:p>
-        </w:tc>
-        <w:tc>
-          <w:tcPr>
-            <w:tcMar>
-              <w:top w:type="dxa" w:w="80"/>
-              <w:left w:type="dxa" w:w="80"/>
-              <w:bottom w:type="dxa" w:w="80"/>
-              <w:right w:type="dxa" w:w="80"/>
-            </w:tcMar>
-          </w:tcPr>
-          <w:p>
-            <w:pPr>
-              <w:spacing w:after="40"/>
-              <w:jc w:val="left"/>
-            </w:pPr>
-            <w:r>
-              <w:rPr>
-                <w:b w:val="false"/>
-                <w:bCs w:val="false"/>
-                <w:i w:val="false"/>
-                <w:iCs w:val="false"/>
-                <w:color w:val="000000"/>
-                <w:sz w:val="20"/>
-                <w:szCs w:val="20"/>
-                <w:rFonts w:ascii="Times New Roman" w:cs="Times New Roman" w:eastAsia="Times New Roman" w:hAnsi="Times New Roman"/>
-              </w:rPr>
-              <w:t xml:space="preserve">Expliquent la démarche et vérifient le résultat.</w:t>
-            </w:r>
-          </w:p>
-        </w:tc>
-        <w:tc>
-          <w:tcPr>
-            <w:tcMar>
-              <w:top w:type="dxa" w:w="80"/>
-              <w:left w:type="dxa" w:w="80"/>
-              <w:bottom w:type="dxa" w:w="80"/>
-              <w:right w:type="dxa" w:w="80"/>
-            </w:tcMar>
-          </w:tcPr>
-          <w:p>
-            <w:pPr>
-              <w:spacing w:after="40"/>
-              <w:jc w:val="left"/>
-            </w:pPr>
-            <w:r>
-              <w:rPr>
-                <w:b w:val="false"/>
-                <w:bCs w:val="false"/>
-                <w:i w:val="false"/>
-                <w:iCs w:val="false"/>
-                <w:color w:val="000000"/>
-                <w:sz w:val="20"/>
-                <w:szCs w:val="20"/>
-                <w:rFonts w:ascii="Times New Roman" w:cs="Times New Roman" w:eastAsia="Times New Roman" w:hAnsi="Times New Roman"/>
-              </w:rPr>
-              <w:t xml:space="preserve">Recherche en binômes</w:t>
-            </w:r>
-          </w:p>
-        </w:tc>
-        <w:tc>
-          <w:tcPr>
-            <w:tcMar>
-              <w:top w:type="dxa" w:w="80"/>
-              <w:left w:type="dxa" w:w="80"/>
-              <w:bottom w:type="dxa" w:w="80"/>
-              <w:right w:type="dxa" w:w="80"/>
-            </w:tcMar>
-          </w:tcPr>
-          <w:p>
-            <w:pPr>
-              <w:spacing w:after="40"/>
-              <w:jc w:val="left"/>
-            </w:pPr>
-            <w:r>
-              <w:rPr>
-                <w:b w:val="false"/>
-                <w:bCs w:val="false"/>
-                <w:i w:val="false"/>
-                <w:iCs w:val="false"/>
-                <w:color w:val="000000"/>
-                <w:sz w:val="20"/>
-                <w:szCs w:val="20"/>
-                <w:rFonts w:ascii="Times New Roman" w:cs="Times New Roman" w:eastAsia="Times New Roman" w:hAnsi="Times New Roman"/>
-              </w:rPr>
-              <w:t xml:space="preserve">Documents, cartes, frises</w:t>
-            </w:r>
-          </w:p>
-        </w:tc>
-        <w:tc>
-          <w:tcPr>
-            <w:tcMar>
-              <w:top w:type="dxa" w:w="80"/>
-              <w:left w:type="dxa" w:w="80"/>
-              <w:bottom w:type="dxa" w:w="80"/>
-              <w:right w:type="dxa" w:w="80"/>
-            </w:tcMar>
-          </w:tcPr>
-          <w:p>
-            <w:pPr>
-              <w:spacing w:after="40"/>
-              <w:jc w:val="left"/>
-            </w:pPr>
-            <w:r>
-              <w:rPr>
-                <w:b w:val="false"/>
-                <w:bCs w:val="false"/>
-                <w:i w:val="false"/>
-                <w:iCs w:val="false"/>
-                <w:color w:val="000000"/>
-                <w:sz w:val="20"/>
-                <w:szCs w:val="20"/>
-                <w:rFonts w:ascii="Times New Roman" w:cs="Times New Roman" w:eastAsia="Times New Roman" w:hAnsi="Times New Roman"/>
-              </w:rPr>
-              <w:t xml:space="preserve">Raisonnement</w:t>
+              <w:t xml:space="preserve">4. Étude de document</w:t>
+            </w:r>
+          </w:p>
+        </w:tc>
+        <w:tc>
+          <w:tcPr>
+            <w:tcMar>
+              <w:top w:type="dxa" w:w="80"/>
+              <w:left w:type="dxa" w:w="80"/>
+              <w:bottom w:type="dxa" w:w="80"/>
+              <w:right w:type="dxa" w:w="80"/>
+            </w:tcMar>
+          </w:tcPr>
+          <w:p>
+            <w:pPr>
+              <w:spacing w:after="40"/>
+              <w:jc w:val="left"/>
+            </w:pPr>
+            <w:r>
+              <w:rPr>
+                <w:b w:val="false"/>
+                <w:bCs w:val="false"/>
+                <w:i w:val="false"/>
+                <w:iCs w:val="false"/>
+                <w:color w:val="000000"/>
+                <w:sz w:val="20"/>
+                <w:szCs w:val="20"/>
+                <w:rFonts w:ascii="Times New Roman" w:cs="Times New Roman" w:eastAsia="Times New Roman" w:hAnsi="Times New Roman"/>
+              </w:rPr>
+              <w:t xml:space="preserve">Fait lire le document « Jules Ferry justifie la colonisation » (d’après le discours de Jules Ferry à la Chambre des députés (28 juillet 1885) — extrait adapté), puis pose les questions.</w:t>
+            </w:r>
+          </w:p>
+        </w:tc>
+        <w:tc>
+          <w:tcPr>
+            <w:tcMar>
+              <w:top w:type="dxa" w:w="80"/>
+              <w:left w:type="dxa" w:w="80"/>
+              <w:bottom w:type="dxa" w:w="80"/>
+              <w:right w:type="dxa" w:w="80"/>
+            </w:tcMar>
+          </w:tcPr>
+          <w:p>
+            <w:pPr>
+              <w:spacing w:after="40"/>
+              <w:jc w:val="left"/>
+            </w:pPr>
+            <w:r>
+              <w:rPr>
+                <w:b w:val="false"/>
+                <w:bCs w:val="false"/>
+                <w:i w:val="false"/>
+                <w:iCs w:val="false"/>
+                <w:color w:val="000000"/>
+                <w:sz w:val="20"/>
+                <w:szCs w:val="20"/>
+                <w:rFonts w:ascii="Times New Roman" w:cs="Times New Roman" w:eastAsia="Times New Roman" w:hAnsi="Times New Roman"/>
+              </w:rPr>
+              <w:t xml:space="preserve">Lisent le document, répondent aux questions et critiquent la source.</w:t>
+            </w:r>
+          </w:p>
+        </w:tc>
+        <w:tc>
+          <w:tcPr>
+            <w:tcMar>
+              <w:top w:type="dxa" w:w="80"/>
+              <w:left w:type="dxa" w:w="80"/>
+              <w:bottom w:type="dxa" w:w="80"/>
+              <w:right w:type="dxa" w:w="80"/>
+            </w:tcMar>
+          </w:tcPr>
+          <w:p>
+            <w:pPr>
+              <w:spacing w:after="40"/>
+              <w:jc w:val="left"/>
+            </w:pPr>
+            <w:r>
+              <w:rPr>
+                <w:b w:val="false"/>
+                <w:bCs w:val="false"/>
+                <w:i w:val="false"/>
+                <w:iCs w:val="false"/>
+                <w:color w:val="000000"/>
+                <w:sz w:val="20"/>
+                <w:szCs w:val="20"/>
+                <w:rFonts w:ascii="Times New Roman" w:cs="Times New Roman" w:eastAsia="Times New Roman" w:hAnsi="Times New Roman"/>
+              </w:rPr>
+              <w:t xml:space="preserve">Observation dirigée, travail en binômes</w:t>
+            </w:r>
+          </w:p>
+        </w:tc>
+        <w:tc>
+          <w:tcPr>
+            <w:tcMar>
+              <w:top w:type="dxa" w:w="80"/>
+              <w:left w:type="dxa" w:w="80"/>
+              <w:bottom w:type="dxa" w:w="80"/>
+              <w:right w:type="dxa" w:w="80"/>
+            </w:tcMar>
+          </w:tcPr>
+          <w:p>
+            <w:pPr>
+              <w:spacing w:after="40"/>
+              <w:jc w:val="left"/>
+            </w:pPr>
+            <w:r>
+              <w:rPr>
+                <w:b w:val="false"/>
+                <w:bCs w:val="false"/>
+                <w:i w:val="false"/>
+                <w:iCs w:val="false"/>
+                <w:color w:val="000000"/>
+                <w:sz w:val="20"/>
+                <w:szCs w:val="20"/>
+                <w:rFonts w:ascii="Times New Roman" w:cs="Times New Roman" w:eastAsia="Times New Roman" w:hAnsi="Times New Roman"/>
+              </w:rPr>
+              <w:t xml:space="preserve">Document imprimé</w:t>
+            </w:r>
+          </w:p>
+        </w:tc>
+        <w:tc>
+          <w:tcPr>
+            <w:tcMar>
+              <w:top w:type="dxa" w:w="80"/>
+              <w:left w:type="dxa" w:w="80"/>
+              <w:bottom w:type="dxa" w:w="80"/>
+              <w:right w:type="dxa" w:w="80"/>
+            </w:tcMar>
+          </w:tcPr>
+          <w:p>
+            <w:pPr>
+              <w:spacing w:after="40"/>
+              <w:jc w:val="left"/>
+            </w:pPr>
+            <w:r>
+              <w:rPr>
+                <w:b w:val="false"/>
+                <w:bCs w:val="false"/>
+                <w:i w:val="false"/>
+                <w:iCs w:val="false"/>
+                <w:color w:val="000000"/>
+                <w:sz w:val="20"/>
+                <w:szCs w:val="20"/>
+                <w:rFonts w:ascii="Times New Roman" w:cs="Times New Roman" w:eastAsia="Times New Roman" w:hAnsi="Times New Roman"/>
+              </w:rPr>
+              <w:t xml:space="preserve">Esprit critique</w:t>
             </w:r>
           </w:p>
         </w:tc>
@@ -14302,39 +18023,26 @@
     </w:p>
     <w:p>
       <w:pPr>
-        <w:spacing w:after="110" w:line="300"/>
-        <w:jc w:val="both"/>
+        <w:spacing w:after="160" w:line="300"/>
+        <w:jc w:val="center"/>
       </w:pPr>
       <w:r>
         <w:rPr>
-          <w:b/>
-          <w:bCs/>
-          <w:i w:val="false"/>
-          <w:iCs w:val="false"/>
-          <w:color w:val="2E7D32"/>
-          <w:sz w:val="24"/>
-          <w:szCs w:val="24"/>
-          <w:rFonts w:ascii="Times New Roman" w:cs="Times New Roman" w:eastAsia="Times New Roman" w:hAnsi="Times New Roman"/>
-        </w:rPr>
-        <w:t xml:space="preserve">Définition — </w:t>
-      </w:r>
-      <w:r>
-        <w:rPr>
-          <w:b/>
-          <w:bCs/>
-          <w:i w:val="false"/>
-          <w:iCs w:val="false"/>
+          <w:b w:val="false"/>
+          <w:bCs w:val="false"/>
+          <w:i/>
+          <w:iCs/>
           <w:color w:val="000000"/>
-          <w:sz w:val="24"/>
-          <w:szCs w:val="24"/>
-          <w:rFonts w:ascii="Times New Roman" w:cs="Times New Roman" w:eastAsia="Times New Roman" w:hAnsi="Times New Roman"/>
-        </w:rPr>
-        <w:t xml:space="preserve">À la fin du XIXᵉ siècle, les puissances européennes — Royaume-Uni, France, Allemagne, Portugal notamment — se constituent de vastes empires coloniaux, poussées par l’industrie, l’émigration et la rivalité nationale. La conférence de Berlin (1885) fixe les règles du partage de l’Afrique. Par la convention de Zanzibar (1890), le Royaume-Uni reconnaît Madagascar à la France en échange de Zanzibar.</w:t>
+          <w:sz w:val="21"/>
+          <w:szCs w:val="21"/>
+          <w:rFonts w:ascii="Times New Roman" w:cs="Times New Roman" w:eastAsia="Times New Roman" w:hAnsi="Times New Roman"/>
+        </w:rPr>
+        <w:t xml:space="preserve">Berlin, 1885 : des diplomates tracent les frontières de l’Afrique au crayon — sans un seul Africain dans la salle.</w:t>
       </w:r>
     </w:p>
     <w:p>
       <w:pPr>
-        <w:spacing w:after="110" w:line="300"/>
+        <w:spacing w:after="80" w:line="300"/>
         <w:jc w:val="both"/>
       </w:pPr>
       <w:r>
@@ -14343,30 +18051,17 @@
           <w:bCs/>
           <w:i w:val="false"/>
           <w:iCs w:val="false"/>
-          <w:color w:val="1F4E79"/>
-          <w:sz w:val="24"/>
-          <w:szCs w:val="24"/>
-          <w:rFonts w:ascii="Times New Roman" w:cs="Times New Roman" w:eastAsia="Times New Roman" w:hAnsi="Times New Roman"/>
-        </w:rPr>
-        <w:t xml:space="preserve">Autrement dit : </w:t>
-      </w:r>
-      <w:r>
-        <w:rPr>
-          <w:b w:val="false"/>
-          <w:bCs w:val="false"/>
-          <w:i w:val="false"/>
-          <w:iCs w:val="false"/>
-          <w:color w:val="000000"/>
-          <w:sz w:val="24"/>
-          <w:szCs w:val="24"/>
-          <w:rFonts w:ascii="Times New Roman" w:cs="Times New Roman" w:eastAsia="Times New Roman" w:hAnsi="Times New Roman"/>
-        </w:rPr>
-        <w:t xml:space="preserve">l’Europe industrielle se partage l’Afrique et l’Asie ; à Berlin on fixe les règles du jeu, et par la convention de Zanzibar, les Anglais échangent Madagascar contre Zanzibar — sans demander leur avis aux Malgaches.</w:t>
+          <w:color w:val="2E7D32"/>
+          <w:sz w:val="26"/>
+          <w:szCs w:val="26"/>
+          <w:rFonts w:ascii="Times New Roman" w:cs="Times New Roman" w:eastAsia="Times New Roman" w:hAnsi="Times New Roman"/>
+        </w:rPr>
+        <w:t xml:space="preserve">1. Les trois moteurs de la colonisation</w:t>
       </w:r>
     </w:p>
     <w:p>
       <w:pPr>
-        <w:spacing w:after="110" w:line="300"/>
+        <w:spacing w:after="100" w:line="300"/>
         <w:jc w:val="both"/>
       </w:pPr>
       <w:r>
@@ -14380,7 +18075,192 @@
           <w:szCs w:val="24"/>
           <w:rFonts w:ascii="Times New Roman" w:cs="Times New Roman" w:eastAsia="Times New Roman" w:hAnsi="Times New Roman"/>
         </w:rPr>
-        <w:t xml:space="preserve">Trois moteurs poussent l’Europe hors d’elle-même. L’économie d’abord : les usines réclament coton, caoutchouc, minerais, et des marchés pour écouler leurs produits. La démographie ensuite : l’Europe surpeuplée déverse ses émigrants — des millions partent peupler les colonies et les Amériques à la fin du XIXᵉ siècle. Le prestige enfin : posséder des colonies, c’est être une grande puissance ; la France, humiliée par l’Allemagne en 1870, cherche sa revanche outre-mer, et certains, comme Jules Ferry, invoquent une « mission civilisatrice ». La course est si vive qu’elle menace de dégénérer : pour éviter les guerres entre Européens, la conférence de Berlin (1885) pose les règles du partage de l’Afrique — toute puissance qui occupe effectivement une côte peut en revendiquer l’arrière-pays, à condition de notifier les autres. En vingt ans, presque toute l’Afrique passe sous domination européenne : le Royaume-Uni rêve d’un empire du Caire au Cap, la France s’étend de l’Algérie au Congo, l’Allemagne et le Portugal prennent leurs parts. Les rivalités se règlent par des marchandages : c’est ainsi que la convention de Zanzibar (1890) scelle le sort de Madagascar — le Royaume-Uni, qui protégeait jusque-là ses alliés malgaches, reconnaît l’île comme zone d’influence française, et reçoit en échange le protectorat sur Zanzibar. Abandonné par son allié, le Royaume de Madagascar se retrouve seul face à la France : la colonisation de 1896, que nous étudierons à l’unité VI, est en germe dans cet échange — conclu à des milliers de kilomètres de l’île, sans un seul Malgache.</w:t>
+        <w:t xml:space="preserve">Trois moteurs poussent l’Europe hors d’elle-même :</w:t>
+      </w:r>
+    </w:p>
+    <w:p>
+      <w:pPr>
+        <w:spacing w:after="60" w:line="300"/>
+        <w:jc w:val="both"/>
+      </w:pPr>
+      <w:r>
+        <w:rPr>
+          <w:b w:val="false"/>
+          <w:bCs w:val="false"/>
+          <w:i w:val="false"/>
+          <w:iCs w:val="false"/>
+          <w:color w:val="000000"/>
+          <w:sz w:val="24"/>
+          <w:szCs w:val="24"/>
+          <w:rFonts w:ascii="Times New Roman" w:cs="Times New Roman" w:eastAsia="Times New Roman" w:hAnsi="Times New Roman"/>
+        </w:rPr>
+        <w:t xml:space="preserve">• l’économie : les usines réclament coton, caoutchouc, minerais, et des marchés pour écouler leurs produits ;</w:t>
+      </w:r>
+    </w:p>
+    <w:p>
+      <w:pPr>
+        <w:spacing w:after="60" w:line="300"/>
+        <w:jc w:val="both"/>
+      </w:pPr>
+      <w:r>
+        <w:rPr>
+          <w:b w:val="false"/>
+          <w:bCs w:val="false"/>
+          <w:i w:val="false"/>
+          <w:iCs w:val="false"/>
+          <w:color w:val="000000"/>
+          <w:sz w:val="24"/>
+          <w:szCs w:val="24"/>
+          <w:rFonts w:ascii="Times New Roman" w:cs="Times New Roman" w:eastAsia="Times New Roman" w:hAnsi="Times New Roman"/>
+        </w:rPr>
+        <w:t xml:space="preserve">• la démographie : l’Europe surpeuplée déverse ses émigrants — des millions partent peupler les colonies et les Amériques à la fin du XIXᵉ siècle ;</w:t>
+      </w:r>
+    </w:p>
+    <w:p>
+      <w:pPr>
+        <w:spacing w:after="60" w:line="300"/>
+        <w:jc w:val="both"/>
+      </w:pPr>
+      <w:r>
+        <w:rPr>
+          <w:b w:val="false"/>
+          <w:bCs w:val="false"/>
+          <w:i w:val="false"/>
+          <w:iCs w:val="false"/>
+          <w:color w:val="000000"/>
+          <w:sz w:val="24"/>
+          <w:szCs w:val="24"/>
+          <w:rFonts w:ascii="Times New Roman" w:cs="Times New Roman" w:eastAsia="Times New Roman" w:hAnsi="Times New Roman"/>
+        </w:rPr>
+        <w:t xml:space="preserve">• le </w:t>
+      </w:r>
+      <w:r>
+        <w:rPr>
+          <w:b/>
+          <w:bCs/>
+          <w:i w:val="false"/>
+          <w:iCs w:val="false"/>
+          <w:color w:val="1F4E79"/>
+          <w:sz w:val="24"/>
+          <w:szCs w:val="24"/>
+          <w:rFonts w:ascii="Times New Roman" w:cs="Times New Roman" w:eastAsia="Times New Roman" w:hAnsi="Times New Roman"/>
+        </w:rPr>
+        <w:t xml:space="preserve">prestige</w:t>
+      </w:r>
+      <w:r>
+        <w:rPr>
+          <w:b w:val="false"/>
+          <w:bCs w:val="false"/>
+          <w:i w:val="false"/>
+          <w:iCs w:val="false"/>
+          <w:color w:val="000000"/>
+          <w:sz w:val="24"/>
+          <w:szCs w:val="24"/>
+          <w:rFonts w:ascii="Times New Roman" w:cs="Times New Roman" w:eastAsia="Times New Roman" w:hAnsi="Times New Roman"/>
+        </w:rPr>
+        <w:t xml:space="preserve"> : posséder des colonies, c’est être une grande puissance ; la France, humiliée par l’Allemagne en 1870, cherche sa revanche outre-mer, et certains, comme Jules Ferry, invoquent une « </w:t>
+      </w:r>
+      <w:r>
+        <w:rPr>
+          <w:b/>
+          <w:bCs/>
+          <w:i w:val="false"/>
+          <w:iCs w:val="false"/>
+          <w:color w:val="1F4E79"/>
+          <w:sz w:val="24"/>
+          <w:szCs w:val="24"/>
+          <w:rFonts w:ascii="Times New Roman" w:cs="Times New Roman" w:eastAsia="Times New Roman" w:hAnsi="Times New Roman"/>
+        </w:rPr>
+        <w:t xml:space="preserve">mission civilisatrice</w:t>
+      </w:r>
+      <w:r>
+        <w:rPr>
+          <w:b w:val="false"/>
+          <w:bCs w:val="false"/>
+          <w:i w:val="false"/>
+          <w:iCs w:val="false"/>
+          <w:color w:val="000000"/>
+          <w:sz w:val="24"/>
+          <w:szCs w:val="24"/>
+          <w:rFonts w:ascii="Times New Roman" w:cs="Times New Roman" w:eastAsia="Times New Roman" w:hAnsi="Times New Roman"/>
+        </w:rPr>
+        <w:t xml:space="preserve"> ».</w:t>
+      </w:r>
+    </w:p>
+    <w:p>
+      <w:pPr>
+        <w:spacing w:after="80" w:line="300"/>
+        <w:jc w:val="both"/>
+      </w:pPr>
+      <w:r>
+        <w:rPr>
+          <w:b/>
+          <w:bCs/>
+          <w:i w:val="false"/>
+          <w:iCs w:val="false"/>
+          <w:color w:val="2E7D32"/>
+          <w:sz w:val="26"/>
+          <w:szCs w:val="26"/>
+          <w:rFonts w:ascii="Times New Roman" w:cs="Times New Roman" w:eastAsia="Times New Roman" w:hAnsi="Times New Roman"/>
+        </w:rPr>
+        <w:t xml:space="preserve">2. Berlin 1885 : les règles du partage</w:t>
+      </w:r>
+    </w:p>
+    <w:p>
+      <w:pPr>
+        <w:spacing w:after="100" w:line="300"/>
+        <w:jc w:val="both"/>
+      </w:pPr>
+      <w:r>
+        <w:rPr>
+          <w:b w:val="false"/>
+          <w:bCs w:val="false"/>
+          <w:i w:val="false"/>
+          <w:iCs w:val="false"/>
+          <w:color w:val="000000"/>
+          <w:sz w:val="24"/>
+          <w:szCs w:val="24"/>
+          <w:rFonts w:ascii="Times New Roman" w:cs="Times New Roman" w:eastAsia="Times New Roman" w:hAnsi="Times New Roman"/>
+        </w:rPr>
+        <w:t xml:space="preserve">La course est si vive qu’elle menace de dégénérer : pour éviter les guerres entre Européens, la conférence de Berlin (1885) pose les règles du partage de l’Afrique — toute puissance qui occupe effectivement une côte peut en revendiquer l’arrière-pays, à condition de notifier les autres. En vingt ans, presque toute l’Afrique passe sous domination européenne : le Royaume-Uni rêve d’un empire du Caire au Cap, la France s’étend de l’Algérie au Congo, l’Allemagne et le Portugal prennent leurs parts.</w:t>
+      </w:r>
+    </w:p>
+    <w:p>
+      <w:pPr>
+        <w:spacing w:after="80" w:line="300"/>
+        <w:jc w:val="both"/>
+      </w:pPr>
+      <w:r>
+        <w:rPr>
+          <w:b/>
+          <w:bCs/>
+          <w:i w:val="false"/>
+          <w:iCs w:val="false"/>
+          <w:color w:val="2E7D32"/>
+          <w:sz w:val="26"/>
+          <w:szCs w:val="26"/>
+          <w:rFonts w:ascii="Times New Roman" w:cs="Times New Roman" w:eastAsia="Times New Roman" w:hAnsi="Times New Roman"/>
+        </w:rPr>
+        <w:t xml:space="preserve">3. La convention de Zanzibar et le sort de Madagascar</w:t>
+      </w:r>
+    </w:p>
+    <w:p>
+      <w:pPr>
+        <w:spacing w:after="100" w:line="300"/>
+        <w:jc w:val="both"/>
+      </w:pPr>
+      <w:r>
+        <w:rPr>
+          <w:b w:val="false"/>
+          <w:bCs w:val="false"/>
+          <w:i w:val="false"/>
+          <w:iCs w:val="false"/>
+          <w:color w:val="000000"/>
+          <w:sz w:val="24"/>
+          <w:szCs w:val="24"/>
+          <w:rFonts w:ascii="Times New Roman" w:cs="Times New Roman" w:eastAsia="Times New Roman" w:hAnsi="Times New Roman"/>
+        </w:rPr>
+        <w:t xml:space="preserve">Les rivalités se règlent par des marchandages : c’est ainsi que la convention de Zanzibar (1890) scelle le sort de Madagascar — le Royaume-Uni, qui protégeait jusque-là ses alliés malgaches, reconnaît l’île comme zone d’influence française, et reçoit en échange le protectorat sur Zanzibar. Abandonné par son allié, le Royaume de Madagascar se retrouve seul face à la France : la colonisation de 1896, que nous étudierons à l’unité VI, est en germe dans cet échange — conclu à des milliers de kilomètres de l’île, sans un seul Malgache.</w:t>
       </w:r>
     </w:p>
     <w:p>
@@ -14431,176 +18311,670 @@
     </w:p>
     <w:p>
       <w:pPr>
-        <w:spacing w:before="200" w:after="150"/>
-        <w:jc w:val="left"/>
+        <w:spacing w:after="120"/>
       </w:pPr>
-      <w:r>
-        <w:rPr>
-          <w:b/>
-          <w:bCs/>
-          <w:i w:val="false"/>
-          <w:iCs w:val="false"/>
-          <w:color w:val="2E7D32"/>
-          <w:sz w:val="28"/>
-          <w:szCs w:val="28"/>
-          <w:rFonts w:ascii="Times New Roman" w:cs="Times New Roman" w:eastAsia="Times New Roman" w:hAnsi="Times New Roman"/>
-        </w:rPr>
-        <w:t xml:space="preserve">Méthode</w:t>
-      </w:r>
+    </w:p>
+    <w:tbl>
+      <w:tblPr>
+        <w:tblW w:type="dxa" w:w="9600"/>
+        <w:tblBorders>
+          <w:top w:val="single" w:color="B25000" w:sz="12"/>
+          <w:left w:val="single" w:color="B25000" w:sz="12"/>
+          <w:bottom w:val="single" w:color="B25000" w:sz="12"/>
+          <w:right w:val="single" w:color="B25000" w:sz="12"/>
+          <w:insideH w:val="none"/>
+          <w:insideV w:val="none"/>
+        </w:tblBorders>
+        <w:tblLayout w:type="fixed"/>
+      </w:tblPr>
+      <w:tblGrid>
+        <w:gridCol w:w="9600"/>
+      </w:tblGrid>
+      <w:tr>
+        <w:tc>
+          <w:tcPr>
+            <w:shd w:fill="FFF8EF" w:val="clear"/>
+            <w:tcMar>
+              <w:top w:type="dxa" w:w="140"/>
+              <w:left w:type="dxa" w:w="180"/>
+              <w:bottom w:type="dxa" w:w="140"/>
+              <w:right w:type="dxa" w:w="180"/>
+            </w:tcMar>
+          </w:tcPr>
+          <w:p>
+            <w:pPr>
+              <w:spacing w:after="90"/>
+            </w:pPr>
+            <w:r>
+              <w:rPr>
+                <w:b/>
+                <w:bCs/>
+                <w:i w:val="false"/>
+                <w:iCs w:val="false"/>
+                <w:color w:val="B25000"/>
+                <w:sz w:val="25"/>
+                <w:szCs w:val="25"/>
+                <w:rFonts w:ascii="Times New Roman" w:cs="Times New Roman" w:eastAsia="Times New Roman" w:hAnsi="Times New Roman"/>
+              </w:rPr>
+              <w:t xml:space="preserve">Document à étudier</w:t>
+            </w:r>
+          </w:p>
+          <w:p>
+            <w:pPr>
+              <w:spacing w:after="80" w:line="300"/>
+              <w:jc w:val="left"/>
+            </w:pPr>
+            <w:r>
+              <w:rPr>
+                <w:b/>
+                <w:bCs/>
+                <w:i w:val="false"/>
+                <w:iCs w:val="false"/>
+                <w:color w:val="000000"/>
+                <w:sz w:val="21"/>
+                <w:szCs w:val="21"/>
+                <w:rFonts w:ascii="Times New Roman" w:cs="Times New Roman" w:eastAsia="Times New Roman" w:hAnsi="Times New Roman"/>
+              </w:rPr>
+              <w:t xml:space="preserve">Jules Ferry justifie la colonisation — d’après le discours de Jules Ferry à la Chambre des députés (28 juillet 1885) — extrait adapté</w:t>
+            </w:r>
+          </w:p>
+          <w:p>
+            <w:pPr>
+              <w:spacing w:after="100" w:line="300"/>
+              <w:jc w:val="both"/>
+            </w:pPr>
+            <w:r>
+              <w:rPr>
+                <w:b w:val="false"/>
+                <w:bCs w:val="false"/>
+                <w:i/>
+                <w:iCs/>
+                <w:color w:val="000000"/>
+                <w:sz w:val="24"/>
+                <w:szCs w:val="24"/>
+                <w:rFonts w:ascii="Times New Roman" w:cs="Times New Roman" w:eastAsia="Times New Roman" w:hAnsi="Times New Roman"/>
+              </w:rPr>
+              <w:t xml:space="preserve">« La politique coloniale s’impose d’abord par les besoins de notre industrie : les colonies sont, pour les pays riches, des placements de capitaux et des débouchés pour nos produits. Il y a un second point : le côté humanitaire et civilisateur de la question. Il faut dire ouvertement que les races supérieures ont un droit vis-à-vis des races inférieures, parce qu’il y a pour elles un devoir : le devoir de civiliser. Enfin, dans l’Europe telle qu’elle est faite, s’abstenir, c’est abdiquer : une grande nation doit répandre son influence partout où elle le peut. »</w:t>
+            </w:r>
+          </w:p>
+          <w:p>
+            <w:pPr>
+              <w:spacing w:after="40" w:line="300"/>
+              <w:jc w:val="both"/>
+            </w:pPr>
+            <w:r>
+              <w:rPr>
+                <w:b w:val="false"/>
+                <w:bCs w:val="false"/>
+                <w:i w:val="false"/>
+                <w:iCs w:val="false"/>
+                <w:color w:val="000000"/>
+                <w:sz w:val="24"/>
+                <w:szCs w:val="24"/>
+                <w:rFonts w:ascii="Times New Roman" w:cs="Times New Roman" w:eastAsia="Times New Roman" w:hAnsi="Times New Roman"/>
+              </w:rPr>
+              <w:t xml:space="preserve">1. Retrouve dans ce discours les trois moteurs de la colonisation étudiés dans la leçon.</w:t>
+            </w:r>
+          </w:p>
+          <w:p>
+            <w:pPr>
+              <w:spacing w:after="40" w:line="300"/>
+              <w:jc w:val="both"/>
+            </w:pPr>
+            <w:r>
+              <w:rPr>
+                <w:b w:val="false"/>
+                <w:bCs w:val="false"/>
+                <w:i w:val="false"/>
+                <w:iCs w:val="false"/>
+                <w:color w:val="000000"/>
+                <w:sz w:val="24"/>
+                <w:szCs w:val="24"/>
+                <w:rFonts w:ascii="Times New Roman" w:cs="Times New Roman" w:eastAsia="Times New Roman" w:hAnsi="Times New Roman"/>
+              </w:rPr>
+              <w:t xml:space="preserve">2. Pourquoi l’argument des « races supérieures » est-il inacceptable et faux ?</w:t>
+            </w:r>
+          </w:p>
+          <w:p>
+            <w:pPr>
+              <w:spacing w:after="40" w:line="300"/>
+              <w:jc w:val="both"/>
+            </w:pPr>
+            <w:r>
+              <w:rPr>
+                <w:b w:val="false"/>
+                <w:bCs w:val="false"/>
+                <w:i w:val="false"/>
+                <w:iCs w:val="false"/>
+                <w:color w:val="000000"/>
+                <w:sz w:val="24"/>
+                <w:szCs w:val="24"/>
+                <w:rFonts w:ascii="Times New Roman" w:cs="Times New Roman" w:eastAsia="Times New Roman" w:hAnsi="Times New Roman"/>
+              </w:rPr>
+              <w:t xml:space="preserve">3. Pourquoi l’historien étudie-t-il quand même un tel discours ?</w:t>
+            </w:r>
+          </w:p>
+          <w:p>
+            <w:pPr>
+              <w:spacing w:after="60"/>
+            </w:pPr>
+          </w:p>
+          <w:p>
+            <w:pPr>
+              <w:spacing w:after="40"/>
+            </w:pPr>
+            <w:r>
+              <w:rPr>
+                <w:b/>
+                <w:bCs/>
+                <w:i w:val="false"/>
+                <w:iCs w:val="false"/>
+                <w:color w:val="C2185B"/>
+                <w:sz w:val="22"/>
+                <w:szCs w:val="22"/>
+                <w:rFonts w:ascii="Times New Roman" w:cs="Times New Roman" w:eastAsia="Times New Roman" w:hAnsi="Times New Roman"/>
+              </w:rPr>
+              <w:t xml:space="preserve">Réponse 1. </w:t>
+            </w:r>
+            <w:r>
+              <w:rPr>
+                <w:b w:val="false"/>
+                <w:bCs w:val="false"/>
+                <w:i w:val="false"/>
+                <w:iCs w:val="false"/>
+                <w:color w:val="000000"/>
+                <w:sz w:val="22"/>
+                <w:szCs w:val="22"/>
+                <w:rFonts w:ascii="Times New Roman" w:cs="Times New Roman" w:eastAsia="Times New Roman" w:hAnsi="Times New Roman"/>
+              </w:rPr>
+              <w:t xml:space="preserve">L’économie (débouchés, placements pour l’industrie), la « mission civilisatrice » (prétexte humanitaire), et le prestige national (« s’abstenir, c’est abdiquer »).</w:t>
+            </w:r>
+          </w:p>
+          <w:p>
+            <w:pPr>
+              <w:spacing w:after="40"/>
+            </w:pPr>
+            <w:r>
+              <w:rPr>
+                <w:b/>
+                <w:bCs/>
+                <w:i w:val="false"/>
+                <w:iCs w:val="false"/>
+                <w:color w:val="C2185B"/>
+                <w:sz w:val="22"/>
+                <w:szCs w:val="22"/>
+                <w:rFonts w:ascii="Times New Roman" w:cs="Times New Roman" w:eastAsia="Times New Roman" w:hAnsi="Times New Roman"/>
+              </w:rPr>
+              <w:t xml:space="preserve">Réponse 2. </w:t>
+            </w:r>
+            <w:r>
+              <w:rPr>
+                <w:b w:val="false"/>
+                <w:bCs w:val="false"/>
+                <w:i w:val="false"/>
+                <w:iCs w:val="false"/>
+                <w:color w:val="000000"/>
+                <w:sz w:val="22"/>
+                <w:szCs w:val="22"/>
+                <w:rFonts w:ascii="Times New Roman" w:cs="Times New Roman" w:eastAsia="Times New Roman" w:hAnsi="Times New Roman"/>
+              </w:rPr>
+              <w:t xml:space="preserve">Parce qu’il n’existe pas de races supérieures ou inférieures : la science l’a démontré, et l’égale dignité des peuples est aujourd’hui un principe universel ; cet argument servait à masquer des intérêts économiques et politiques.</w:t>
+            </w:r>
+          </w:p>
+          <w:p>
+            <w:pPr>
+              <w:spacing w:after="40"/>
+            </w:pPr>
+            <w:r>
+              <w:rPr>
+                <w:b/>
+                <w:bCs/>
+                <w:i w:val="false"/>
+                <w:iCs w:val="false"/>
+                <w:color w:val="C2185B"/>
+                <w:sz w:val="22"/>
+                <w:szCs w:val="22"/>
+                <w:rFonts w:ascii="Times New Roman" w:cs="Times New Roman" w:eastAsia="Times New Roman" w:hAnsi="Times New Roman"/>
+              </w:rPr>
+              <w:t xml:space="preserve">Réponse 3. </w:t>
+            </w:r>
+            <w:r>
+              <w:rPr>
+                <w:b w:val="false"/>
+                <w:bCs w:val="false"/>
+                <w:i w:val="false"/>
+                <w:iCs w:val="false"/>
+                <w:color w:val="000000"/>
+                <w:sz w:val="22"/>
+                <w:szCs w:val="22"/>
+                <w:rFonts w:ascii="Times New Roman" w:cs="Times New Roman" w:eastAsia="Times New Roman" w:hAnsi="Times New Roman"/>
+              </w:rPr>
+              <w:t xml:space="preserve">Parce qu’il révèle comment les colonisateurs justifiaient leur domination : comprendre leur discours, c’est pouvoir le critiquer — l’historien analyse les idées d’une époque sans les approuver.</w:t>
+            </w:r>
+          </w:p>
+        </w:tc>
+      </w:tr>
+    </w:tbl>
+    <w:p>
+      <w:pPr>
+        <w:spacing w:after="160"/>
+      </w:pPr>
+    </w:p>
+    <w:tbl>
+      <w:tblPr>
+        <w:tblW w:type="dxa" w:w="9600"/>
+        <w:tblBorders>
+          <w:top w:val="single" w:color="1565C0" w:sz="12"/>
+          <w:left w:val="single" w:color="1565C0" w:sz="12"/>
+          <w:bottom w:val="single" w:color="1565C0" w:sz="12"/>
+          <w:right w:val="single" w:color="1565C0" w:sz="12"/>
+          <w:insideH w:val="none"/>
+          <w:insideV w:val="none"/>
+        </w:tblBorders>
+        <w:tblLayout w:type="fixed"/>
+      </w:tblPr>
+      <w:tblGrid>
+        <w:gridCol w:w="9600"/>
+      </w:tblGrid>
+      <w:tr>
+        <w:tc>
+          <w:tcPr>
+            <w:shd w:fill="E3F2FD" w:val="clear"/>
+            <w:tcMar>
+              <w:top w:type="dxa" w:w="140"/>
+              <w:left w:type="dxa" w:w="180"/>
+              <w:bottom w:type="dxa" w:w="140"/>
+              <w:right w:type="dxa" w:w="180"/>
+            </w:tcMar>
+          </w:tcPr>
+          <w:p>
+            <w:pPr>
+              <w:spacing w:after="90"/>
+            </w:pPr>
+            <w:r>
+              <w:rPr>
+                <w:b/>
+                <w:bCs/>
+                <w:i w:val="false"/>
+                <w:iCs w:val="false"/>
+                <w:color w:val="1565C0"/>
+                <w:sz w:val="25"/>
+                <w:szCs w:val="25"/>
+                <w:rFonts w:ascii="Times New Roman" w:cs="Times New Roman" w:eastAsia="Times New Roman" w:hAnsi="Times New Roman"/>
+              </w:rPr>
+              <w:t xml:space="preserve">Le savais-tu ?</w:t>
+            </w:r>
+          </w:p>
+          <w:p>
+            <w:pPr>
+              <w:spacing w:after="0" w:line="300"/>
+              <w:jc w:val="both"/>
+            </w:pPr>
+            <w:r>
+              <w:rPr>
+                <w:b w:val="false"/>
+                <w:bCs w:val="false"/>
+                <w:i w:val="false"/>
+                <w:iCs w:val="false"/>
+                <w:color w:val="000000"/>
+                <w:sz w:val="22"/>
+                <w:szCs w:val="22"/>
+                <w:rFonts w:ascii="Times New Roman" w:cs="Times New Roman" w:eastAsia="Times New Roman" w:hAnsi="Times New Roman"/>
+              </w:rPr>
+              <w:t xml:space="preserve">En 1890, le Royaume de Madagascar avait pourtant des traités avec le Royaume-Uni et même des consuls à Londres ! Mais la realpolitik l’a emporté : la convention de Zanzibar a été signée sans que la reine Ranavalona III en soit même informée officiellement. Quand son gouvernement a protesté, Londres a répondu… que cela ne la concernait pas. L’épisode reste un exemple classique du mépris des puissances pour les États non européens.</w:t>
+            </w:r>
+          </w:p>
+        </w:tc>
+      </w:tr>
+    </w:tbl>
+    <w:p>
+      <w:pPr>
+        <w:spacing w:after="160"/>
+      </w:pPr>
     </w:p>
     <w:p>
       <w:pPr>
-        <w:spacing w:after="60" w:line="300"/>
+        <w:spacing w:after="80" w:line="300"/>
         <w:jc w:val="both"/>
       </w:pPr>
       <w:r>
         <w:rPr>
-          <w:b w:val="false"/>
-          <w:bCs w:val="false"/>
-          <w:i w:val="false"/>
-          <w:iCs w:val="false"/>
-          <w:color w:val="000000"/>
-          <w:sz w:val="24"/>
-          <w:szCs w:val="24"/>
-          <w:rFonts w:ascii="Times New Roman" w:cs="Times New Roman" w:eastAsia="Times New Roman" w:hAnsi="Times New Roman"/>
-        </w:rPr>
-        <w:t xml:space="preserve">1. Citer les trois moteurs de la colonisation : économique, démographique, politique.</w:t>
+          <w:b/>
+          <w:bCs/>
+          <w:i w:val="false"/>
+          <w:iCs w:val="false"/>
+          <w:color w:val="2E7D32"/>
+          <w:sz w:val="26"/>
+          <w:szCs w:val="26"/>
+          <w:rFonts w:ascii="Times New Roman" w:cs="Times New Roman" w:eastAsia="Times New Roman" w:hAnsi="Times New Roman"/>
+        </w:rPr>
+        <w:t xml:space="preserve">Petit lexique</w:t>
       </w:r>
     </w:p>
+    <w:tbl>
+      <w:tblPr>
+        <w:tblW w:type="dxa" w:w="9600"/>
+        <w:tblBorders>
+          <w:top w:val="single" w:color="808080" w:sz="4"/>
+          <w:left w:val="single" w:color="808080" w:sz="4"/>
+          <w:bottom w:val="single" w:color="808080" w:sz="4"/>
+          <w:right w:val="single" w:color="808080" w:sz="4"/>
+          <w:insideH w:val="single" w:color="B0B0B0" w:sz="4"/>
+          <w:insideV w:val="single" w:color="B0B0B0" w:sz="4"/>
+        </w:tblBorders>
+        <w:tblLayout w:type="fixed"/>
+      </w:tblPr>
+      <w:tblGrid>
+        <w:gridCol w:w="2800"/>
+        <w:gridCol w:w="6800"/>
+      </w:tblGrid>
+      <w:tr>
+        <w:tc>
+          <w:tcPr>
+            <w:shd w:fill="E7E6E6" w:val="clear"/>
+            <w:tcMar>
+              <w:top w:type="dxa" w:w="80"/>
+              <w:left w:type="dxa" w:w="80"/>
+              <w:bottom w:type="dxa" w:w="80"/>
+              <w:right w:type="dxa" w:w="80"/>
+            </w:tcMar>
+          </w:tcPr>
+          <w:p>
+            <w:pPr>
+              <w:spacing w:after="40"/>
+              <w:jc w:val="left"/>
+            </w:pPr>
+            <w:r>
+              <w:rPr>
+                <w:b/>
+                <w:bCs/>
+                <w:i w:val="false"/>
+                <w:iCs w:val="false"/>
+                <w:color w:val="000000"/>
+                <w:sz w:val="20"/>
+                <w:szCs w:val="20"/>
+                <w:rFonts w:ascii="Times New Roman" w:cs="Times New Roman" w:eastAsia="Times New Roman" w:hAnsi="Times New Roman"/>
+              </w:rPr>
+              <w:t xml:space="preserve">Mot</w:t>
+            </w:r>
+          </w:p>
+        </w:tc>
+        <w:tc>
+          <w:tcPr>
+            <w:shd w:fill="E7E6E6" w:val="clear"/>
+            <w:tcMar>
+              <w:top w:type="dxa" w:w="80"/>
+              <w:left w:type="dxa" w:w="80"/>
+              <w:bottom w:type="dxa" w:w="80"/>
+              <w:right w:type="dxa" w:w="80"/>
+            </w:tcMar>
+          </w:tcPr>
+          <w:p>
+            <w:pPr>
+              <w:spacing w:after="40"/>
+              <w:jc w:val="left"/>
+            </w:pPr>
+            <w:r>
+              <w:rPr>
+                <w:b/>
+                <w:bCs/>
+                <w:i w:val="false"/>
+                <w:iCs w:val="false"/>
+                <w:color w:val="000000"/>
+                <w:sz w:val="20"/>
+                <w:szCs w:val="20"/>
+                <w:rFonts w:ascii="Times New Roman" w:cs="Times New Roman" w:eastAsia="Times New Roman" w:hAnsi="Times New Roman"/>
+              </w:rPr>
+              <w:t xml:space="preserve">Sens</w:t>
+            </w:r>
+          </w:p>
+        </w:tc>
+      </w:tr>
+      <w:tr>
+        <w:tc>
+          <w:tcPr>
+            <w:tcMar>
+              <w:top w:type="dxa" w:w="80"/>
+              <w:left w:type="dxa" w:w="80"/>
+              <w:bottom w:type="dxa" w:w="80"/>
+              <w:right w:type="dxa" w:w="80"/>
+            </w:tcMar>
+          </w:tcPr>
+          <w:p>
+            <w:pPr>
+              <w:spacing w:after="40"/>
+              <w:jc w:val="left"/>
+            </w:pPr>
+            <w:r>
+              <w:rPr>
+                <w:b/>
+                <w:bCs/>
+                <w:i w:val="false"/>
+                <w:iCs w:val="false"/>
+                <w:color w:val="000000"/>
+                <w:sz w:val="20"/>
+                <w:szCs w:val="20"/>
+                <w:rFonts w:ascii="Times New Roman" w:cs="Times New Roman" w:eastAsia="Times New Roman" w:hAnsi="Times New Roman"/>
+              </w:rPr>
+              <w:t xml:space="preserve">Empire colonial</w:t>
+            </w:r>
+          </w:p>
+        </w:tc>
+        <w:tc>
+          <w:tcPr>
+            <w:tcMar>
+              <w:top w:type="dxa" w:w="80"/>
+              <w:left w:type="dxa" w:w="80"/>
+              <w:bottom w:type="dxa" w:w="80"/>
+              <w:right w:type="dxa" w:w="80"/>
+            </w:tcMar>
+          </w:tcPr>
+          <w:p>
+            <w:pPr>
+              <w:spacing w:after="40"/>
+              <w:jc w:val="left"/>
+            </w:pPr>
+            <w:r>
+              <w:rPr>
+                <w:b w:val="false"/>
+                <w:bCs w:val="false"/>
+                <w:i w:val="false"/>
+                <w:iCs w:val="false"/>
+                <w:color w:val="000000"/>
+                <w:sz w:val="20"/>
+                <w:szCs w:val="20"/>
+                <w:rFonts w:ascii="Times New Roman" w:cs="Times New Roman" w:eastAsia="Times New Roman" w:hAnsi="Times New Roman"/>
+              </w:rPr>
+              <w:t xml:space="preserve">ensemble des territoires dominés par une puissance</w:t>
+            </w:r>
+          </w:p>
+        </w:tc>
+      </w:tr>
+      <w:tr>
+        <w:tc>
+          <w:tcPr>
+            <w:tcMar>
+              <w:top w:type="dxa" w:w="80"/>
+              <w:left w:type="dxa" w:w="80"/>
+              <w:bottom w:type="dxa" w:w="80"/>
+              <w:right w:type="dxa" w:w="80"/>
+            </w:tcMar>
+          </w:tcPr>
+          <w:p>
+            <w:pPr>
+              <w:spacing w:after="40"/>
+              <w:jc w:val="left"/>
+            </w:pPr>
+            <w:r>
+              <w:rPr>
+                <w:b/>
+                <w:bCs/>
+                <w:i w:val="false"/>
+                <w:iCs w:val="false"/>
+                <w:color w:val="000000"/>
+                <w:sz w:val="20"/>
+                <w:szCs w:val="20"/>
+                <w:rFonts w:ascii="Times New Roman" w:cs="Times New Roman" w:eastAsia="Times New Roman" w:hAnsi="Times New Roman"/>
+              </w:rPr>
+              <w:t xml:space="preserve">Occupation effective</w:t>
+            </w:r>
+          </w:p>
+        </w:tc>
+        <w:tc>
+          <w:tcPr>
+            <w:tcMar>
+              <w:top w:type="dxa" w:w="80"/>
+              <w:left w:type="dxa" w:w="80"/>
+              <w:bottom w:type="dxa" w:w="80"/>
+              <w:right w:type="dxa" w:w="80"/>
+            </w:tcMar>
+          </w:tcPr>
+          <w:p>
+            <w:pPr>
+              <w:spacing w:after="40"/>
+              <w:jc w:val="left"/>
+            </w:pPr>
+            <w:r>
+              <w:rPr>
+                <w:b w:val="false"/>
+                <w:bCs w:val="false"/>
+                <w:i w:val="false"/>
+                <w:iCs w:val="false"/>
+                <w:color w:val="000000"/>
+                <w:sz w:val="20"/>
+                <w:szCs w:val="20"/>
+                <w:rFonts w:ascii="Times New Roman" w:cs="Times New Roman" w:eastAsia="Times New Roman" w:hAnsi="Times New Roman"/>
+              </w:rPr>
+              <w:t xml:space="preserve">règle de Berlin : occuper réellement pour revendiquer</w:t>
+            </w:r>
+          </w:p>
+        </w:tc>
+      </w:tr>
+      <w:tr>
+        <w:tc>
+          <w:tcPr>
+            <w:tcMar>
+              <w:top w:type="dxa" w:w="80"/>
+              <w:left w:type="dxa" w:w="80"/>
+              <w:bottom w:type="dxa" w:w="80"/>
+              <w:right w:type="dxa" w:w="80"/>
+            </w:tcMar>
+          </w:tcPr>
+          <w:p>
+            <w:pPr>
+              <w:spacing w:after="40"/>
+              <w:jc w:val="left"/>
+            </w:pPr>
+            <w:r>
+              <w:rPr>
+                <w:b/>
+                <w:bCs/>
+                <w:i w:val="false"/>
+                <w:iCs w:val="false"/>
+                <w:color w:val="000000"/>
+                <w:sz w:val="20"/>
+                <w:szCs w:val="20"/>
+                <w:rFonts w:ascii="Times New Roman" w:cs="Times New Roman" w:eastAsia="Times New Roman" w:hAnsi="Times New Roman"/>
+              </w:rPr>
+              <w:t xml:space="preserve">Protectorat</w:t>
+            </w:r>
+          </w:p>
+        </w:tc>
+        <w:tc>
+          <w:tcPr>
+            <w:tcMar>
+              <w:top w:type="dxa" w:w="80"/>
+              <w:left w:type="dxa" w:w="80"/>
+              <w:bottom w:type="dxa" w:w="80"/>
+              <w:right w:type="dxa" w:w="80"/>
+            </w:tcMar>
+          </w:tcPr>
+          <w:p>
+            <w:pPr>
+              <w:spacing w:after="40"/>
+              <w:jc w:val="left"/>
+            </w:pPr>
+            <w:r>
+              <w:rPr>
+                <w:b w:val="false"/>
+                <w:bCs w:val="false"/>
+                <w:i w:val="false"/>
+                <w:iCs w:val="false"/>
+                <w:color w:val="000000"/>
+                <w:sz w:val="20"/>
+                <w:szCs w:val="20"/>
+                <w:rFonts w:ascii="Times New Roman" w:cs="Times New Roman" w:eastAsia="Times New Roman" w:hAnsi="Times New Roman"/>
+              </w:rPr>
+              <w:t xml:space="preserve">domination indirecte : l’État garde un souverain sous contrôle</w:t>
+            </w:r>
+          </w:p>
+        </w:tc>
+      </w:tr>
+      <w:tr>
+        <w:tc>
+          <w:tcPr>
+            <w:tcMar>
+              <w:top w:type="dxa" w:w="80"/>
+              <w:left w:type="dxa" w:w="80"/>
+              <w:bottom w:type="dxa" w:w="80"/>
+              <w:right w:type="dxa" w:w="80"/>
+            </w:tcMar>
+          </w:tcPr>
+          <w:p>
+            <w:pPr>
+              <w:spacing w:after="40"/>
+              <w:jc w:val="left"/>
+            </w:pPr>
+            <w:r>
+              <w:rPr>
+                <w:b/>
+                <w:bCs/>
+                <w:i w:val="false"/>
+                <w:iCs w:val="false"/>
+                <w:color w:val="000000"/>
+                <w:sz w:val="20"/>
+                <w:szCs w:val="20"/>
+                <w:rFonts w:ascii="Times New Roman" w:cs="Times New Roman" w:eastAsia="Times New Roman" w:hAnsi="Times New Roman"/>
+              </w:rPr>
+              <w:t xml:space="preserve">Convention</w:t>
+            </w:r>
+          </w:p>
+        </w:tc>
+        <w:tc>
+          <w:tcPr>
+            <w:tcMar>
+              <w:top w:type="dxa" w:w="80"/>
+              <w:left w:type="dxa" w:w="80"/>
+              <w:bottom w:type="dxa" w:w="80"/>
+              <w:right w:type="dxa" w:w="80"/>
+            </w:tcMar>
+          </w:tcPr>
+          <w:p>
+            <w:pPr>
+              <w:spacing w:after="40"/>
+              <w:jc w:val="left"/>
+            </w:pPr>
+            <w:r>
+              <w:rPr>
+                <w:b w:val="false"/>
+                <w:bCs w:val="false"/>
+                <w:i w:val="false"/>
+                <w:iCs w:val="false"/>
+                <w:color w:val="000000"/>
+                <w:sz w:val="20"/>
+                <w:szCs w:val="20"/>
+                <w:rFonts w:ascii="Times New Roman" w:cs="Times New Roman" w:eastAsia="Times New Roman" w:hAnsi="Times New Roman"/>
+              </w:rPr>
+              <w:t xml:space="preserve">accord diplomatique entre puissances</w:t>
+            </w:r>
+          </w:p>
+        </w:tc>
+      </w:tr>
+    </w:tbl>
     <w:p>
       <w:pPr>
-        <w:spacing w:after="60" w:line="300"/>
-        <w:jc w:val="both"/>
+        <w:spacing w:after="120"/>
       </w:pPr>
-      <w:r>
-        <w:rPr>
-          <w:b w:val="false"/>
-          <w:bCs w:val="false"/>
-          <w:i w:val="false"/>
-          <w:iCs w:val="false"/>
-          <w:color w:val="000000"/>
-          <w:sz w:val="24"/>
-          <w:szCs w:val="24"/>
-          <w:rFonts w:ascii="Times New Roman" w:cs="Times New Roman" w:eastAsia="Times New Roman" w:hAnsi="Times New Roman"/>
-        </w:rPr>
-        <w:t xml:space="preserve">2. Dater et définir Berlin 1885 : règles du partage, occupation effective.</w:t>
-      </w:r>
-    </w:p>
-    <w:p>
-      <w:pPr>
-        <w:spacing w:after="60" w:line="300"/>
-        <w:jc w:val="both"/>
-      </w:pPr>
-      <w:r>
-        <w:rPr>
-          <w:b w:val="false"/>
-          <w:bCs w:val="false"/>
-          <w:i w:val="false"/>
-          <w:iCs w:val="false"/>
-          <w:color w:val="000000"/>
-          <w:sz w:val="24"/>
-          <w:szCs w:val="24"/>
-          <w:rFonts w:ascii="Times New Roman" w:cs="Times New Roman" w:eastAsia="Times New Roman" w:hAnsi="Times New Roman"/>
-        </w:rPr>
-        <w:t xml:space="preserve">3. Expliquer la convention de Zanzibar et sa conséquence pour Madagascar.</w:t>
-      </w:r>
-    </w:p>
-    <w:p>
-      <w:pPr>
-        <w:spacing w:after="110" w:line="300"/>
-        <w:jc w:val="both"/>
-      </w:pPr>
-      <w:r>
-        <w:rPr>
-          <w:b/>
-          <w:bCs/>
-          <w:i w:val="false"/>
-          <w:iCs w:val="false"/>
-          <w:color w:val="1F4E79"/>
-          <w:sz w:val="24"/>
-          <w:szCs w:val="24"/>
-          <w:rFonts w:ascii="Times New Roman" w:cs="Times New Roman" w:eastAsia="Times New Roman" w:hAnsi="Times New Roman"/>
-        </w:rPr>
-        <w:t xml:space="preserve">Exemple — </w:t>
-      </w:r>
-      <w:r>
-        <w:rPr>
-          <w:b w:val="false"/>
-          <w:bCs w:val="false"/>
-          <w:i w:val="false"/>
-          <w:iCs w:val="false"/>
-          <w:color w:val="000000"/>
-          <w:sz w:val="24"/>
-          <w:szCs w:val="24"/>
-          <w:rFonts w:ascii="Times New Roman" w:cs="Times New Roman" w:eastAsia="Times New Roman" w:hAnsi="Times New Roman"/>
-        </w:rPr>
-        <w:t xml:space="preserve">La logique du troc colonial : Londres tenait à Zanzibar, porte du commerce d’Afrique orientale ; Paris tenait à Madagascar. Chacun reconnaît la zone de l’autre — et deux peuples changent de destin par un simple échange de notes diplomatiques.</w:t>
-      </w:r>
-    </w:p>
-    <w:p>
-      <w:pPr>
-        <w:spacing w:after="110" w:line="300"/>
-        <w:jc w:val="both"/>
-      </w:pPr>
-      <w:r>
-        <w:rPr>
-          <w:b/>
-          <w:bCs/>
-          <w:i w:val="false"/>
-          <w:iCs w:val="false"/>
-          <w:color w:val="B25000"/>
-          <w:sz w:val="24"/>
-          <w:szCs w:val="24"/>
-          <w:rFonts w:ascii="Times New Roman" w:cs="Times New Roman" w:eastAsia="Times New Roman" w:hAnsi="Times New Roman"/>
-        </w:rPr>
-        <w:t xml:space="preserve">Erreur à éviter — </w:t>
-      </w:r>
-      <w:r>
-        <w:rPr>
-          <w:b w:val="false"/>
-          <w:bCs w:val="false"/>
-          <w:i w:val="false"/>
-          <w:iCs w:val="false"/>
-          <w:color w:val="000000"/>
-          <w:sz w:val="24"/>
-          <w:szCs w:val="24"/>
-          <w:rFonts w:ascii="Times New Roman" w:cs="Times New Roman" w:eastAsia="Times New Roman" w:hAnsi="Times New Roman"/>
-        </w:rPr>
-        <w:t xml:space="preserve">Croire que la conférence de Berlin a « distribué » l’Afrique séance tenante : elle a fixé les RÈGLES du partage (occupation effective, notification), pas les parts. La conquête s’est faite ensuite, sur le terrain, année après année — et souvent par la force.</w:t>
-      </w:r>
-    </w:p>
-    <w:p>
-      <w:pPr>
-        <w:shd w:fill="E3F2FD" w:val="clear"/>
-        <w:spacing w:after="110" w:line="300"/>
-        <w:jc w:val="both"/>
-      </w:pPr>
-      <w:r>
-        <w:rPr>
-          <w:b/>
-          <w:bCs/>
-          <w:i w:val="false"/>
-          <w:iCs w:val="false"/>
-          <w:color w:val="1565C0"/>
-          <w:sz w:val="24"/>
-          <w:szCs w:val="24"/>
-          <w:rFonts w:ascii="Times New Roman" w:cs="Times New Roman" w:eastAsia="Times New Roman" w:hAnsi="Times New Roman"/>
-        </w:rPr>
-        <w:t xml:space="preserve">Le savais-tu ? </w:t>
-      </w:r>
-      <w:r>
-        <w:rPr>
-          <w:b w:val="false"/>
-          <w:bCs w:val="false"/>
-          <w:i w:val="false"/>
-          <w:iCs w:val="false"/>
-          <w:color w:val="000000"/>
-          <w:sz w:val="24"/>
-          <w:szCs w:val="24"/>
-          <w:rFonts w:ascii="Times New Roman" w:cs="Times New Roman" w:eastAsia="Times New Roman" w:hAnsi="Times New Roman"/>
-        </w:rPr>
-        <w:t xml:space="preserve">En 1890, le Royaume de Madagascar avait pourtant des traités avec le Royaume-Uni et même des consuls à Londres ! Mais la realpolitik l’a emporté : la convention de Zanzibar a été signée sans que la reine Ranavalona III en soit même informée officiellement. Quand son gouvernement a protesté, Londres a répondu… que cela ne la concernait pas. L’épisode reste un exemple classique du mépris des puissances pour les États non européens.</w:t>
-      </w:r>
     </w:p>
     <w:p>
       <w:pPr>

--- a/manuel-histoire-t8/Manuel_Histoire_T8_UNITE3.docx
+++ b/manuel-histoire-t8/Manuel_Histoire_T8_UNITE3.docx
@@ -3229,7 +3229,7 @@
           <w:szCs w:val="24"/>
           <w:rFonts w:ascii="Times New Roman" w:cs="Times New Roman" w:eastAsia="Times New Roman" w:hAnsi="Times New Roman"/>
         </w:rPr>
-        <w:t xml:space="preserve">Une exception intrigue les penseurs : l’Angleterre, où depuis la fin du XVIIᵉ siècle le roi partage le pouvoir avec un Parlement qui vote les lois et l’impôt — c’est le </w:t>
+        <w:t xml:space="preserve">Une exception intrigue les penseurs : l’Angleterre, où depuis la fin du XVIIᵉ siècle le roi partage le pouvoir avec un Parlement qui vote les lois et l’impôt ; ce Parlement compte deux chambres — la Chambre des lords, héréditaire, et la Chambre des communes, élue — : c’est le </w:t>
       </w:r>
       <w:r>
         <w:rPr>
@@ -9854,7 +9854,7 @@
                 <w:szCs w:val="20"/>
                 <w:rFonts w:ascii="Times New Roman" w:cs="Times New Roman" w:eastAsia="Times New Roman" w:hAnsi="Times New Roman"/>
               </w:rPr>
-              <w:t xml:space="preserve">Donc, 14 juillet 1789 : prise de la Bastille ; Assemblée constituante ; abolition des privilèges = fin de l’Ancien Régime ; Déclaration des droits de l’Homme et du citoyen ; République en 1792 (débuts 1792-1796). États-Unis : 13 colonies → guerre d’indépendance → première nation née des Lumières.</w:t>
+              <w:t xml:space="preserve">Donc, 14 juillet 1789 : prise de la Bastille ; Assemblée constituante ; abolition des privilèges = fin de l’Ancien Régime ; Déclaration des droits de l’Homme et du citoyen ; République en 1792 (débuts 1792-1796) ; coup d’État de Bonaparte en 1799, Empire de 1804 à 1815 — mais les acquis de 1789 demeurent. États-Unis : 13 colonies → guerre d’indépendance → première nation née des Lumières.</w:t>
             </w:r>
           </w:p>
         </w:tc>
@@ -10452,7 +10452,7 @@
           <w:szCs w:val="24"/>
           <w:rFonts w:ascii="Times New Roman" w:cs="Times New Roman" w:eastAsia="Times New Roman" w:hAnsi="Times New Roman"/>
         </w:rPr>
-        <w:t xml:space="preserve">Tout s’enchaîne vite en France :</w:t>
+        <w:t xml:space="preserve">Trois crises se conjuguent alors en France : une crise économique (les mauvaises récoltes), une crise sociale (le pain cher, le chômage) et une crise politique (une monarchie à bout de souffle et ruinée). Tout s’enchaîne vite :</w:t>
       </w:r>
     </w:p>
     <w:p>
@@ -10606,7 +10606,7 @@
           <w:szCs w:val="24"/>
           <w:rFonts w:ascii="Times New Roman" w:cs="Times New Roman" w:eastAsia="Times New Roman" w:hAnsi="Times New Roman"/>
         </w:rPr>
-        <w:t xml:space="preserve">• en août, l’Assemblée abolit les privilèges et les droits seigneuriaux : en une nuit, l’Ancien Régime s’effondre.</w:t>
+        <w:t xml:space="preserve">• dans la nuit du 4 août 1789, l’Assemblée abolit les privilèges et les droits seigneuriaux : en une nuit, l’Ancien Régime s’effondre.</w:t>
       </w:r>
     </w:p>
     <w:p>
@@ -10690,6 +10690,51 @@
           <w:rFonts w:ascii="Times New Roman" w:cs="Times New Roman" w:eastAsia="Times New Roman" w:hAnsi="Times New Roman"/>
         </w:rPr>
         <w:t xml:space="preserve">La monarchie survit trois ans, affaiblie ; en 1792, la République est proclamée — ses premières années (1792-1796) seront orageuses, entre guerres et luttes intérieures, mais l’essentiel est acquis : le pouvoir vient du peuple.</w:t>
+      </w:r>
+    </w:p>
+    <w:p>
+      <w:pPr>
+        <w:spacing w:after="100" w:line="300"/>
+        <w:jc w:val="both"/>
+      </w:pPr>
+      <w:r>
+        <w:rPr>
+          <w:b w:val="false"/>
+          <w:bCs w:val="false"/>
+          <w:i w:val="false"/>
+          <w:iCs w:val="false"/>
+          <w:color w:val="000000"/>
+          <w:sz w:val="24"/>
+          <w:szCs w:val="24"/>
+          <w:rFonts w:ascii="Times New Roman" w:cs="Times New Roman" w:eastAsia="Times New Roman" w:hAnsi="Times New Roman"/>
+        </w:rPr>
+        <w:t xml:space="preserve">La Révolution s’achève en 1799, quand un jeune général, </w:t>
+      </w:r>
+      <w:r>
+        <w:rPr>
+          <w:b/>
+          <w:bCs/>
+          <w:i w:val="false"/>
+          <w:iCs w:val="false"/>
+          <w:color w:val="1F4E79"/>
+          <w:sz w:val="24"/>
+          <w:szCs w:val="24"/>
+          <w:rFonts w:ascii="Times New Roman" w:cs="Times New Roman" w:eastAsia="Times New Roman" w:hAnsi="Times New Roman"/>
+        </w:rPr>
+        <w:t xml:space="preserve">Napoléon Bonaparte</w:t>
+      </w:r>
+      <w:r>
+        <w:rPr>
+          <w:b w:val="false"/>
+          <w:bCs w:val="false"/>
+          <w:i w:val="false"/>
+          <w:iCs w:val="false"/>
+          <w:color w:val="000000"/>
+          <w:sz w:val="24"/>
+          <w:szCs w:val="24"/>
+          <w:rFonts w:ascii="Times New Roman" w:cs="Times New Roman" w:eastAsia="Times New Roman" w:hAnsi="Times New Roman"/>
+        </w:rPr>
+        <w:t xml:space="preserve">, prend le pouvoir par un coup d’État ; sacré empereur en 1804, il domine l’Europe jusqu’à sa chute en 1815. Mais ni lui ni les rois revenus après lui n’effaceront les acquis de 1789 : l’égalité devant la loi et la souveraineté de la nation sont là pour rester.</w:t>
       </w:r>
     </w:p>
     <w:p>
